--- a/downloads/teacher/ai-1-week-22.docx
+++ b/downloads/teacher/ai-1-week-22.docx
@@ -3036,6 +3036,396 @@
         <w:t>Create a sorter coverage table crossing important classroom conditions, then state which groups each test actually represents.</w:t>
       </w:r>
     </w:p>
+    <w:p>
+      <w:pPr>
+        <w:pStyle w:val="Heading1"/>
+      </w:pPr>
+      <w:r>
+        <w:t>07. Prepare, teach and assess</w:t>
+      </w:r>
+    </w:p>
+    <w:p>
+      <w:r>
+        <w:t>Teaching target: Name the target collection, selection list and cases actually assessed</w:t>
+      </w:r>
+    </w:p>
+    <w:p>
+      <w:r>
+        <w:t>Prepare the labelled worked-case picture, the matching workbook, fictional input cards and a place for individual responses. No paid AI account is required for the paper reasoning activities.</w:t>
+      </w:r>
+    </w:p>
+    <w:tbl>
+      <w:tblPr>
+        <w:tblStyle w:val="LightShading-Accent1"/>
+        <w:tblW w:type="auto" w:w="0"/>
+        <w:tblLook w:firstColumn="1" w:firstRow="1" w:lastColumn="0" w:lastRow="0" w:noHBand="0" w:noVBand="1" w:val="04A0"/>
+      </w:tblPr>
+      <w:tblGrid>
+        <w:gridCol w:w="3408"/>
+        <w:gridCol w:w="3408"/>
+        <w:gridCol w:w="3408"/>
+      </w:tblGrid>
+      <w:tr>
+        <w:trPr>
+          <w:tblHeader/>
+        </w:trPr>
+        <w:tc>
+          <w:tcPr>
+            <w:tcW w:type="dxa" w:w="3408"/>
+          </w:tcPr>
+          <w:p>
+            <w:r>
+              <w:t>Session</w:t>
+            </w:r>
+          </w:p>
+        </w:tc>
+        <w:tc>
+          <w:tcPr>
+            <w:tcW w:type="dxa" w:w="3408"/>
+          </w:tcPr>
+          <w:p>
+            <w:r>
+              <w:t>Plan</w:t>
+            </w:r>
+          </w:p>
+        </w:tc>
+        <w:tc>
+          <w:tcPr>
+            <w:tcW w:type="dxa" w:w="3408"/>
+          </w:tcPr>
+          <w:p>
+            <w:r>
+              <w:t>Resources</w:t>
+            </w:r>
+          </w:p>
+        </w:tc>
+      </w:tr>
+      <w:tr>
+        <w:tc>
+          <w:tcPr>
+            <w:tcW w:type="dxa" w:w="3408"/>
+          </w:tcPr>
+          <w:p>
+            <w:r>
+              <w:t>Session 1 · Understand · 45 min</w:t>
+            </w:r>
+          </w:p>
+        </w:tc>
+        <w:tc>
+          <w:tcPr>
+            <w:tcW w:type="dxa" w:w="3408"/>
+          </w:tcPr>
+          <w:p>
+            <w:r>
+              <w:t>0–7: recall and prerequisite; 7–15: inspect the concrete case and predict; 15–30: teacher models the worked trace; 30–40: learners explain a step using the text and visual; 40–45: check the core idea.</w:t>
+            </w:r>
+          </w:p>
+        </w:tc>
+        <w:tc>
+          <w:tcPr>
+            <w:tcW w:type="dxa" w:w="3408"/>
+          </w:tcPr>
+          <w:p>
+            <w:r>
+              <w:t>Sections 1–6; record the brief recall in the workbook.</w:t>
+            </w:r>
+          </w:p>
+        </w:tc>
+      </w:tr>
+      <w:tr>
+        <w:tc>
+          <w:tcPr>
+            <w:tcW w:type="dxa" w:w="3408"/>
+          </w:tcPr>
+          <w:p>
+            <w:r>
+              <w:t>Session 2 · Practise · 45 min</w:t>
+            </w:r>
+          </w:p>
+        </w:tc>
+        <w:tc>
+          <w:tcPr>
+            <w:tcW w:type="dxa" w:w="3408"/>
+          </w:tcPr>
+          <w:p>
+            <w:r>
+              <w:t>0–5: retrieve the procedure; 5–15: W2 completion practice; 15–23: explain and check with a partner; 23–30: each learner answers the misconception check; 30–40: targeted reteaching or a harder variation; 40–45: prepare the investigation.</w:t>
+            </w:r>
+          </w:p>
+        </w:tc>
+        <w:tc>
+          <w:tcPr>
+            <w:tcW w:type="dxa" w:w="3408"/>
+          </w:tcPr>
+          <w:p>
+            <w:r>
+              <w:t>Sections 7–10; use the matching workbook W2 and misconception check.</w:t>
+            </w:r>
+          </w:p>
+        </w:tc>
+      </w:tr>
+      <w:tr>
+        <w:tc>
+          <w:tcPr>
+            <w:tcW w:type="dxa" w:w="3408"/>
+          </w:tcPr>
+          <w:p>
+            <w:r>
+              <w:t>Session 3 · Investigate and transfer · 45 min</w:t>
+            </w:r>
+          </w:p>
+        </w:tc>
+        <w:tc>
+          <w:tcPr>
+            <w:tcW w:type="dxa" w:w="3408"/>
+          </w:tcPr>
+          <w:p>
+            <w:r>
+              <w:t>0–5: retrieve the decision rule; 5–20: investigate or trace; 20–30: start the independent case; 30–38: connect the project; 38–43: act on feedback; 43–45: plan the return check.</w:t>
+            </w:r>
+          </w:p>
+        </w:tc>
+        <w:tc>
+          <w:tcPr>
+            <w:tcW w:type="dxa" w:w="3408"/>
+          </w:tcPr>
+          <w:p>
+            <w:r>
+              <w:t>Sections 9 and 11–14. Give extra time to finish the full task set; use Section 15 when the week includes a coding lab.</w:t>
+            </w:r>
+          </w:p>
+        </w:tc>
+      </w:tr>
+    </w:tbl>
+    <w:p>
+      <w:r>
+        <w:t>Before class, solve the supported practice: Each of the six original sampled cards is photographed twice. State the number of image files and distinct cards. Has this covered a new shape or lighting condition? Explain why the counts need different labels.</w:t>
+      </w:r>
+    </w:p>
+    <w:p>
+      <w:r>
+        <w:t>Reasoned practice answer: There are 12 image files but still 6 distinct cards, all bright circles. No new shape or lighting condition has been covered. Multiple records of the same cases are not 12 distinct sampled cards and do not resolve the missing conditions.</w:t>
+      </w:r>
+    </w:p>
+    <w:p>
+      <w:r>
+        <w:t>Check every learner before discussion: Use the worked case for Sampling and coverage. Proposed explanation: “More records always remove bias”. Decide whether this explanation is supported. Point to the step or supplied fact that decides; explain your repair if needed.</w:t>
+      </w:r>
+    </w:p>
+    <w:p>
+      <w:r>
+        <w:t>Misconception repair: A restricted source can keep excluding the same conditions as its record count grows.</w:t>
+      </w:r>
+    </w:p>
+    <w:p>
+      <w:r>
+        <w:t>Support: read the exact case aloud, enlarge the labelled picture, supply input cards and model only the first deciding step. Accept a spoken explanation or drawing; retain the reasoning goal.</w:t>
+      </w:r>
+    </w:p>
+    <w:p>
+      <w:r>
+        <w:t>Extension: Add eight more bright plain cards and no dim cards. Require a prediction and a reason before comparing. Expected result: The sample becomes larger but still has no dim coverage. Reason: The missing lighting condition remains untested.</w:t>
+      </w:r>
+    </w:p>
+    <w:p>
+      <w:r>
+        <w:t>Independent assessment: withhold the reserved answer until the learner has attempted the new case. Record support separately from correctness.</w:t>
+      </w:r>
+    </w:p>
+    <w:tbl>
+      <w:tblPr>
+        <w:tblStyle w:val="LightShading-Accent1"/>
+        <w:tblW w:type="auto" w:w="0"/>
+        <w:tblLook w:firstColumn="1" w:firstRow="1" w:lastColumn="0" w:lastRow="0" w:noHBand="0" w:noVBand="1" w:val="04A0"/>
+      </w:tblPr>
+      <w:tblGrid>
+        <w:gridCol w:w="2556"/>
+        <w:gridCol w:w="2556"/>
+        <w:gridCol w:w="2556"/>
+        <w:gridCol w:w="2556"/>
+      </w:tblGrid>
+      <w:tr>
+        <w:trPr>
+          <w:tblHeader/>
+        </w:trPr>
+        <w:tc>
+          <w:tcPr>
+            <w:tcW w:type="dxa" w:w="2556"/>
+          </w:tcPr>
+          <w:p>
+            <w:r>
+              <w:t>Criterion</w:t>
+            </w:r>
+          </w:p>
+        </w:tc>
+        <w:tc>
+          <w:tcPr>
+            <w:tcW w:type="dxa" w:w="2556"/>
+          </w:tcPr>
+          <w:p>
+            <w:r>
+              <w:t>Not yet</w:t>
+            </w:r>
+          </w:p>
+        </w:tc>
+        <w:tc>
+          <w:tcPr>
+            <w:tcW w:type="dxa" w:w="2556"/>
+          </w:tcPr>
+          <w:p>
+            <w:r>
+              <w:t>With support</w:t>
+            </w:r>
+          </w:p>
+        </w:tc>
+        <w:tc>
+          <w:tcPr>
+            <w:tcW w:type="dxa" w:w="2556"/>
+          </w:tcPr>
+          <w:p>
+            <w:r>
+              <w:t>Independent</w:t>
+            </w:r>
+          </w:p>
+        </w:tc>
+      </w:tr>
+      <w:tr>
+        <w:tc>
+          <w:tcPr>
+            <w:tcW w:type="dxa" w:w="2556"/>
+          </w:tcPr>
+          <w:p>
+            <w:r>
+              <w:t>Explanation</w:t>
+            </w:r>
+          </w:p>
+        </w:tc>
+        <w:tc>
+          <w:tcPr>
+            <w:tcW w:type="dxa" w:w="2556"/>
+          </w:tcPr>
+          <w:p>
+            <w:r>
+              <w:t>Names an answer without a deciding fact</w:t>
+            </w:r>
+          </w:p>
+        </w:tc>
+        <w:tc>
+          <w:tcPr>
+            <w:tcW w:type="dxa" w:w="2556"/>
+          </w:tcPr>
+          <w:p>
+            <w:r>
+              <w:t>Uses a hint to link fact and decision</w:t>
+            </w:r>
+          </w:p>
+        </w:tc>
+        <w:tc>
+          <w:tcPr>
+            <w:tcW w:type="dxa" w:w="2556"/>
+          </w:tcPr>
+          <w:p>
+            <w:r>
+              <w:t>Explains the deciding fact in own words</w:t>
+            </w:r>
+          </w:p>
+        </w:tc>
+      </w:tr>
+      <w:tr>
+        <w:tc>
+          <w:tcPr>
+            <w:tcW w:type="dxa" w:w="2556"/>
+          </w:tcPr>
+          <w:p>
+            <w:r>
+              <w:t>Trace or test</w:t>
+            </w:r>
+          </w:p>
+        </w:tc>
+        <w:tc>
+          <w:tcPr>
+            <w:tcW w:type="dxa" w:w="2556"/>
+          </w:tcPr>
+          <w:p>
+            <w:r>
+              <w:t>Cannot connect input and result</w:t>
+            </w:r>
+          </w:p>
+        </w:tc>
+        <w:tc>
+          <w:tcPr>
+            <w:tcW w:type="dxa" w:w="2556"/>
+          </w:tcPr>
+          <w:p>
+            <w:r>
+              <w:t>Completes steps with prompts</w:t>
+            </w:r>
+          </w:p>
+        </w:tc>
+        <w:tc>
+          <w:tcPr>
+            <w:tcW w:type="dxa" w:w="2556"/>
+          </w:tcPr>
+          <w:p>
+            <w:r>
+              <w:t>Traces or tests a changed case accurately</w:t>
+            </w:r>
+          </w:p>
+        </w:tc>
+      </w:tr>
+      <w:tr>
+        <w:tc>
+          <w:tcPr>
+            <w:tcW w:type="dxa" w:w="2556"/>
+          </w:tcPr>
+          <w:p>
+            <w:r>
+              <w:t>Limits and revision</w:t>
+            </w:r>
+          </w:p>
+        </w:tc>
+        <w:tc>
+          <w:tcPr>
+            <w:tcW w:type="dxa" w:w="2556"/>
+          </w:tcPr>
+          <w:p>
+            <w:r>
+              <w:t>Claims more than evidence supports</w:t>
+            </w:r>
+          </w:p>
+        </w:tc>
+        <w:tc>
+          <w:tcPr>
+            <w:tcW w:type="dxa" w:w="2556"/>
+          </w:tcPr>
+          <w:p>
+            <w:r>
+              <w:t>Names a limit after a prompt</w:t>
+            </w:r>
+          </w:p>
+        </w:tc>
+        <w:tc>
+          <w:tcPr>
+            <w:tcW w:type="dxa" w:w="2556"/>
+          </w:tcPr>
+          <w:p>
+            <w:r>
+              <w:t>States a defensible limit and useful next test</w:t>
+            </w:r>
+          </w:p>
+        </w:tc>
+      </w:tr>
+    </w:tbl>
+    <w:p>
+      <w:r>
+        <w:t>Project checkpoint: Evaluate and revise. Compare with your starting method, explain errors and record a justified revision.</w:t>
+      </w:r>
+    </w:p>
+    <w:p>
+      <w:r>
+        <w:t>Use the weekly teacher answer for topic-specific reasoning. A saved progress tick is an activity record; judge mastery from the learner’s explanation and evidence.</w:t>
+      </w:r>
+    </w:p>
     <w:sectPr>
       <w:pgSz w:w="12240" w:h="15840"/>
       <w:pgMar w:top="936" w:right="1008" w:bottom="936" w:left="1008" w:header="720" w:footer="720" w:gutter="0"/>

--- a/downloads/teacher/ai-1-week-22.docx
+++ b/downloads/teacher/ai-1-week-22.docx
@@ -3426,6 +3426,39 @@
         <w:t>Use the weekly teacher answer for topic-specific reasoning. A saved progress tick is an activity record; judge mastery from the learner’s explanation and evidence.</w:t>
       </w:r>
     </w:p>
+    <w:p>
+      <w:pPr>
+        <w:pStyle w:val="Heading1"/>
+      </w:pPr>
+      <w:r>
+        <w:t>08. Use feedback, labs and repair paths</w:t>
+      </w:r>
+    </w:p>
+    <w:p>
+      <w:r>
+        <w:t>Use the two formative questions as supported practice, not as independent mastery scores. Discuss the deciding evidence rather than accepting a guessed selection.</w:t>
+      </w:r>
+    </w:p>
+    <w:p>
+      <w:r>
+        <w:t>The feedback comes from the reviewed public worked case. Do not reveal the separately reserved independent teacher answer until the learner has attempted that case.</w:t>
+      </w:r>
+    </w:p>
+    <w:p>
+      <w:r>
+        <w:t>Ask students to predict before running code. Preserve errors and actual outputs; collect a changed test and an explanation. The branch-boundary and indexing lessons deliberately include failure cases.</w:t>
+      </w:r>
+    </w:p>
+    <w:p>
+      <w:r>
+        <w:t>Use the earlier worked-explanation links to address a specific missing building block, then return to the current question. Adapt this suggestion after observing the learner; it is not an automatic diagnosis.</w:t>
+      </w:r>
+    </w:p>
+    <w:p>
+      <w:r>
+        <w:t>Collect the completed-work portfolio as evidence. Record support separately from correctness, and assess explanation, trace/test and limitations. Progress ticks and quiz selections alone do not establish mastery.</w:t>
+      </w:r>
+    </w:p>
     <w:sectPr>
       <w:pgSz w:w="12240" w:h="15840"/>
       <w:pgMar w:top="936" w:right="1008" w:bottom="936" w:left="1008" w:header="720" w:footer="720" w:gutter="0"/>

--- a/downloads/teacher/ai-1-week-22.docx
+++ b/downloads/teacher/ai-1-week-22.docx
@@ -29,6 +29,11 @@
       </w:r>
     </w:p>
     <w:p>
+      <w:r>
+        <w:t>Prepare Missing and Unbalanced Examples: check the target, prerequisites, resources and adaptable teaching schedule.</w:t>
+      </w:r>
+    </w:p>
+    <w:p>
       <w:pPr>
         <w:pStyle w:val="Heading3"/>
       </w:pPr>
@@ -37,7 +42,13 @@
       </w:r>
     </w:p>
     <w:p>
-      <w:r>
+      <w:pPr>
+        <w:spacing w:line="336" w:lineRule="auto" w:after="180"/>
+      </w:pPr>
+      <w:r>
+        <w:rPr>
+          <w:b w:val="0"/>
+        </w:rPr>
         <w:t>Primary target: Name the target collection, selection list and cases actually assessed</w:t>
       </w:r>
     </w:p>
@@ -185,8 +196,37 @@
       </w:tr>
     </w:tbl>
     <w:p>
-      <w:r>
-        <w:t>This is a starting allocation of 135 minutes, not a validated duration. Preserve all named topics. Schedule extra time for connected examples, the full investigation, independent cases and project building. Repeated copies of a case share one recorded attempt; they are not new evidence.</w:t>
+      <w:pPr>
+        <w:spacing w:line="336" w:lineRule="auto" w:after="180"/>
+      </w:pPr>
+      <w:r>
+        <w:rPr>
+          <w:b w:val="0"/>
+        </w:rPr>
+        <w:t>This is a starting allocation of 135 minutes, not a validated duration. Preserve all named topics. Schedule extra time for connected examples, the full investigation, independent cases and project building.</w:t>
+      </w:r>
+    </w:p>
+    <w:p>
+      <w:pPr>
+        <w:spacing w:line="336" w:lineRule="auto" w:after="180"/>
+      </w:pPr>
+      <w:r>
+        <w:rPr>
+          <w:b w:val="0"/>
+        </w:rPr>
+        <w:t xml:space="preserve">Repeated copies of a case share one recorded attempt; they are not new </w:t>
+      </w:r>
+      <w:r>
+        <w:rPr>
+          <w:b/>
+        </w:rPr>
+        <w:t>evidence</w:t>
+      </w:r>
+      <w:r>
+        <w:rPr>
+          <w:b w:val="0"/>
+        </w:rPr>
+        <w:t>.</w:t>
       </w:r>
     </w:p>
     <w:p>
@@ -206,18 +246,47 @@
       </w:r>
     </w:p>
     <w:p>
-      <w:r>
+      <w:pPr>
+        <w:spacing w:line="336" w:lineRule="auto" w:after="180"/>
+      </w:pPr>
+      <w:r>
+        <w:rPr>
+          <w:b w:val="0"/>
+        </w:rPr>
         <w:t>Without opening the old lesson, explain one key idea from Good Data, Bad Data. Give an example and a mistake that the idea helps you avoid.</w:t>
       </w:r>
     </w:p>
     <w:p>
-      <w:r>
+      <w:pPr>
+        <w:spacing w:line="336" w:lineRule="auto" w:after="180"/>
+      </w:pPr>
+      <w:r>
+        <w:rPr>
+          <w:b w:val="0"/>
+        </w:rPr>
         <w:t>Look for: Check records against a stated format, unit and meaning before using them</w:t>
       </w:r>
     </w:p>
     <w:p>
-      <w:r>
-        <w:t>Reference example, not the only acceptable wording: Height 60 fails the whole-number range 1 through 10. Travel blank is missing; its value cannot be inferred. Travel 0 is valid in the whole-number range 0 through 10 and can represent observed no travel. Zero is a measurement, not a replacement for a blank.</w:t>
+      <w:pPr>
+        <w:spacing w:line="336" w:lineRule="auto" w:after="180"/>
+      </w:pPr>
+      <w:r>
+        <w:rPr>
+          <w:b w:val="0"/>
+        </w:rPr>
+        <w:t>Reference example, not the only acceptable wording: Height 60 fails the whole-number range 1 through 10. Travel blank is missing; its value cannot be inferred.</w:t>
+      </w:r>
+    </w:p>
+    <w:p>
+      <w:pPr>
+        <w:spacing w:line="336" w:lineRule="auto" w:after="180"/>
+      </w:pPr>
+      <w:r>
+        <w:rPr>
+          <w:b w:val="0"/>
+        </w:rPr>
+        <w:t>Travel 0 is valid in the whole-number range 0 through 10 and can represent observed no travel. Zero is a measurement, not a replacement for a blank.</w:t>
       </w:r>
     </w:p>
     <w:p>
@@ -229,17 +298,35 @@
       </w:r>
     </w:p>
     <w:p>
-      <w:r>
+      <w:pPr>
+        <w:spacing w:line="336" w:lineRule="auto" w:after="180"/>
+      </w:pPr>
+      <w:r>
+        <w:rPr>
+          <w:b w:val="0"/>
+        </w:rPr>
         <w:t>Without opening the old lesson, explain one key idea from Similarity. Give an example and a mistake that the idea helps you avoid.</w:t>
       </w:r>
     </w:p>
     <w:p>
-      <w:r>
+      <w:pPr>
+        <w:spacing w:line="336" w:lineRule="auto" w:after="180"/>
+      </w:pPr>
+      <w:r>
+        <w:rPr>
+          <w:b w:val="0"/>
+        </w:rPr>
         <w:t>Look for: Calculate similarity using explicitly selected features and a stated scoring rule</w:t>
       </w:r>
     </w:p>
     <w:p>
-      <w:r>
+      <w:pPr>
+        <w:spacing w:line="336" w:lineRule="auto" w:after="180"/>
+      </w:pPr>
+      <w:r>
+        <w:rPr>
+          <w:b w:val="0"/>
+        </w:rPr>
         <w:t>Reference example, not the only acceptable wording: A: 1, 1, 0 gives 2. B: 0, 0, 1 gives 1. C: 1, 0, 0 gives 1. A is the only highest scoring candidate among A, B and C under equal weights.</w:t>
       </w:r>
     </w:p>
@@ -252,22 +339,63 @@
       </w:r>
     </w:p>
     <w:p>
-      <w:r>
+      <w:pPr>
+        <w:spacing w:line="336" w:lineRule="auto" w:after="180"/>
+      </w:pPr>
+      <w:r>
+        <w:rPr>
+          <w:b w:val="0"/>
+        </w:rPr>
         <w:t>Without opening the old lesson, explain one key idea from Boundaries and 'Not Sure'. Give an example and a mistake that the idea helps you avoid.</w:t>
       </w:r>
     </w:p>
     <w:p>
-      <w:r>
-        <w:t>Look for: Identify a specific source of uncertainty and explain how it affects a prediction</w:t>
-      </w:r>
-    </w:p>
-    <w:p>
-      <w:r>
-        <w:t>Reference example, not the only acceptable wording: The rule and two stated possibilities are known; the actual height is unresolved. At 5 predict short, at 6 predict tall. Inspect the original readable record or remeasure. Repeating a calculation supplies no new information about which height was recorded.</w:t>
-      </w:r>
-    </w:p>
-    <w:p>
-      <w:r>
+      <w:pPr>
+        <w:spacing w:line="336" w:lineRule="auto" w:after="180"/>
+      </w:pPr>
+      <w:r>
+        <w:rPr>
+          <w:b w:val="0"/>
+        </w:rPr>
+        <w:t xml:space="preserve">Look for: Identify a specific source of uncertainty and explain how it affects a </w:t>
+      </w:r>
+      <w:r>
+        <w:rPr>
+          <w:b/>
+        </w:rPr>
+        <w:t>prediction</w:t>
+      </w:r>
+    </w:p>
+    <w:p>
+      <w:pPr>
+        <w:spacing w:line="336" w:lineRule="auto" w:after="180"/>
+      </w:pPr>
+      <w:r>
+        <w:rPr>
+          <w:b w:val="0"/>
+        </w:rPr>
+        <w:t>Reference example, not the only acceptable wording: The rule and two stated possibilities are known; the actual height is unresolved. At 5 predict short, at 6 predict tall. Inspect the original readable record or remeasure.</w:t>
+      </w:r>
+    </w:p>
+    <w:p>
+      <w:pPr>
+        <w:spacing w:line="336" w:lineRule="auto" w:after="180"/>
+      </w:pPr>
+      <w:r>
+        <w:rPr>
+          <w:b w:val="0"/>
+        </w:rPr>
+        <w:t>Repeating a calculation supplies no new information about which height was recorded.</w:t>
+      </w:r>
+    </w:p>
+    <w:p>
+      <w:pPr>
+        <w:spacing w:line="336" w:lineRule="auto" w:after="180"/>
+      </w:pPr>
+      <w:r>
+        <w:rPr>
+          <w:b w:val="0"/>
+        </w:rPr>
         <w:t>Use the student module and workbook section with this exact week title. The worked case, independent question and answers below form one aligned lesson sequence.</w:t>
       </w:r>
     </w:p>
@@ -280,8 +408,26 @@
       </w:r>
     </w:p>
     <w:p>
-      <w:r>
-        <w:t>A training set has 18 daylight photos and two dark photos of one object. Copying the dark photos eight times balances the counts. Does it balance the variety? Design a better collection step.</w:t>
+      <w:pPr>
+        <w:spacing w:line="336" w:lineRule="auto" w:after="180"/>
+      </w:pPr>
+      <w:r>
+        <w:rPr>
+          <w:b w:val="0"/>
+        </w:rPr>
+        <w:t xml:space="preserve">A </w:t>
+      </w:r>
+      <w:r>
+        <w:rPr>
+          <w:b/>
+        </w:rPr>
+        <w:t>training</w:t>
+      </w:r>
+      <w:r>
+        <w:rPr>
+          <w:b w:val="0"/>
+        </w:rPr>
+        <w:t xml:space="preserve"> set has 18 daylight photos and two dark photos of one object. Copying the dark photos eight times balances the counts. Does it balance the variety? Design a better collection step.</w:t>
       </w:r>
     </w:p>
     <w:p>
@@ -293,7 +439,13 @@
       </w:r>
     </w:p>
     <w:p>
-      <w:r>
+      <w:pPr>
+        <w:spacing w:line="336" w:lineRule="auto" w:after="180"/>
+      </w:pPr>
+      <w:r>
+        <w:rPr>
+          <w:b w:val="0"/>
+        </w:rPr>
         <w:t>What is absent can shape a system's failures.</w:t>
       </w:r>
     </w:p>
@@ -430,12 +582,38 @@
       </w:r>
     </w:p>
     <w:p>
-      <w:r>
+      <w:pPr>
+        <w:spacing w:line="336" w:lineRule="auto" w:after="180"/>
+      </w:pPr>
+      <w:r>
+        <w:rPr>
+          <w:b w:val="0"/>
+        </w:rPr>
         <w:t>Use the supplied scenario, student illustrations and blank paper. For numeric work, offer counters or a calculator after learners show the setup. Fictional records are supplied; personal data and paid accounts are unnecessary.</w:t>
       </w:r>
     </w:p>
     <w:p>
-      <w:r>
+      <w:pPr>
+        <w:pStyle w:val="Heading3"/>
+      </w:pPr>
+      <w:r>
+        <w:t>Alternative compact allocation</w:t>
+      </w:r>
+    </w:p>
+    <w:p>
+      <w:r>
+        <w:t>This compact option is not the full-week schedule. Use the main teaching cycle and allow extra sessions for the investigation, independent work and project.</w:t>
+      </w:r>
+    </w:p>
+    <w:p>
+      <w:pPr>
+        <w:spacing w:line="336" w:lineRule="auto" w:after="180"/>
+        <w:shd w:fill="F1F6F8"/>
+      </w:pPr>
+      <w:r>
+        <w:rPr>
+          <w:b w:val="0"/>
+        </w:rPr>
         <w:t>Allow 80 minutes: recall 8; explanation 12; worked demonstration 15; guided practice 20; independent assessment 15; project and reflection 10. Extend the lab into a second session when needed.</w:t>
       </w:r>
     </w:p>
@@ -448,8 +626,49 @@
       </w:r>
     </w:p>
     <w:p>
-      <w:r>
-        <w:t>Teach the difference between accurate records and adequate coverage. The populations here are finite invented card and clip collections, so students can account for every selected and unselected case. Avoid presenting equal group counts as a universal sampling rule: this target has equal groups, and the proposed balanced plan investigates condition coverage. It does not guarantee an unbiased estimate in every application.</w:t>
+      <w:pPr>
+        <w:spacing w:line="336" w:lineRule="auto" w:after="180"/>
+      </w:pPr>
+      <w:r>
+        <w:rPr>
+          <w:b w:val="0"/>
+        </w:rPr>
+        <w:t xml:space="preserve">Teach the difference between accurate records and adequate </w:t>
+      </w:r>
+      <w:r>
+        <w:rPr>
+          <w:b/>
+        </w:rPr>
+        <w:t>coverage</w:t>
+      </w:r>
+      <w:r>
+        <w:rPr>
+          <w:b w:val="0"/>
+        </w:rPr>
+        <w:t>. The populations here are finite invented card and clip collections, so students can account for every selected and unselected case.</w:t>
+      </w:r>
+    </w:p>
+    <w:p>
+      <w:pPr>
+        <w:spacing w:line="336" w:lineRule="auto" w:after="180"/>
+      </w:pPr>
+      <w:r>
+        <w:rPr>
+          <w:b w:val="0"/>
+        </w:rPr>
+        <w:t xml:space="preserve">Avoid presenting equal group counts as a universal sampling rule: this target has equal groups, and the proposed balanced plan investigates condition </w:t>
+      </w:r>
+      <w:r>
+        <w:rPr>
+          <w:b/>
+        </w:rPr>
+        <w:t>coverage</w:t>
+      </w:r>
+      <w:r>
+        <w:rPr>
+          <w:b w:val="0"/>
+        </w:rPr>
+        <w:t>. It does not guarantee an unbiased estimate in every application.</w:t>
       </w:r>
     </w:p>
     <w:p>
@@ -461,22 +680,70 @@
       </w:r>
     </w:p>
     <w:p>
-      <w:r>
-        <w:t>No. Correct records can still describe only a narrow set of conditions. Source checking does not establish coverage of unrecorded cases.</w:t>
-      </w:r>
-    </w:p>
-    <w:p>
-      <w:r>
+      <w:pPr>
+        <w:spacing w:line="336" w:lineRule="auto" w:after="180"/>
+      </w:pPr>
+      <w:r>
+        <w:rPr>
+          <w:b w:val="0"/>
+        </w:rPr>
+        <w:t xml:space="preserve">No. Correct records can still describe only a narrow set of conditions. Source checking does not establish </w:t>
+      </w:r>
+      <w:r>
+        <w:rPr>
+          <w:b/>
+        </w:rPr>
+        <w:t>coverage</w:t>
+      </w:r>
+      <w:r>
+        <w:rPr>
+          <w:b w:val="0"/>
+        </w:rPr>
+        <w:t xml:space="preserve"> of unrecorded cases.</w:t>
+      </w:r>
+    </w:p>
+    <w:p>
+      <w:pPr>
+        <w:spacing w:line="336" w:lineRule="auto" w:after="180"/>
+      </w:pPr>
+      <w:r>
+        <w:rPr>
+          <w:b w:val="0"/>
+        </w:rPr>
         <w:t>A paper inventory with 6 IDs for each of the four picture-card conditions</w:t>
       </w:r>
     </w:p>
     <w:p>
-      <w:r>
-        <w:t>A four-row coverage table with target, selected, assessed and missing columns</w:t>
-      </w:r>
-    </w:p>
-    <w:p>
-      <w:r>
+      <w:pPr>
+        <w:spacing w:line="336" w:lineRule="auto" w:after="180"/>
+      </w:pPr>
+      <w:r>
+        <w:rPr>
+          <w:b w:val="0"/>
+        </w:rPr>
+        <w:t xml:space="preserve">A four-row </w:t>
+      </w:r>
+      <w:r>
+        <w:rPr>
+          <w:b/>
+        </w:rPr>
+        <w:t>coverage</w:t>
+      </w:r>
+      <w:r>
+        <w:rPr>
+          <w:b w:val="0"/>
+        </w:rPr>
+        <w:t xml:space="preserve"> table with target, selected, assessed and missing columns</w:t>
+      </w:r>
+    </w:p>
+    <w:p>
+      <w:pPr>
+        <w:spacing w:line="336" w:lineRule="auto" w:after="180"/>
+      </w:pPr>
+      <w:r>
+        <w:rPr>
+          <w:b w:val="0"/>
+        </w:rPr>
         <w:t>Twenty paper clip IDs grouped into the four fictional sound conditions; no audio recording needed</w:t>
       </w:r>
     </w:p>
@@ -489,12 +756,36 @@
       </w:r>
     </w:p>
     <w:p>
-      <w:r>
-        <w:t>By the end, I can identify missing conditions and design a targeted coverage check.</w:t>
-      </w:r>
-    </w:p>
-    <w:p>
-      <w:r>
+      <w:pPr>
+        <w:spacing w:line="336" w:lineRule="auto" w:after="180"/>
+      </w:pPr>
+      <w:r>
+        <w:rPr>
+          <w:b w:val="0"/>
+        </w:rPr>
+        <w:t xml:space="preserve">By the end, I can identify missing conditions and design a targeted </w:t>
+      </w:r>
+      <w:r>
+        <w:rPr>
+          <w:b/>
+        </w:rPr>
+        <w:t>coverage</w:t>
+      </w:r>
+      <w:r>
+        <w:rPr>
+          <w:b w:val="0"/>
+        </w:rPr>
+        <w:t xml:space="preserve"> check.</w:t>
+      </w:r>
+    </w:p>
+    <w:p>
+      <w:pPr>
+        <w:spacing w:line="336" w:lineRule="auto" w:after="180"/>
+      </w:pPr>
+      <w:r>
+        <w:rPr>
+          <w:b w:val="0"/>
+        </w:rPr>
         <w:t>This added worked case illustrates the week’s main idea. Retain all original and connected topics; schedule its practice within the teaching cycle.</w:t>
       </w:r>
     </w:p>
@@ -507,86 +798,375 @@
       </w:r>
     </w:p>
     <w:p>
+      <w:r>
+        <w:t>Model Missing and Unbalanced Examples using the supplied case, labelled mechanism and reasoning. Make the scope of each conclusion explicit.</w:t>
+      </w:r>
+    </w:p>
+    <w:p>
+      <w:pPr>
+        <w:spacing w:line="336" w:lineRule="auto" w:after="180"/>
+      </w:pPr>
+      <w:r>
+        <w:rPr>
+          <w:b w:val="0"/>
+        </w:rPr>
+        <w:t>Follow the information instead of imagining magic inside the machine.</w:t>
+      </w:r>
+    </w:p>
+    <w:p>
       <w:pPr>
         <w:pStyle w:val="Heading3"/>
       </w:pPr>
       <w:r>
-        <w:t>Explain the mechanism</w:t>
-      </w:r>
-    </w:p>
-    <w:p>
-      <w:r>
-        <w:t>Follow the information instead of imagining magic inside the machine.</w:t>
-      </w:r>
-    </w:p>
-    <w:p>
-      <w:r>
-        <w:t>INPUT example set with represented and absent conditions</w:t>
-      </w:r>
-    </w:p>
-    <w:p>
-      <w:r>
-        <w:t>PROCESS learn patterns from available coverage</w:t>
-      </w:r>
-    </w:p>
-    <w:p>
-      <w:r>
-        <w:t>OUTPUT uneven performance across conditions</w:t>
-      </w:r>
-    </w:p>
-    <w:p>
-      <w:r>
+        <w:t>1. Input — information entering</w:t>
+      </w:r>
+    </w:p>
+    <w:p>
+      <w:pPr>
+        <w:spacing w:line="336" w:lineRule="auto" w:after="180"/>
+        <w:shd w:fill="F4F9FC"/>
+      </w:pPr>
+      <w:r>
+        <w:rPr>
+          <w:b/>
+        </w:rPr>
+        <w:t>INPUT</w:t>
+      </w:r>
+      <w:r>
+        <w:rPr>
+          <w:b w:val="0"/>
+        </w:rPr>
+        <w:t xml:space="preserve"> example set with represented and absent conditions</w:t>
+      </w:r>
+    </w:p>
+    <w:p>
+      <w:pPr>
+        <w:pStyle w:val="Heading3"/>
+      </w:pPr>
+      <w:r>
+        <w:t>2. Process — the deciding step</w:t>
+      </w:r>
+    </w:p>
+    <w:p>
+      <w:pPr>
+        <w:spacing w:line="336" w:lineRule="auto" w:after="180"/>
+        <w:shd w:fill="F4F9FC"/>
+      </w:pPr>
+      <w:r>
+        <w:rPr>
+          <w:b/>
+        </w:rPr>
+        <w:t>PROCESS</w:t>
+      </w:r>
+      <w:r>
+        <w:rPr>
+          <w:b w:val="0"/>
+        </w:rPr>
+        <w:t xml:space="preserve"> learn patterns from available </w:t>
+      </w:r>
+      <w:r>
+        <w:rPr>
+          <w:b/>
+        </w:rPr>
+        <w:t>coverage</w:t>
+      </w:r>
+    </w:p>
+    <w:p>
+      <w:pPr>
+        <w:pStyle w:val="Heading3"/>
+      </w:pPr>
+      <w:r>
+        <w:t>3. Output — the result</w:t>
+      </w:r>
+    </w:p>
+    <w:p>
+      <w:pPr>
+        <w:spacing w:line="336" w:lineRule="auto" w:after="180"/>
+        <w:shd w:fill="F4F9FC"/>
+      </w:pPr>
+      <w:r>
+        <w:rPr>
+          <w:b/>
+        </w:rPr>
+        <w:t>OUTPUT</w:t>
+      </w:r>
+      <w:r>
+        <w:rPr>
+          <w:b w:val="0"/>
+        </w:rPr>
+        <w:t xml:space="preserve"> uneven performance across conditions</w:t>
+      </w:r>
+    </w:p>
+    <w:p>
+      <w:pPr>
+        <w:pStyle w:val="Heading3"/>
+      </w:pPr>
+      <w:r>
+        <w:t>Key idea</w:t>
+      </w:r>
+    </w:p>
+    <w:p>
+      <w:pPr>
+        <w:spacing w:line="336" w:lineRule="auto" w:after="180"/>
+        <w:shd w:fill="EDF7F3"/>
+      </w:pPr>
+      <w:r>
+        <w:rPr>
+          <w:b w:val="0"/>
+        </w:rPr>
         <w:t>CORE IDEA What is absent can shape a system's failures.</w:t>
       </w:r>
     </w:p>
     <w:p>
-      <w:r>
-        <w:t>UNDER THE HOOD Sampling imbalance changes the empirical distribution seen during training. Missing subgroups or conditions cannot contribute error signals, so average success may hide systematic failure. Rebalancing requires relevant examples, not arbitrary duplication alone.</w:t>
-      </w:r>
-    </w:p>
-    <w:p>
-      <w:r>
+      <w:pPr>
+        <w:pStyle w:val="Heading3"/>
+      </w:pPr>
+      <w:r>
+        <w:t>How the mechanism works</w:t>
+      </w:r>
+    </w:p>
+    <w:p>
+      <w:pPr>
+        <w:spacing w:line="336" w:lineRule="auto" w:after="180"/>
+        <w:shd w:fill="F1F6F8"/>
+      </w:pPr>
+      <w:r>
+        <w:rPr>
+          <w:b w:val="0"/>
+        </w:rPr>
+        <w:t xml:space="preserve">UNDER THE HOOD Sampling </w:t>
+      </w:r>
+      <w:r>
+        <w:rPr>
+          <w:b/>
+        </w:rPr>
+        <w:t>imbalance</w:t>
+      </w:r>
+      <w:r>
+        <w:rPr>
+          <w:b w:val="0"/>
+        </w:rPr>
+        <w:t xml:space="preserve"> changes the empirical distribution seen during </w:t>
+      </w:r>
+      <w:r>
+        <w:rPr>
+          <w:b/>
+        </w:rPr>
+        <w:t>training</w:t>
+      </w:r>
+      <w:r>
+        <w:rPr>
+          <w:b w:val="0"/>
+        </w:rPr>
+        <w:t xml:space="preserve">. Missing </w:t>
+      </w:r>
+      <w:r>
+        <w:rPr>
+          <w:b/>
+        </w:rPr>
+        <w:t>subgroup</w:t>
+      </w:r>
+      <w:r>
+        <w:rPr>
+          <w:b w:val="0"/>
+        </w:rPr>
+        <w:t>s or conditions cannot contribute error signals, so average success may hide systematic failure.</w:t>
+      </w:r>
+    </w:p>
+    <w:p>
+      <w:pPr>
+        <w:spacing w:line="336" w:lineRule="auto" w:after="180"/>
+        <w:shd w:fill="F1F6F8"/>
+      </w:pPr>
+      <w:r>
+        <w:rPr>
+          <w:b w:val="0"/>
+        </w:rPr>
+        <w:t>Rebalancing requires relevant examples, not arbitrary duplication alone.</w:t>
+      </w:r>
+    </w:p>
+    <w:p>
+      <w:pPr>
+        <w:spacing w:line="336" w:lineRule="auto" w:after="180"/>
+      </w:pPr>
+      <w:r>
+        <w:rPr>
+          <w:b w:val="0"/>
+        </w:rPr>
         <w:t>Draw a fresh example with all three stages:</w:t>
       </w:r>
     </w:p>
     <w:p>
-      <w:r>
-        <w:t>Every step connects a claim to observable evidence.</w:t>
-      </w:r>
-    </w:p>
-    <w:p>
-      <w:r>
+      <w:pPr>
+        <w:spacing w:line="336" w:lineRule="auto" w:after="180"/>
+      </w:pPr>
+      <w:r>
+        <w:rPr>
+          <w:b w:val="0"/>
+        </w:rPr>
+        <w:t xml:space="preserve">Every step connects a claim to observable </w:t>
+      </w:r>
+      <w:r>
+        <w:rPr>
+          <w:b/>
+        </w:rPr>
+        <w:t>evidence</w:t>
+      </w:r>
+      <w:r>
+        <w:rPr>
+          <w:b w:val="0"/>
+        </w:rPr>
+        <w:t>.</w:t>
+      </w:r>
+    </w:p>
+    <w:p>
+      <w:pPr>
+        <w:pStyle w:val="Heading3"/>
+      </w:pPr>
+      <w:r>
+        <w:t>The case to investigate</w:t>
+      </w:r>
+    </w:p>
+    <w:p>
+      <w:pPr>
+        <w:spacing w:line="336" w:lineRule="auto" w:after="180"/>
+        <w:shd w:fill="F1F6FC"/>
+      </w:pPr>
+      <w:r>
+        <w:rPr>
+          <w:b w:val="0"/>
+        </w:rPr>
         <w:t>CASE An animal recognizer trained only on bright daytime photos may fail on the same animals at night.</w:t>
       </w:r>
     </w:p>
     <w:p>
-      <w:r>
+      <w:pPr>
+        <w:pStyle w:val="Heading3"/>
+      </w:pPr>
+      <w:r>
+        <w:t>Step 1</w:t>
+      </w:r>
+    </w:p>
+    <w:p>
+      <w:pPr>
+        <w:spacing w:line="336" w:lineRule="auto" w:after="180"/>
+        <w:shd w:fill="F4F9FC"/>
+      </w:pPr>
+      <w:r>
+        <w:rPr>
+          <w:b w:val="0"/>
+        </w:rPr>
         <w:t>STEP 1 — OBSERVE example set with represented and absent conditions</w:t>
       </w:r>
     </w:p>
     <w:p>
-      <w:r>
-        <w:t>STEP 2 — TRACE learn patterns from available coverage</w:t>
-      </w:r>
-    </w:p>
-    <w:p>
-      <w:r>
+      <w:pPr>
+        <w:pStyle w:val="Heading3"/>
+      </w:pPr>
+      <w:r>
+        <w:t>Step 2</w:t>
+      </w:r>
+    </w:p>
+    <w:p>
+      <w:pPr>
+        <w:spacing w:line="336" w:lineRule="auto" w:after="180"/>
+        <w:shd w:fill="F4F9FC"/>
+      </w:pPr>
+      <w:r>
+        <w:rPr>
+          <w:b w:val="0"/>
+        </w:rPr>
+        <w:t xml:space="preserve">STEP 2 — TRACE learn patterns from available </w:t>
+      </w:r>
+      <w:r>
+        <w:rPr>
+          <w:b/>
+        </w:rPr>
+        <w:t>coverage</w:t>
+      </w:r>
+    </w:p>
+    <w:p>
+      <w:pPr>
+        <w:pStyle w:val="Heading3"/>
+      </w:pPr>
+      <w:r>
+        <w:t>Step 3</w:t>
+      </w:r>
+    </w:p>
+    <w:p>
+      <w:pPr>
+        <w:spacing w:line="336" w:lineRule="auto" w:after="180"/>
+        <w:shd w:fill="F4F9FC"/>
+      </w:pPr>
+      <w:r>
+        <w:rPr>
+          <w:b w:val="0"/>
+        </w:rPr>
         <w:t>STEP 3 — CONCLUDE uneven performance across conditions</w:t>
       </w:r>
     </w:p>
     <w:p>
-      <w:r>
+      <w:pPr>
+        <w:pStyle w:val="Heading3"/>
+      </w:pPr>
+      <w:r>
+        <w:t>Model answer</w:t>
+      </w:r>
+    </w:p>
+    <w:p>
+      <w:pPr>
+        <w:spacing w:line="336" w:lineRule="auto" w:after="180"/>
+        <w:shd w:fill="F1F6FC"/>
+      </w:pPr>
+      <w:r>
+        <w:rPr>
+          <w:b w:val="0"/>
+        </w:rPr>
         <w:t>MODEL REASONING The model may rely on bright backgrounds or fail to detect shapes in low light. Collect varied night examples for every relevant animal and preserve a separate night test set to evaluate the repair.</w:t>
       </w:r>
     </w:p>
     <w:p>
-      <w:r>
+      <w:pPr>
+        <w:pStyle w:val="Heading3"/>
+      </w:pPr>
+      <w:r>
+        <w:t>A claim to avoid</w:t>
+      </w:r>
+    </w:p>
+    <w:p>
+      <w:pPr>
+        <w:spacing w:line="336" w:lineRule="auto" w:after="180"/>
+        <w:shd w:fill="FFF5E6"/>
+      </w:pPr>
+      <w:r>
+        <w:rPr>
+          <w:b w:val="0"/>
+        </w:rPr>
         <w:t>DO NOT OVERCLAIM Balance is about useful representation, not forcing every count to be identical without reason.</w:t>
       </w:r>
     </w:p>
     <w:p>
-      <w:r>
-        <w:t>What new evidence could change this answer?</w:t>
+      <w:pPr>
+        <w:spacing w:line="336" w:lineRule="auto" w:after="180"/>
+        <w:shd w:fill="F5F1FB"/>
+      </w:pPr>
+      <w:r>
+        <w:rPr>
+          <w:b w:val="0"/>
+        </w:rPr>
+        <w:t xml:space="preserve">What new </w:t>
+      </w:r>
+      <w:r>
+        <w:rPr>
+          <w:b/>
+        </w:rPr>
+        <w:t>evidence</w:t>
+      </w:r>
+      <w:r>
+        <w:rPr>
+          <w:b w:val="0"/>
+        </w:rPr>
+        <w:t xml:space="preserve"> could change this answer?</w:t>
       </w:r>
     </w:p>
     <w:p>
@@ -598,12 +1178,40 @@
       </w:r>
     </w:p>
     <w:p>
-      <w:r>
-        <w:t>Training includes nine daylight leaf photos and one low-light photo.</w:t>
-      </w:r>
-    </w:p>
-    <w:p>
-      <w:r>
+      <w:pPr>
+        <w:pStyle w:val="Heading3"/>
+      </w:pPr>
+      <w:r>
+        <w:t>The teaching case</w:t>
+      </w:r>
+    </w:p>
+    <w:p>
+      <w:pPr>
+        <w:spacing w:line="336" w:lineRule="auto" w:after="180"/>
+        <w:shd w:fill="F1F6FC"/>
+      </w:pPr>
+      <w:r>
+        <w:rPr>
+          <w:b/>
+        </w:rPr>
+        <w:t>Training</w:t>
+      </w:r>
+      <w:r>
+        <w:rPr>
+          <w:b w:val="0"/>
+        </w:rPr>
+        <w:t xml:space="preserve"> includes nine daylight leaf photos and one low-light photo.</w:t>
+      </w:r>
+    </w:p>
+    <w:p>
+      <w:pPr>
+        <w:spacing w:line="336" w:lineRule="auto" w:after="180"/>
+        <w:shd w:fill="F5F1FB"/>
+      </w:pPr>
+      <w:r>
+        <w:rPr>
+          <w:b w:val="0"/>
+        </w:rPr>
         <w:t>What intended-use gap is present?</w:t>
       </w:r>
     </w:p>
@@ -616,7 +1224,22 @@
       </w:r>
     </w:p>
     <w:p>
-      <w:r>
+      <w:pPr>
+        <w:pStyle w:val="Heading3"/>
+      </w:pPr>
+      <w:r>
+        <w:t>Why the result follows</w:t>
+      </w:r>
+    </w:p>
+    <w:p>
+      <w:pPr>
+        <w:spacing w:line="336" w:lineRule="auto" w:after="180"/>
+        <w:shd w:fill="F1F6FC"/>
+      </w:pPr>
+      <w:r>
+        <w:rPr>
+          <w:b w:val="0"/>
+        </w:rPr>
         <w:t>Low light is poorly represented. Add varied, correctly labelled low-light examples if that use is intended. Copies of one photo do not add equivalent variety.</w:t>
       </w:r>
     </w:p>
@@ -629,28 +1252,237 @@
       </w:r>
     </w:p>
     <w:p>
-      <w:r>
-        <w:t>Suppose a shape recogniser will be evaluated on a fixed collection of 24 invented picture cards. This target population has 6 bright circles, 6 dim circles, 6 bright squares and 6 dim squares. Each card has its own ID and an independently checked circle or square label. We want to know how often the recogniser gives the correct label across these 24 cards.</w:t>
-      </w:r>
-    </w:p>
-    <w:p>
-      <w:r>
-        <w:t>A tester takes the 6 bright-circle cards nearest the front of the box. Those 6 cards form the sample; the other 18 have not been assessed. The recogniser is correct on 5 of the 6 sampled cards. That is a result for these assessed bright circles. It does not establish correctness on the squares or dim cards.</w:t>
-      </w:r>
-    </w:p>
-    <w:p>
-      <w:r>
-        <w:t>A sampling frame is the list or source available for selection. A complete list of all 24 IDs could give every card a chance of selection. A list containing only bright-circle IDs cannot select dim cards or squares, even if the choice from that list is random. These fictional picture cards do not contain personal information.</w:t>
-      </w:r>
-    </w:p>
-    <w:p>
-      <w:r>
-        <w:t>The target has 24 distinct cards, but the sample covers only the 6 bright circles. Photographing each sampled card twice would create 12 image records without adding a new card or covering a missing condition. Record the identity of the underlying case as well as the number of files.</w:t>
-      </w:r>
-    </w:p>
-    <w:p>
-      <w:r>
-        <w:t>Both shape and lighting matter to this question. A sample with bright circles and dim squares includes each shape and each lighting label, yet still misses dim circles and bright squares. Check combinations when the interaction could matter, not just whether each individual label appears somewhere.</w:t>
+      <w:pPr>
+        <w:pStyle w:val="Heading3"/>
+      </w:pPr>
+      <w:r>
+        <w:t>Explain the added worked example · 1</w:t>
+      </w:r>
+    </w:p>
+    <w:p>
+      <w:pPr>
+        <w:spacing w:line="336" w:lineRule="auto" w:after="180"/>
+      </w:pPr>
+      <w:r>
+        <w:rPr>
+          <w:b w:val="0"/>
+        </w:rPr>
+        <w:t xml:space="preserve">Suppose a shape recogniser will be evaluated on a fixed collection of 24 invented picture cards. This </w:t>
+      </w:r>
+      <w:r>
+        <w:rPr>
+          <w:b/>
+        </w:rPr>
+        <w:t>target population</w:t>
+      </w:r>
+      <w:r>
+        <w:rPr>
+          <w:b w:val="0"/>
+        </w:rPr>
+        <w:t xml:space="preserve"> has 6 bright circles, 6 dim circles, 6 bright squares and 6 dim squares.</w:t>
+      </w:r>
+    </w:p>
+    <w:p>
+      <w:pPr>
+        <w:spacing w:line="336" w:lineRule="auto" w:after="180"/>
+      </w:pPr>
+      <w:r>
+        <w:rPr>
+          <w:b w:val="0"/>
+        </w:rPr>
+        <w:t>Each card has its own ID and an independently checked circle or square label. We want to know how often the recogniser gives the correct label across these 24 cards.</w:t>
+      </w:r>
+    </w:p>
+    <w:p>
+      <w:pPr>
+        <w:pStyle w:val="Heading3"/>
+      </w:pPr>
+      <w:r>
+        <w:t>Explain the added worked example · 2</w:t>
+      </w:r>
+    </w:p>
+    <w:p>
+      <w:pPr>
+        <w:spacing w:line="336" w:lineRule="auto" w:after="180"/>
+      </w:pPr>
+      <w:r>
+        <w:rPr>
+          <w:b w:val="0"/>
+        </w:rPr>
+        <w:t xml:space="preserve">A tester takes the 6 bright-circle cards nearest the front of the box. Those 6 cards form the </w:t>
+      </w:r>
+      <w:r>
+        <w:rPr>
+          <w:b/>
+        </w:rPr>
+        <w:t>sample</w:t>
+      </w:r>
+      <w:r>
+        <w:rPr>
+          <w:b w:val="0"/>
+        </w:rPr>
+        <w:t xml:space="preserve">; the other 18 have not been assessed. The recogniser is correct on 5 of the 6 </w:t>
+      </w:r>
+      <w:r>
+        <w:rPr>
+          <w:b/>
+        </w:rPr>
+        <w:t>sample</w:t>
+      </w:r>
+      <w:r>
+        <w:rPr>
+          <w:b w:val="0"/>
+        </w:rPr>
+        <w:t>d cards.</w:t>
+      </w:r>
+    </w:p>
+    <w:p>
+      <w:pPr>
+        <w:spacing w:line="336" w:lineRule="auto" w:after="180"/>
+      </w:pPr>
+      <w:r>
+        <w:rPr>
+          <w:b w:val="0"/>
+        </w:rPr>
+        <w:t>That is a result for these assessed bright circles. It does not establish correctness on the squares or dim cards.</w:t>
+      </w:r>
+    </w:p>
+    <w:p>
+      <w:pPr>
+        <w:pStyle w:val="Heading3"/>
+      </w:pPr>
+      <w:r>
+        <w:t>Explain the added worked example · 3</w:t>
+      </w:r>
+    </w:p>
+    <w:p>
+      <w:pPr>
+        <w:spacing w:line="336" w:lineRule="auto" w:after="180"/>
+      </w:pPr>
+      <w:r>
+        <w:rPr>
+          <w:b w:val="0"/>
+        </w:rPr>
+        <w:t xml:space="preserve">A </w:t>
+      </w:r>
+      <w:r>
+        <w:rPr>
+          <w:b/>
+        </w:rPr>
+        <w:t>sampling frame</w:t>
+      </w:r>
+      <w:r>
+        <w:rPr>
+          <w:b w:val="0"/>
+        </w:rPr>
+        <w:t xml:space="preserve"> is the list or source available for selection. A complete list of all 24 IDs could give every card a chance of selection.</w:t>
+      </w:r>
+    </w:p>
+    <w:p>
+      <w:pPr>
+        <w:spacing w:line="336" w:lineRule="auto" w:after="180"/>
+      </w:pPr>
+      <w:r>
+        <w:rPr>
+          <w:b w:val="0"/>
+        </w:rPr>
+        <w:t>A list containing only bright-circle IDs cannot select dim cards or squares, even if the choice from that list is random. These fictional picture cards do not contain personal information.</w:t>
+      </w:r>
+    </w:p>
+    <w:p>
+      <w:pPr>
+        <w:pStyle w:val="Heading3"/>
+      </w:pPr>
+      <w:r>
+        <w:t>Explain the added worked example · 4</w:t>
+      </w:r>
+    </w:p>
+    <w:p>
+      <w:pPr>
+        <w:spacing w:line="336" w:lineRule="auto" w:after="180"/>
+      </w:pPr>
+      <w:r>
+        <w:rPr>
+          <w:b w:val="0"/>
+        </w:rPr>
+        <w:t xml:space="preserve">The target has 24 distinct cards, but the </w:t>
+      </w:r>
+      <w:r>
+        <w:rPr>
+          <w:b/>
+        </w:rPr>
+        <w:t>sample</w:t>
+      </w:r>
+      <w:r>
+        <w:rPr>
+          <w:b w:val="0"/>
+        </w:rPr>
+        <w:t xml:space="preserve"> covers only the 6 bright circles. Photographing each </w:t>
+      </w:r>
+      <w:r>
+        <w:rPr>
+          <w:b/>
+        </w:rPr>
+        <w:t>sample</w:t>
+      </w:r>
+      <w:r>
+        <w:rPr>
+          <w:b w:val="0"/>
+        </w:rPr>
+        <w:t>d card twice would create 12 image records without adding a new card or covering a missing condition.</w:t>
+      </w:r>
+    </w:p>
+    <w:p>
+      <w:pPr>
+        <w:spacing w:line="336" w:lineRule="auto" w:after="180"/>
+      </w:pPr>
+      <w:r>
+        <w:rPr>
+          <w:b w:val="0"/>
+        </w:rPr>
+        <w:t>Record the identity of the underlying case as well as the number of files.</w:t>
+      </w:r>
+    </w:p>
+    <w:p>
+      <w:pPr>
+        <w:pStyle w:val="Heading3"/>
+      </w:pPr>
+      <w:r>
+        <w:t>Explain the added worked example · 5</w:t>
+      </w:r>
+    </w:p>
+    <w:p>
+      <w:pPr>
+        <w:spacing w:line="336" w:lineRule="auto" w:after="180"/>
+      </w:pPr>
+      <w:r>
+        <w:rPr>
+          <w:b w:val="0"/>
+        </w:rPr>
+        <w:t xml:space="preserve">Both shape and lighting matter to this question. A </w:t>
+      </w:r>
+      <w:r>
+        <w:rPr>
+          <w:b/>
+        </w:rPr>
+        <w:t>sample</w:t>
+      </w:r>
+      <w:r>
+        <w:rPr>
+          <w:b w:val="0"/>
+        </w:rPr>
+        <w:t xml:space="preserve"> with bright circles and dim squares includes each shape and each lighting label, yet still misses dim circles and bright squares.</w:t>
+      </w:r>
+    </w:p>
+    <w:p>
+      <w:pPr>
+        <w:spacing w:line="336" w:lineRule="auto" w:after="180"/>
+      </w:pPr>
+      <w:r>
+        <w:rPr>
+          <w:b w:val="0"/>
+        </w:rPr>
+        <w:t>Check combinations when the interaction could matter, not just whether each individual label appears somewhere.</w:t>
       </w:r>
     </w:p>
     <w:p>
@@ -816,8 +1648,37 @@
       </w:r>
     </w:p>
     <w:p>
-      <w:r>
-        <w:t>Use the complete worked example below before asking learners to complete W2. Reveal a small part, invite a prediction, then explain the deciding step. These teacher notes contain solutions; do not reveal the independent case answer during modelling.</w:t>
+      <w:pPr>
+        <w:spacing w:line="336" w:lineRule="auto" w:after="180"/>
+      </w:pPr>
+      <w:r>
+        <w:rPr>
+          <w:b w:val="0"/>
+        </w:rPr>
+        <w:t xml:space="preserve">Use the complete worked example below before asking learners to complete W2. Reveal a small part, invite a </w:t>
+      </w:r>
+      <w:r>
+        <w:rPr>
+          <w:b/>
+        </w:rPr>
+        <w:t>prediction</w:t>
+      </w:r>
+      <w:r>
+        <w:rPr>
+          <w:b w:val="0"/>
+        </w:rPr>
+        <w:t>, then explain the deciding step.</w:t>
+      </w:r>
+    </w:p>
+    <w:p>
+      <w:pPr>
+        <w:spacing w:line="336" w:lineRule="auto" w:after="180"/>
+      </w:pPr>
+      <w:r>
+        <w:rPr>
+          <w:b w:val="0"/>
+        </w:rPr>
+        <w:t>These teacher notes contain solutions; do not reveal the independent case answer during modelling.</w:t>
       </w:r>
     </w:p>
     <w:tbl>
@@ -835,6 +1696,38 @@
         <w:trPr>
           <w:tblHeader/>
         </w:trPr>
+        <w:tc>
+          <w:tcPr>
+            <w:tcW w:type="dxa" w:w="3408"/>
+          </w:tcPr>
+          <w:p>
+            <w:r>
+              <w:t>Plan</w:t>
+            </w:r>
+          </w:p>
+        </w:tc>
+        <w:tc>
+          <w:tcPr>
+            <w:tcW w:type="dxa" w:w="3408"/>
+          </w:tcPr>
+          <w:p>
+            <w:r>
+              <w:t>What it helps with</w:t>
+            </w:r>
+          </w:p>
+        </w:tc>
+        <w:tc>
+          <w:tcPr>
+            <w:tcW w:type="dxa" w:w="3408"/>
+          </w:tcPr>
+          <w:p>
+            <w:r>
+              <w:t>Limit to report</w:t>
+            </w:r>
+          </w:p>
+        </w:tc>
+      </w:tr>
+      <w:tr>
         <w:tc>
           <w:tcPr>
             <w:tcW w:type="dxa" w:w="3408"/>
@@ -964,13 +1857,93 @@
       </w:tr>
     </w:tbl>
     <w:p>
-      <w:r>
-        <w:t>For a broad estimate, a chance-based plan should start from a suitable complete list and use a documented selection procedure. For investigating missing conditions, deliberately selecting cases from each condition can be useful. State which purpose you chose. A set built to expose problems is not automatically a faithful miniature of everyday use.</w:t>
-      </w:r>
-    </w:p>
-    <w:p>
-      <w:r>
-        <w:t>Selection bias is about a systematic feature of the selection process, not whether a person had bad intentions. Choosing only easy-to-reach, bright cards can leave harder conditions out. More cases from the same narrow source may repeat that gap. A larger sample cannot by itself repair a frame that excludes relevant cases.</w:t>
+      <w:pPr>
+        <w:pStyle w:val="Heading3"/>
+      </w:pPr>
+      <w:r>
+        <w:t>Model the reasoning aloud · 6</w:t>
+      </w:r>
+    </w:p>
+    <w:p>
+      <w:pPr>
+        <w:spacing w:line="336" w:lineRule="auto" w:after="180"/>
+      </w:pPr>
+      <w:r>
+        <w:rPr>
+          <w:b w:val="0"/>
+        </w:rPr>
+        <w:t>For a broad estimate, a chance-based plan should start from a suitable complete list and use a documented selection procedure.</w:t>
+      </w:r>
+    </w:p>
+    <w:p>
+      <w:pPr>
+        <w:spacing w:line="336" w:lineRule="auto" w:after="180"/>
+      </w:pPr>
+      <w:r>
+        <w:rPr>
+          <w:b w:val="0"/>
+        </w:rPr>
+        <w:t>For investigating missing conditions, deliberately selecting cases from each condition can be useful. State which purpose you chose. A set built to expose problems is not automatically a faithful miniature of everyday use.</w:t>
+      </w:r>
+    </w:p>
+    <w:p>
+      <w:pPr>
+        <w:pStyle w:val="Heading3"/>
+      </w:pPr>
+      <w:r>
+        <w:t>Model the reasoning aloud · 7</w:t>
+      </w:r>
+    </w:p>
+    <w:p>
+      <w:pPr>
+        <w:spacing w:line="336" w:lineRule="auto" w:after="180"/>
+      </w:pPr>
+      <w:r>
+        <w:rPr>
+          <w:b/>
+        </w:rPr>
+        <w:t>Selection bias</w:t>
+      </w:r>
+      <w:r>
+        <w:rPr>
+          <w:b w:val="0"/>
+        </w:rPr>
+        <w:t xml:space="preserve"> is about a systematic feature of the selection </w:t>
+      </w:r>
+      <w:r>
+        <w:rPr>
+          <w:b/>
+        </w:rPr>
+        <w:t>process</w:t>
+      </w:r>
+      <w:r>
+        <w:rPr>
+          <w:b w:val="0"/>
+        </w:rPr>
+        <w:t>, not whether a person had bad intentions. Choosing only easy-to-reach, bright cards can leave harder conditions out.</w:t>
+      </w:r>
+    </w:p>
+    <w:p>
+      <w:pPr>
+        <w:spacing w:line="336" w:lineRule="auto" w:after="180"/>
+      </w:pPr>
+      <w:r>
+        <w:rPr>
+          <w:b w:val="0"/>
+        </w:rPr>
+        <w:t xml:space="preserve">More cases from the same narrow source may repeat that gap. A larger </w:t>
+      </w:r>
+      <w:r>
+        <w:rPr>
+          <w:b/>
+        </w:rPr>
+        <w:t>sample</w:t>
+      </w:r>
+      <w:r>
+        <w:rPr>
+          <w:b w:val="0"/>
+        </w:rPr>
+        <w:t xml:space="preserve"> cannot by itself repair a frame that excludes relevant cases.</w:t>
       </w:r>
     </w:p>
     <w:tbl>
@@ -1076,7 +2049,13 @@
       </w:tr>
     </w:tbl>
     <w:p>
-      <w:r>
+      <w:pPr>
+        <w:spacing w:line="336" w:lineRule="auto" w:after="180"/>
+      </w:pPr>
+      <w:r>
+        <w:rPr>
+          <w:b w:val="0"/>
+        </w:rPr>
         <w:t>Use the diagram and verbal explanation together. Ask learners to match a sentence to a specific visual step; do not assign learners fixed visual or auditory learning styles.</w:t>
       </w:r>
     </w:p>
@@ -1089,7 +2068,13 @@
       </w:r>
     </w:p>
     <w:p>
-      <w:r>
+      <w:pPr>
+        <w:spacing w:line="336" w:lineRule="auto" w:after="180"/>
+      </w:pPr>
+      <w:r>
+        <w:rPr>
+          <w:b w:val="0"/>
+        </w:rPr>
         <w:t>A fictional badge reader will be used in both bright and dim rooms.</w:t>
       </w:r>
     </w:p>
@@ -1102,13 +2087,55 @@
       </w:r>
     </w:p>
     <w:p>
-      <w:r>
+      <w:pPr>
+        <w:pStyle w:val="Heading3"/>
+      </w:pPr>
+      <w:r>
+        <w:t>Supplied facts</w:t>
+      </w:r>
+    </w:p>
+    <w:p>
+      <w:pPr>
+        <w:spacing w:line="336" w:lineRule="auto" w:after="180"/>
+        <w:shd w:fill="F1F6FC"/>
+      </w:pPr>
+      <w:r>
+        <w:rPr>
+          <w:b w:val="0"/>
+        </w:rPr>
         <w:t>Intended target has 8 bright plain,8 bright patterned,8 dim plain,8 dim patterned cards.</w:t>
       </w:r>
     </w:p>
     <w:p>
-      <w:r>
-        <w:t>A development sample contains 6 bright plain cards and 2 bright patterned cards; no dim cards.</w:t>
+      <w:pPr>
+        <w:pStyle w:val="Heading3"/>
+      </w:pPr>
+      <w:r>
+        <w:t>Supplied facts</w:t>
+      </w:r>
+    </w:p>
+    <w:p>
+      <w:pPr>
+        <w:spacing w:line="336" w:lineRule="auto" w:after="180"/>
+        <w:shd w:fill="F1F6FC"/>
+      </w:pPr>
+      <w:r>
+        <w:rPr>
+          <w:b w:val="0"/>
+        </w:rPr>
+        <w:t xml:space="preserve">A development </w:t>
+      </w:r>
+      <w:r>
+        <w:rPr>
+          <w:b/>
+        </w:rPr>
+        <w:t>sample</w:t>
+      </w:r>
+      <w:r>
+        <w:rPr>
+          <w:b w:val="0"/>
+        </w:rPr>
+        <w:t xml:space="preserve"> contains 6 bright plain cards and 2 bright patterned cards; no dim cards.</w:t>
       </w:r>
     </w:p>
     <w:p>
@@ -1329,43 +2356,190 @@
       </w:r>
     </w:p>
     <w:p>
-      <w:r>
-        <w:t>Adding more bright cards can increase sample size without addressing the missing condition. A coverage check asks which relevant situations are absent, not merely how many rows exist. Deliberately selecting dim cases helps investigate those conditions, but the resulting test should not be advertised as a random survey unless its selection really was random.</w:t>
-      </w:r>
-    </w:p>
-    <w:p>
       <w:pPr>
         <w:pStyle w:val="Heading3"/>
       </w:pPr>
       <w:r>
+        <w:t>Why the result follows</w:t>
+      </w:r>
+    </w:p>
+    <w:p>
+      <w:pPr>
+        <w:spacing w:line="336" w:lineRule="auto" w:after="180"/>
+        <w:shd w:fill="F1F6FC"/>
+      </w:pPr>
+      <w:r>
+        <w:rPr>
+          <w:b w:val="0"/>
+        </w:rPr>
+        <w:t xml:space="preserve">Adding more bright cards can increase </w:t>
+      </w:r>
+      <w:r>
+        <w:rPr>
+          <w:b/>
+        </w:rPr>
+        <w:t>sample</w:t>
+      </w:r>
+      <w:r>
+        <w:rPr>
+          <w:b w:val="0"/>
+        </w:rPr>
+        <w:t xml:space="preserve"> size without addressing the missing condition. A </w:t>
+      </w:r>
+      <w:r>
+        <w:rPr>
+          <w:b/>
+        </w:rPr>
+        <w:t>coverage</w:t>
+      </w:r>
+      <w:r>
+        <w:rPr>
+          <w:b w:val="0"/>
+        </w:rPr>
+        <w:t xml:space="preserve"> check asks which relevant situations are absent, not merely how many rows exist.</w:t>
+      </w:r>
+    </w:p>
+    <w:p>
+      <w:pPr>
+        <w:spacing w:line="336" w:lineRule="auto" w:after="180"/>
+        <w:shd w:fill="F1F6FC"/>
+      </w:pPr>
+      <w:r>
+        <w:rPr>
+          <w:b w:val="0"/>
+        </w:rPr>
+        <w:t>Deliberately selecting dim cases helps investigate those conditions, but the resulting test should not be advertised as a random survey unless its selection really was random.</w:t>
+      </w:r>
+    </w:p>
+    <w:p>
+      <w:pPr>
+        <w:pStyle w:val="Heading3"/>
+      </w:pPr>
+      <w:r>
         <w:t>What this example does not establish</w:t>
       </w:r>
     </w:p>
     <w:p>
-      <w:r>
-        <w:t>Coverage does not guarantee accuracy, and targeted cases alone do not supply a population-wide success estimate.</w:t>
-      </w:r>
-    </w:p>
-    <w:p>
       <w:pPr>
         <w:pStyle w:val="Heading3"/>
       </w:pPr>
       <w:r>
+        <w:t>Keep the stated limit</w:t>
+      </w:r>
+    </w:p>
+    <w:p>
+      <w:pPr>
+        <w:spacing w:line="336" w:lineRule="auto" w:after="180"/>
+        <w:shd w:fill="FFF5E6"/>
+      </w:pPr>
+      <w:r>
+        <w:rPr>
+          <w:b/>
+        </w:rPr>
+        <w:t>Coverage</w:t>
+      </w:r>
+      <w:r>
+        <w:rPr>
+          <w:b w:val="0"/>
+        </w:rPr>
+        <w:t xml:space="preserve"> does not guarantee accuracy, and targeted cases alone do not supply a population-wide success estimate.</w:t>
+      </w:r>
+    </w:p>
+    <w:p>
+      <w:pPr>
+        <w:pStyle w:val="Heading3"/>
+      </w:pPr>
+      <w:r>
         <w:t>Change one thing in the pictured case</w:t>
       </w:r>
     </w:p>
     <w:p>
-      <w:r>
+      <w:pPr>
+        <w:pStyle w:val="Heading3"/>
+      </w:pPr>
+      <w:r>
+        <w:t>Change one thing</w:t>
+      </w:r>
+    </w:p>
+    <w:p>
+      <w:pPr>
+        <w:spacing w:line="336" w:lineRule="auto" w:after="180"/>
+        <w:shd w:fill="F5F1FB"/>
+      </w:pPr>
+      <w:r>
+        <w:rPr>
+          <w:b w:val="0"/>
+        </w:rPr>
         <w:t>Change: Add eight more bright plain cards and no dim cards.</w:t>
       </w:r>
     </w:p>
     <w:p>
-      <w:r>
-        <w:t>Prediction: The sample becomes larger but still has no dim coverage.</w:t>
-      </w:r>
-    </w:p>
-    <w:p>
-      <w:r>
+      <w:pPr>
+        <w:pStyle w:val="Heading3"/>
+      </w:pPr>
+      <w:r>
+        <w:t>Predicted result</w:t>
+      </w:r>
+    </w:p>
+    <w:p>
+      <w:pPr>
+        <w:spacing w:line="336" w:lineRule="auto" w:after="180"/>
+        <w:shd w:fill="F1F6FC"/>
+      </w:pPr>
+      <w:r>
+        <w:rPr>
+          <w:b/>
+        </w:rPr>
+        <w:t>Prediction</w:t>
+      </w:r>
+      <w:r>
+        <w:rPr>
+          <w:b w:val="0"/>
+        </w:rPr>
+        <w:t xml:space="preserve">: The </w:t>
+      </w:r>
+      <w:r>
+        <w:rPr>
+          <w:b/>
+        </w:rPr>
+        <w:t>sample</w:t>
+      </w:r>
+      <w:r>
+        <w:rPr>
+          <w:b w:val="0"/>
+        </w:rPr>
+        <w:t xml:space="preserve"> becomes larger but still has no dim </w:t>
+      </w:r>
+      <w:r>
+        <w:rPr>
+          <w:b/>
+        </w:rPr>
+        <w:t>coverage</w:t>
+      </w:r>
+      <w:r>
+        <w:rPr>
+          <w:b w:val="0"/>
+        </w:rPr>
+        <w:t>.</w:t>
+      </w:r>
+    </w:p>
+    <w:p>
+      <w:pPr>
+        <w:pStyle w:val="Heading3"/>
+      </w:pPr>
+      <w:r>
+        <w:t>Why the result follows</w:t>
+      </w:r>
+    </w:p>
+    <w:p>
+      <w:pPr>
+        <w:spacing w:line="336" w:lineRule="auto" w:after="180"/>
+        <w:shd w:fill="F1F6FC"/>
+      </w:pPr>
+      <w:r>
+        <w:rPr>
+          <w:b w:val="0"/>
+        </w:rPr>
         <w:t>Reason: The missing lighting condition remains untested.</w:t>
       </w:r>
     </w:p>
@@ -1378,8 +2552,57 @@
       </w:r>
     </w:p>
     <w:p>
-      <w:r>
-        <w:t>Cover the result. Ask learners to name the inputs and predict the next step. Uncover one step, connect the icon to the actual procedure, and explain its evidence. Then change the supplied condition and compare. The picture is a representation; it does not document execution of a real AI model.</w:t>
+      <w:pPr>
+        <w:pStyle w:val="Heading3"/>
+      </w:pPr>
+      <w:r>
+        <w:t>Ask while showing the picture · 8</w:t>
+      </w:r>
+    </w:p>
+    <w:p>
+      <w:pPr>
+        <w:spacing w:line="336" w:lineRule="auto" w:after="180"/>
+      </w:pPr>
+      <w:r>
+        <w:rPr>
+          <w:b w:val="0"/>
+        </w:rPr>
+        <w:t xml:space="preserve">Cover the result. Ask learners to name the </w:t>
+      </w:r>
+      <w:r>
+        <w:rPr>
+          <w:b/>
+        </w:rPr>
+        <w:t>input</w:t>
+      </w:r>
+      <w:r>
+        <w:rPr>
+          <w:b w:val="0"/>
+        </w:rPr>
+        <w:t xml:space="preserve">s and predict the next step. Uncover one step, connect the icon to the actual procedure, and explain its </w:t>
+      </w:r>
+      <w:r>
+        <w:rPr>
+          <w:b/>
+        </w:rPr>
+        <w:t>evidence</w:t>
+      </w:r>
+      <w:r>
+        <w:rPr>
+          <w:b w:val="0"/>
+        </w:rPr>
+        <w:t>. Then change the supplied condition and compare.</w:t>
+      </w:r>
+    </w:p>
+    <w:p>
+      <w:pPr>
+        <w:spacing w:line="336" w:lineRule="auto" w:after="180"/>
+      </w:pPr>
+      <w:r>
+        <w:rPr>
+          <w:b w:val="0"/>
+        </w:rPr>
+        <w:t>The picture is a representation; it does not document execution of a real AI model.</w:t>
       </w:r>
     </w:p>
     <w:p>
@@ -1391,11 +2614,16 @@
       </w:r>
     </w:p>
     <w:p>
+      <w:r>
+        <w:t>Demonstrate Missing and Unbalanced Examples, reduce support deliberately and check individual reasoning before discussing answers.</w:t>
+      </w:r>
+    </w:p>
+    <w:p>
       <w:pPr>
         <w:pStyle w:val="Heading3"/>
       </w:pPr>
       <w:r>
-        <w:t>Demonstrate and guide practice</w:t>
+        <w:t>Board sequence</w:t>
       </w:r>
     </w:p>
     <w:p>
@@ -1403,26 +2631,102 @@
         <w:pStyle w:val="Heading3"/>
       </w:pPr>
       <w:r>
-        <w:t>Board sequence</w:t>
-      </w:r>
-    </w:p>
-    <w:p>
-      <w:r>
-        <w:t>Write the given facts: Training includes nine daylight leaf photos and one low-light photo.</w:t>
-      </w:r>
-    </w:p>
-    <w:p>
-      <w:r>
+        <w:t>1. Put the facts on the board</w:t>
+      </w:r>
+    </w:p>
+    <w:p>
+      <w:pPr>
+        <w:spacing w:line="336" w:lineRule="auto" w:after="180"/>
+        <w:shd w:fill="F4F9FC"/>
+      </w:pPr>
+      <w:r>
+        <w:rPr>
+          <w:b w:val="0"/>
+        </w:rPr>
+        <w:t xml:space="preserve">Write the given facts: </w:t>
+      </w:r>
+      <w:r>
+        <w:rPr>
+          <w:b/>
+        </w:rPr>
+        <w:t>Training</w:t>
+      </w:r>
+      <w:r>
+        <w:rPr>
+          <w:b w:val="0"/>
+        </w:rPr>
+        <w:t xml:space="preserve"> includes nine daylight leaf photos and one low-light photo.</w:t>
+      </w:r>
+    </w:p>
+    <w:p>
+      <w:pPr>
+        <w:pStyle w:val="Heading3"/>
+      </w:pPr>
+      <w:r>
+        <w:t>2. State the decision to explain</w:t>
+      </w:r>
+    </w:p>
+    <w:p>
+      <w:pPr>
+        <w:spacing w:line="336" w:lineRule="auto" w:after="180"/>
+        <w:shd w:fill="F5F1FB"/>
+      </w:pPr>
+      <w:r>
+        <w:rPr>
+          <w:b w:val="0"/>
+        </w:rPr>
         <w:t>Write the question to explain: What intended-use gap is present?</w:t>
       </w:r>
     </w:p>
     <w:p>
-      <w:r>
-        <w:t>Reveal after predictions: Low light is poorly represented. Add varied, correctly labelled low-light examples if that use is intended. Copies of one photo do not add equivalent variety.</w:t>
-      </w:r>
-    </w:p>
-    <w:p>
-      <w:r>
+      <w:pPr>
+        <w:pStyle w:val="Heading3"/>
+      </w:pPr>
+      <w:r>
+        <w:t>3. Reveal the worked reasoning</w:t>
+      </w:r>
+    </w:p>
+    <w:p>
+      <w:pPr>
+        <w:spacing w:line="336" w:lineRule="auto" w:after="180"/>
+        <w:shd w:fill="F1F6FC"/>
+      </w:pPr>
+      <w:r>
+        <w:rPr>
+          <w:b w:val="0"/>
+        </w:rPr>
+        <w:t xml:space="preserve">Reveal after </w:t>
+      </w:r>
+      <w:r>
+        <w:rPr>
+          <w:b/>
+        </w:rPr>
+        <w:t>prediction</w:t>
+      </w:r>
+      <w:r>
+        <w:rPr>
+          <w:b w:val="0"/>
+        </w:rPr>
+        <w:t>s: Low light is poorly represented. Add varied, correctly labelled low-light examples if that use is intended. Copies of one photo do not add equivalent variety.</w:t>
+      </w:r>
+    </w:p>
+    <w:p>
+      <w:pPr>
+        <w:pStyle w:val="Heading3"/>
+      </w:pPr>
+      <w:r>
+        <w:t>Hold back the independent task</w:t>
+      </w:r>
+    </w:p>
+    <w:p>
+      <w:pPr>
+        <w:spacing w:line="336" w:lineRule="auto" w:after="180"/>
+        <w:shd w:fill="FFF5E6"/>
+      </w:pPr>
+      <w:r>
+        <w:rPr>
+          <w:b w:val="0"/>
+        </w:rPr>
         <w:t>Keep for an independent attempt: A photo sorter trains on ten bright photos and no dim photos. What group of examples is missing? Design a test that reveals the gap.</w:t>
       </w:r>
     </w:p>
@@ -1435,23 +2739,77 @@
       </w:r>
     </w:p>
     <w:p>
-      <w:r>
+      <w:pPr>
+        <w:pStyle w:val="Heading3"/>
+      </w:pPr>
+      <w:r>
+        <w:t>Ask the class</w:t>
+      </w:r>
+    </w:p>
+    <w:p>
+      <w:pPr>
+        <w:spacing w:line="336" w:lineRule="auto" w:after="180"/>
+        <w:shd w:fill="F5F1FB"/>
+      </w:pPr>
+      <w:r>
+        <w:rPr>
+          <w:b w:val="0"/>
+        </w:rPr>
         <w:t>Ask: Which facts are given, and which would we have to assume? Learners mark relevant details before discussing answers.</w:t>
       </w:r>
     </w:p>
     <w:p>
-      <w:r>
+      <w:pPr>
+        <w:pStyle w:val="Heading3"/>
+      </w:pPr>
+      <w:r>
+        <w:t>Language to model</w:t>
+      </w:r>
+    </w:p>
+    <w:p>
+      <w:pPr>
+        <w:spacing w:line="336" w:lineRule="auto" w:after="180"/>
+        <w:shd w:fill="F1F6F8"/>
+      </w:pPr>
+      <w:r>
+        <w:rPr>
+          <w:b w:val="0"/>
+        </w:rPr>
         <w:t>Say: Predict first. Show the rule, information path or calculation that would produce the result. A correct guess is not yet an explanation.</w:t>
       </w:r>
     </w:p>
     <w:p>
-      <w:r>
+      <w:pPr>
+        <w:spacing w:line="336" w:lineRule="auto" w:after="180"/>
+      </w:pPr>
+      <w:r>
+        <w:rPr>
+          <w:b w:val="0"/>
+        </w:rPr>
         <w:t>Reveal reasoning one step at a time. Explain why a tempting alternative fails. Write units and denominators for arithmetic, trace conditions for decisions, and identify supporting sources for claims.</w:t>
       </w:r>
     </w:p>
     <w:p>
-      <w:r>
-        <w:t>In pairs, one learner solves while the other checks evidence; exchange roles. Remove the worked answer before independent assessment.</w:t>
+      <w:pPr>
+        <w:spacing w:line="336" w:lineRule="auto" w:after="180"/>
+      </w:pPr>
+      <w:r>
+        <w:rPr>
+          <w:b w:val="0"/>
+        </w:rPr>
+        <w:t xml:space="preserve">In pairs, one learner solves while the other checks </w:t>
+      </w:r>
+      <w:r>
+        <w:rPr>
+          <w:b/>
+        </w:rPr>
+        <w:t>evidence</w:t>
+      </w:r>
+      <w:r>
+        <w:rPr>
+          <w:b w:val="0"/>
+        </w:rPr>
+        <w:t>; exchange roles. Remove the worked answer before independent assessment.</w:t>
       </w:r>
     </w:p>
     <w:p>
@@ -1463,8 +2821,48 @@
       </w:r>
     </w:p>
     <w:p>
-      <w:r>
-        <w:t>The original recogniser correctly labelled 5 of 6 assessed bright-circle cards. Dim circles, bright squares and dim squares were not assessed. A documented plan selecting 2 distinct cards per condition from all 24 IDs would include each condition without claiming to establish every outcome. Exit: the image count grew, but the absence of dim-square tests remains; more bright-circle data cannot supply dim-square evidence.</w:t>
+      <w:pPr>
+        <w:spacing w:line="336" w:lineRule="auto" w:after="180"/>
+      </w:pPr>
+      <w:r>
+        <w:rPr>
+          <w:b w:val="0"/>
+        </w:rPr>
+        <w:t>The original recogniser correctly labelled 5 of 6 assessed bright-circle cards. Dim circles, bright squares and dim squares were not assessed.</w:t>
+      </w:r>
+    </w:p>
+    <w:p>
+      <w:pPr>
+        <w:spacing w:line="336" w:lineRule="auto" w:after="180"/>
+      </w:pPr>
+      <w:r>
+        <w:rPr>
+          <w:b w:val="0"/>
+        </w:rPr>
+        <w:t>A documented plan selecting 2 distinct cards per condition from all 24 IDs would include each condition without claiming to establish every outcome.</w:t>
+      </w:r>
+    </w:p>
+    <w:p>
+      <w:pPr>
+        <w:spacing w:line="336" w:lineRule="auto" w:after="180"/>
+      </w:pPr>
+      <w:r>
+        <w:rPr>
+          <w:b w:val="0"/>
+        </w:rPr>
+        <w:t xml:space="preserve">Exit: the image count grew, but the absence of dim-square tests remains; more bright-circle data cannot supply dim-square </w:t>
+      </w:r>
+      <w:r>
+        <w:rPr>
+          <w:b/>
+        </w:rPr>
+        <w:t>evidence</w:t>
+      </w:r>
+      <w:r>
+        <w:rPr>
+          <w:b w:val="0"/>
+        </w:rPr>
+        <w:t>.</w:t>
       </w:r>
     </w:p>
     <w:p>
@@ -1696,41 +3094,209 @@
       </w:r>
     </w:p>
     <w:p>
-      <w:r>
-        <w:t>Completion task: Each of the six original sampled cards is photographed twice. State the number of image files and distinct cards. Has this covered a new shape or lighting condition? Explain why the counts need different labels.</w:t>
-      </w:r>
-    </w:p>
-    <w:p>
-      <w:r>
-        <w:t>Teacher check: There are 12 image files but still 6 distinct cards, all bright circles. No new shape or lighting condition has been covered. Multiple records of the same cases are not 12 distinct sampled cards and do not resolve the missing conditions.</w:t>
-      </w:r>
-    </w:p>
-    <w:p>
-      <w:r>
-        <w:t>Start by identifying the given inputs together. Leave the intermediate steps blank. If needed, model one step, then withdraw that help on the next step. Move to a full trace only when the partial trace is understood. For partners, alternate explainer and checker; collect a response from every learner before discussion.</w:t>
-      </w:r>
-    </w:p>
-    <w:p>
       <w:pPr>
         <w:pStyle w:val="Heading3"/>
       </w:pPr>
       <w:r>
+        <w:t>Completion practice</w:t>
+      </w:r>
+    </w:p>
+    <w:p>
+      <w:pPr>
+        <w:spacing w:line="336" w:lineRule="auto" w:after="180"/>
+        <w:shd w:fill="F5F1FB"/>
+      </w:pPr>
+      <w:r>
+        <w:rPr>
+          <w:b w:val="0"/>
+        </w:rPr>
+        <w:t xml:space="preserve">Completion task: Each of the six original </w:t>
+      </w:r>
+      <w:r>
+        <w:rPr>
+          <w:b/>
+        </w:rPr>
+        <w:t>sample</w:t>
+      </w:r>
+      <w:r>
+        <w:rPr>
+          <w:b w:val="0"/>
+        </w:rPr>
+        <w:t>d cards is photographed twice. State the number of image files and distinct cards. Has this covered a new shape or lighting condition?</w:t>
+      </w:r>
+    </w:p>
+    <w:p>
+      <w:pPr>
+        <w:spacing w:line="336" w:lineRule="auto" w:after="180"/>
+        <w:shd w:fill="F5F1FB"/>
+      </w:pPr>
+      <w:r>
+        <w:rPr>
+          <w:b w:val="0"/>
+        </w:rPr>
+        <w:t>Explain why the counts need different labels.</w:t>
+      </w:r>
+    </w:p>
+    <w:p>
+      <w:pPr>
+        <w:pStyle w:val="Heading3"/>
+      </w:pPr>
+      <w:r>
+        <w:t>Reasoning to listen for</w:t>
+      </w:r>
+    </w:p>
+    <w:p>
+      <w:pPr>
+        <w:spacing w:line="336" w:lineRule="auto" w:after="180"/>
+        <w:shd w:fill="F1F6FC"/>
+      </w:pPr>
+      <w:r>
+        <w:rPr>
+          <w:b w:val="0"/>
+        </w:rPr>
+        <w:t>Teacher check: There are 12 image files but still 6 distinct cards, all bright circles. No new shape or lighting condition has been covered.</w:t>
+      </w:r>
+    </w:p>
+    <w:p>
+      <w:pPr>
+        <w:spacing w:line="336" w:lineRule="auto" w:after="180"/>
+        <w:shd w:fill="F1F6FC"/>
+      </w:pPr>
+      <w:r>
+        <w:rPr>
+          <w:b w:val="0"/>
+        </w:rPr>
+        <w:t xml:space="preserve">Multiple records of the same cases are not 12 distinct </w:t>
+      </w:r>
+      <w:r>
+        <w:rPr>
+          <w:b/>
+        </w:rPr>
+        <w:t>sample</w:t>
+      </w:r>
+      <w:r>
+        <w:rPr>
+          <w:b w:val="0"/>
+        </w:rPr>
+        <w:t>d cards and do not resolve the missing conditions.</w:t>
+      </w:r>
+    </w:p>
+    <w:p>
+      <w:pPr>
+        <w:spacing w:line="336" w:lineRule="auto" w:after="180"/>
+      </w:pPr>
+      <w:r>
+        <w:rPr>
+          <w:b w:val="0"/>
+        </w:rPr>
+        <w:t xml:space="preserve">Start by identifying the given </w:t>
+      </w:r>
+      <w:r>
+        <w:rPr>
+          <w:b/>
+        </w:rPr>
+        <w:t>input</w:t>
+      </w:r>
+      <w:r>
+        <w:rPr>
+          <w:b w:val="0"/>
+        </w:rPr>
+        <w:t>s together. Leave the intermediate steps blank. If needed, model one step, then withdraw that help on the next step. Move to a full trace only when the partial trace is understood.</w:t>
+      </w:r>
+    </w:p>
+    <w:p>
+      <w:pPr>
+        <w:spacing w:line="336" w:lineRule="auto" w:after="180"/>
+      </w:pPr>
+      <w:r>
+        <w:rPr>
+          <w:b w:val="0"/>
+        </w:rPr>
+        <w:t>For partners, alternate explainer and checker; collect a response from every learner before discussion.</w:t>
+      </w:r>
+    </w:p>
+    <w:p>
+      <w:pPr>
+        <w:pStyle w:val="Heading3"/>
+      </w:pPr>
+      <w:r>
         <w:t>Individual reasoning check</w:t>
       </w:r>
     </w:p>
     <w:p>
-      <w:r>
-        <w:t>Use the worked case for Sampling and coverage. Proposed explanation: “More records always remove bias”. Decide whether this explanation is supported. Point to the step or supplied fact that decides; explain your repair if needed.</w:t>
-      </w:r>
-    </w:p>
-    <w:p>
-      <w:r>
+      <w:pPr>
+        <w:spacing w:line="336" w:lineRule="auto" w:after="180"/>
+      </w:pPr>
+      <w:r>
+        <w:rPr>
+          <w:b w:val="0"/>
+        </w:rPr>
+        <w:t xml:space="preserve">Use the worked case for Sampling and </w:t>
+      </w:r>
+      <w:r>
+        <w:rPr>
+          <w:b/>
+        </w:rPr>
+        <w:t>coverage</w:t>
+      </w:r>
+      <w:r>
+        <w:rPr>
+          <w:b w:val="0"/>
+        </w:rPr>
+        <w:t>. Proposed explanation: “More records always remove bias”. Decide whether this explanation is supported.</w:t>
+      </w:r>
+    </w:p>
+    <w:p>
+      <w:pPr>
+        <w:spacing w:line="336" w:lineRule="auto" w:after="180"/>
+      </w:pPr>
+      <w:r>
+        <w:rPr>
+          <w:b w:val="0"/>
+        </w:rPr>
+        <w:t>Point to the step or supplied fact that decides; explain your repair if needed.</w:t>
+      </w:r>
+    </w:p>
+    <w:p>
+      <w:pPr>
+        <w:pStyle w:val="Heading3"/>
+      </w:pPr>
+      <w:r>
+        <w:t>Expected repair</w:t>
+      </w:r>
+    </w:p>
+    <w:p>
+      <w:pPr>
+        <w:spacing w:line="336" w:lineRule="auto" w:after="180"/>
+        <w:shd w:fill="F1F6FC"/>
+      </w:pPr>
+      <w:r>
+        <w:rPr>
+          <w:b w:val="0"/>
+        </w:rPr>
         <w:t>Expected correction: A restricted source can keep excluding the same conditions as its record count grows.</w:t>
       </w:r>
     </w:p>
     <w:p>
-      <w:r>
-        <w:t>Collect explanations, not only yes/no votes. If a misunderstanding is common, re-model the relevant step for the class. If it affects a few learners, give a short targeted group explanation while others solve a more demanding variation.</w:t>
+      <w:pPr>
+        <w:spacing w:line="336" w:lineRule="auto" w:after="180"/>
+      </w:pPr>
+      <w:r>
+        <w:rPr>
+          <w:b w:val="0"/>
+        </w:rPr>
+        <w:t>Collect explanations, not only yes/no votes. If a misunderstanding is common, re-model the relevant step for the class.</w:t>
+      </w:r>
+    </w:p>
+    <w:p>
+      <w:pPr>
+        <w:spacing w:line="336" w:lineRule="auto" w:after="180"/>
+      </w:pPr>
+      <w:r>
+        <w:rPr>
+          <w:b w:val="0"/>
+        </w:rPr>
+        <w:t>If it affects a few learners, give a short targeted group explanation while others solve a more demanding variation.</w:t>
       </w:r>
     </w:p>
     <w:p>
@@ -1742,7 +3308,13 @@
       </w:r>
     </w:p>
     <w:p>
-      <w:r>
+      <w:pPr>
+        <w:spacing w:line="336" w:lineRule="auto" w:after="180"/>
+      </w:pPr>
+      <w:r>
+        <w:rPr>
+          <w:b w:val="0"/>
+        </w:rPr>
         <w:t>Would testing only dim plain cards close every current gap? Point to the target groups.</w:t>
       </w:r>
     </w:p>
@@ -1755,18 +3327,96 @@
       </w:r>
     </w:p>
     <w:p>
-      <w:r>
-        <w:t>No. Dim patterned cards would still be absent; both dim groups need planned coverage.</w:t>
-      </w:r>
-    </w:p>
-    <w:p>
-      <w:r>
-        <w:t>Changed-case reasoning: The sample becomes larger but still has no dim coverage. The missing lighting condition remains untested.</w:t>
-      </w:r>
-    </w:p>
-    <w:p>
-      <w:r>
-        <w:t>Collect each learner’s explanation before discussion. Use the first missing connection between input, deciding step and result to choose support. This question is worked-case practice, not fresh mastery evidence.</w:t>
+      <w:pPr>
+        <w:spacing w:line="336" w:lineRule="auto" w:after="180"/>
+      </w:pPr>
+      <w:r>
+        <w:rPr>
+          <w:b w:val="0"/>
+        </w:rPr>
+        <w:t xml:space="preserve">No. Dim patterned cards would still be absent; both dim groups need planned </w:t>
+      </w:r>
+      <w:r>
+        <w:rPr>
+          <w:b/>
+        </w:rPr>
+        <w:t>coverage</w:t>
+      </w:r>
+      <w:r>
+        <w:rPr>
+          <w:b w:val="0"/>
+        </w:rPr>
+        <w:t>.</w:t>
+      </w:r>
+    </w:p>
+    <w:p>
+      <w:pPr>
+        <w:spacing w:line="336" w:lineRule="auto" w:after="180"/>
+      </w:pPr>
+      <w:r>
+        <w:rPr>
+          <w:b w:val="0"/>
+        </w:rPr>
+        <w:t xml:space="preserve">Changed-case reasoning: The </w:t>
+      </w:r>
+      <w:r>
+        <w:rPr>
+          <w:b/>
+        </w:rPr>
+        <w:t>sample</w:t>
+      </w:r>
+      <w:r>
+        <w:rPr>
+          <w:b w:val="0"/>
+        </w:rPr>
+        <w:t xml:space="preserve"> becomes larger but still has no dim </w:t>
+      </w:r>
+      <w:r>
+        <w:rPr>
+          <w:b/>
+        </w:rPr>
+        <w:t>coverage</w:t>
+      </w:r>
+      <w:r>
+        <w:rPr>
+          <w:b w:val="0"/>
+        </w:rPr>
+        <w:t>. The missing lighting condition remains untested.</w:t>
+      </w:r>
+    </w:p>
+    <w:p>
+      <w:pPr>
+        <w:spacing w:line="336" w:lineRule="auto" w:after="180"/>
+      </w:pPr>
+      <w:r>
+        <w:rPr>
+          <w:b w:val="0"/>
+        </w:rPr>
+        <w:t xml:space="preserve">Collect each learner’s explanation before discussion. Use the first missing connection between </w:t>
+      </w:r>
+      <w:r>
+        <w:rPr>
+          <w:b/>
+        </w:rPr>
+        <w:t>input</w:t>
+      </w:r>
+      <w:r>
+        <w:rPr>
+          <w:b w:val="0"/>
+        </w:rPr>
+        <w:t xml:space="preserve">, deciding step and result to choose support. This question is worked-case practice, not fresh mastery </w:t>
+      </w:r>
+      <w:r>
+        <w:rPr>
+          <w:b/>
+        </w:rPr>
+        <w:t>evidence</w:t>
+      </w:r>
+      <w:r>
+        <w:rPr>
+          <w:b w:val="0"/>
+        </w:rPr>
+        <w:t>.</w:t>
       </w:r>
     </w:p>
     <w:p>
@@ -1778,45 +3428,174 @@
       </w:r>
     </w:p>
     <w:p>
+      <w:r>
+        <w:t>Run the Missing and Unbalanced Examples investigation and use the first unsupported step to choose a teaching response.</w:t>
+      </w:r>
+    </w:p>
+    <w:p>
+      <w:pPr>
+        <w:spacing w:line="336" w:lineRule="auto" w:after="180"/>
+      </w:pPr>
+      <w:r>
+        <w:rPr>
+          <w:b w:val="0"/>
+        </w:rPr>
+        <w:t xml:space="preserve">Predict first, test honestly, and explain what the </w:t>
+      </w:r>
+      <w:r>
+        <w:rPr>
+          <w:b/>
+        </w:rPr>
+        <w:t>evidence</w:t>
+      </w:r>
+      <w:r>
+        <w:rPr>
+          <w:b w:val="0"/>
+        </w:rPr>
+        <w:t xml:space="preserve"> means.</w:t>
+      </w:r>
+    </w:p>
+    <w:p>
       <w:pPr>
         <w:pStyle w:val="Heading3"/>
       </w:pPr>
       <w:r>
-        <w:t>Run the weekly evidence lab</w:t>
-      </w:r>
-    </w:p>
-    <w:p>
-      <w:r>
-        <w:t>Predict first, test honestly, and explain what the evidence means.</w:t>
-      </w:r>
-    </w:p>
-    <w:p>
-      <w:r>
-        <w:t>State your prediction before the result is known.</w:t>
-      </w:r>
-    </w:p>
-    <w:p>
-      <w:r>
+        <w:t>1. Predict</w:t>
+      </w:r>
+    </w:p>
+    <w:p>
+      <w:pPr>
+        <w:spacing w:line="336" w:lineRule="auto" w:after="180"/>
+        <w:shd w:fill="F4F9FC"/>
+      </w:pPr>
+      <w:r>
+        <w:rPr>
+          <w:b w:val="0"/>
+        </w:rPr>
+        <w:t xml:space="preserve">State your </w:t>
+      </w:r>
+      <w:r>
+        <w:rPr>
+          <w:b/>
+        </w:rPr>
+        <w:t>prediction</w:t>
+      </w:r>
+      <w:r>
+        <w:rPr>
+          <w:b w:val="0"/>
+        </w:rPr>
+        <w:t xml:space="preserve"> before the result is known.</w:t>
+      </w:r>
+    </w:p>
+    <w:p>
+      <w:pPr>
+        <w:pStyle w:val="Heading3"/>
+      </w:pPr>
+      <w:r>
+        <w:t>2. Investigate</w:t>
+      </w:r>
+    </w:p>
+    <w:p>
+      <w:pPr>
+        <w:spacing w:line="336" w:lineRule="auto" w:after="180"/>
+        <w:shd w:fill="F4F9FC"/>
+      </w:pPr>
+      <w:r>
+        <w:rPr>
+          <w:b w:val="0"/>
+        </w:rPr>
         <w:t>Complete the task: Predict failures in an animal set missing night photos.</w:t>
       </w:r>
     </w:p>
     <w:p>
-      <w:r>
+      <w:pPr>
+        <w:pStyle w:val="Heading3"/>
+      </w:pPr>
+      <w:r>
+        <w:t>3. Compare cases</w:t>
+      </w:r>
+    </w:p>
+    <w:p>
+      <w:pPr>
+        <w:spacing w:line="336" w:lineRule="auto" w:after="180"/>
+        <w:shd w:fill="F4F9FC"/>
+      </w:pPr>
+      <w:r>
+        <w:rPr>
+          <w:b w:val="0"/>
+        </w:rPr>
         <w:t>Keep a normal case and an edge case clearly separated.</w:t>
       </w:r>
     </w:p>
     <w:p>
-      <w:r>
-        <w:t>Record what happened—even when it does not match your prediction.</w:t>
-      </w:r>
-    </w:p>
-    <w:p>
-      <w:r>
+      <w:pPr>
+        <w:pStyle w:val="Heading3"/>
+      </w:pPr>
+      <w:r>
+        <w:t>4. Record honestly</w:t>
+      </w:r>
+    </w:p>
+    <w:p>
+      <w:pPr>
+        <w:spacing w:line="336" w:lineRule="auto" w:after="180"/>
+        <w:shd w:fill="F4F9FC"/>
+      </w:pPr>
+      <w:r>
+        <w:rPr>
+          <w:b w:val="0"/>
+        </w:rPr>
+        <w:t xml:space="preserve">Record what happened—even when it does not match your </w:t>
+      </w:r>
+      <w:r>
+        <w:rPr>
+          <w:b/>
+        </w:rPr>
+        <w:t>prediction</w:t>
+      </w:r>
+      <w:r>
+        <w:rPr>
+          <w:b w:val="0"/>
+        </w:rPr>
+        <w:t>.</w:t>
+      </w:r>
+    </w:p>
+    <w:p>
+      <w:pPr>
+        <w:pStyle w:val="Heading3"/>
+      </w:pPr>
+      <w:r>
+        <w:t>5. Explain and plan the next test</w:t>
+      </w:r>
+    </w:p>
+    <w:p>
+      <w:pPr>
+        <w:spacing w:line="336" w:lineRule="auto" w:after="180"/>
+        <w:shd w:fill="F4F9FC"/>
+      </w:pPr>
+      <w:r>
+        <w:rPr>
+          <w:b w:val="0"/>
+        </w:rPr>
         <w:t>Explain the result, one limitation, and the next useful test.</w:t>
       </w:r>
     </w:p>
     <w:p>
-      <w:r>
+      <w:pPr>
+        <w:pStyle w:val="Heading3"/>
+      </w:pPr>
+      <w:r>
+        <w:t>Use a fresh case after support</w:t>
+      </w:r>
+    </w:p>
+    <w:p>
+      <w:pPr>
+        <w:spacing w:line="336" w:lineRule="auto" w:after="180"/>
+        <w:shd w:fill="FFF5E6"/>
+      </w:pPr>
+      <w:r>
+        <w:rPr>
+          <w:b w:val="0"/>
+        </w:rPr>
         <w:t>INDEPENDENCE After support is removed, repeat the proof with a fresh case.</w:t>
       </w:r>
     </w:p>
@@ -1829,8 +3608,25 @@
       </w:r>
     </w:p>
     <w:p>
-      <w:r>
-        <w:t>Use the concrete case as the shared normal case and the independent question as a second case. Each pair creates a boundary or missing-information case and predicts its result before testing. Keep the expected result separate from an observed mistake.</w:t>
+      <w:pPr>
+        <w:spacing w:line="336" w:lineRule="auto" w:after="180"/>
+      </w:pPr>
+      <w:r>
+        <w:rPr>
+          <w:b w:val="0"/>
+        </w:rPr>
+        <w:t>Use the concrete case as the shared normal case and the independent question as a second case. Each pair creates a boundary or missing-information case and predicts its result before testing.</w:t>
+      </w:r>
+    </w:p>
+    <w:p>
+      <w:pPr>
+        <w:spacing w:line="336" w:lineRule="auto" w:after="180"/>
+      </w:pPr>
+      <w:r>
+        <w:rPr>
+          <w:b w:val="0"/>
+        </w:rPr>
+        <w:t>Keep the expected result separate from an observed mistake.</w:t>
       </w:r>
     </w:p>
     <w:tbl>
@@ -1988,13 +3784,45 @@
       </w:r>
     </w:p>
     <w:p>
-      <w:r>
+      <w:pPr>
+        <w:pStyle w:val="Heading3"/>
+      </w:pPr>
+      <w:r>
+        <w:t>Find the unsupported claim</w:t>
+      </w:r>
+    </w:p>
+    <w:p>
+      <w:pPr>
+        <w:spacing w:line="336" w:lineRule="auto" w:after="180"/>
+        <w:shd w:fill="F5F1FB"/>
+      </w:pPr>
+      <w:r>
+        <w:rPr>
+          <w:b w:val="0"/>
+        </w:rPr>
         <w:t>CLAIM TO REPAIR Ten examples cover every condition.</w:t>
       </w:r>
     </w:p>
     <w:p>
-      <w:r>
-        <w:t>For guessing, return to given facts and request a trace. For vocabulary without application, use one example and one non-example. For arithmetic errors, check the setup before the calculation. Finish with a different uncoached case before recording mastery.</w:t>
+      <w:pPr>
+        <w:spacing w:line="336" w:lineRule="auto" w:after="180"/>
+      </w:pPr>
+      <w:r>
+        <w:rPr>
+          <w:b w:val="0"/>
+        </w:rPr>
+        <w:t>For guessing, return to given facts and request a trace. For vocabulary without application, use one example and one non-example. For arithmetic errors, check the setup before the calculation.</w:t>
+      </w:r>
+    </w:p>
+    <w:p>
+      <w:pPr>
+        <w:spacing w:line="336" w:lineRule="auto" w:after="180"/>
+      </w:pPr>
+      <w:r>
+        <w:rPr>
+          <w:b w:val="0"/>
+        </w:rPr>
+        <w:t>Finish with a different uncoached case before recording mastery.</w:t>
       </w:r>
     </w:p>
     <w:p>
@@ -2006,22 +3834,46 @@
       </w:r>
     </w:p>
     <w:p>
-      <w:r>
+      <w:pPr>
+        <w:spacing w:line="336" w:lineRule="auto" w:after="180"/>
+      </w:pPr>
+      <w:r>
+        <w:rPr>
+          <w:b w:val="0"/>
+        </w:rPr>
         <w:t>More records always remove bias: A restricted source can keep excluding the same conditions as its record count grows.</w:t>
       </w:r>
     </w:p>
     <w:p>
-      <w:r>
+      <w:pPr>
+        <w:spacing w:line="336" w:lineRule="auto" w:after="180"/>
+      </w:pPr>
+      <w:r>
+        <w:rPr>
+          <w:b w:val="0"/>
+        </w:rPr>
         <w:t>Random selection repairs an incomplete list: Excluded cases cannot be selected from a list that does not contain them.</w:t>
       </w:r>
     </w:p>
     <w:p>
-      <w:r>
+      <w:pPr>
+        <w:spacing w:line="336" w:lineRule="auto" w:after="180"/>
+      </w:pPr>
+      <w:r>
+        <w:rPr>
+          <w:b w:val="0"/>
+        </w:rPr>
         <w:t>Every feature value appears, so every combination appears: Bright circles and dim squares still omit dim circles and bright squares.</w:t>
       </w:r>
     </w:p>
     <w:p>
-      <w:r>
+      <w:pPr>
+        <w:spacing w:line="336" w:lineRule="auto" w:after="180"/>
+      </w:pPr>
+      <w:r>
+        <w:rPr>
+          <w:b w:val="0"/>
+        </w:rPr>
         <w:t>Zero assessed means every case failed: Zero assessed means no observed recognition outcomes for that group.</w:t>
       </w:r>
     </w:p>
@@ -2180,8 +4032,25 @@
       </w:tr>
     </w:tbl>
     <w:p>
-      <w:r>
-        <w:t>Offer an oral explanation, drawing, enlarged visual or fewer examples when that removes a reading/writing barrier. Keep the same reasoning goal. Stretch secure learners by changing a boundary or assumption and asking them to defend the effect, not simply by assigning more of the same questions.</w:t>
+      <w:pPr>
+        <w:spacing w:line="336" w:lineRule="auto" w:after="180"/>
+      </w:pPr>
+      <w:r>
+        <w:rPr>
+          <w:b w:val="0"/>
+        </w:rPr>
+        <w:t>Offer an oral explanation, drawing, enlarged visual or fewer examples when that removes a reading/writing barrier. Keep the same reasoning goal.</w:t>
+      </w:r>
+    </w:p>
+    <w:p>
+      <w:pPr>
+        <w:spacing w:line="336" w:lineRule="auto" w:after="180"/>
+      </w:pPr>
+      <w:r>
+        <w:rPr>
+          <w:b w:val="0"/>
+        </w:rPr>
+        <w:t>Stretch secure learners by changing a boundary or assumption and asking them to defend the effect, not simply by assigning more of the same questions.</w:t>
       </w:r>
     </w:p>
     <w:p>
@@ -2193,11 +4062,16 @@
       </w:r>
     </w:p>
     <w:p>
+      <w:r>
+        <w:t>Use the Missing and Unbalanced Examples questions, teacher keys and criteria after the relevant attempts. Previously discussed cases are practice; protect the separately selected independent task.</w:t>
+      </w:r>
+    </w:p>
+    <w:p>
       <w:pPr>
         <w:pStyle w:val="Heading3"/>
       </w:pPr>
       <w:r>
-        <w:t>Assess and explain the answers</w:t>
+        <w:t>Worked case answer</w:t>
       </w:r>
     </w:p>
     <w:p>
@@ -2205,11 +4079,18 @@
         <w:pStyle w:val="Heading3"/>
       </w:pPr>
       <w:r>
-        <w:t>Worked case answer</w:t>
-      </w:r>
-    </w:p>
-    <w:p>
-      <w:r>
+        <w:t>Teacher key · Worked case answer</w:t>
+      </w:r>
+    </w:p>
+    <w:p>
+      <w:pPr>
+        <w:spacing w:line="336" w:lineRule="auto" w:after="180"/>
+        <w:shd w:fill="F1F6FC"/>
+      </w:pPr>
+      <w:r>
+        <w:rPr>
+          <w:b w:val="0"/>
+        </w:rPr>
         <w:t>Low light is poorly represented. Add varied, correctly labelled low-light examples if that use is intended. Copies of one photo do not add equivalent variety.</w:t>
       </w:r>
     </w:p>
@@ -2222,7 +4103,22 @@
       </w:r>
     </w:p>
     <w:p>
-      <w:r>
+      <w:pPr>
+        <w:pStyle w:val="Heading3"/>
+      </w:pPr>
+      <w:r>
+        <w:t>Independent question · withhold the key</w:t>
+      </w:r>
+    </w:p>
+    <w:p>
+      <w:pPr>
+        <w:spacing w:line="336" w:lineRule="auto" w:after="180"/>
+        <w:shd w:fill="F5F1FB"/>
+      </w:pPr>
+      <w:r>
+        <w:rPr>
+          <w:b w:val="0"/>
+        </w:rPr>
         <w:t>A photo sorter trains on ten bright photos and no dim photos. What group of examples is missing? Design a test that reveals the gap.</w:t>
       </w:r>
     </w:p>
@@ -2235,7 +4131,22 @@
       </w:r>
     </w:p>
     <w:p>
-      <w:r>
+      <w:pPr>
+        <w:pStyle w:val="Heading3"/>
+      </w:pPr>
+      <w:r>
+        <w:t>Teacher key · Expected independent answer</w:t>
+      </w:r>
+    </w:p>
+    <w:p>
+      <w:pPr>
+        <w:spacing w:line="336" w:lineRule="auto" w:after="180"/>
+        <w:shd w:fill="F1F6FC"/>
+      </w:pPr>
+      <w:r>
+        <w:rPr>
+          <w:b w:val="0"/>
+        </w:rPr>
         <w:t>Dim photos are missing. Test on separately collected, correctly labelled dim photos and compare errors with bright photos. Success in bright light does not establish performance in dim light.</w:t>
       </w:r>
     </w:p>
@@ -2474,8 +4385,25 @@
       </w:tr>
     </w:tbl>
     <w:p>
-      <w:r>
-        <w:t>Use 6/8 as a classroom checkpoint, with 2 required for both Result and Reasoning. This is a proposed teaching rule, not a validated certification threshold. Do not count a coached answer as independent mastery; correct unsafe or unsupported claims regardless of total.</w:t>
+      <w:pPr>
+        <w:spacing w:line="336" w:lineRule="auto" w:after="180"/>
+      </w:pPr>
+      <w:r>
+        <w:rPr>
+          <w:b w:val="0"/>
+        </w:rPr>
+        <w:t>Use 6/8 as a classroom checkpoint, with 2 required for both Result and Reasoning. This is a proposed teaching rule, not a validated certification threshold.</w:t>
+      </w:r>
+    </w:p>
+    <w:p>
+      <w:pPr>
+        <w:spacing w:line="336" w:lineRule="auto" w:after="180"/>
+      </w:pPr>
+      <w:r>
+        <w:rPr>
+          <w:b w:val="0"/>
+        </w:rPr>
+        <w:t>Do not count a coached answer as independent mastery; correct unsafe or unsupported claims regardless of total.</w:t>
       </w:r>
     </w:p>
     <w:p>
@@ -2487,8 +4415,26 @@
       </w:r>
     </w:p>
     <w:p>
-      <w:r>
-        <w:t>Ask the learner to find the evidence that challenges this claim: “Ten examples cover every condition.” Keep the first attempt and an uncoached retry separate.</w:t>
+      <w:pPr>
+        <w:spacing w:line="336" w:lineRule="auto" w:after="180"/>
+      </w:pPr>
+      <w:r>
+        <w:rPr>
+          <w:b w:val="0"/>
+        </w:rPr>
+        <w:t xml:space="preserve">Ask the learner to find the </w:t>
+      </w:r>
+      <w:r>
+        <w:rPr>
+          <w:b/>
+        </w:rPr>
+        <w:t>evidence</w:t>
+      </w:r>
+      <w:r>
+        <w:rPr>
+          <w:b w:val="0"/>
+        </w:rPr>
+        <w:t xml:space="preserve"> that challenges this claim: “Ten examples cover every condition.” Keep the first attempt and an uncoached retry separate.</w:t>
       </w:r>
     </w:p>
     <w:p>
@@ -2500,15 +4446,42 @@
       </w:r>
     </w:p>
     <w:p>
-      <w:r>
-        <w:t>No. Copies add no new dark situations. Collect permitted photos of several distinct objects under relevant low-light conditions, with reliable labels. Keep related views together when separating evaluation examples so familiar objects do not inflate results.</w:t>
-      </w:r>
-    </w:p>
-    <w:p>
       <w:pPr>
         <w:pStyle w:val="Heading3"/>
       </w:pPr>
       <w:r>
+        <w:t>Teacher key · Original transfer answer</w:t>
+      </w:r>
+    </w:p>
+    <w:p>
+      <w:pPr>
+        <w:spacing w:line="336" w:lineRule="auto" w:after="180"/>
+        <w:shd w:fill="F1F6FC"/>
+      </w:pPr>
+      <w:r>
+        <w:rPr>
+          <w:b w:val="0"/>
+        </w:rPr>
+        <w:t>No. Copies add no new dark situations. Collect permitted photos of several distinct objects under relevant low-light conditions, with reliable labels.</w:t>
+      </w:r>
+    </w:p>
+    <w:p>
+      <w:pPr>
+        <w:spacing w:line="336" w:lineRule="auto" w:after="180"/>
+        <w:shd w:fill="F1F6FC"/>
+      </w:pPr>
+      <w:r>
+        <w:rPr>
+          <w:b w:val="0"/>
+        </w:rPr>
+        <w:t>Keep related views together when separating evaluation examples so familiar objects do not inflate results.</w:t>
+      </w:r>
+    </w:p>
+    <w:p>
+      <w:pPr>
+        <w:pStyle w:val="Heading3"/>
+      </w:pPr>
+      <w:r>
         <w:t>Explanations for the additional workbook examples</w:t>
       </w:r>
     </w:p>
@@ -2521,111 +4494,543 @@
       </w:r>
     </w:p>
     <w:p>
-      <w:r>
-        <w:t>Use the 24-card investigation. State the target collection, the original six-card sample and the three absent conditions. If the selection list contains only bright-circle IDs, explain why random selection from that list cannot reach every target condition.</w:t>
-      </w:r>
-    </w:p>
-    <w:p>
-      <w:r>
-        <w:t>The target is all 24 specified cards across four conditions. The sample is the 6 bright-circle cards. Dim circles, bright squares and dim squares are absent. A frame containing only bright-circle IDs excludes every other condition, regardless of how randomly IDs are drawn from it.</w:t>
-      </w:r>
-    </w:p>
-    <w:p>
       <w:pPr>
         <w:pStyle w:val="Heading3"/>
       </w:pPr>
       <w:r>
+        <w:t>Workbook question · W1</w:t>
+      </w:r>
+    </w:p>
+    <w:p>
+      <w:pPr>
+        <w:spacing w:line="336" w:lineRule="auto" w:after="180"/>
+        <w:shd w:fill="F5F1FB"/>
+      </w:pPr>
+      <w:r>
+        <w:rPr>
+          <w:b w:val="0"/>
+        </w:rPr>
+        <w:t xml:space="preserve">Use the 24-card investigation. State the target collection, the original six-card </w:t>
+      </w:r>
+      <w:r>
+        <w:rPr>
+          <w:b/>
+        </w:rPr>
+        <w:t>sample</w:t>
+      </w:r>
+      <w:r>
+        <w:rPr>
+          <w:b w:val="0"/>
+        </w:rPr>
+        <w:t xml:space="preserve"> and the three absent conditions.</w:t>
+      </w:r>
+    </w:p>
+    <w:p>
+      <w:pPr>
+        <w:spacing w:line="336" w:lineRule="auto" w:after="180"/>
+        <w:shd w:fill="F5F1FB"/>
+      </w:pPr>
+      <w:r>
+        <w:rPr>
+          <w:b w:val="0"/>
+        </w:rPr>
+        <w:t>If the selection list contains only bright-circle IDs, explain why random selection from that list cannot reach every target condition.</w:t>
+      </w:r>
+    </w:p>
+    <w:p>
+      <w:pPr>
+        <w:pStyle w:val="Heading3"/>
+      </w:pPr>
+      <w:r>
+        <w:t>Teacher reasoning · W1</w:t>
+      </w:r>
+    </w:p>
+    <w:p>
+      <w:pPr>
+        <w:spacing w:line="336" w:lineRule="auto" w:after="180"/>
+        <w:shd w:fill="F1F6FC"/>
+      </w:pPr>
+      <w:r>
+        <w:rPr>
+          <w:b w:val="0"/>
+        </w:rPr>
+        <w:t xml:space="preserve">The target is all 24 specified cards across four conditions. The </w:t>
+      </w:r>
+      <w:r>
+        <w:rPr>
+          <w:b/>
+        </w:rPr>
+        <w:t>sample</w:t>
+      </w:r>
+      <w:r>
+        <w:rPr>
+          <w:b w:val="0"/>
+        </w:rPr>
+        <w:t xml:space="preserve"> is the 6 bright-circle cards. Dim circles, bright squares and dim squares are absent.</w:t>
+      </w:r>
+    </w:p>
+    <w:p>
+      <w:pPr>
+        <w:spacing w:line="336" w:lineRule="auto" w:after="180"/>
+        <w:shd w:fill="F1F6FC"/>
+      </w:pPr>
+      <w:r>
+        <w:rPr>
+          <w:b w:val="0"/>
+        </w:rPr>
+        <w:t>A frame containing only bright-circle IDs excludes every other condition, regardless of how randomly IDs are drawn from it.</w:t>
+      </w:r>
+    </w:p>
+    <w:p>
+      <w:pPr>
+        <w:pStyle w:val="Heading3"/>
+      </w:pPr>
+      <w:r>
         <w:t>W2 Separate files from distinct cases</w:t>
       </w:r>
     </w:p>
     <w:p>
-      <w:r>
-        <w:t>Each of the six original sampled cards is photographed twice. State the number of image files and distinct cards. Has this covered a new shape or lighting condition? Explain why the counts need different labels.</w:t>
-      </w:r>
-    </w:p>
-    <w:p>
-      <w:r>
-        <w:t>There are 12 image files but still 6 distinct cards, all bright circles. No new shape or lighting condition has been covered. Multiple records of the same cases are not 12 distinct sampled cards and do not resolve the missing conditions.</w:t>
-      </w:r>
-    </w:p>
-    <w:p>
       <w:pPr>
         <w:pStyle w:val="Heading3"/>
       </w:pPr>
       <w:r>
+        <w:t>Workbook question · W2</w:t>
+      </w:r>
+    </w:p>
+    <w:p>
+      <w:pPr>
+        <w:spacing w:line="336" w:lineRule="auto" w:after="180"/>
+        <w:shd w:fill="F5F1FB"/>
+      </w:pPr>
+      <w:r>
+        <w:rPr>
+          <w:b w:val="0"/>
+        </w:rPr>
+        <w:t xml:space="preserve">Each of the six original </w:t>
+      </w:r>
+      <w:r>
+        <w:rPr>
+          <w:b/>
+        </w:rPr>
+        <w:t>sample</w:t>
+      </w:r>
+      <w:r>
+        <w:rPr>
+          <w:b w:val="0"/>
+        </w:rPr>
+        <w:t>d cards is photographed twice. State the number of image files and distinct cards. Has this covered a new shape or lighting condition? Explain why the counts need different labels.</w:t>
+      </w:r>
+    </w:p>
+    <w:p>
+      <w:pPr>
+        <w:pStyle w:val="Heading3"/>
+      </w:pPr>
+      <w:r>
+        <w:t>Teacher reasoning · W2</w:t>
+      </w:r>
+    </w:p>
+    <w:p>
+      <w:pPr>
+        <w:spacing w:line="336" w:lineRule="auto" w:after="180"/>
+        <w:shd w:fill="F1F6FC"/>
+      </w:pPr>
+      <w:r>
+        <w:rPr>
+          <w:b w:val="0"/>
+        </w:rPr>
+        <w:t>There are 12 image files but still 6 distinct cards, all bright circles. No new shape or lighting condition has been covered.</w:t>
+      </w:r>
+    </w:p>
+    <w:p>
+      <w:pPr>
+        <w:spacing w:line="336" w:lineRule="auto" w:after="180"/>
+        <w:shd w:fill="F1F6FC"/>
+      </w:pPr>
+      <w:r>
+        <w:rPr>
+          <w:b w:val="0"/>
+        </w:rPr>
+        <w:t xml:space="preserve">Multiple records of the same cases are not 12 distinct </w:t>
+      </w:r>
+      <w:r>
+        <w:rPr>
+          <w:b/>
+        </w:rPr>
+        <w:t>sample</w:t>
+      </w:r>
+      <w:r>
+        <w:rPr>
+          <w:b w:val="0"/>
+        </w:rPr>
+        <w:t>d cards and do not resolve the missing conditions.</w:t>
+      </w:r>
+    </w:p>
+    <w:p>
+      <w:pPr>
+        <w:pStyle w:val="Heading3"/>
+      </w:pPr>
+      <w:r>
         <w:t>W3 Read a coverage table in combinations</w:t>
       </w:r>
     </w:p>
     <w:p>
-      <w:r>
-        <w:t>A different test includes 3 bright circles and 3 dim squares. A designer says it covers both shapes and both lighting conditions, so no combinations are missing. Identify the missing combinations and propose six additional distinct cards to investigate them.</w:t>
-      </w:r>
-    </w:p>
-    <w:p>
-      <w:r>
-        <w:t>Dim circles and bright squares are missing, even though circle, square, bright and dim each occur somewhere. Add 3 distinct dim circles and 3 distinct bright squares from the target collection. This addresses those combination gaps but does not establish every unassessed card outcome.</w:t>
-      </w:r>
-    </w:p>
-    <w:p>
       <w:pPr>
         <w:pStyle w:val="Heading3"/>
       </w:pPr>
       <w:r>
+        <w:t>Workbook question · W3</w:t>
+      </w:r>
+    </w:p>
+    <w:p>
+      <w:pPr>
+        <w:spacing w:line="336" w:lineRule="auto" w:after="180"/>
+        <w:shd w:fill="F5F1FB"/>
+      </w:pPr>
+      <w:r>
+        <w:rPr>
+          <w:b w:val="0"/>
+        </w:rPr>
+        <w:t>A different test includes 3 bright circles and 3 dim squares. A designer says it covers both shapes and both lighting conditions, so no combinations are missing.</w:t>
+      </w:r>
+    </w:p>
+    <w:p>
+      <w:pPr>
+        <w:spacing w:line="336" w:lineRule="auto" w:after="180"/>
+        <w:shd w:fill="F5F1FB"/>
+      </w:pPr>
+      <w:r>
+        <w:rPr>
+          <w:b w:val="0"/>
+        </w:rPr>
+        <w:t>Identify the missing combinations and propose six additional distinct cards to investigate them.</w:t>
+      </w:r>
+    </w:p>
+    <w:p>
+      <w:pPr>
+        <w:pStyle w:val="Heading3"/>
+      </w:pPr>
+      <w:r>
+        <w:t>Teacher reasoning · W3</w:t>
+      </w:r>
+    </w:p>
+    <w:p>
+      <w:pPr>
+        <w:spacing w:line="336" w:lineRule="auto" w:after="180"/>
+        <w:shd w:fill="F1F6FC"/>
+      </w:pPr>
+      <w:r>
+        <w:rPr>
+          <w:b w:val="0"/>
+        </w:rPr>
+        <w:t>Dim circles and bright squares are missing, even though circle, square, bright and dim each occur somewhere. Add 3 distinct dim circles and 3 distinct bright squares from the target collection.</w:t>
+      </w:r>
+    </w:p>
+    <w:p>
+      <w:pPr>
+        <w:spacing w:line="336" w:lineRule="auto" w:after="180"/>
+        <w:shd w:fill="F1F6FC"/>
+      </w:pPr>
+      <w:r>
+        <w:rPr>
+          <w:b w:val="0"/>
+        </w:rPr>
+        <w:t>This addresses those combination gaps but does not establish every unassessed card outcome.</w:t>
+      </w:r>
+    </w:p>
+    <w:p>
+      <w:pPr>
+        <w:pStyle w:val="Heading3"/>
+      </w:pPr>
+      <w:r>
         <w:t>W4 Audit a new sound-recognition claim</w:t>
       </w:r>
     </w:p>
     <w:p>
-      <w:r>
-        <w:t>A fixed target has 20 invented clips: 5 quiet bells, 5 noisy bells, 5 quiet claps and 5 noisy claps. A tester selects 4 distinct quiet bells from a quiet-bell-only list; 3 are correctly labelled and 1 is wrong. Write a supported result, name missing conditions and explain why the result is not established for all 20 clips. Propose an 8-clip plan that includes every condition, with no clip selected twice.</w:t>
-      </w:r>
-    </w:p>
-    <w:p>
-      <w:r>
-        <w:t>The recogniser is correct on 3 of 4 assessed quiet-bell clips. No noisy bells, quiet claps or noisy claps were assessed; even one quiet-bell clip remains unassessed. The restricted frame and sample cannot establish the all-20 result. Select 2 distinct clips from each of the four conditions using the complete target list, document selection before outcomes and report remaining limits. Eight clips improve condition coverage but are not all 20.</w:t>
-      </w:r>
-    </w:p>
-    <w:p>
       <w:pPr>
         <w:pStyle w:val="Heading3"/>
       </w:pPr>
       <w:r>
+        <w:t>Workbook question · W4</w:t>
+      </w:r>
+    </w:p>
+    <w:p>
+      <w:pPr>
+        <w:spacing w:line="336" w:lineRule="auto" w:after="180"/>
+        <w:shd w:fill="F5F1FB"/>
+      </w:pPr>
+      <w:r>
+        <w:rPr>
+          <w:b w:val="0"/>
+        </w:rPr>
+        <w:t>A fixed target has 20 invented clips: 5 quiet bells, 5 noisy bells, 5 quiet claps and 5 noisy claps. A tester selects 4 distinct quiet bells from a quiet-bell-only list; 3 are correctly labelled and 1 is wrong.</w:t>
+      </w:r>
+    </w:p>
+    <w:p>
+      <w:pPr>
+        <w:spacing w:line="336" w:lineRule="auto" w:after="180"/>
+        <w:shd w:fill="F5F1FB"/>
+      </w:pPr>
+      <w:r>
+        <w:rPr>
+          <w:b w:val="0"/>
+        </w:rPr>
+        <w:t>Write a supported result, name missing conditions and explain why the result is not established for all 20 clips. Propose an 8-clip plan that includes every condition, with no clip selected twice.</w:t>
+      </w:r>
+    </w:p>
+    <w:p>
+      <w:pPr>
+        <w:pStyle w:val="Heading3"/>
+      </w:pPr>
+      <w:r>
+        <w:t>Teacher reasoning · W4</w:t>
+      </w:r>
+    </w:p>
+    <w:p>
+      <w:pPr>
+        <w:spacing w:line="336" w:lineRule="auto" w:after="180"/>
+        <w:shd w:fill="F1F6FC"/>
+      </w:pPr>
+      <w:r>
+        <w:rPr>
+          <w:b w:val="0"/>
+        </w:rPr>
+        <w:t>The recogniser is correct on 3 of 4 assessed quiet-bell clips. No noisy bells, quiet claps or noisy claps were assessed; even one quiet-bell clip remains unassessed.</w:t>
+      </w:r>
+    </w:p>
+    <w:p>
+      <w:pPr>
+        <w:spacing w:line="336" w:lineRule="auto" w:after="180"/>
+        <w:shd w:fill="F1F6FC"/>
+      </w:pPr>
+      <w:r>
+        <w:rPr>
+          <w:b w:val="0"/>
+        </w:rPr>
+        <w:t xml:space="preserve">The restricted frame and </w:t>
+      </w:r>
+      <w:r>
+        <w:rPr>
+          <w:b/>
+        </w:rPr>
+        <w:t>sample</w:t>
+      </w:r>
+      <w:r>
+        <w:rPr>
+          <w:b w:val="0"/>
+        </w:rPr>
+        <w:t xml:space="preserve"> cannot establish the all-20 result. Select 2 distinct clips from each of the four conditions using the complete target list, document selection before outcomes and report remaining limits.</w:t>
+      </w:r>
+    </w:p>
+    <w:p>
+      <w:pPr>
+        <w:spacing w:line="336" w:lineRule="auto" w:after="180"/>
+        <w:shd w:fill="F1F6FC"/>
+      </w:pPr>
+      <w:r>
+        <w:rPr>
+          <w:b w:val="0"/>
+        </w:rPr>
+        <w:t xml:space="preserve">Eight clips improve condition </w:t>
+      </w:r>
+      <w:r>
+        <w:rPr>
+          <w:b/>
+        </w:rPr>
+        <w:t>coverage</w:t>
+      </w:r>
+      <w:r>
+        <w:rPr>
+          <w:b w:val="0"/>
+        </w:rPr>
+        <w:t xml:space="preserve"> but are not all 20.</w:t>
+      </w:r>
+    </w:p>
+    <w:p>
+      <w:pPr>
+        <w:pStyle w:val="Heading3"/>
+      </w:pPr>
+      <w:r>
         <w:t>W5 Report a selected case without an outcome</w:t>
       </w:r>
     </w:p>
     <w:p>
-      <w:r>
-        <w:t>An 8-clip plan selects 2 from each sound condition. One selected noisy-clap file cannot be opened. The task measures recognition correctness only. State selected and assessed counts and the assessed count for each condition. Explain why a report of all 8 checked is wrong, and how to handle the missing file transparently.</w:t>
-      </w:r>
-    </w:p>
-    <w:p>
-      <w:r>
-        <w:t>Eight clips were selected; seven were assessed. Quiet bells, noisy bells and quiet claps each have 2 assessed; noisy claps have 1 assessed and 1 unassessed file. No recognition outcome is available for the unopened file. Log its ID and reason, recover it if possible, and document any replacement rule without choosing on outcomes. Do not label its recognition result correct or wrong or hide its absence.</w:t>
-      </w:r>
-    </w:p>
-    <w:p>
       <w:pPr>
         <w:pStyle w:val="Heading3"/>
       </w:pPr>
       <w:r>
+        <w:t>Workbook question · W5</w:t>
+      </w:r>
+    </w:p>
+    <w:p>
+      <w:pPr>
+        <w:spacing w:line="336" w:lineRule="auto" w:after="180"/>
+        <w:shd w:fill="F5F1FB"/>
+      </w:pPr>
+      <w:r>
+        <w:rPr>
+          <w:b w:val="0"/>
+        </w:rPr>
+        <w:t>An 8-clip plan selects 2 from each sound condition. One selected noisy-clap file cannot be opened. The task measures recognition correctness only. State selected and assessed counts and the assessed count for each condition.</w:t>
+      </w:r>
+    </w:p>
+    <w:p>
+      <w:pPr>
+        <w:spacing w:line="336" w:lineRule="auto" w:after="180"/>
+        <w:shd w:fill="F5F1FB"/>
+      </w:pPr>
+      <w:r>
+        <w:rPr>
+          <w:b w:val="0"/>
+        </w:rPr>
+        <w:t>Explain why a report of all 8 checked is wrong, and how to handle the missing file transparently.</w:t>
+      </w:r>
+    </w:p>
+    <w:p>
+      <w:pPr>
+        <w:pStyle w:val="Heading3"/>
+      </w:pPr>
+      <w:r>
+        <w:t>Teacher reasoning · W5</w:t>
+      </w:r>
+    </w:p>
+    <w:p>
+      <w:pPr>
+        <w:spacing w:line="336" w:lineRule="auto" w:after="180"/>
+        <w:shd w:fill="F1F6FC"/>
+      </w:pPr>
+      <w:r>
+        <w:rPr>
+          <w:b w:val="0"/>
+        </w:rPr>
+        <w:t>Eight clips were selected; seven were assessed. Quiet bells, noisy bells and quiet claps each have 2 assessed; noisy claps have 1 assessed and 1 unassessed file. No recognition outcome is available for the unopened file.</w:t>
+      </w:r>
+    </w:p>
+    <w:p>
+      <w:pPr>
+        <w:spacing w:line="336" w:lineRule="auto" w:after="180"/>
+        <w:shd w:fill="F1F6FC"/>
+      </w:pPr>
+      <w:r>
+        <w:rPr>
+          <w:b w:val="0"/>
+        </w:rPr>
+        <w:t>Log its ID and reason, recover it if possible, and document any replacement rule without choosing on outcomes. Do not label its recognition result correct or wrong or hide its absence.</w:t>
+      </w:r>
+    </w:p>
+    <w:p>
+      <w:pPr>
+        <w:pStyle w:val="Heading3"/>
+      </w:pPr>
+      <w:r>
         <w:t>Assess independent transfer</w:t>
       </w:r>
     </w:p>
     <w:p>
-      <w:r>
-        <w:t>Selected case: A fixed target has 20 invented clips: 5 quiet bells, 5 noisy bells, 5 quiet claps and 5 noisy claps. A tester selects 4 distinct quiet bells from a quiet-bell-only list; 3 are correctly labelled and 1 is wrong. Write a supported result, name missing conditions and explain why the result is not established for all 20 clips. Propose an 8-clip plan that includes every condition, with no clip selected twice.</w:t>
-      </w:r>
-    </w:p>
-    <w:p>
       <w:pPr>
         <w:pStyle w:val="Heading3"/>
       </w:pPr>
       <w:r>
+        <w:t>Independent question · withhold the key</w:t>
+      </w:r>
+    </w:p>
+    <w:p>
+      <w:pPr>
+        <w:spacing w:line="336" w:lineRule="auto" w:after="180"/>
+        <w:shd w:fill="F5F1FB"/>
+      </w:pPr>
+      <w:r>
+        <w:rPr>
+          <w:b w:val="0"/>
+        </w:rPr>
+        <w:t>Selected case: A fixed target has 20 invented clips: 5 quiet bells, 5 noisy bells, 5 quiet claps and 5 noisy claps. A tester selects 4 distinct quiet bells from a quiet-bell-only list; 3 are correctly labelled and 1 is wrong.</w:t>
+      </w:r>
+    </w:p>
+    <w:p>
+      <w:pPr>
+        <w:spacing w:line="336" w:lineRule="auto" w:after="180"/>
+        <w:shd w:fill="F5F1FB"/>
+      </w:pPr>
+      <w:r>
+        <w:rPr>
+          <w:b w:val="0"/>
+        </w:rPr>
+        <w:t>Write a supported result, name missing conditions and explain why the result is not established for all 20 clips. Propose an 8-clip plan that includes every condition, with no clip selected twice.</w:t>
+      </w:r>
+    </w:p>
+    <w:p>
+      <w:pPr>
+        <w:pStyle w:val="Heading3"/>
+      </w:pPr>
+      <w:r>
         <w:t>Selected case answer</w:t>
       </w:r>
     </w:p>
     <w:p>
-      <w:r>
-        <w:t>The recogniser is correct on 3 of 4 assessed quiet-bell clips. No noisy bells, quiet claps or noisy claps were assessed; even one quiet-bell clip remains unassessed. The restricted frame and sample cannot establish the all-20 result. Select 2 distinct clips from each of the four conditions using the complete target list, document selection before outcomes and report remaining limits. Eight clips improve condition coverage but are not all 20.</w:t>
+      <w:pPr>
+        <w:pStyle w:val="Heading3"/>
+      </w:pPr>
+      <w:r>
+        <w:t>Teacher key · Selected case answer</w:t>
+      </w:r>
+    </w:p>
+    <w:p>
+      <w:pPr>
+        <w:spacing w:line="336" w:lineRule="auto" w:after="180"/>
+        <w:shd w:fill="F1F6FC"/>
+      </w:pPr>
+      <w:r>
+        <w:rPr>
+          <w:b w:val="0"/>
+        </w:rPr>
+        <w:t>The recogniser is correct on 3 of 4 assessed quiet-bell clips. No noisy bells, quiet claps or noisy claps were assessed; even one quiet-bell clip remains unassessed.</w:t>
+      </w:r>
+    </w:p>
+    <w:p>
+      <w:pPr>
+        <w:spacing w:line="336" w:lineRule="auto" w:after="180"/>
+        <w:shd w:fill="F1F6FC"/>
+      </w:pPr>
+      <w:r>
+        <w:rPr>
+          <w:b w:val="0"/>
+        </w:rPr>
+        <w:t xml:space="preserve">The restricted frame and </w:t>
+      </w:r>
+      <w:r>
+        <w:rPr>
+          <w:b/>
+        </w:rPr>
+        <w:t>sample</w:t>
+      </w:r>
+      <w:r>
+        <w:rPr>
+          <w:b w:val="0"/>
+        </w:rPr>
+        <w:t xml:space="preserve"> cannot establish the all-20 result. Select 2 distinct clips from each of the four conditions using the complete target list, document selection before outcomes and report remaining limits.</w:t>
+      </w:r>
+    </w:p>
+    <w:p>
+      <w:pPr>
+        <w:spacing w:line="336" w:lineRule="auto" w:after="180"/>
+        <w:shd w:fill="F1F6FC"/>
+      </w:pPr>
+      <w:r>
+        <w:rPr>
+          <w:b w:val="0"/>
+        </w:rPr>
+        <w:t xml:space="preserve">Eight clips improve condition </w:t>
+      </w:r>
+      <w:r>
+        <w:rPr>
+          <w:b/>
+        </w:rPr>
+        <w:t>coverage</w:t>
+      </w:r>
+      <w:r>
+        <w:rPr>
+          <w:b w:val="0"/>
+        </w:rPr>
+        <w:t xml:space="preserve"> but are not all 20.</w:t>
       </w:r>
     </w:p>
     <w:tbl>
@@ -2731,21 +5136,77 @@
       </w:tr>
     </w:tbl>
     <w:p>
-      <w:r>
-        <w:t>Record each dimension as not yet, with support, or independent. Accept a valid alternative procedure with a defensible trace. Do not penalise an honestly recorded model failure if the learner correctly explains its evidence and limits.</w:t>
-      </w:r>
-    </w:p>
-    <w:p>
       <w:pPr>
         <w:pStyle w:val="Heading3"/>
       </w:pPr>
       <w:r>
+        <w:t>Teacher key · Selected case answer</w:t>
+      </w:r>
+    </w:p>
+    <w:p>
+      <w:pPr>
+        <w:spacing w:line="336" w:lineRule="auto" w:after="180"/>
+        <w:shd w:fill="F1F6FC"/>
+      </w:pPr>
+      <w:r>
+        <w:rPr>
+          <w:b w:val="0"/>
+        </w:rPr>
+        <w:t>Record each dimension as not yet, with support, or independent. Accept a valid alternative procedure with a defensible trace.</w:t>
+      </w:r>
+    </w:p>
+    <w:p>
+      <w:pPr>
+        <w:spacing w:line="336" w:lineRule="auto" w:after="180"/>
+        <w:shd w:fill="F1F6FC"/>
+      </w:pPr>
+      <w:r>
+        <w:rPr>
+          <w:b w:val="0"/>
+        </w:rPr>
+        <w:t xml:space="preserve">Do not penalise an honestly recorded model failure if the learner correctly explains its </w:t>
+      </w:r>
+      <w:r>
+        <w:rPr>
+          <w:b/>
+        </w:rPr>
+        <w:t>evidence</w:t>
+      </w:r>
+      <w:r>
+        <w:rPr>
+          <w:b w:val="0"/>
+        </w:rPr>
+        <w:t xml:space="preserve"> and limits.</w:t>
+      </w:r>
+    </w:p>
+    <w:p>
+      <w:pPr>
+        <w:pStyle w:val="Heading3"/>
+      </w:pPr>
+      <w:r>
         <w:t>Feedback that the learner uses</w:t>
       </w:r>
     </w:p>
     <w:p>
-      <w:r>
-        <w:t>Name the earliest unsupported step and give one action to repair it. Have the learner make that repair now and explain why. Then assess the relevant skill on a fresh, fully specified case. Confirm it was not previously practised with feedback; solve and check the new case before assigning it. A follow-up design prompt is a starting brief, not automatically an equivalent test.</w:t>
+      <w:pPr>
+        <w:spacing w:line="336" w:lineRule="auto" w:after="180"/>
+      </w:pPr>
+      <w:r>
+        <w:rPr>
+          <w:b w:val="0"/>
+        </w:rPr>
+        <w:t>Name the earliest unsupported step and give one action to repair it. Have the learner make that repair now and explain why. Then assess the relevant skill on a fresh, fully specified case.</w:t>
+      </w:r>
+    </w:p>
+    <w:p>
+      <w:pPr>
+        <w:spacing w:line="336" w:lineRule="auto" w:after="180"/>
+      </w:pPr>
+      <w:r>
+        <w:rPr>
+          <w:b w:val="0"/>
+        </w:rPr>
+        <w:t>Confirm it was not previously practised with feedback; solve and check the new case before assigning it. A follow-up design prompt is a starting brief, not automatically an equivalent test.</w:t>
       </w:r>
     </w:p>
     <w:p>
@@ -2757,11 +5218,62 @@
       </w:r>
     </w:p>
     <w:p>
+      <w:r>
+        <w:t>Connect Missing and Unbalanced Examples to Helpful Classroom Sorter, adapt support and plan a later changed-case check.</w:t>
+      </w:r>
+    </w:p>
+    <w:p>
       <w:pPr>
         <w:pStyle w:val="Heading3"/>
       </w:pPr>
       <w:r>
-        <w:t>Connect and extend learning</w:t>
+        <w:t>Helpful Classroom Sorter</w:t>
+      </w:r>
+    </w:p>
+    <w:p>
+      <w:pPr>
+        <w:spacing w:line="336" w:lineRule="auto" w:after="180"/>
+      </w:pPr>
+      <w:r>
+        <w:rPr>
+          <w:b w:val="0"/>
+        </w:rPr>
+        <w:t>List normal, low-light, partly hidden, worn, and unusual items; mark which conditions are missing from the sorter data.</w:t>
+      </w:r>
+    </w:p>
+    <w:p>
+      <w:pPr>
+        <w:spacing w:line="336" w:lineRule="auto" w:after="180"/>
+      </w:pPr>
+      <w:r>
+        <w:rPr>
+          <w:b w:val="0"/>
+        </w:rPr>
+        <w:t xml:space="preserve">Keep the decision, </w:t>
+      </w:r>
+      <w:r>
+        <w:rPr>
+          <w:b/>
+        </w:rPr>
+        <w:t>input</w:t>
+      </w:r>
+      <w:r>
+        <w:rPr>
+          <w:b w:val="0"/>
+        </w:rPr>
+        <w:t xml:space="preserve">, result, explanation and remaining limitation in the project </w:t>
+      </w:r>
+      <w:r>
+        <w:rPr>
+          <w:b/>
+        </w:rPr>
+        <w:t>evidence</w:t>
+      </w:r>
+      <w:r>
+        <w:rPr>
+          <w:b w:val="0"/>
+        </w:rPr>
+        <w:t xml:space="preserve"> record. Retrieve this record next week rather than restarting the project.</w:t>
       </w:r>
     </w:p>
     <w:p>
@@ -2769,17 +5281,54 @@
         <w:pStyle w:val="Heading3"/>
       </w:pPr>
       <w:r>
-        <w:t>Helpful Classroom Sorter</w:t>
-      </w:r>
-    </w:p>
-    <w:p>
-      <w:r>
-        <w:t>List normal, low-light, partly hidden, worn, and unusual items; mark which conditions are missing from the sorter data.</w:t>
-      </w:r>
-    </w:p>
-    <w:p>
-      <w:r>
-        <w:t>Keep the decision, input, result, explanation and remaining limitation in the project evidence record. Retrieve this record next week rather than restarting the project.</w:t>
+        <w:t>Support and stretch</w:t>
+      </w:r>
+    </w:p>
+    <w:p>
+      <w:pPr>
+        <w:spacing w:line="336" w:lineRule="auto" w:after="180"/>
+      </w:pPr>
+      <w:r>
+        <w:rPr>
+          <w:b w:val="0"/>
+        </w:rPr>
+        <w:t xml:space="preserve">Use physical cards, spoken explanations and a three-stage drawing. Read aloud without giving the answer. Stretch: compare two </w:t>
+      </w:r>
+      <w:r>
+        <w:rPr>
+          <w:b/>
+        </w:rPr>
+        <w:t>mechanism</w:t>
+      </w:r>
+      <w:r>
+        <w:rPr>
+          <w:b w:val="0"/>
+        </w:rPr>
+        <w:t xml:space="preserve">s with the same visible </w:t>
+      </w:r>
+      <w:r>
+        <w:rPr>
+          <w:b/>
+        </w:rPr>
+        <w:t>output</w:t>
+      </w:r>
+      <w:r>
+        <w:rPr>
+          <w:b w:val="0"/>
+        </w:rPr>
+        <w:t xml:space="preserve"> and explain what </w:t>
+      </w:r>
+      <w:r>
+        <w:rPr>
+          <w:b/>
+        </w:rPr>
+        <w:t>evidence</w:t>
+      </w:r>
+      <w:r>
+        <w:rPr>
+          <w:b w:val="0"/>
+        </w:rPr>
+        <w:t xml:space="preserve"> distinguishes them.</w:t>
       </w:r>
     </w:p>
     <w:p>
@@ -2787,12 +5336,30 @@
         <w:pStyle w:val="Heading3"/>
       </w:pPr>
       <w:r>
-        <w:t>Support and stretch</w:t>
-      </w:r>
-    </w:p>
-    <w:p>
-      <w:r>
-        <w:t>Use physical cards, spoken explanations and a three-stage drawing. Read aloud without giving the answer. Stretch: compare two mechanisms with the same visible output and explain what evidence distinguishes them.</w:t>
+        <w:t>Exit reflection</w:t>
+      </w:r>
+    </w:p>
+    <w:p>
+      <w:pPr>
+        <w:spacing w:line="336" w:lineRule="auto" w:after="180"/>
+      </w:pPr>
+      <w:r>
+        <w:rPr>
+          <w:b w:val="0"/>
+        </w:rPr>
+        <w:t xml:space="preserve">Ask for one decision the learner can now justify and one situation requiring more </w:t>
+      </w:r>
+      <w:r>
+        <w:rPr>
+          <w:b/>
+        </w:rPr>
+        <w:t>evidence</w:t>
+      </w:r>
+      <w:r>
+        <w:rPr>
+          <w:b w:val="0"/>
+        </w:rPr>
+        <w:t xml:space="preserve"> or human review. Confidence ratings are separate from correct independent performance.</w:t>
       </w:r>
     </w:p>
     <w:p>
@@ -2800,12 +5367,30 @@
         <w:pStyle w:val="Heading3"/>
       </w:pPr>
       <w:r>
-        <w:t>Exit reflection</w:t>
-      </w:r>
-    </w:p>
-    <w:p>
-      <w:r>
-        <w:t>Ask for one decision the learner can now justify and one situation requiring more evidence or human review. Confidence ratings are separate from correct independent performance.</w:t>
+        <w:t>Bridge to the next week</w:t>
+      </w:r>
+    </w:p>
+    <w:p>
+      <w:pPr>
+        <w:spacing w:line="336" w:lineRule="auto" w:after="180"/>
+      </w:pPr>
+      <w:r>
+        <w:rPr>
+          <w:b w:val="0"/>
+        </w:rPr>
+        <w:t xml:space="preserve">Next: Week 23: Fair for Whom?. Retrieve today’s </w:t>
+      </w:r>
+      <w:r>
+        <w:rPr>
+          <w:b/>
+        </w:rPr>
+        <w:t>evidence</w:t>
+      </w:r>
+      <w:r>
+        <w:rPr>
+          <w:b w:val="0"/>
+        </w:rPr>
+        <w:t xml:space="preserve"> and identify what carries forward and what is new.</w:t>
       </w:r>
     </w:p>
     <w:p>
@@ -2813,12 +5398,74 @@
         <w:pStyle w:val="Heading3"/>
       </w:pPr>
       <w:r>
-        <w:t>Bridge to the next week</w:t>
-      </w:r>
-    </w:p>
-    <w:p>
-      <w:r>
-        <w:t>Next: Week 23: Fair for Whom?. Retrieve today’s evidence and identify what carries forward and what is new.</w:t>
+        <w:t>Support and fresh reassessment</w:t>
+      </w:r>
+    </w:p>
+    <w:p>
+      <w:pPr>
+        <w:spacing w:line="336" w:lineRule="auto" w:after="180"/>
+      </w:pPr>
+      <w:r>
+        <w:rPr>
+          <w:b w:val="0"/>
+        </w:rPr>
+        <w:t>Place paper IDs in four labelled boxes and physically mark selected and assessed cards. Provide the column headings while students fill the counts.</w:t>
+      </w:r>
+    </w:p>
+    <w:p>
+      <w:pPr>
+        <w:spacing w:line="336" w:lineRule="auto" w:after="180"/>
+      </w:pPr>
+      <w:r>
+        <w:rPr>
+          <w:b w:val="0"/>
+        </w:rPr>
+        <w:t>Extension: explain why a full assessment of this fixed 24-card population still would not prove correctness on every future photograph.</w:t>
+      </w:r>
+    </w:p>
+    <w:p>
+      <w:pPr>
+        <w:spacing w:line="336" w:lineRule="auto" w:after="180"/>
+      </w:pPr>
+      <w:r>
+        <w:rPr>
+          <w:b w:val="0"/>
+        </w:rPr>
+        <w:t>W4 requires 3 of 4 quiet bells, all three missing conditions, recognition that the all-20 result is unestablished, and an 8-clip plan with distinct cases from all four conditions; 2 per condition is one valid plan.</w:t>
+      </w:r>
+    </w:p>
+    <w:p>
+      <w:pPr>
+        <w:spacing w:line="336" w:lineRule="auto" w:after="180"/>
+      </w:pPr>
+      <w:r>
+        <w:rPr>
+          <w:b w:val="0"/>
+        </w:rPr>
+        <w:t xml:space="preserve">After support use a </w:t>
+      </w:r>
+      <w:r>
+        <w:rPr>
+          <w:b/>
+        </w:rPr>
+        <w:t>sample</w:t>
+      </w:r>
+      <w:r>
+        <w:rPr>
+          <w:b w:val="0"/>
+        </w:rPr>
+        <w:t xml:space="preserve"> of 4 noisy claps with 2 correct: the supported result is 2 of 4 noisy claps, and quiet bells, noisy bells and quiet claps are absent. Require a fresh explanation, not a copied list.</w:t>
+      </w:r>
+    </w:p>
+    <w:p>
+      <w:pPr>
+        <w:spacing w:line="336" w:lineRule="auto" w:after="180"/>
+      </w:pPr>
+      <w:r>
+        <w:rPr>
+          <w:b w:val="0"/>
+        </w:rPr>
+        <w:t>Week 23 compares performance fractions while keeping denominators, missing outcomes and evaluation conditions explicit.</w:t>
       </w:r>
     </w:p>
     <w:p>
@@ -2826,40 +5473,40 @@
         <w:pStyle w:val="Heading3"/>
       </w:pPr>
       <w:r>
-        <w:t>Support and fresh reassessment</w:t>
-      </w:r>
-    </w:p>
-    <w:p>
-      <w:r>
-        <w:t>Place paper IDs in four labelled boxes and physically mark selected and assessed cards. Provide the column headings while students fill the counts. Extension: explain why a full assessment of this fixed 24-card population still would not prove correctness on every future photograph.</w:t>
-      </w:r>
-    </w:p>
-    <w:p>
-      <w:r>
-        <w:t>W4 requires 3 of 4 quiet bells, all three missing conditions, recognition that the all-20 result is unestablished, and an 8-clip plan with distinct cases from all four conditions; 2 per condition is one valid plan. After support use a sample of 4 noisy claps with 2 correct: the supported result is 2 of 4 noisy claps, and quiet bells, noisy bells and quiet claps are absent. Require a fresh explanation, not a copied list.</w:t>
-      </w:r>
-    </w:p>
-    <w:p>
-      <w:r>
-        <w:t>Week 23 compares performance fractions while keeping denominators, missing outcomes and evaluation conditions explicit.</w:t>
-      </w:r>
-    </w:p>
-    <w:p>
-      <w:pPr>
-        <w:pStyle w:val="Heading3"/>
-      </w:pPr>
-      <w:r>
         <w:t>Plan the delayed return</w:t>
       </w:r>
     </w:p>
     <w:p>
-      <w:r>
+      <w:pPr>
+        <w:spacing w:line="336" w:lineRule="auto" w:after="180"/>
+      </w:pPr>
+      <w:r>
+        <w:rPr>
+          <w:b w:val="0"/>
+        </w:rPr>
         <w:t>Suggested return points in this level: ai-1/23, ai-1/25, ai-1/28. Use actual classroom dates, adjusting for holidays and gaps. One, three and six teaching weeks are scheduling choices, not a claimed optimal spacing.</w:t>
       </w:r>
     </w:p>
     <w:p>
-      <w:r>
-        <w:t>At a delayed check, ask for the idea from memory and a changed application. Compare with the earlier independent response and record support used. For a new level, revisit the previous capstone before checking the new prerequisites.</w:t>
+      <w:pPr>
+        <w:spacing w:line="336" w:lineRule="auto" w:after="180"/>
+      </w:pPr>
+      <w:r>
+        <w:rPr>
+          <w:b w:val="0"/>
+        </w:rPr>
+        <w:t>At a delayed check, ask for the idea from memory and a changed application. Compare with the earlier independent response and record support used.</w:t>
+      </w:r>
+    </w:p>
+    <w:p>
+      <w:pPr>
+        <w:spacing w:line="336" w:lineRule="auto" w:after="180"/>
+      </w:pPr>
+      <w:r>
+        <w:rPr>
+          <w:b w:val="0"/>
+        </w:rPr>
+        <w:t>For a new level, revisit the previous capstone before checking the new prerequisites.</w:t>
       </w:r>
     </w:p>
     <w:tbl>
@@ -3019,8 +5666,26 @@
       </w:tr>
     </w:tbl>
     <w:p>
-      <w:r>
-        <w:t>Use the evidence to choose reteaching or the next step. A completed page, confidence rating or attractive project does not by itself demonstrate understanding.</w:t>
+      <w:pPr>
+        <w:spacing w:line="336" w:lineRule="auto" w:after="180"/>
+      </w:pPr>
+      <w:r>
+        <w:rPr>
+          <w:b w:val="0"/>
+        </w:rPr>
+        <w:t xml:space="preserve">Use the </w:t>
+      </w:r>
+      <w:r>
+        <w:rPr>
+          <w:b/>
+        </w:rPr>
+        <w:t>evidence</w:t>
+      </w:r>
+      <w:r>
+        <w:rPr>
+          <w:b w:val="0"/>
+        </w:rPr>
+        <w:t xml:space="preserve"> to choose reteaching or the next step. A completed page, confidence rating or attractive project does not by itself demonstrate understanding.</w:t>
       </w:r>
     </w:p>
     <w:p>
@@ -3032,8 +5697,26 @@
       </w:r>
     </w:p>
     <w:p>
-      <w:r>
-        <w:t>Create a sorter coverage table crossing important classroom conditions, then state which groups each test actually represents.</w:t>
+      <w:pPr>
+        <w:spacing w:line="336" w:lineRule="auto" w:after="180"/>
+      </w:pPr>
+      <w:r>
+        <w:rPr>
+          <w:b w:val="0"/>
+        </w:rPr>
+        <w:t xml:space="preserve">Create a sorter </w:t>
+      </w:r>
+      <w:r>
+        <w:rPr>
+          <w:b/>
+        </w:rPr>
+        <w:t>coverage</w:t>
+      </w:r>
+      <w:r>
+        <w:rPr>
+          <w:b w:val="0"/>
+        </w:rPr>
+        <w:t xml:space="preserve"> table crossing important classroom conditions, then state which groups each test actually represents.</w:t>
       </w:r>
     </w:p>
     <w:p>
@@ -3046,12 +5729,50 @@
     </w:p>
     <w:p>
       <w:r>
+        <w:t>Use this preparation summary alongside the detailed Missing and Unbalanced Examples lesson; it is a checklist rather than a replacement for the full sequence.</w:t>
+      </w:r>
+    </w:p>
+    <w:p>
+      <w:pPr>
+        <w:pStyle w:val="Heading3"/>
+      </w:pPr>
+      <w:r>
+        <w:t>Teaching target</w:t>
+      </w:r>
+    </w:p>
+    <w:p>
+      <w:pPr>
+        <w:spacing w:line="336" w:lineRule="auto" w:after="180"/>
+        <w:shd w:fill="EDF7F3"/>
+      </w:pPr>
+      <w:r>
+        <w:rPr>
+          <w:b w:val="0"/>
+        </w:rPr>
         <w:t>Teaching target: Name the target collection, selection list and cases actually assessed</w:t>
       </w:r>
     </w:p>
     <w:p>
-      <w:r>
-        <w:t>Prepare the labelled worked-case picture, the matching workbook, fictional input cards and a place for individual responses. No paid AI account is required for the paper reasoning activities.</w:t>
+      <w:pPr>
+        <w:spacing w:line="336" w:lineRule="auto" w:after="180"/>
+      </w:pPr>
+      <w:r>
+        <w:rPr>
+          <w:b w:val="0"/>
+        </w:rPr>
+        <w:t xml:space="preserve">Prepare the labelled worked-case picture, the matching workbook, fictional </w:t>
+      </w:r>
+      <w:r>
+        <w:rPr>
+          <w:b/>
+        </w:rPr>
+        <w:t>input</w:t>
+      </w:r>
+      <w:r>
+        <w:rPr>
+          <w:b w:val="0"/>
+        </w:rPr>
+        <w:t xml:space="preserve"> cards and a place for individual responses. No paid AI account is required for the paper reasoning activities.</w:t>
       </w:r>
     </w:p>
     <w:tbl>
@@ -3198,37 +5919,254 @@
       </w:tr>
     </w:tbl>
     <w:p>
-      <w:r>
-        <w:t>Before class, solve the supported practice: Each of the six original sampled cards is photographed twice. State the number of image files and distinct cards. Has this covered a new shape or lighting condition? Explain why the counts need different labels.</w:t>
-      </w:r>
-    </w:p>
-    <w:p>
-      <w:r>
-        <w:t>Reasoned practice answer: There are 12 image files but still 6 distinct cards, all bright circles. No new shape or lighting condition has been covered. Multiple records of the same cases are not 12 distinct sampled cards and do not resolve the missing conditions.</w:t>
-      </w:r>
-    </w:p>
-    <w:p>
-      <w:r>
-        <w:t>Check every learner before discussion: Use the worked case for Sampling and coverage. Proposed explanation: “More records always remove bias”. Decide whether this explanation is supported. Point to the step or supplied fact that decides; explain your repair if needed.</w:t>
-      </w:r>
-    </w:p>
-    <w:p>
-      <w:r>
+      <w:pPr>
+        <w:spacing w:line="336" w:lineRule="auto" w:after="180"/>
+      </w:pPr>
+      <w:r>
+        <w:rPr>
+          <w:b w:val="0"/>
+        </w:rPr>
+        <w:t xml:space="preserve">Before class, solve the supported practice: Each of the six original </w:t>
+      </w:r>
+      <w:r>
+        <w:rPr>
+          <w:b/>
+        </w:rPr>
+        <w:t>sample</w:t>
+      </w:r>
+      <w:r>
+        <w:rPr>
+          <w:b w:val="0"/>
+        </w:rPr>
+        <w:t>d cards is photographed twice. State the number of image files and distinct cards. Has this covered a new shape or lighting condition?</w:t>
+      </w:r>
+    </w:p>
+    <w:p>
+      <w:pPr>
+        <w:spacing w:line="336" w:lineRule="auto" w:after="180"/>
+      </w:pPr>
+      <w:r>
+        <w:rPr>
+          <w:b w:val="0"/>
+        </w:rPr>
+        <w:t>Explain why the counts need different labels.</w:t>
+      </w:r>
+    </w:p>
+    <w:p>
+      <w:pPr>
+        <w:pStyle w:val="Heading3"/>
+      </w:pPr>
+      <w:r>
+        <w:t>Supported practice answer</w:t>
+      </w:r>
+    </w:p>
+    <w:p>
+      <w:pPr>
+        <w:spacing w:line="336" w:lineRule="auto" w:after="180"/>
+        <w:shd w:fill="F1F6FC"/>
+      </w:pPr>
+      <w:r>
+        <w:rPr>
+          <w:b w:val="0"/>
+        </w:rPr>
+        <w:t>Reasoned practice answer: There are 12 image files but still 6 distinct cards, all bright circles. No new shape or lighting condition has been covered.</w:t>
+      </w:r>
+    </w:p>
+    <w:p>
+      <w:pPr>
+        <w:spacing w:line="336" w:lineRule="auto" w:after="180"/>
+        <w:shd w:fill="F1F6FC"/>
+      </w:pPr>
+      <w:r>
+        <w:rPr>
+          <w:b w:val="0"/>
+        </w:rPr>
+        <w:t xml:space="preserve">Multiple records of the same cases are not 12 distinct </w:t>
+      </w:r>
+      <w:r>
+        <w:rPr>
+          <w:b/>
+        </w:rPr>
+        <w:t>sample</w:t>
+      </w:r>
+      <w:r>
+        <w:rPr>
+          <w:b w:val="0"/>
+        </w:rPr>
+        <w:t>d cards and do not resolve the missing conditions.</w:t>
+      </w:r>
+    </w:p>
+    <w:p>
+      <w:pPr>
+        <w:spacing w:line="336" w:lineRule="auto" w:after="180"/>
+      </w:pPr>
+      <w:r>
+        <w:rPr>
+          <w:b w:val="0"/>
+        </w:rPr>
+        <w:t xml:space="preserve">Check every learner before discussion: Use the worked case for Sampling and </w:t>
+      </w:r>
+      <w:r>
+        <w:rPr>
+          <w:b/>
+        </w:rPr>
+        <w:t>coverage</w:t>
+      </w:r>
+      <w:r>
+        <w:rPr>
+          <w:b w:val="0"/>
+        </w:rPr>
+        <w:t>. Proposed explanation: “More records always remove bias”. Decide whether this explanation is supported.</w:t>
+      </w:r>
+    </w:p>
+    <w:p>
+      <w:pPr>
+        <w:spacing w:line="336" w:lineRule="auto" w:after="180"/>
+      </w:pPr>
+      <w:r>
+        <w:rPr>
+          <w:b w:val="0"/>
+        </w:rPr>
+        <w:t>Point to the step or supplied fact that decides; explain your repair if needed.</w:t>
+      </w:r>
+    </w:p>
+    <w:p>
+      <w:pPr>
+        <w:pStyle w:val="Heading3"/>
+      </w:pPr>
+      <w:r>
+        <w:t>Repair the misconception</w:t>
+      </w:r>
+    </w:p>
+    <w:p>
+      <w:pPr>
+        <w:spacing w:line="336" w:lineRule="auto" w:after="180"/>
+        <w:shd w:fill="FFF5E6"/>
+      </w:pPr>
+      <w:r>
+        <w:rPr>
+          <w:b w:val="0"/>
+        </w:rPr>
         <w:t>Misconception repair: A restricted source can keep excluding the same conditions as its record count grows.</w:t>
       </w:r>
     </w:p>
     <w:p>
-      <w:r>
-        <w:t>Support: read the exact case aloud, enlarge the labelled picture, supply input cards and model only the first deciding step. Accept a spoken explanation or drawing; retain the reasoning goal.</w:t>
-      </w:r>
-    </w:p>
-    <w:p>
-      <w:r>
-        <w:t>Extension: Add eight more bright plain cards and no dim cards. Require a prediction and a reason before comparing. Expected result: The sample becomes larger but still has no dim coverage. Reason: The missing lighting condition remains untested.</w:t>
-      </w:r>
-    </w:p>
-    <w:p>
-      <w:r>
+      <w:pPr>
+        <w:pStyle w:val="Heading3"/>
+      </w:pPr>
+      <w:r>
+        <w:t>Support without giving away the answer</w:t>
+      </w:r>
+    </w:p>
+    <w:p>
+      <w:pPr>
+        <w:spacing w:line="336" w:lineRule="auto" w:after="180"/>
+        <w:shd w:fill="F1F6F8"/>
+      </w:pPr>
+      <w:r>
+        <w:rPr>
+          <w:b w:val="0"/>
+        </w:rPr>
+        <w:t xml:space="preserve">Support: read the exact case aloud, enlarge the labelled picture, supply </w:t>
+      </w:r>
+      <w:r>
+        <w:rPr>
+          <w:b/>
+        </w:rPr>
+        <w:t>input</w:t>
+      </w:r>
+      <w:r>
+        <w:rPr>
+          <w:b w:val="0"/>
+        </w:rPr>
+        <w:t xml:space="preserve"> cards and model only the first deciding step. Accept a spoken explanation or drawing; retain the reasoning goal.</w:t>
+      </w:r>
+    </w:p>
+    <w:p>
+      <w:pPr>
+        <w:pStyle w:val="Heading3"/>
+      </w:pPr>
+      <w:r>
+        <w:t>Extend the reasoning</w:t>
+      </w:r>
+    </w:p>
+    <w:p>
+      <w:pPr>
+        <w:spacing w:line="336" w:lineRule="auto" w:after="180"/>
+        <w:shd w:fill="F5F1FB"/>
+      </w:pPr>
+      <w:r>
+        <w:rPr>
+          <w:b w:val="0"/>
+        </w:rPr>
+        <w:t xml:space="preserve">Extension: Add eight more bright plain cards and no dim cards. Require a </w:t>
+      </w:r>
+      <w:r>
+        <w:rPr>
+          <w:b/>
+        </w:rPr>
+        <w:t>prediction</w:t>
+      </w:r>
+      <w:r>
+        <w:rPr>
+          <w:b w:val="0"/>
+        </w:rPr>
+        <w:t xml:space="preserve"> and a reason before comparing. Expected result: The </w:t>
+      </w:r>
+      <w:r>
+        <w:rPr>
+          <w:b/>
+        </w:rPr>
+        <w:t>sample</w:t>
+      </w:r>
+      <w:r>
+        <w:rPr>
+          <w:b w:val="0"/>
+        </w:rPr>
+        <w:t xml:space="preserve"> becomes larger but still has no dim </w:t>
+      </w:r>
+      <w:r>
+        <w:rPr>
+          <w:b/>
+        </w:rPr>
+        <w:t>coverage</w:t>
+      </w:r>
+      <w:r>
+        <w:rPr>
+          <w:b w:val="0"/>
+        </w:rPr>
+        <w:t>.</w:t>
+      </w:r>
+    </w:p>
+    <w:p>
+      <w:pPr>
+        <w:spacing w:line="336" w:lineRule="auto" w:after="180"/>
+        <w:shd w:fill="F5F1FB"/>
+      </w:pPr>
+      <w:r>
+        <w:rPr>
+          <w:b w:val="0"/>
+        </w:rPr>
+        <w:t>Reason: The missing lighting condition remains untested.</w:t>
+      </w:r>
+    </w:p>
+    <w:p>
+      <w:pPr>
+        <w:pStyle w:val="Heading3"/>
+      </w:pPr>
+      <w:r>
+        <w:t>Protect the independent attempt</w:t>
+      </w:r>
+    </w:p>
+    <w:p>
+      <w:pPr>
+        <w:spacing w:line="336" w:lineRule="auto" w:after="180"/>
+        <w:shd w:fill="FFF5E6"/>
+      </w:pPr>
+      <w:r>
+        <w:rPr>
+          <w:b w:val="0"/>
+        </w:rPr>
         <w:t>Independent assessment: withhold the reserved answer until the learner has attempted the new case. Record support separately from correctness.</w:t>
       </w:r>
     </w:p>
@@ -3417,13 +6355,46 @@
       </w:tr>
     </w:tbl>
     <w:p>
-      <w:r>
+      <w:pPr>
+        <w:pStyle w:val="Heading3"/>
+      </w:pPr>
+      <w:r>
+        <w:t>Project checkpoint</w:t>
+      </w:r>
+    </w:p>
+    <w:p>
+      <w:pPr>
+        <w:spacing w:line="336" w:lineRule="auto" w:after="180"/>
+        <w:shd w:fill="EDF7F3"/>
+      </w:pPr>
+      <w:r>
+        <w:rPr>
+          <w:b w:val="0"/>
+        </w:rPr>
         <w:t>Project checkpoint: Evaluate and revise. Compare with your starting method, explain errors and record a justified revision.</w:t>
       </w:r>
     </w:p>
     <w:p>
-      <w:r>
-        <w:t>Use the weekly teacher answer for topic-specific reasoning. A saved progress tick is an activity record; judge mastery from the learner’s explanation and evidence.</w:t>
+      <w:pPr>
+        <w:spacing w:line="336" w:lineRule="auto" w:after="180"/>
+      </w:pPr>
+      <w:r>
+        <w:rPr>
+          <w:b w:val="0"/>
+        </w:rPr>
+        <w:t xml:space="preserve">Use the weekly teacher answer for topic-specific reasoning. A saved progress tick is an activity record; judge mastery from the learner’s explanation and </w:t>
+      </w:r>
+      <w:r>
+        <w:rPr>
+          <w:b/>
+        </w:rPr>
+        <w:t>evidence</w:t>
+      </w:r>
+      <w:r>
+        <w:rPr>
+          <w:b w:val="0"/>
+        </w:rPr>
+        <w:t>.</w:t>
       </w:r>
     </w:p>
     <w:p>
@@ -3436,27 +6407,1072 @@
     </w:p>
     <w:p>
       <w:r>
-        <w:t>Use the two formative questions as supported practice, not as independent mastery scores. Discuss the deciding evidence rather than accepting a guessed selection.</w:t>
-      </w:r>
-    </w:p>
-    <w:p>
-      <w:r>
+        <w:t>Use feedback, earlier review and portfolios purposefully. Apply the coding routine only when this lesson has an executable lab.</w:t>
+      </w:r>
+    </w:p>
+    <w:p>
+      <w:pPr>
+        <w:spacing w:line="336" w:lineRule="auto" w:after="180"/>
+      </w:pPr>
+      <w:r>
+        <w:rPr>
+          <w:b w:val="0"/>
+        </w:rPr>
+        <w:t xml:space="preserve">Use the two formative questions as supported practice, not as independent mastery scores. Discuss the deciding </w:t>
+      </w:r>
+      <w:r>
+        <w:rPr>
+          <w:b/>
+        </w:rPr>
+        <w:t>evidence</w:t>
+      </w:r>
+      <w:r>
+        <w:rPr>
+          <w:b w:val="0"/>
+        </w:rPr>
+        <w:t xml:space="preserve"> rather than accepting a guessed selection.</w:t>
+      </w:r>
+    </w:p>
+    <w:p>
+      <w:pPr>
+        <w:spacing w:line="336" w:lineRule="auto" w:after="180"/>
+      </w:pPr>
+      <w:r>
+        <w:rPr>
+          <w:b w:val="0"/>
+        </w:rPr>
         <w:t>The feedback comes from the reviewed public worked case. Do not reveal the separately reserved independent teacher answer until the learner has attempted that case.</w:t>
       </w:r>
     </w:p>
     <w:p>
-      <w:r>
-        <w:t>Ask students to predict before running code. Preserve errors and actual outputs; collect a changed test and an explanation. The branch-boundary and indexing lessons deliberately include failure cases.</w:t>
-      </w:r>
-    </w:p>
-    <w:p>
-      <w:r>
+      <w:pPr>
+        <w:pStyle w:val="Heading3"/>
+      </w:pPr>
+      <w:r>
+        <w:t>For later coding lessons</w:t>
+      </w:r>
+    </w:p>
+    <w:p>
+      <w:r>
+        <w:t>This week has no code block. Use this routine when a later lesson includes an executable lab.</w:t>
+      </w:r>
+    </w:p>
+    <w:p>
+      <w:pPr>
+        <w:spacing w:line="336" w:lineRule="auto" w:after="180"/>
+        <w:shd w:fill="F1F6F8"/>
+      </w:pPr>
+      <w:r>
+        <w:rPr>
+          <w:b w:val="0"/>
+        </w:rPr>
+        <w:t xml:space="preserve">Ask students to predict before running code. Preserve errors and actual </w:t>
+      </w:r>
+      <w:r>
+        <w:rPr>
+          <w:b/>
+        </w:rPr>
+        <w:t>output</w:t>
+      </w:r>
+      <w:r>
+        <w:rPr>
+          <w:b w:val="0"/>
+        </w:rPr>
+        <w:t>s; collect a changed test and an explanation. The branch-boundary and indexing lessons deliberately include failure cases.</w:t>
+      </w:r>
+    </w:p>
+    <w:p>
+      <w:pPr>
+        <w:spacing w:line="336" w:lineRule="auto" w:after="180"/>
+      </w:pPr>
+      <w:r>
+        <w:rPr>
+          <w:b w:val="0"/>
+        </w:rPr>
         <w:t>Use the earlier worked-explanation links to address a specific missing building block, then return to the current question. Adapt this suggestion after observing the learner; it is not an automatic diagnosis.</w:t>
       </w:r>
     </w:p>
     <w:p>
-      <w:r>
-        <w:t>Collect the completed-work portfolio as evidence. Record support separately from correctness, and assess explanation, trace/test and limitations. Progress ticks and quiz selections alone do not establish mastery.</w:t>
+      <w:pPr>
+        <w:spacing w:line="336" w:lineRule="auto" w:after="180"/>
+      </w:pPr>
+      <w:r>
+        <w:rPr>
+          <w:b w:val="0"/>
+        </w:rPr>
+        <w:t xml:space="preserve">Collect the completed-work portfolio as </w:t>
+      </w:r>
+      <w:r>
+        <w:rPr>
+          <w:b/>
+        </w:rPr>
+        <w:t>evidence</w:t>
+      </w:r>
+      <w:r>
+        <w:rPr>
+          <w:b w:val="0"/>
+        </w:rPr>
+        <w:t>. Record support separately from correctness, and assess explanation, trace/test and limitations. Progress ticks and quiz selections alone do not establish mastery.</w:t>
+      </w:r>
+    </w:p>
+    <w:p>
+      <w:pPr>
+        <w:pStyle w:val="Heading1"/>
+      </w:pPr>
+      <w:r>
+        <w:t>09. Visual concept journey</w:t>
+      </w:r>
+    </w:p>
+    <w:p>
+      <w:r>
+        <w:t>Show one Missing and Unbalanced Examples graphic at a time, request a prediction and discuss its trace before the independent assessment.</w:t>
+      </w:r>
+    </w:p>
+    <w:p>
+      <w:pPr>
+        <w:spacing w:line="336" w:lineRule="auto" w:after="180"/>
+      </w:pPr>
+      <w:r>
+        <w:rPr>
+          <w:b w:val="0"/>
+        </w:rPr>
+        <w:t xml:space="preserve">Use one picture at a time. Hide a worked result before asking for a </w:t>
+      </w:r>
+      <w:r>
+        <w:rPr>
+          <w:b/>
+        </w:rPr>
+        <w:t>prediction</w:t>
+      </w:r>
+      <w:r>
+        <w:rPr>
+          <w:b w:val="0"/>
+        </w:rPr>
+        <w:t>, then reveal it for feedback. These are supported teaching cases; retain the separate independent assessment for a fresh first attempt.</w:t>
+      </w:r>
+    </w:p>
+    <w:p>
+      <w:pPr>
+        <w:pStyle w:val="Heading3"/>
+      </w:pPr>
+      <w:r>
+        <w:t>01. Missing and Unbalanced Examples: the case</w:t>
+      </w:r>
+    </w:p>
+    <w:p>
+      <w:r>
+        <w:drawing>
+          <wp:inline xmlns:a="http://schemas.openxmlformats.org/drawingml/2006/main" xmlns:pic="http://schemas.openxmlformats.org/drawingml/2006/picture">
+            <wp:extent cx="5486400" cy="2840736"/>
+            <wp:docPr id="3" name="Picture 3" descr="A fictional badge reader will be used in both bright and dim rooms. Supplied facts: Intended target has 8 bright plain,8 bright patterned,8 dim plain,8 dim patterned cards. A development sample contains 6 bright plain cards and 2 bright patterned cards; no dim cards."/>
+            <wp:cNvGraphicFramePr>
+              <a:graphicFrameLocks noChangeAspect="1"/>
+            </wp:cNvGraphicFramePr>
+            <a:graphic>
+              <a:graphicData uri="http://schemas.openxmlformats.org/drawingml/2006/picture">
+                <pic:pic>
+                  <pic:nvPicPr>
+                    <pic:cNvPr id="0" name="academy-story-ai-1-22-01.png"/>
+                    <pic:cNvPicPr/>
+                  </pic:nvPicPr>
+                  <pic:blipFill>
+                    <a:blip r:embed="rId11"/>
+                    <a:stretch>
+                      <a:fillRect/>
+                    </a:stretch>
+                  </pic:blipFill>
+                  <pic:spPr>
+                    <a:xfrm>
+                      <a:off x="0" y="0"/>
+                      <a:ext cx="5486400" cy="2840736"/>
+                    </a:xfrm>
+                    <a:prstGeom prst="rect"/>
+                  </pic:spPr>
+                </pic:pic>
+              </a:graphicData>
+            </a:graphic>
+          </wp:inline>
+        </w:drawing>
+      </w:r>
+    </w:p>
+    <w:p>
+      <w:pPr>
+        <w:spacing w:line="336" w:lineRule="auto" w:after="180"/>
+      </w:pPr>
+      <w:r>
+        <w:rPr>
+          <w:b w:val="0"/>
+        </w:rPr>
+        <w:t>A fictional badge reader will be used in both bright and dim rooms. Supplied facts: Intended target has 8 bright plain,8 bright patterned,8 dim plain,8 dim patterned cards.</w:t>
+      </w:r>
+    </w:p>
+    <w:p>
+      <w:pPr>
+        <w:spacing w:line="336" w:lineRule="auto" w:after="180"/>
+      </w:pPr>
+      <w:r>
+        <w:rPr>
+          <w:b w:val="0"/>
+        </w:rPr>
+        <w:t xml:space="preserve">A development </w:t>
+      </w:r>
+      <w:r>
+        <w:rPr>
+          <w:b/>
+        </w:rPr>
+        <w:t>sample</w:t>
+      </w:r>
+      <w:r>
+        <w:rPr>
+          <w:b w:val="0"/>
+        </w:rPr>
+        <w:t xml:space="preserve"> contains 6 bright plain cards and 2 bright patterned cards; no dim cards.</w:t>
+      </w:r>
+    </w:p>
+    <w:p>
+      <w:pPr>
+        <w:spacing w:line="336" w:lineRule="auto" w:after="180"/>
+        <w:shd w:fill="F5F1FB"/>
+      </w:pPr>
+      <w:r>
+        <w:rPr>
+          <w:b w:val="0"/>
+        </w:rPr>
+        <w:t>Point to the given fact that matters most. Explain why it matters.</w:t>
+      </w:r>
+    </w:p>
+    <w:p>
+      <w:pPr>
+        <w:pStyle w:val="Heading3"/>
+      </w:pPr>
+      <w:r>
+        <w:t>Discuss while showing the picture</w:t>
+      </w:r>
+    </w:p>
+    <w:p>
+      <w:pPr>
+        <w:spacing w:line="336" w:lineRule="auto" w:after="180"/>
+        <w:shd w:fill="F1F6F8"/>
+      </w:pPr>
+      <w:r>
+        <w:rPr>
+          <w:b w:val="0"/>
+        </w:rPr>
+        <w:t>Teacher prompt: Point to the given fact that matters most. Explain why it matters. Ask learners to describe one label or arrow in ordinary words. Use the adjacent transcript if the image is difficult to see.</w:t>
+      </w:r>
+    </w:p>
+    <w:p>
+      <w:pPr>
+        <w:pStyle w:val="Heading3"/>
+      </w:pPr>
+      <w:r>
+        <w:t>02. Follow the deciding steps</w:t>
+      </w:r>
+    </w:p>
+    <w:p>
+      <w:r>
+        <w:drawing>
+          <wp:inline xmlns:a="http://schemas.openxmlformats.org/drawingml/2006/main" xmlns:pic="http://schemas.openxmlformats.org/drawingml/2006/picture">
+            <wp:extent cx="5486400" cy="4005072"/>
+            <wp:docPr id="4" name="Picture 4" descr="Target conditions: Four lighting-by-pattern groups, eight target cards each. → Current sample: Eight bright cards only; dim groups have zero coverage. → Coverage gap: Current results cannot describe dim-room reading. → Targeted follow-up: Select and record new cases from both dim groups before claiming coverage."/>
+            <wp:cNvGraphicFramePr>
+              <a:graphicFrameLocks noChangeAspect="1"/>
+            </wp:cNvGraphicFramePr>
+            <a:graphic>
+              <a:graphicData uri="http://schemas.openxmlformats.org/drawingml/2006/picture">
+                <pic:pic>
+                  <pic:nvPicPr>
+                    <pic:cNvPr id="0" name="academy-story-ai-1-22-02.png"/>
+                    <pic:cNvPicPr/>
+                  </pic:nvPicPr>
+                  <pic:blipFill>
+                    <a:blip r:embed="rId12"/>
+                    <a:stretch>
+                      <a:fillRect/>
+                    </a:stretch>
+                  </pic:blipFill>
+                  <pic:spPr>
+                    <a:xfrm>
+                      <a:off x="0" y="0"/>
+                      <a:ext cx="5486400" cy="4005072"/>
+                    </a:xfrm>
+                    <a:prstGeom prst="rect"/>
+                  </pic:spPr>
+                </pic:pic>
+              </a:graphicData>
+            </a:graphic>
+          </wp:inline>
+        </w:drawing>
+      </w:r>
+    </w:p>
+    <w:p>
+      <w:pPr>
+        <w:spacing w:line="336" w:lineRule="auto" w:after="180"/>
+      </w:pPr>
+      <w:r>
+        <w:rPr>
+          <w:b w:val="0"/>
+        </w:rPr>
+        <w:t xml:space="preserve">Target conditions: Four lighting-by-pattern groups, eight target cards each. → Current </w:t>
+      </w:r>
+      <w:r>
+        <w:rPr>
+          <w:b/>
+        </w:rPr>
+        <w:t>sample</w:t>
+      </w:r>
+      <w:r>
+        <w:rPr>
+          <w:b w:val="0"/>
+        </w:rPr>
+        <w:t xml:space="preserve">: Eight bright cards only; dim groups have zero </w:t>
+      </w:r>
+      <w:r>
+        <w:rPr>
+          <w:b/>
+        </w:rPr>
+        <w:t>coverage</w:t>
+      </w:r>
+      <w:r>
+        <w:rPr>
+          <w:b w:val="0"/>
+        </w:rPr>
+        <w:t xml:space="preserve">. → </w:t>
+      </w:r>
+      <w:r>
+        <w:rPr>
+          <w:b/>
+        </w:rPr>
+        <w:t>Coverage gap</w:t>
+      </w:r>
+      <w:r>
+        <w:rPr>
+          <w:b w:val="0"/>
+        </w:rPr>
+        <w:t xml:space="preserve">: Current results cannot describe dim-room reading. → Targeted follow-up: Select and record new cases from both dim groups before claiming </w:t>
+      </w:r>
+      <w:r>
+        <w:rPr>
+          <w:b/>
+        </w:rPr>
+        <w:t>coverage</w:t>
+      </w:r>
+      <w:r>
+        <w:rPr>
+          <w:b w:val="0"/>
+        </w:rPr>
+        <w:t>.</w:t>
+      </w:r>
+    </w:p>
+    <w:p>
+      <w:pPr>
+        <w:spacing w:line="336" w:lineRule="auto" w:after="180"/>
+        <w:shd w:fill="F5F1FB"/>
+      </w:pPr>
+      <w:r>
+        <w:rPr>
+          <w:b w:val="0"/>
+        </w:rPr>
+        <w:t xml:space="preserve">Point to each numbered stage and explain which recorded </w:t>
+      </w:r>
+      <w:r>
+        <w:rPr>
+          <w:b/>
+        </w:rPr>
+        <w:t>input</w:t>
+      </w:r>
+      <w:r>
+        <w:rPr>
+          <w:b w:val="0"/>
+        </w:rPr>
+        <w:t xml:space="preserve"> it uses.</w:t>
+      </w:r>
+    </w:p>
+    <w:p>
+      <w:pPr>
+        <w:pStyle w:val="Heading3"/>
+      </w:pPr>
+      <w:r>
+        <w:t>Discuss while showing the picture</w:t>
+      </w:r>
+    </w:p>
+    <w:p>
+      <w:pPr>
+        <w:spacing w:line="336" w:lineRule="auto" w:after="180"/>
+        <w:shd w:fill="F1F6F8"/>
+      </w:pPr>
+      <w:r>
+        <w:rPr>
+          <w:b w:val="0"/>
+        </w:rPr>
+        <w:t xml:space="preserve">Teacher prompt: Point to each numbered stage and explain which recorded </w:t>
+      </w:r>
+      <w:r>
+        <w:rPr>
+          <w:b/>
+        </w:rPr>
+        <w:t>input</w:t>
+      </w:r>
+      <w:r>
+        <w:rPr>
+          <w:b w:val="0"/>
+        </w:rPr>
+        <w:t xml:space="preserve"> it uses. Ask learners to describe one label or arrow in ordinary words. Use the adjacent transcript if the image is difficult to see.</w:t>
+      </w:r>
+    </w:p>
+    <w:p>
+      <w:pPr>
+        <w:pStyle w:val="Heading3"/>
+      </w:pPr>
+      <w:r>
+        <w:t>03. Target groups and development coverage</w:t>
+      </w:r>
+    </w:p>
+    <w:p>
+      <w:r>
+        <w:drawing>
+          <wp:inline xmlns:a="http://schemas.openxmlformats.org/drawingml/2006/main" xmlns:pic="http://schemas.openxmlformats.org/drawingml/2006/picture">
+            <wp:extent cx="5486400" cy="3938016"/>
+            <wp:docPr id="5" name="Picture 5" descr="Target groups and development coverage. Bright plain: Target cards = 8, Sample cards = 6. Bright patterned: Target cards = 8, Sample cards = 2. Dim plain: Target cards = 8, Sample cards = 0. Dim patterned: Target cards = 8, Sample cards = 0."/>
+            <wp:cNvGraphicFramePr>
+              <a:graphicFrameLocks noChangeAspect="1"/>
+            </wp:cNvGraphicFramePr>
+            <a:graphic>
+              <a:graphicData uri="http://schemas.openxmlformats.org/drawingml/2006/picture">
+                <pic:pic>
+                  <pic:nvPicPr>
+                    <pic:cNvPr id="0" name="academy-story-ai-1-22-03.png"/>
+                    <pic:cNvPicPr/>
+                  </pic:nvPicPr>
+                  <pic:blipFill>
+                    <a:blip r:embed="rId13"/>
+                    <a:stretch>
+                      <a:fillRect/>
+                    </a:stretch>
+                  </pic:blipFill>
+                  <pic:spPr>
+                    <a:xfrm>
+                      <a:off x="0" y="0"/>
+                      <a:ext cx="5486400" cy="3938016"/>
+                    </a:xfrm>
+                    <a:prstGeom prst="rect"/>
+                  </pic:spPr>
+                </pic:pic>
+              </a:graphicData>
+            </a:graphic>
+          </wp:inline>
+        </w:drawing>
+      </w:r>
+    </w:p>
+    <w:p>
+      <w:pPr>
+        <w:spacing w:line="336" w:lineRule="auto" w:after="180"/>
+      </w:pPr>
+      <w:r>
+        <w:rPr>
+          <w:b w:val="0"/>
+        </w:rPr>
+        <w:t xml:space="preserve">Target groups and development </w:t>
+      </w:r>
+      <w:r>
+        <w:rPr>
+          <w:b/>
+        </w:rPr>
+        <w:t>coverage</w:t>
+      </w:r>
+      <w:r>
+        <w:rPr>
+          <w:b w:val="0"/>
+        </w:rPr>
+        <w:t xml:space="preserve">. Bright plain: Target cards = 8, </w:t>
+      </w:r>
+      <w:r>
+        <w:rPr>
+          <w:b/>
+        </w:rPr>
+        <w:t>Sample</w:t>
+      </w:r>
+      <w:r>
+        <w:rPr>
+          <w:b w:val="0"/>
+        </w:rPr>
+        <w:t xml:space="preserve"> cards = 6. Bright patterned: Target cards = 8, </w:t>
+      </w:r>
+      <w:r>
+        <w:rPr>
+          <w:b/>
+        </w:rPr>
+        <w:t>Sample</w:t>
+      </w:r>
+      <w:r>
+        <w:rPr>
+          <w:b w:val="0"/>
+        </w:rPr>
+        <w:t xml:space="preserve"> cards = 2. Dim plain: Target cards = 8, </w:t>
+      </w:r>
+      <w:r>
+        <w:rPr>
+          <w:b/>
+        </w:rPr>
+        <w:t>Sample</w:t>
+      </w:r>
+      <w:r>
+        <w:rPr>
+          <w:b w:val="0"/>
+        </w:rPr>
+        <w:t xml:space="preserve"> cards = 0.</w:t>
+      </w:r>
+    </w:p>
+    <w:p>
+      <w:pPr>
+        <w:spacing w:line="336" w:lineRule="auto" w:after="180"/>
+      </w:pPr>
+      <w:r>
+        <w:rPr>
+          <w:b w:val="0"/>
+        </w:rPr>
+        <w:t xml:space="preserve">Dim patterned: Target cards = 8, </w:t>
+      </w:r>
+      <w:r>
+        <w:rPr>
+          <w:b/>
+        </w:rPr>
+        <w:t>Sample</w:t>
+      </w:r>
+      <w:r>
+        <w:rPr>
+          <w:b w:val="0"/>
+        </w:rPr>
+        <w:t xml:space="preserve"> cards = 0.</w:t>
+      </w:r>
+    </w:p>
+    <w:p>
+      <w:pPr>
+        <w:spacing w:line="336" w:lineRule="auto" w:after="180"/>
+        <w:shd w:fill="F5F1FB"/>
+      </w:pPr>
+      <w:r>
+        <w:rPr>
+          <w:b w:val="0"/>
+        </w:rPr>
+        <w:t>Read the labels and values. Explain the relationship the model shows.</w:t>
+      </w:r>
+    </w:p>
+    <w:p>
+      <w:pPr>
+        <w:pStyle w:val="Heading3"/>
+      </w:pPr>
+      <w:r>
+        <w:t>Discuss while showing the picture</w:t>
+      </w:r>
+    </w:p>
+    <w:p>
+      <w:pPr>
+        <w:spacing w:line="336" w:lineRule="auto" w:after="180"/>
+        <w:shd w:fill="F1F6F8"/>
+      </w:pPr>
+      <w:r>
+        <w:rPr>
+          <w:b w:val="0"/>
+        </w:rPr>
+        <w:t>Teacher prompt: Read the labels and values. Explain the relationship the model shows. Ask learners to describe one label or arrow in ordinary words. Use the adjacent transcript if the image is difficult to see.</w:t>
+      </w:r>
+    </w:p>
+    <w:p>
+      <w:pPr>
+        <w:spacing w:line="336" w:lineRule="auto" w:after="180"/>
+        <w:shd w:fill="F1F6F8"/>
+      </w:pPr>
+      <w:r>
+        <w:rPr>
+          <w:b w:val="0"/>
+        </w:rPr>
+        <w:t>Check row/column meanings, units and denominators before discussing a difference. Supplied toy values are not real class or model results.</w:t>
+      </w:r>
+    </w:p>
+    <w:p>
+      <w:pPr>
+        <w:pStyle w:val="Heading3"/>
+      </w:pPr>
+      <w:r>
+        <w:t>04. Change one thing. Trace what follows.</w:t>
+      </w:r>
+    </w:p>
+    <w:p>
+      <w:r>
+        <w:drawing>
+          <wp:inline xmlns:a="http://schemas.openxmlformats.org/drawingml/2006/main" xmlns:pic="http://schemas.openxmlformats.org/drawingml/2006/picture">
+            <wp:extent cx="5486400" cy="3026664"/>
+            <wp:docPr id="6" name="Picture 6" descr="Original case: Select and record new cases from both dim groups before claiming coverage. Changed condition: Add eight more bright plain cards and no dim cards. Expected result: The sample becomes larger but still has no dim coverage. Reason: The missing lighting condition remains untested."/>
+            <wp:cNvGraphicFramePr>
+              <a:graphicFrameLocks noChangeAspect="1"/>
+            </wp:cNvGraphicFramePr>
+            <a:graphic>
+              <a:graphicData uri="http://schemas.openxmlformats.org/drawingml/2006/picture">
+                <pic:pic>
+                  <pic:nvPicPr>
+                    <pic:cNvPr id="0" name="academy-story-ai-1-22-04.png"/>
+                    <pic:cNvPicPr/>
+                  </pic:nvPicPr>
+                  <pic:blipFill>
+                    <a:blip r:embed="rId14"/>
+                    <a:stretch>
+                      <a:fillRect/>
+                    </a:stretch>
+                  </pic:blipFill>
+                  <pic:spPr>
+                    <a:xfrm>
+                      <a:off x="0" y="0"/>
+                      <a:ext cx="5486400" cy="3026664"/>
+                    </a:xfrm>
+                    <a:prstGeom prst="rect"/>
+                  </pic:spPr>
+                </pic:pic>
+              </a:graphicData>
+            </a:graphic>
+          </wp:inline>
+        </w:drawing>
+      </w:r>
+    </w:p>
+    <w:p>
+      <w:pPr>
+        <w:spacing w:line="336" w:lineRule="auto" w:after="180"/>
+      </w:pPr>
+      <w:r>
+        <w:rPr>
+          <w:b w:val="0"/>
+        </w:rPr>
+        <w:t xml:space="preserve">Original case: Select and record new cases from both dim groups before claiming </w:t>
+      </w:r>
+      <w:r>
+        <w:rPr>
+          <w:b/>
+        </w:rPr>
+        <w:t>coverage</w:t>
+      </w:r>
+      <w:r>
+        <w:rPr>
+          <w:b w:val="0"/>
+        </w:rPr>
+        <w:t>. Changed condition: Add eight more bright plain cards and no dim cards.</w:t>
+      </w:r>
+    </w:p>
+    <w:p>
+      <w:pPr>
+        <w:spacing w:line="336" w:lineRule="auto" w:after="180"/>
+      </w:pPr>
+      <w:r>
+        <w:rPr>
+          <w:b w:val="0"/>
+        </w:rPr>
+        <w:t xml:space="preserve">Expected result: The </w:t>
+      </w:r>
+      <w:r>
+        <w:rPr>
+          <w:b/>
+        </w:rPr>
+        <w:t>sample</w:t>
+      </w:r>
+      <w:r>
+        <w:rPr>
+          <w:b w:val="0"/>
+        </w:rPr>
+        <w:t xml:space="preserve"> becomes larger but still has no dim </w:t>
+      </w:r>
+      <w:r>
+        <w:rPr>
+          <w:b/>
+        </w:rPr>
+        <w:t>coverage</w:t>
+      </w:r>
+      <w:r>
+        <w:rPr>
+          <w:b w:val="0"/>
+        </w:rPr>
+        <w:t>. Reason: The missing lighting condition remains untested.</w:t>
+      </w:r>
+    </w:p>
+    <w:p>
+      <w:pPr>
+        <w:spacing w:line="336" w:lineRule="auto" w:after="180"/>
+        <w:shd w:fill="F5F1FB"/>
+      </w:pPr>
+      <w:r>
+        <w:rPr>
+          <w:b w:val="0"/>
+        </w:rPr>
+        <w:t>Predict before checking the worked changed-case result. Name what changed and what the supplied facts allow you to conclude.</w:t>
+      </w:r>
+    </w:p>
+    <w:p>
+      <w:pPr>
+        <w:pStyle w:val="Heading3"/>
+      </w:pPr>
+      <w:r>
+        <w:t>Discuss while showing the picture</w:t>
+      </w:r>
+    </w:p>
+    <w:p>
+      <w:pPr>
+        <w:spacing w:line="336" w:lineRule="auto" w:after="180"/>
+        <w:shd w:fill="F1F6F8"/>
+      </w:pPr>
+      <w:r>
+        <w:rPr>
+          <w:b w:val="0"/>
+        </w:rPr>
+        <w:t>Teacher prompt: Predict before checking the worked changed-case result. Name what changed and what the supplied facts allow you to conclude. Ask learners to describe one label or arrow in ordinary words.</w:t>
+      </w:r>
+    </w:p>
+    <w:p>
+      <w:pPr>
+        <w:spacing w:line="336" w:lineRule="auto" w:after="180"/>
+        <w:shd w:fill="F1F6F8"/>
+      </w:pPr>
+      <w:r>
+        <w:rPr>
+          <w:b w:val="0"/>
+        </w:rPr>
+        <w:t>Use the adjacent transcript if the image is difficult to see. Changed-case reasoning: The missing lighting condition remains untested.</w:t>
+      </w:r>
+    </w:p>
+    <w:p>
+      <w:pPr>
+        <w:pStyle w:val="Heading3"/>
+      </w:pPr>
+      <w:r>
+        <w:t>05. Connect the explanation to its limit</w:t>
+      </w:r>
+    </w:p>
+    <w:p>
+      <w:r>
+        <w:drawing>
+          <wp:inline xmlns:a="http://schemas.openxmlformats.org/drawingml/2006/main" xmlns:pic="http://schemas.openxmlformats.org/drawingml/2006/picture">
+            <wp:extent cx="5486400" cy="2834640"/>
+            <wp:docPr id="7" name="Picture 7" descr="Adding more bright cards can increase sample size without addressing the missing condition. A coverage check asks which relevant situations are absent, not merely how many rows exist. Deliberately selecting dim cases helps investigate those conditions, but the resulting test should not be advertised as a random survey unless its selection really was random. Limit: Coverage does not guarantee accuracy, and targeted cases alone do not supply a population-wide success estimate."/>
+            <wp:cNvGraphicFramePr>
+              <a:graphicFrameLocks noChangeAspect="1"/>
+            </wp:cNvGraphicFramePr>
+            <a:graphic>
+              <a:graphicData uri="http://schemas.openxmlformats.org/drawingml/2006/picture">
+                <pic:pic>
+                  <pic:nvPicPr>
+                    <pic:cNvPr id="0" name="academy-story-ai-1-22-05.png"/>
+                    <pic:cNvPicPr/>
+                  </pic:nvPicPr>
+                  <pic:blipFill>
+                    <a:blip r:embed="rId15"/>
+                    <a:stretch>
+                      <a:fillRect/>
+                    </a:stretch>
+                  </pic:blipFill>
+                  <pic:spPr>
+                    <a:xfrm>
+                      <a:off x="0" y="0"/>
+                      <a:ext cx="5486400" cy="2834640"/>
+                    </a:xfrm>
+                    <a:prstGeom prst="rect"/>
+                  </pic:spPr>
+                </pic:pic>
+              </a:graphicData>
+            </a:graphic>
+          </wp:inline>
+        </w:drawing>
+      </w:r>
+    </w:p>
+    <w:p>
+      <w:pPr>
+        <w:spacing w:line="336" w:lineRule="auto" w:after="180"/>
+      </w:pPr>
+      <w:r>
+        <w:rPr>
+          <w:b w:val="0"/>
+        </w:rPr>
+        <w:t xml:space="preserve">Adding more bright cards can increase </w:t>
+      </w:r>
+      <w:r>
+        <w:rPr>
+          <w:b/>
+        </w:rPr>
+        <w:t>sample</w:t>
+      </w:r>
+      <w:r>
+        <w:rPr>
+          <w:b w:val="0"/>
+        </w:rPr>
+        <w:t xml:space="preserve"> size without addressing the missing condition. A </w:t>
+      </w:r>
+      <w:r>
+        <w:rPr>
+          <w:b/>
+        </w:rPr>
+        <w:t>coverage</w:t>
+      </w:r>
+      <w:r>
+        <w:rPr>
+          <w:b w:val="0"/>
+        </w:rPr>
+        <w:t xml:space="preserve"> check asks which relevant situations are absent, not merely how many rows exist.</w:t>
+      </w:r>
+    </w:p>
+    <w:p>
+      <w:pPr>
+        <w:spacing w:line="336" w:lineRule="auto" w:after="180"/>
+      </w:pPr>
+      <w:r>
+        <w:rPr>
+          <w:b w:val="0"/>
+        </w:rPr>
+        <w:t>Deliberately selecting dim cases helps investigate those conditions, but the resulting test should not be advertised as a random survey unless its selection really was random.</w:t>
+      </w:r>
+    </w:p>
+    <w:p>
+      <w:pPr>
+        <w:spacing w:line="336" w:lineRule="auto" w:after="180"/>
+      </w:pPr>
+      <w:r>
+        <w:rPr>
+          <w:b w:val="0"/>
+        </w:rPr>
+        <w:t xml:space="preserve">Limit: </w:t>
+      </w:r>
+      <w:r>
+        <w:rPr>
+          <w:b/>
+        </w:rPr>
+        <w:t>Coverage</w:t>
+      </w:r>
+      <w:r>
+        <w:rPr>
+          <w:b w:val="0"/>
+        </w:rPr>
+        <w:t xml:space="preserve"> does not guarantee accuracy, and targeted cases alone do not supply a population-wide success estimate.</w:t>
+      </w:r>
+    </w:p>
+    <w:p>
+      <w:pPr>
+        <w:spacing w:line="336" w:lineRule="auto" w:after="180"/>
+        <w:shd w:fill="F5F1FB"/>
+      </w:pPr>
+      <w:r>
+        <w:rPr>
+          <w:b w:val="0"/>
+        </w:rPr>
+        <w:t>Explain the case, then point to a limit on the claim.</w:t>
+      </w:r>
+    </w:p>
+    <w:p>
+      <w:pPr>
+        <w:pStyle w:val="Heading3"/>
+      </w:pPr>
+      <w:r>
+        <w:t>Discuss while showing the picture</w:t>
+      </w:r>
+    </w:p>
+    <w:p>
+      <w:pPr>
+        <w:spacing w:line="336" w:lineRule="auto" w:after="180"/>
+        <w:shd w:fill="F1F6F8"/>
+      </w:pPr>
+      <w:r>
+        <w:rPr>
+          <w:b w:val="0"/>
+        </w:rPr>
+        <w:t>Teacher prompt: Explain the case, then point to a limit on the claim. Ask learners to describe one label or arrow in ordinary words. Use the adjacent transcript if the image is difficult to see.</w:t>
+      </w:r>
+    </w:p>
+    <w:p>
+      <w:pPr>
+        <w:spacing w:line="336" w:lineRule="auto" w:after="180"/>
+        <w:shd w:fill="F1F6F8"/>
+      </w:pPr>
+      <w:r>
+        <w:rPr>
+          <w:b w:val="0"/>
+        </w:rPr>
+        <w:t xml:space="preserve">Keep the stated scope: </w:t>
+      </w:r>
+      <w:r>
+        <w:rPr>
+          <w:b/>
+        </w:rPr>
+        <w:t>Coverage</w:t>
+      </w:r>
+      <w:r>
+        <w:rPr>
+          <w:b w:val="0"/>
+        </w:rPr>
+        <w:t xml:space="preserve"> does not guarantee accuracy, and targeted cases alone do not supply a population-wide success estimate.</w:t>
+      </w:r>
+    </w:p>
+    <w:p>
+      <w:pPr>
+        <w:pStyle w:val="Heading3"/>
+      </w:pPr>
+      <w:r>
+        <w:t>06. Make the idea visible in your project</w:t>
+      </w:r>
+    </w:p>
+    <w:p>
+      <w:r>
+        <w:drawing>
+          <wp:inline xmlns:a="http://schemas.openxmlformats.org/drawingml/2006/main" xmlns:pic="http://schemas.openxmlformats.org/drawingml/2006/picture">
+            <wp:extent cx="5486400" cy="3380232"/>
+            <wp:docPr id="8" name="Picture 8" descr="Create a sorter coverage table crossing important classroom conditions, then state which groups each test actually represents. Draw your input, deciding step, result and limit. Supported question: Would testing only dim plain cards close every current gap? Point to the target groups."/>
+            <wp:cNvGraphicFramePr>
+              <a:graphicFrameLocks noChangeAspect="1"/>
+            </wp:cNvGraphicFramePr>
+            <a:graphic>
+              <a:graphicData uri="http://schemas.openxmlformats.org/drawingml/2006/picture">
+                <pic:pic>
+                  <pic:nvPicPr>
+                    <pic:cNvPr id="0" name="academy-story-ai-1-22-06.png"/>
+                    <pic:cNvPicPr/>
+                  </pic:nvPicPr>
+                  <pic:blipFill>
+                    <a:blip r:embed="rId16"/>
+                    <a:stretch>
+                      <a:fillRect/>
+                    </a:stretch>
+                  </pic:blipFill>
+                  <pic:spPr>
+                    <a:xfrm>
+                      <a:off x="0" y="0"/>
+                      <a:ext cx="5486400" cy="3380232"/>
+                    </a:xfrm>
+                    <a:prstGeom prst="rect"/>
+                  </pic:spPr>
+                </pic:pic>
+              </a:graphicData>
+            </a:graphic>
+          </wp:inline>
+        </w:drawing>
+      </w:r>
+    </w:p>
+    <w:p>
+      <w:pPr>
+        <w:spacing w:line="336" w:lineRule="auto" w:after="180"/>
+      </w:pPr>
+      <w:r>
+        <w:rPr>
+          <w:b w:val="0"/>
+        </w:rPr>
+        <w:t xml:space="preserve">Create a sorter </w:t>
+      </w:r>
+      <w:r>
+        <w:rPr>
+          <w:b/>
+        </w:rPr>
+        <w:t>coverage</w:t>
+      </w:r>
+      <w:r>
+        <w:rPr>
+          <w:b w:val="0"/>
+        </w:rPr>
+        <w:t xml:space="preserve"> table crossing important classroom conditions, then state which groups each test actually represents. Draw your </w:t>
+      </w:r>
+      <w:r>
+        <w:rPr>
+          <w:b/>
+        </w:rPr>
+        <w:t>input</w:t>
+      </w:r>
+      <w:r>
+        <w:rPr>
+          <w:b w:val="0"/>
+        </w:rPr>
+        <w:t>, deciding step, result and limit.</w:t>
+      </w:r>
+    </w:p>
+    <w:p>
+      <w:pPr>
+        <w:spacing w:line="336" w:lineRule="auto" w:after="180"/>
+      </w:pPr>
+      <w:r>
+        <w:rPr>
+          <w:b w:val="0"/>
+        </w:rPr>
+        <w:t>Supported question: Would testing only dim plain cards close every current gap? Point to the target groups.</w:t>
+      </w:r>
+    </w:p>
+    <w:p>
+      <w:pPr>
+        <w:spacing w:line="336" w:lineRule="auto" w:after="180"/>
+        <w:shd w:fill="F5F1FB"/>
+      </w:pPr>
+      <w:r>
+        <w:rPr>
+          <w:b w:val="0"/>
+        </w:rPr>
+        <w:t xml:space="preserve">Draw your project trace and justify the deciding step using </w:t>
+      </w:r>
+      <w:r>
+        <w:rPr>
+          <w:b/>
+        </w:rPr>
+        <w:t>evidence</w:t>
+      </w:r>
+      <w:r>
+        <w:rPr>
+          <w:b w:val="0"/>
+        </w:rPr>
+        <w:t>.</w:t>
+      </w:r>
+    </w:p>
+    <w:p>
+      <w:pPr>
+        <w:pStyle w:val="Heading3"/>
+      </w:pPr>
+      <w:r>
+        <w:t>Discuss while showing the picture</w:t>
+      </w:r>
+    </w:p>
+    <w:p>
+      <w:pPr>
+        <w:spacing w:line="336" w:lineRule="auto" w:after="180"/>
+        <w:shd w:fill="F1F6F8"/>
+      </w:pPr>
+      <w:r>
+        <w:rPr>
+          <w:b w:val="0"/>
+        </w:rPr>
+        <w:t xml:space="preserve">Teacher prompt: Draw your project trace and justify the deciding step using </w:t>
+      </w:r>
+      <w:r>
+        <w:rPr>
+          <w:b/>
+        </w:rPr>
+        <w:t>evidence</w:t>
+      </w:r>
+      <w:r>
+        <w:rPr>
+          <w:b w:val="0"/>
+        </w:rPr>
+        <w:t>. Ask learners to describe one label or arrow in ordinary words. Use the adjacent transcript if the image is difficult to see.</w:t>
+      </w:r>
+    </w:p>
+    <w:p>
+      <w:pPr>
+        <w:spacing w:line="336" w:lineRule="auto" w:after="180"/>
+        <w:shd w:fill="F1F6F8"/>
+      </w:pPr>
+      <w:r>
+        <w:rPr>
+          <w:b w:val="0"/>
+        </w:rPr>
+        <w:t xml:space="preserve">Supported practice key: No. Dim patterned cards would still be absent; both dim groups need planned </w:t>
+      </w:r>
+      <w:r>
+        <w:rPr>
+          <w:b/>
+        </w:rPr>
+        <w:t>coverage</w:t>
+      </w:r>
+      <w:r>
+        <w:rPr>
+          <w:b w:val="0"/>
+        </w:rPr>
+        <w:t>.</w:t>
       </w:r>
     </w:p>
     <w:sectPr>

--- a/downloads/teacher/ai-1-week-22.docx
+++ b/downloads/teacher/ai-1-week-22.docx
@@ -125,7 +125,7 @@
           </w:tcPr>
           <w:p>
             <w:r>
-              <w:t>Sections 1–6; record the brief recall in the workbook.</w:t>
+              <w:t>Use Your mission, Notice the evidence, See how it works, Compare the cases, Words that unlock the idea and Follow a worked example; record the brief recall in the workbook.</w:t>
             </w:r>
           </w:p>
         </w:tc>
@@ -157,7 +157,7 @@
           </w:tcPr>
           <w:p>
             <w:r>
-              <w:t>Sections 7–10; use the matching workbook W2 and misconception check.</w:t>
+              <w:t>Use Find and repair a mistake, Practise together, Run the investigation and Build your understanding; use the matching workbook W2 and misconception check.</w:t>
             </w:r>
           </w:p>
         </w:tc>
@@ -189,7 +189,7 @@
           </w:tcPr>
           <w:p>
             <w:r>
-              <w:t>Sections 9 and 11–14. Give extra time to finish the full task set; use Section 15 when the week includes a coding lab.</w:t>
+              <w:t>Use Run the investigation, Connect your project, Show what you know, Study a complete case and Try a new case independently. Allow extra time for the full task set. Use a coding lab only when this week actually provides one; Your lesson route is the planning section.</w:t>
             </w:r>
           </w:p>
         </w:tc>
@@ -2470,7 +2470,7 @@
         <w:rPr>
           <w:b w:val="0"/>
         </w:rPr>
-        <w:t>Change: Add eight more bright plain cards and no dim cards.</w:t>
+        <w:t>Change: Add the two remaining bright plain cards and no dim cards.</w:t>
       </w:r>
     </w:p>
     <w:p>
@@ -5848,7 +5848,7 @@
           </w:tcPr>
           <w:p>
             <w:r>
-              <w:t>Sections 1–6; record the brief recall in the workbook.</w:t>
+              <w:t>Use Your mission, Notice the evidence, See how it works, Compare the cases, Words that unlock the idea and Follow a worked example; record the brief recall in the workbook.</w:t>
             </w:r>
           </w:p>
         </w:tc>
@@ -5880,7 +5880,7 @@
           </w:tcPr>
           <w:p>
             <w:r>
-              <w:t>Sections 7–10; use the matching workbook W2 and misconception check.</w:t>
+              <w:t>Use Find and repair a mistake, Practise together, Run the investigation and Build your understanding; use the matching workbook W2 and misconception check.</w:t>
             </w:r>
           </w:p>
         </w:tc>
@@ -5912,7 +5912,7 @@
           </w:tcPr>
           <w:p>
             <w:r>
-              <w:t>Sections 9 and 11–14. Give extra time to finish the full task set; use Section 15 when the week includes a coding lab.</w:t>
+              <w:t>Use Run the investigation, Connect your project, Show what you know, Study a complete case and Try a new case independently. Allow extra time for the full task set. Use a coding lab only when this week actually provides one; Your lesson route is the planning section.</w:t>
             </w:r>
           </w:p>
         </w:tc>
@@ -6099,7 +6099,7 @@
         <w:rPr>
           <w:b w:val="0"/>
         </w:rPr>
-        <w:t xml:space="preserve">Extension: Add eight more bright plain cards and no dim cards. Require a </w:t>
+        <w:t xml:space="preserve">Extension: Add the two remaining bright plain cards and no dim cards. Require a </w:t>
       </w:r>
       <w:r>
         <w:rPr>
@@ -7003,7 +7003,7 @@
         <w:drawing>
           <wp:inline xmlns:a="http://schemas.openxmlformats.org/drawingml/2006/main" xmlns:pic="http://schemas.openxmlformats.org/drawingml/2006/picture">
             <wp:extent cx="5486400" cy="3026664"/>
-            <wp:docPr id="6" name="Picture 6" descr="Original case: Select and record new cases from both dim groups before claiming coverage. Changed condition: Add eight more bright plain cards and no dim cards. Expected result: The sample becomes larger but still has no dim coverage. Reason: The missing lighting condition remains untested."/>
+            <wp:docPr id="6" name="Picture 6" descr="Original case: Select and record new cases from both dim groups before claiming coverage. Changed condition: Add the two remaining bright plain cards and no dim cards. Expected result: The sample becomes larger but still has no dim coverage. Reason: The missing lighting condition remains untested."/>
             <wp:cNvGraphicFramePr>
               <a:graphicFrameLocks noChangeAspect="1"/>
             </wp:cNvGraphicFramePr>
@@ -7054,7 +7054,7 @@
         <w:rPr>
           <w:b w:val="0"/>
         </w:rPr>
-        <w:t>. Changed condition: Add eight more bright plain cards and no dim cards.</w:t>
+        <w:t>. Changed condition: Add the two remaining bright plain cards and no dim cards.</w:t>
       </w:r>
     </w:p>
     <w:p>

--- a/downloads/teacher/ai-1-week-22.docx
+++ b/downloads/teacher/ai-1-week-22.docx
@@ -25,20 +25,38 @@
         <w:pStyle w:val="Heading1"/>
       </w:pPr>
       <w:r>
-        <w:t>01. Missing and Unbalanced Examples</w:t>
-      </w:r>
-    </w:p>
-    <w:p>
-      <w:r>
-        <w:t>Prepare Missing and Unbalanced Examples: check the target, prerequisites, resources and adaptable teaching schedule.</w:t>
-      </w:r>
-    </w:p>
-    <w:p>
-      <w:pPr>
-        <w:pStyle w:val="Heading3"/>
-      </w:pPr>
-      <w:r>
-        <w:t>Teach the learning cycle</w:t>
+        <w:t>Teach sample coverage with explicit identities and scope.</w:t>
+      </w:r>
+    </w:p>
+    <w:p>
+      <w:r>
+        <w:t>Model incomplete frames, duplicated files and targeted follow-up, reserving the sound target for independent evidence.</w:t>
+      </w:r>
+    </w:p>
+    <w:p>
+      <w:r>
+        <w:t>Look for distinct IDs, missing combinations and bounded claims.</w:t>
+      </w:r>
+    </w:p>
+    <w:p>
+      <w:pPr>
+        <w:pStyle w:val="Heading1"/>
+      </w:pPr>
+      <w:r>
+        <w:t>01. Prepare this connected week</w:t>
+      </w:r>
+    </w:p>
+    <w:p>
+      <w:r>
+        <w:t>Use one main plan and keep practice separate from the independent first attempt.</w:t>
+      </w:r>
+    </w:p>
+    <w:p>
+      <w:pPr>
+        <w:pStyle w:val="Heading2"/>
+      </w:pPr>
+      <w:r>
+        <w:t>Learning goal and precision</w:t>
       </w:r>
     </w:p>
     <w:p>
@@ -50,6 +68,123 @@
           <w:b w:val="0"/>
         </w:rPr>
         <w:t>Primary target: Name the target collection, selection list and cases actually assessed</w:t>
+      </w:r>
+    </w:p>
+    <w:p>
+      <w:pPr>
+        <w:spacing w:line="336" w:lineRule="auto" w:after="180"/>
+      </w:pPr>
+      <w:r>
+        <w:rPr>
+          <w:b w:val="0"/>
+        </w:rPr>
+        <w:t xml:space="preserve">Teach the difference between accurate records and adequate </w:t>
+      </w:r>
+      <w:r>
+        <w:rPr>
+          <w:b/>
+        </w:rPr>
+        <w:t>coverage</w:t>
+      </w:r>
+      <w:r>
+        <w:rPr>
+          <w:b w:val="0"/>
+        </w:rPr>
+        <w:t>. The populations here are finite invented card and clip collections, so students can account for every selected and unselected case.</w:t>
+      </w:r>
+    </w:p>
+    <w:p>
+      <w:pPr>
+        <w:spacing w:line="336" w:lineRule="auto" w:after="180"/>
+      </w:pPr>
+      <w:r>
+        <w:rPr>
+          <w:b w:val="0"/>
+        </w:rPr>
+        <w:t xml:space="preserve">Avoid presenting equal group counts as a universal sampling rule: this target has equal groups, and the proposed balanced plan investigates condition </w:t>
+      </w:r>
+      <w:r>
+        <w:rPr>
+          <w:b/>
+        </w:rPr>
+        <w:t>coverage</w:t>
+      </w:r>
+      <w:r>
+        <w:rPr>
+          <w:b w:val="0"/>
+        </w:rPr>
+        <w:t>. It does not guarantee an unbiased estimate in every application.</w:t>
+      </w:r>
+    </w:p>
+    <w:p>
+      <w:pPr>
+        <w:spacing w:line="336" w:lineRule="auto" w:after="180"/>
+      </w:pPr>
+      <w:r>
+        <w:rPr>
+          <w:b w:val="0"/>
+        </w:rPr>
+        <w:t xml:space="preserve">By the end, I can identify missing conditions and design a targeted </w:t>
+      </w:r>
+      <w:r>
+        <w:rPr>
+          <w:b/>
+        </w:rPr>
+        <w:t>coverage</w:t>
+      </w:r>
+      <w:r>
+        <w:rPr>
+          <w:b w:val="0"/>
+        </w:rPr>
+        <w:t xml:space="preserve"> check.</w:t>
+      </w:r>
+    </w:p>
+    <w:p>
+      <w:pPr>
+        <w:pStyle w:val="Heading2"/>
+      </w:pPr>
+      <w:r>
+        <w:t>What to prepare</w:t>
+      </w:r>
+    </w:p>
+    <w:p>
+      <w:pPr>
+        <w:pStyle w:val="ListBullet"/>
+      </w:pPr>
+      <w:r>
+        <w:t>Use the supplied scenario, student illustrations and blank paper. For numeric work, offer counters or a calculator after learners show the setup. Fictional records are supplied; personal data and paid accounts are unnecessary.</w:t>
+      </w:r>
+    </w:p>
+    <w:p>
+      <w:pPr>
+        <w:pStyle w:val="ListBullet"/>
+      </w:pPr>
+      <w:r>
+        <w:t>A paper inventory with 6 IDs for each of the four picture-card conditions</w:t>
+      </w:r>
+    </w:p>
+    <w:p>
+      <w:pPr>
+        <w:pStyle w:val="ListBullet"/>
+      </w:pPr>
+      <w:r>
+        <w:t>A four-row coverage table with target, selected, assessed and missing columns</w:t>
+      </w:r>
+    </w:p>
+    <w:p>
+      <w:pPr>
+        <w:pStyle w:val="ListBullet"/>
+      </w:pPr>
+      <w:r>
+        <w:t>Twenty paper clip IDs grouped into the four fictional sound conditions; no audio recording needed</w:t>
+      </w:r>
+    </w:p>
+    <w:p>
+      <w:pPr>
+        <w:pStyle w:val="Heading2"/>
+      </w:pPr>
+      <w:r>
+        <w:t>Main teaching plan</w:t>
       </w:r>
     </w:p>
     <w:tbl>
@@ -231,9 +366,183 @@
     </w:p>
     <w:p>
       <w:pPr>
+        <w:pStyle w:val="Heading2"/>
+      </w:pPr>
+      <w:r>
+        <w:t>Opening retrieval and readiness</w:t>
+      </w:r>
+    </w:p>
+    <w:p>
+      <w:pPr>
+        <w:spacing w:line="336" w:lineRule="auto" w:after="180"/>
+      </w:pPr>
+      <w:r>
+        <w:rPr>
+          <w:b w:val="0"/>
+        </w:rPr>
+        <w:t>Without opening the old lesson, explain one key idea from Good Data, Bad Data. Give an example and a mistake that the idea helps you avoid.</w:t>
+      </w:r>
+    </w:p>
+    <w:p>
+      <w:pPr>
+        <w:spacing w:line="336" w:lineRule="auto" w:after="180"/>
+      </w:pPr>
+      <w:r>
+        <w:rPr>
+          <w:b w:val="0"/>
+        </w:rPr>
+        <w:t>Look for: Check records against a stated format, unit and meaning before using them</w:t>
+      </w:r>
+    </w:p>
+    <w:p>
+      <w:pPr>
+        <w:spacing w:line="336" w:lineRule="auto" w:after="180"/>
+      </w:pPr>
+      <w:r>
+        <w:rPr>
+          <w:b w:val="0"/>
+        </w:rPr>
+        <w:t>Reference example, not the only acceptable wording: Height 60 fails the whole-number range 1 through 10. Travel blank is missing; its value cannot be inferred.</w:t>
+      </w:r>
+    </w:p>
+    <w:p>
+      <w:pPr>
+        <w:spacing w:line="336" w:lineRule="auto" w:after="180"/>
+      </w:pPr>
+      <w:r>
+        <w:rPr>
+          <w:b w:val="0"/>
+        </w:rPr>
+        <w:t>Travel 0 is valid in the whole-number range 0 through 10 and can represent observed no travel. Zero is a measurement, not a replacement for a blank.</w:t>
+      </w:r>
+    </w:p>
+    <w:p>
+      <w:pPr>
+        <w:spacing w:line="336" w:lineRule="auto" w:after="180"/>
+      </w:pPr>
+      <w:r>
+        <w:rPr>
+          <w:b w:val="0"/>
+        </w:rPr>
+        <w:t>Without opening the old lesson, explain one key idea from Similarity. Give an example and a mistake that the idea helps you avoid.</w:t>
+      </w:r>
+    </w:p>
+    <w:p>
+      <w:pPr>
+        <w:spacing w:line="336" w:lineRule="auto" w:after="180"/>
+      </w:pPr>
+      <w:r>
+        <w:rPr>
+          <w:b w:val="0"/>
+        </w:rPr>
+        <w:t>Look for: Calculate similarity using explicitly selected features and a stated scoring rule</w:t>
+      </w:r>
+    </w:p>
+    <w:p>
+      <w:pPr>
+        <w:spacing w:line="336" w:lineRule="auto" w:after="180"/>
+      </w:pPr>
+      <w:r>
+        <w:rPr>
+          <w:b w:val="0"/>
+        </w:rPr>
+        <w:t>Reference example, not the only acceptable wording: A: 1, 1, 0 gives 2. B: 0, 0, 1 gives 1. C: 1, 0, 0 gives 1. A is the only highest scoring candidate among A, B and C under equal weights.</w:t>
+      </w:r>
+    </w:p>
+    <w:p>
+      <w:pPr>
+        <w:spacing w:line="336" w:lineRule="auto" w:after="180"/>
+      </w:pPr>
+      <w:r>
+        <w:rPr>
+          <w:b w:val="0"/>
+        </w:rPr>
+        <w:t>Without opening the old lesson, explain one key idea from Boundaries and 'Not Sure'. Give an example and a mistake that the idea helps you avoid.</w:t>
+      </w:r>
+    </w:p>
+    <w:p>
+      <w:pPr>
+        <w:spacing w:line="336" w:lineRule="auto" w:after="180"/>
+      </w:pPr>
+      <w:r>
+        <w:rPr>
+          <w:b w:val="0"/>
+        </w:rPr>
+        <w:t xml:space="preserve">Look for: Identify a specific source of uncertainty and explain how it affects a </w:t>
+      </w:r>
+      <w:r>
+        <w:rPr>
+          <w:b/>
+        </w:rPr>
+        <w:t>prediction</w:t>
+      </w:r>
+    </w:p>
+    <w:p>
+      <w:pPr>
+        <w:spacing w:line="336" w:lineRule="auto" w:after="180"/>
+      </w:pPr>
+      <w:r>
+        <w:rPr>
+          <w:b w:val="0"/>
+        </w:rPr>
+        <w:t>Reference example, not the only acceptable wording: The rule and two stated possibilities are known; the actual height is unresolved. At 5 predict short, at 6 predict tall. Inspect the original readable record or remeasure.</w:t>
+      </w:r>
+    </w:p>
+    <w:p>
+      <w:pPr>
+        <w:spacing w:line="336" w:lineRule="auto" w:after="180"/>
+      </w:pPr>
+      <w:r>
+        <w:rPr>
+          <w:b w:val="0"/>
+        </w:rPr>
+        <w:t>Repeating a calculation supplies no new information about which height was recorded.</w:t>
+      </w:r>
+    </w:p>
+    <w:p>
+      <w:pPr>
+        <w:spacing w:line="336" w:lineRule="auto" w:after="180"/>
+      </w:pPr>
+      <w:r>
+        <w:rPr>
+          <w:b w:val="0"/>
+        </w:rPr>
+        <w:t xml:space="preserve">No. Correct records can still describe only a narrow set of conditions. Source checking does not establish </w:t>
+      </w:r>
+      <w:r>
+        <w:rPr>
+          <w:b/>
+        </w:rPr>
+        <w:t>coverage</w:t>
+      </w:r>
+      <w:r>
+        <w:rPr>
+          <w:b w:val="0"/>
+        </w:rPr>
+        <w:t xml:space="preserve"> of unrecorded cases.</w:t>
+      </w:r>
+    </w:p>
+    <w:p>
+      <w:pPr>
+        <w:pStyle w:val="Heading2"/>
+      </w:pPr>
+      <w:r>
+        <w:t>Earlier wording, alternatives and picture transcripts · reference / check after trying</w:t>
+      </w:r>
+    </w:p>
+    <w:p>
+      <w:pPr>
         <w:pStyle w:val="Heading3"/>
       </w:pPr>
       <w:r>
+        <w:t>Teach the learning cycle</w:t>
+      </w:r>
+    </w:p>
+    <w:p>
+      <w:pPr>
+        <w:pStyle w:val="Heading3"/>
+      </w:pPr>
+      <w:r>
         <w:t>Retrieval answer guidance</w:t>
       </w:r>
     </w:p>
@@ -247,13 +556,37 @@
     </w:p>
     <w:p>
       <w:pPr>
+        <w:pStyle w:val="Heading3"/>
+      </w:pPr>
+      <w:r>
+        <w:t>Similarity</w:t>
+      </w:r>
+    </w:p>
+    <w:p>
+      <w:pPr>
+        <w:pStyle w:val="Heading3"/>
+      </w:pPr>
+      <w:r>
+        <w:t>Boundaries and 'Not Sure'</w:t>
+      </w:r>
+    </w:p>
+    <w:p>
+      <w:pPr>
         <w:spacing w:line="336" w:lineRule="auto" w:after="180"/>
       </w:pPr>
       <w:r>
         <w:rPr>
           <w:b w:val="0"/>
         </w:rPr>
-        <w:t>Without opening the old lesson, explain one key idea from Good Data, Bad Data. Give an example and a mistake that the idea helps you avoid.</w:t>
+        <w:t>Use the student module and workbook section with this exact week title. The worked case, independent question and answers below form one aligned lesson sequence.</w:t>
+      </w:r>
+    </w:p>
+    <w:p>
+      <w:pPr>
+        <w:pStyle w:val="Heading3"/>
+      </w:pPr>
+      <w:r>
+        <w:t>What the learner must demonstrate</w:t>
       </w:r>
     </w:p>
     <w:p>
@@ -264,170 +597,19 @@
         <w:rPr>
           <w:b w:val="0"/>
         </w:rPr>
-        <w:t>Look for: Check records against a stated format, unit and meaning before using them</w:t>
-      </w:r>
-    </w:p>
-    <w:p>
-      <w:pPr>
-        <w:spacing w:line="336" w:lineRule="auto" w:after="180"/>
-      </w:pPr>
+        <w:t xml:space="preserve">A </w:t>
+      </w:r>
+      <w:r>
+        <w:rPr>
+          <w:b/>
+        </w:rPr>
+        <w:t>training</w:t>
+      </w:r>
       <w:r>
         <w:rPr>
           <w:b w:val="0"/>
         </w:rPr>
-        <w:t>Reference example, not the only acceptable wording: Height 60 fails the whole-number range 1 through 10. Travel blank is missing; its value cannot be inferred.</w:t>
-      </w:r>
-    </w:p>
-    <w:p>
-      <w:pPr>
-        <w:spacing w:line="336" w:lineRule="auto" w:after="180"/>
-      </w:pPr>
-      <w:r>
-        <w:rPr>
-          <w:b w:val="0"/>
-        </w:rPr>
-        <w:t>Travel 0 is valid in the whole-number range 0 through 10 and can represent observed no travel. Zero is a measurement, not a replacement for a blank.</w:t>
-      </w:r>
-    </w:p>
-    <w:p>
-      <w:pPr>
-        <w:pStyle w:val="Heading3"/>
-      </w:pPr>
-      <w:r>
-        <w:t>Similarity</w:t>
-      </w:r>
-    </w:p>
-    <w:p>
-      <w:pPr>
-        <w:spacing w:line="336" w:lineRule="auto" w:after="180"/>
-      </w:pPr>
-      <w:r>
-        <w:rPr>
-          <w:b w:val="0"/>
-        </w:rPr>
-        <w:t>Without opening the old lesson, explain one key idea from Similarity. Give an example and a mistake that the idea helps you avoid.</w:t>
-      </w:r>
-    </w:p>
-    <w:p>
-      <w:pPr>
-        <w:spacing w:line="336" w:lineRule="auto" w:after="180"/>
-      </w:pPr>
-      <w:r>
-        <w:rPr>
-          <w:b w:val="0"/>
-        </w:rPr>
-        <w:t>Look for: Calculate similarity using explicitly selected features and a stated scoring rule</w:t>
-      </w:r>
-    </w:p>
-    <w:p>
-      <w:pPr>
-        <w:spacing w:line="336" w:lineRule="auto" w:after="180"/>
-      </w:pPr>
-      <w:r>
-        <w:rPr>
-          <w:b w:val="0"/>
-        </w:rPr>
-        <w:t>Reference example, not the only acceptable wording: A: 1, 1, 0 gives 2. B: 0, 0, 1 gives 1. C: 1, 0, 0 gives 1. A is the only highest scoring candidate among A, B and C under equal weights.</w:t>
-      </w:r>
-    </w:p>
-    <w:p>
-      <w:pPr>
-        <w:pStyle w:val="Heading3"/>
-      </w:pPr>
-      <w:r>
-        <w:t>Boundaries and 'Not Sure'</w:t>
-      </w:r>
-    </w:p>
-    <w:p>
-      <w:pPr>
-        <w:spacing w:line="336" w:lineRule="auto" w:after="180"/>
-      </w:pPr>
-      <w:r>
-        <w:rPr>
-          <w:b w:val="0"/>
-        </w:rPr>
-        <w:t>Without opening the old lesson, explain one key idea from Boundaries and 'Not Sure'. Give an example and a mistake that the idea helps you avoid.</w:t>
-      </w:r>
-    </w:p>
-    <w:p>
-      <w:pPr>
-        <w:spacing w:line="336" w:lineRule="auto" w:after="180"/>
-      </w:pPr>
-      <w:r>
-        <w:rPr>
-          <w:b w:val="0"/>
-        </w:rPr>
-        <w:t xml:space="preserve">Look for: Identify a specific source of uncertainty and explain how it affects a </w:t>
-      </w:r>
-      <w:r>
-        <w:rPr>
-          <w:b/>
-        </w:rPr>
-        <w:t>prediction</w:t>
-      </w:r>
-    </w:p>
-    <w:p>
-      <w:pPr>
-        <w:spacing w:line="336" w:lineRule="auto" w:after="180"/>
-      </w:pPr>
-      <w:r>
-        <w:rPr>
-          <w:b w:val="0"/>
-        </w:rPr>
-        <w:t>Reference example, not the only acceptable wording: The rule and two stated possibilities are known; the actual height is unresolved. At 5 predict short, at 6 predict tall. Inspect the original readable record or remeasure.</w:t>
-      </w:r>
-    </w:p>
-    <w:p>
-      <w:pPr>
-        <w:spacing w:line="336" w:lineRule="auto" w:after="180"/>
-      </w:pPr>
-      <w:r>
-        <w:rPr>
-          <w:b w:val="0"/>
-        </w:rPr>
-        <w:t>Repeating a calculation supplies no new information about which height was recorded.</w:t>
-      </w:r>
-    </w:p>
-    <w:p>
-      <w:pPr>
-        <w:spacing w:line="336" w:lineRule="auto" w:after="180"/>
-      </w:pPr>
-      <w:r>
-        <w:rPr>
-          <w:b w:val="0"/>
-        </w:rPr>
-        <w:t>Use the student module and workbook section with this exact week title. The worked case, independent question and answers below form one aligned lesson sequence.</w:t>
-      </w:r>
-    </w:p>
-    <w:p>
-      <w:pPr>
-        <w:pStyle w:val="Heading3"/>
-      </w:pPr>
-      <w:r>
-        <w:t>What the learner must demonstrate</w:t>
-      </w:r>
-    </w:p>
-    <w:p>
-      <w:pPr>
-        <w:spacing w:line="336" w:lineRule="auto" w:after="180"/>
-      </w:pPr>
-      <w:r>
-        <w:rPr>
-          <w:b w:val="0"/>
-        </w:rPr>
-        <w:t xml:space="preserve">A </w:t>
-      </w:r>
-      <w:r>
-        <w:rPr>
-          <w:b/>
-        </w:rPr>
-        <w:t>training</w:t>
-      </w:r>
-      <w:r>
-        <w:rPr>
-          <w:b w:val="0"/>
-        </w:rPr>
-        <w:t xml:space="preserve"> set has 18 daylight photos and two dark photos of one object. Copying the dark photos eight times balances the counts. Does it balance the variety? Design a better collection step.</w:t>
+        <w:t xml:space="preserve"> set has 18 daylight photos and two dark photos of one object. Adding eight extra copies of each dark photo makes 18 dark-image files, matching the 18 daylight files. Does it balance the variety? Design a better collection step.</w:t>
       </w:r>
     </w:p>
     <w:p>
@@ -582,6 +764,11 @@
       </w:r>
     </w:p>
     <w:p>
+      <w:r>
+        <w:t>This compact option is not the full-week schedule. Use the main teaching cycle and allow extra sessions for the investigation, independent work and project.</w:t>
+      </w:r>
+    </w:p>
+    <w:p>
       <w:pPr>
         <w:spacing w:line="336" w:lineRule="auto" w:after="180"/>
       </w:pPr>
@@ -589,7 +776,7 @@
         <w:rPr>
           <w:b w:val="0"/>
         </w:rPr>
-        <w:t>Use the supplied scenario, student illustrations and blank paper. For numeric work, offer counters or a calculator after learners show the setup. Fictional records are supplied; personal data and paid accounts are unnecessary.</w:t>
+        <w:t>Allow 80 minutes: recall 8; explanation 12; worked demonstration 15; guided practice 20; independent assessment 15; project and reflection 10. Extend the lab into a second session when needed.</w:t>
       </w:r>
     </w:p>
     <w:p>
@@ -597,32 +784,55 @@
         <w:pStyle w:val="Heading3"/>
       </w:pPr>
       <w:r>
-        <w:t>Alternative compact allocation</w:t>
-      </w:r>
-    </w:p>
-    <w:p>
-      <w:r>
-        <w:t>This compact option is not the full-week schedule. Use the main teaching cycle and allow extra sessions for the investigation, independent work and project.</w:t>
+        <w:t>Preparation for the connected explanation</w:t>
+      </w:r>
+    </w:p>
+    <w:p>
+      <w:pPr>
+        <w:pStyle w:val="Heading3"/>
+      </w:pPr>
+      <w:r>
+        <w:t>Readiness answer</w:t>
+      </w:r>
+    </w:p>
+    <w:p>
+      <w:pPr>
+        <w:pStyle w:val="Heading3"/>
+      </w:pPr>
+      <w:r>
+        <w:t>End goal for the pictorial case</w:t>
       </w:r>
     </w:p>
     <w:p>
       <w:pPr>
         <w:spacing w:line="336" w:lineRule="auto" w:after="180"/>
-        <w:shd w:fill="F1F6F8"/>
       </w:pPr>
       <w:r>
         <w:rPr>
           <w:b w:val="0"/>
         </w:rPr>
-        <w:t>Allow 80 minutes: recall 8; explanation 12; worked demonstration 15; guided practice 20; independent assessment 15; project and reflection 10. Extend the lab into a second session when needed.</w:t>
-      </w:r>
-    </w:p>
-    <w:p>
-      <w:pPr>
-        <w:pStyle w:val="Heading3"/>
-      </w:pPr>
-      <w:r>
-        <w:t>Preparation for the connected explanation</w:t>
+        <w:t>This added worked case illustrates the week’s main idea. Retain all original and connected topics; schedule its practice within the teaching cycle.</w:t>
+      </w:r>
+    </w:p>
+    <w:p>
+      <w:pPr>
+        <w:pStyle w:val="Heading1"/>
+      </w:pPr>
+      <w:r>
+        <w:t>02. Teach coverage through a declared target and selection process</w:t>
+      </w:r>
+    </w:p>
+    <w:p>
+      <w:r>
+        <w:t>Keep Shapes24, Badges32 and the separate sound target named so their counts stay with the right collection.</w:t>
+      </w:r>
+    </w:p>
+    <w:p>
+      <w:pPr>
+        <w:pStyle w:val="Heading2"/>
+      </w:pPr>
+      <w:r>
+        <w:t>Begin with Shapes24’s target, sample and frame</w:t>
       </w:r>
     </w:p>
     <w:p>
@@ -633,19 +843,358 @@
         <w:rPr>
           <w:b w:val="0"/>
         </w:rPr>
-        <w:t xml:space="preserve">Teach the difference between accurate records and adequate </w:t>
+        <w:t xml:space="preserve">Suppose a shape recogniser will be evaluated on a fixed collection of 24 invented picture cards. This </w:t>
       </w:r>
       <w:r>
         <w:rPr>
           <w:b/>
         </w:rPr>
+        <w:t>target population</w:t>
+      </w:r>
+      <w:r>
+        <w:rPr>
+          <w:b w:val="0"/>
+        </w:rPr>
+        <w:t xml:space="preserve"> has 6 bright circles, 6 dim circles, 6 bright squares and 6 dim squares.</w:t>
+      </w:r>
+    </w:p>
+    <w:p>
+      <w:pPr>
+        <w:spacing w:line="336" w:lineRule="auto" w:after="180"/>
+      </w:pPr>
+      <w:r>
+        <w:rPr>
+          <w:b w:val="0"/>
+        </w:rPr>
+        <w:t>Each card has its own ID and an independently checked circle or square label. We want to know how often the recogniser gives the correct label across these 24 cards.</w:t>
+      </w:r>
+    </w:p>
+    <w:p>
+      <w:pPr>
+        <w:spacing w:line="336" w:lineRule="auto" w:after="180"/>
+      </w:pPr>
+      <w:r>
+        <w:rPr>
+          <w:b w:val="0"/>
+        </w:rPr>
+        <w:t xml:space="preserve">A tester takes the 6 bright-circle cards nearest the front of the box. Those 6 cards form the </w:t>
+      </w:r>
+      <w:r>
+        <w:rPr>
+          <w:b/>
+        </w:rPr>
+        <w:t>sample</w:t>
+      </w:r>
+      <w:r>
+        <w:rPr>
+          <w:b w:val="0"/>
+        </w:rPr>
+        <w:t xml:space="preserve">; the other 18 have not been assessed. The recogniser is correct on 5 of the 6 </w:t>
+      </w:r>
+      <w:r>
+        <w:rPr>
+          <w:b/>
+        </w:rPr>
+        <w:t>sample</w:t>
+      </w:r>
+      <w:r>
+        <w:rPr>
+          <w:b w:val="0"/>
+        </w:rPr>
+        <w:t>d cards.</w:t>
+      </w:r>
+    </w:p>
+    <w:p>
+      <w:pPr>
+        <w:spacing w:line="336" w:lineRule="auto" w:after="180"/>
+      </w:pPr>
+      <w:r>
+        <w:rPr>
+          <w:b w:val="0"/>
+        </w:rPr>
+        <w:t>That is a result for these assessed bright circles. It does not establish correctness on the squares or dim cards.</w:t>
+      </w:r>
+    </w:p>
+    <w:p>
+      <w:pPr>
+        <w:spacing w:line="336" w:lineRule="auto" w:after="180"/>
+      </w:pPr>
+      <w:r>
+        <w:rPr>
+          <w:b w:val="0"/>
+        </w:rPr>
+        <w:t xml:space="preserve">A </w:t>
+      </w:r>
+      <w:r>
+        <w:rPr>
+          <w:b/>
+        </w:rPr>
+        <w:t>sampling frame</w:t>
+      </w:r>
+      <w:r>
+        <w:rPr>
+          <w:b w:val="0"/>
+        </w:rPr>
+        <w:t xml:space="preserve"> is the list or source available for selection. A complete list of all 24 IDs could give every card a chance of selection.</w:t>
+      </w:r>
+    </w:p>
+    <w:p>
+      <w:pPr>
+        <w:spacing w:line="336" w:lineRule="auto" w:after="180"/>
+      </w:pPr>
+      <w:r>
+        <w:rPr>
+          <w:b w:val="0"/>
+        </w:rPr>
+        <w:t>A list containing only bright-circle IDs cannot select dim cards or squares, even if the choice from that list is random. These fictional picture cards do not contain personal information.</w:t>
+      </w:r>
+    </w:p>
+    <w:p>
+      <w:pPr>
+        <w:pStyle w:val="Heading2"/>
+      </w:pPr>
+      <w:r>
+        <w:t>Separate file counts and crossed-condition coverage</w:t>
+      </w:r>
+    </w:p>
+    <w:p>
+      <w:pPr>
+        <w:spacing w:line="336" w:lineRule="auto" w:after="180"/>
+      </w:pPr>
+      <w:r>
+        <w:rPr>
+          <w:b w:val="0"/>
+        </w:rPr>
+        <w:t xml:space="preserve">The target has 24 distinct cards, but the </w:t>
+      </w:r>
+      <w:r>
+        <w:rPr>
+          <w:b/>
+        </w:rPr>
+        <w:t>sample</w:t>
+      </w:r>
+      <w:r>
+        <w:rPr>
+          <w:b w:val="0"/>
+        </w:rPr>
+        <w:t xml:space="preserve"> covers only the 6 bright circles. Photographing each </w:t>
+      </w:r>
+      <w:r>
+        <w:rPr>
+          <w:b/>
+        </w:rPr>
+        <w:t>sample</w:t>
+      </w:r>
+      <w:r>
+        <w:rPr>
+          <w:b w:val="0"/>
+        </w:rPr>
+        <w:t>d card twice would create 12 image records without adding a new card or covering a missing condition.</w:t>
+      </w:r>
+    </w:p>
+    <w:p>
+      <w:pPr>
+        <w:spacing w:line="336" w:lineRule="auto" w:after="180"/>
+      </w:pPr>
+      <w:r>
+        <w:rPr>
+          <w:b w:val="0"/>
+        </w:rPr>
+        <w:t>Record the identity of the underlying case as well as the number of files.</w:t>
+      </w:r>
+    </w:p>
+    <w:p>
+      <w:pPr>
+        <w:spacing w:line="336" w:lineRule="auto" w:after="180"/>
+      </w:pPr>
+      <w:r>
+        <w:rPr>
+          <w:b w:val="0"/>
+        </w:rPr>
+        <w:t xml:space="preserve">Both shape and lighting matter to this question. A </w:t>
+      </w:r>
+      <w:r>
+        <w:rPr>
+          <w:b/>
+        </w:rPr>
+        <w:t>sample</w:t>
+      </w:r>
+      <w:r>
+        <w:rPr>
+          <w:b w:val="0"/>
+        </w:rPr>
+        <w:t xml:space="preserve"> with bright circles and dim squares includes each shape and each lighting label, yet still misses dim circles and bright squares.</w:t>
+      </w:r>
+    </w:p>
+    <w:p>
+      <w:pPr>
+        <w:spacing w:line="336" w:lineRule="auto" w:after="180"/>
+      </w:pPr>
+      <w:r>
+        <w:rPr>
+          <w:b w:val="0"/>
+        </w:rPr>
+        <w:t>Check combinations when the interaction could matter, not just whether each individual label appears somewhere.</w:t>
+      </w:r>
+    </w:p>
+    <w:p>
+      <w:pPr>
+        <w:pStyle w:val="Heading2"/>
+      </w:pPr>
+      <w:r>
+        <w:t>Model the Badges32 coverage gap</w:t>
+      </w:r>
+    </w:p>
+    <w:p>
+      <w:pPr>
+        <w:spacing w:line="336" w:lineRule="auto" w:after="180"/>
+      </w:pPr>
+      <w:r>
+        <w:rPr>
+          <w:b w:val="0"/>
+        </w:rPr>
+        <w:t>A fictional badge reader will be used in both bright and dim rooms.</w:t>
+      </w:r>
+    </w:p>
+    <w:p>
+      <w:pPr>
+        <w:spacing w:line="336" w:lineRule="auto" w:after="180"/>
+      </w:pPr>
+      <w:r>
+        <w:rPr>
+          <w:b w:val="0"/>
+        </w:rPr>
+        <w:t>Intended target has 8 bright plain,8 bright patterned,8 dim plain,8 dim patterned cards.</w:t>
+      </w:r>
+    </w:p>
+    <w:p>
+      <w:pPr>
+        <w:spacing w:line="336" w:lineRule="auto" w:after="180"/>
+      </w:pPr>
+      <w:r>
+        <w:rPr>
+          <w:b w:val="0"/>
+        </w:rPr>
+        <w:t xml:space="preserve">A development </w:t>
+      </w:r>
+      <w:r>
+        <w:rPr>
+          <w:b/>
+        </w:rPr>
+        <w:t>sample</w:t>
+      </w:r>
+      <w:r>
+        <w:rPr>
+          <w:b w:val="0"/>
+        </w:rPr>
+        <w:t xml:space="preserve"> contains 6 bright plain cards and 2 bright patterned cards; no dim cards.</w:t>
+      </w:r>
+    </w:p>
+    <w:p>
+      <w:r>
+        <w:drawing>
+          <wp:inline xmlns:a="http://schemas.openxmlformats.org/drawingml/2006/main" xmlns:pic="http://schemas.openxmlformats.org/drawingml/2006/picture">
+            <wp:extent cx="5486400" cy="3938016"/>
+            <wp:docPr id="1" name="Picture 1" descr="Target groups and development coverage. Bright plain: Target cards = 8, Sample cards = 6. Bright patterned: Target cards = 8, Sample cards = 2. Dim plain: Target cards = 8, Sample cards = 0. Dim patterned: Target cards = 8, Sample cards = 0."/>
+            <wp:cNvGraphicFramePr>
+              <a:graphicFrameLocks noChangeAspect="1"/>
+            </wp:cNvGraphicFramePr>
+            <a:graphic>
+              <a:graphicData uri="http://schemas.openxmlformats.org/drawingml/2006/picture">
+                <pic:pic>
+                  <pic:nvPicPr>
+                    <pic:cNvPr id="0" name="academy-story-ai-1-22-03.png"/>
+                    <pic:cNvPicPr/>
+                  </pic:nvPicPr>
+                  <pic:blipFill>
+                    <a:blip r:embed="rId9"/>
+                    <a:stretch>
+                      <a:fillRect/>
+                    </a:stretch>
+                  </pic:blipFill>
+                  <pic:spPr>
+                    <a:xfrm>
+                      <a:off x="0" y="0"/>
+                      <a:ext cx="5486400" cy="3938016"/>
+                    </a:xfrm>
+                    <a:prstGeom prst="rect"/>
+                  </pic:spPr>
+                </pic:pic>
+              </a:graphicData>
+            </a:graphic>
+          </wp:inline>
+        </w:drawing>
+      </w:r>
+    </w:p>
+    <w:p>
+      <w:r>
+        <w:drawing>
+          <wp:inline xmlns:a="http://schemas.openxmlformats.org/drawingml/2006/main" xmlns:pic="http://schemas.openxmlformats.org/drawingml/2006/picture">
+            <wp:extent cx="5486400" cy="4005072"/>
+            <wp:docPr id="2" name="Picture 2" descr="Target conditions: Four lighting-by-pattern groups, eight target cards each. → Current sample: Eight bright cards only; dim groups have zero coverage. → Coverage gap: Current results cannot describe dim-room reading. → Targeted follow-up: Select and record new cases from both dim groups before claiming coverage."/>
+            <wp:cNvGraphicFramePr>
+              <a:graphicFrameLocks noChangeAspect="1"/>
+            </wp:cNvGraphicFramePr>
+            <a:graphic>
+              <a:graphicData uri="http://schemas.openxmlformats.org/drawingml/2006/picture">
+                <pic:pic>
+                  <pic:nvPicPr>
+                    <pic:cNvPr id="0" name="academy-story-ai-1-22-02.png"/>
+                    <pic:cNvPicPr/>
+                  </pic:nvPicPr>
+                  <pic:blipFill>
+                    <a:blip r:embed="rId10"/>
+                    <a:stretch>
+                      <a:fillRect/>
+                    </a:stretch>
+                  </pic:blipFill>
+                  <pic:spPr>
+                    <a:xfrm>
+                      <a:off x="0" y="0"/>
+                      <a:ext cx="5486400" cy="4005072"/>
+                    </a:xfrm>
+                    <a:prstGeom prst="rect"/>
+                  </pic:spPr>
+                </pic:pic>
+              </a:graphicData>
+            </a:graphic>
+          </wp:inline>
+        </w:drawing>
+      </w:r>
+    </w:p>
+    <w:p>
+      <w:pPr>
+        <w:spacing w:line="336" w:lineRule="auto" w:after="180"/>
+      </w:pPr>
+      <w:r>
+        <w:rPr>
+          <w:b w:val="0"/>
+        </w:rPr>
+        <w:t xml:space="preserve">Adding more bright cards can increase </w:t>
+      </w:r>
+      <w:r>
+        <w:rPr>
+          <w:b/>
+        </w:rPr>
+        <w:t>sample</w:t>
+      </w:r>
+      <w:r>
+        <w:rPr>
+          <w:b w:val="0"/>
+        </w:rPr>
+        <w:t xml:space="preserve"> size without addressing the missing condition. A </w:t>
+      </w:r>
+      <w:r>
+        <w:rPr>
+          <w:b/>
+        </w:rPr>
         <w:t>coverage</w:t>
       </w:r>
       <w:r>
         <w:rPr>
           <w:b w:val="0"/>
         </w:rPr>
-        <w:t>. The populations here are finite invented card and clip collections, so students can account for every selected and unselected case.</w:t>
+        <w:t xml:space="preserve"> check asks which relevant situations are absent, not merely how many rows exist.</w:t>
       </w:r>
     </w:p>
     <w:p>
@@ -656,1029 +1205,72 @@
         <w:rPr>
           <w:b w:val="0"/>
         </w:rPr>
-        <w:t xml:space="preserve">Avoid presenting equal group counts as a universal sampling rule: this target has equal groups, and the proposed balanced plan investigates condition </w:t>
-      </w:r>
+        <w:t>Deliberately selecting dim cases helps investigate those conditions, but the resulting test should not be advertised as a random survey unless its selection really was random.</w:t>
+      </w:r>
+    </w:p>
+    <w:p>
+      <w:pPr>
+        <w:pStyle w:val="Heading2"/>
+      </w:pPr>
+      <w:r>
+        <w:t>Add bright cases without closing dim gaps</w:t>
+      </w:r>
+    </w:p>
+    <w:p>
+      <w:pPr>
+        <w:pStyle w:val="ListNumber"/>
+      </w:pPr>
+      <w:r>
+        <w:t>Change: Add the two remaining bright plain cards and no dim cards.</w:t>
+      </w:r>
+    </w:p>
+    <w:p>
+      <w:pPr>
+        <w:pStyle w:val="ListNumber"/>
+      </w:pPr>
+      <w:r>
+        <w:t>Prediction: The sample becomes larger but still has no dim coverage.</w:t>
+      </w:r>
+    </w:p>
+    <w:p>
+      <w:pPr>
+        <w:pStyle w:val="ListNumber"/>
+      </w:pPr>
+      <w:r>
+        <w:t>Reason: The missing lighting condition remains untested.</w:t>
+      </w:r>
+    </w:p>
+    <w:p>
+      <w:pPr>
+        <w:pStyle w:val="Heading2"/>
+      </w:pPr>
+      <w:r>
+        <w:t>Limit conclusions from targeted cases</w:t>
+      </w:r>
+    </w:p>
+    <w:p>
+      <w:pPr>
+        <w:spacing w:line="336" w:lineRule="auto" w:after="180"/>
+      </w:pPr>
       <w:r>
         <w:rPr>
           <w:b/>
         </w:rPr>
-        <w:t>coverage</w:t>
+        <w:t>Coverage</w:t>
       </w:r>
       <w:r>
         <w:rPr>
           <w:b w:val="0"/>
         </w:rPr>
-        <w:t>. It does not guarantee an unbiased estimate in every application.</w:t>
-      </w:r>
-    </w:p>
-    <w:p>
-      <w:pPr>
-        <w:pStyle w:val="Heading3"/>
-      </w:pPr>
-      <w:r>
-        <w:t>Readiness answer</w:t>
-      </w:r>
-    </w:p>
-    <w:p>
-      <w:pPr>
-        <w:spacing w:line="336" w:lineRule="auto" w:after="180"/>
-      </w:pPr>
-      <w:r>
-        <w:rPr>
-          <w:b w:val="0"/>
-        </w:rPr>
-        <w:t xml:space="preserve">No. Correct records can still describe only a narrow set of conditions. Source checking does not establish </w:t>
-      </w:r>
-      <w:r>
-        <w:rPr>
-          <w:b/>
-        </w:rPr>
-        <w:t>coverage</w:t>
-      </w:r>
-      <w:r>
-        <w:rPr>
-          <w:b w:val="0"/>
-        </w:rPr>
-        <w:t xml:space="preserve"> of unrecorded cases.</w:t>
-      </w:r>
-    </w:p>
-    <w:p>
-      <w:pPr>
-        <w:spacing w:line="336" w:lineRule="auto" w:after="180"/>
-      </w:pPr>
-      <w:r>
-        <w:rPr>
-          <w:b w:val="0"/>
-        </w:rPr>
-        <w:t>A paper inventory with 6 IDs for each of the four picture-card conditions</w:t>
-      </w:r>
-    </w:p>
-    <w:p>
-      <w:pPr>
-        <w:spacing w:line="336" w:lineRule="auto" w:after="180"/>
-      </w:pPr>
-      <w:r>
-        <w:rPr>
-          <w:b w:val="0"/>
-        </w:rPr>
-        <w:t xml:space="preserve">A four-row </w:t>
-      </w:r>
-      <w:r>
-        <w:rPr>
-          <w:b/>
-        </w:rPr>
-        <w:t>coverage</w:t>
-      </w:r>
-      <w:r>
-        <w:rPr>
-          <w:b w:val="0"/>
-        </w:rPr>
-        <w:t xml:space="preserve"> table with target, selected, assessed and missing columns</w:t>
-      </w:r>
-    </w:p>
-    <w:p>
-      <w:pPr>
-        <w:spacing w:line="336" w:lineRule="auto" w:after="180"/>
-      </w:pPr>
-      <w:r>
-        <w:rPr>
-          <w:b w:val="0"/>
-        </w:rPr>
-        <w:t>Twenty paper clip IDs grouped into the four fictional sound conditions; no audio recording needed</w:t>
-      </w:r>
-    </w:p>
-    <w:p>
-      <w:pPr>
-        <w:pStyle w:val="Heading3"/>
-      </w:pPr>
-      <w:r>
-        <w:t>End goal for the pictorial case</w:t>
-      </w:r>
-    </w:p>
-    <w:p>
-      <w:pPr>
-        <w:spacing w:line="336" w:lineRule="auto" w:after="180"/>
-      </w:pPr>
-      <w:r>
-        <w:rPr>
-          <w:b w:val="0"/>
-        </w:rPr>
-        <w:t xml:space="preserve">By the end, I can identify missing conditions and design a targeted </w:t>
-      </w:r>
-      <w:r>
-        <w:rPr>
-          <w:b/>
-        </w:rPr>
-        <w:t>coverage</w:t>
-      </w:r>
-      <w:r>
-        <w:rPr>
-          <w:b w:val="0"/>
-        </w:rPr>
-        <w:t xml:space="preserve"> check.</w:t>
-      </w:r>
-    </w:p>
-    <w:p>
-      <w:pPr>
-        <w:spacing w:line="336" w:lineRule="auto" w:after="180"/>
-      </w:pPr>
-      <w:r>
-        <w:rPr>
-          <w:b w:val="0"/>
-        </w:rPr>
-        <w:t>This added worked case illustrates the week’s main idea. Retain all original and connected topics; schedule its practice within the teaching cycle.</w:t>
-      </w:r>
-    </w:p>
-    <w:p>
-      <w:pPr>
-        <w:pStyle w:val="Heading1"/>
-      </w:pPr>
-      <w:r>
-        <w:t>02. Explain the mechanism</w:t>
-      </w:r>
-    </w:p>
-    <w:p>
-      <w:r>
-        <w:t>Model Missing and Unbalanced Examples using the supplied case, labelled mechanism and reasoning. Make the scope of each conclusion explicit.</w:t>
-      </w:r>
-    </w:p>
-    <w:p>
-      <w:pPr>
-        <w:spacing w:line="336" w:lineRule="auto" w:after="180"/>
-      </w:pPr>
-      <w:r>
-        <w:rPr>
-          <w:b w:val="0"/>
-        </w:rPr>
-        <w:t>Follow the information instead of imagining magic inside the machine.</w:t>
-      </w:r>
-    </w:p>
-    <w:p>
-      <w:pPr>
-        <w:pStyle w:val="Heading3"/>
-      </w:pPr>
-      <w:r>
-        <w:t>1. Input — information entering</w:t>
-      </w:r>
-    </w:p>
-    <w:p>
-      <w:pPr>
-        <w:spacing w:line="336" w:lineRule="auto" w:after="180"/>
-        <w:shd w:fill="F4F9FC"/>
-      </w:pPr>
-      <w:r>
-        <w:rPr>
-          <w:b/>
-        </w:rPr>
-        <w:t>INPUT</w:t>
-      </w:r>
-      <w:r>
-        <w:rPr>
-          <w:b w:val="0"/>
-        </w:rPr>
-        <w:t xml:space="preserve"> example set with represented and absent conditions</w:t>
-      </w:r>
-    </w:p>
-    <w:p>
-      <w:pPr>
-        <w:pStyle w:val="Heading3"/>
-      </w:pPr>
-      <w:r>
-        <w:t>2. Process — the deciding step</w:t>
-      </w:r>
-    </w:p>
-    <w:p>
-      <w:pPr>
-        <w:spacing w:line="336" w:lineRule="auto" w:after="180"/>
-        <w:shd w:fill="F4F9FC"/>
-      </w:pPr>
-      <w:r>
-        <w:rPr>
-          <w:b/>
-        </w:rPr>
-        <w:t>PROCESS</w:t>
-      </w:r>
-      <w:r>
-        <w:rPr>
-          <w:b w:val="0"/>
-        </w:rPr>
-        <w:t xml:space="preserve"> learn patterns from available </w:t>
-      </w:r>
-      <w:r>
-        <w:rPr>
-          <w:b/>
-        </w:rPr>
-        <w:t>coverage</w:t>
-      </w:r>
-    </w:p>
-    <w:p>
-      <w:pPr>
-        <w:pStyle w:val="Heading3"/>
-      </w:pPr>
-      <w:r>
-        <w:t>3. Output — the result</w:t>
-      </w:r>
-    </w:p>
-    <w:p>
-      <w:pPr>
-        <w:spacing w:line="336" w:lineRule="auto" w:after="180"/>
-        <w:shd w:fill="F4F9FC"/>
-      </w:pPr>
-      <w:r>
-        <w:rPr>
-          <w:b/>
-        </w:rPr>
-        <w:t>OUTPUT</w:t>
-      </w:r>
-      <w:r>
-        <w:rPr>
-          <w:b w:val="0"/>
-        </w:rPr>
-        <w:t xml:space="preserve"> uneven performance across conditions</w:t>
-      </w:r>
-    </w:p>
-    <w:p>
-      <w:pPr>
-        <w:pStyle w:val="Heading3"/>
-      </w:pPr>
-      <w:r>
-        <w:t>Key idea</w:t>
-      </w:r>
-    </w:p>
-    <w:p>
-      <w:pPr>
-        <w:spacing w:line="336" w:lineRule="auto" w:after="180"/>
-        <w:shd w:fill="EDF7F3"/>
-      </w:pPr>
-      <w:r>
-        <w:rPr>
-          <w:b w:val="0"/>
-        </w:rPr>
-        <w:t>CORE IDEA What is absent can shape a system's failures.</w:t>
-      </w:r>
-    </w:p>
-    <w:p>
-      <w:pPr>
-        <w:pStyle w:val="Heading3"/>
-      </w:pPr>
-      <w:r>
-        <w:t>How the mechanism works</w:t>
-      </w:r>
-    </w:p>
-    <w:p>
-      <w:pPr>
-        <w:spacing w:line="336" w:lineRule="auto" w:after="180"/>
-        <w:shd w:fill="F1F6F8"/>
-      </w:pPr>
-      <w:r>
-        <w:rPr>
-          <w:b w:val="0"/>
-        </w:rPr>
-        <w:t xml:space="preserve">UNDER THE HOOD Sampling </w:t>
-      </w:r>
-      <w:r>
-        <w:rPr>
-          <w:b/>
-        </w:rPr>
-        <w:t>imbalance</w:t>
-      </w:r>
-      <w:r>
-        <w:rPr>
-          <w:b w:val="0"/>
-        </w:rPr>
-        <w:t xml:space="preserve"> changes the empirical distribution seen during </w:t>
-      </w:r>
-      <w:r>
-        <w:rPr>
-          <w:b/>
-        </w:rPr>
-        <w:t>training</w:t>
-      </w:r>
-      <w:r>
-        <w:rPr>
-          <w:b w:val="0"/>
-        </w:rPr>
-        <w:t xml:space="preserve">. Missing </w:t>
-      </w:r>
-      <w:r>
-        <w:rPr>
-          <w:b/>
-        </w:rPr>
-        <w:t>subgroup</w:t>
-      </w:r>
-      <w:r>
-        <w:rPr>
-          <w:b w:val="0"/>
-        </w:rPr>
-        <w:t>s or conditions cannot contribute error signals, so average success may hide systematic failure.</w:t>
-      </w:r>
-    </w:p>
-    <w:p>
-      <w:pPr>
-        <w:spacing w:line="336" w:lineRule="auto" w:after="180"/>
-        <w:shd w:fill="F1F6F8"/>
-      </w:pPr>
-      <w:r>
-        <w:rPr>
-          <w:b w:val="0"/>
-        </w:rPr>
-        <w:t>Rebalancing requires relevant examples, not arbitrary duplication alone.</w:t>
-      </w:r>
-    </w:p>
-    <w:p>
-      <w:pPr>
-        <w:spacing w:line="336" w:lineRule="auto" w:after="180"/>
-      </w:pPr>
-      <w:r>
-        <w:rPr>
-          <w:b w:val="0"/>
-        </w:rPr>
-        <w:t>Draw a fresh example with all three stages:</w:t>
-      </w:r>
-    </w:p>
-    <w:p>
-      <w:pPr>
-        <w:spacing w:line="336" w:lineRule="auto" w:after="180"/>
-      </w:pPr>
-      <w:r>
-        <w:rPr>
-          <w:b w:val="0"/>
-        </w:rPr>
-        <w:t xml:space="preserve">Every step connects a claim to observable </w:t>
-      </w:r>
-      <w:r>
-        <w:rPr>
-          <w:b/>
-        </w:rPr>
-        <w:t>evidence</w:t>
-      </w:r>
-      <w:r>
-        <w:rPr>
-          <w:b w:val="0"/>
-        </w:rPr>
-        <w:t>.</w:t>
-      </w:r>
-    </w:p>
-    <w:p>
-      <w:pPr>
-        <w:pStyle w:val="Heading3"/>
-      </w:pPr>
-      <w:r>
-        <w:t>The case to investigate</w:t>
-      </w:r>
-    </w:p>
-    <w:p>
-      <w:pPr>
-        <w:spacing w:line="336" w:lineRule="auto" w:after="180"/>
-        <w:shd w:fill="F1F6FC"/>
-      </w:pPr>
-      <w:r>
-        <w:rPr>
-          <w:b w:val="0"/>
-        </w:rPr>
-        <w:t>CASE An animal recognizer trained only on bright daytime photos may fail on the same animals at night.</w:t>
-      </w:r>
-    </w:p>
-    <w:p>
-      <w:pPr>
-        <w:pStyle w:val="Heading3"/>
-      </w:pPr>
-      <w:r>
-        <w:t>Step 1</w:t>
-      </w:r>
-    </w:p>
-    <w:p>
-      <w:pPr>
-        <w:spacing w:line="336" w:lineRule="auto" w:after="180"/>
-        <w:shd w:fill="F4F9FC"/>
-      </w:pPr>
-      <w:r>
-        <w:rPr>
-          <w:b w:val="0"/>
-        </w:rPr>
-        <w:t>STEP 1 — OBSERVE example set with represented and absent conditions</w:t>
-      </w:r>
-    </w:p>
-    <w:p>
-      <w:pPr>
-        <w:pStyle w:val="Heading3"/>
-      </w:pPr>
-      <w:r>
-        <w:t>Step 2</w:t>
-      </w:r>
-    </w:p>
-    <w:p>
-      <w:pPr>
-        <w:spacing w:line="336" w:lineRule="auto" w:after="180"/>
-        <w:shd w:fill="F4F9FC"/>
-      </w:pPr>
-      <w:r>
-        <w:rPr>
-          <w:b w:val="0"/>
-        </w:rPr>
-        <w:t xml:space="preserve">STEP 2 — TRACE learn patterns from available </w:t>
-      </w:r>
-      <w:r>
-        <w:rPr>
-          <w:b/>
-        </w:rPr>
-        <w:t>coverage</w:t>
-      </w:r>
-    </w:p>
-    <w:p>
-      <w:pPr>
-        <w:pStyle w:val="Heading3"/>
-      </w:pPr>
-      <w:r>
-        <w:t>Step 3</w:t>
-      </w:r>
-    </w:p>
-    <w:p>
-      <w:pPr>
-        <w:spacing w:line="336" w:lineRule="auto" w:after="180"/>
-        <w:shd w:fill="F4F9FC"/>
-      </w:pPr>
-      <w:r>
-        <w:rPr>
-          <w:b w:val="0"/>
-        </w:rPr>
-        <w:t>STEP 3 — CONCLUDE uneven performance across conditions</w:t>
-      </w:r>
-    </w:p>
-    <w:p>
-      <w:pPr>
-        <w:pStyle w:val="Heading3"/>
-      </w:pPr>
-      <w:r>
-        <w:t>Model answer</w:t>
-      </w:r>
-    </w:p>
-    <w:p>
-      <w:pPr>
-        <w:spacing w:line="336" w:lineRule="auto" w:after="180"/>
-        <w:shd w:fill="F1F6FC"/>
-      </w:pPr>
-      <w:r>
-        <w:rPr>
-          <w:b w:val="0"/>
-        </w:rPr>
-        <w:t>MODEL REASONING The model may rely on bright backgrounds or fail to detect shapes in low light. Collect varied night examples for every relevant animal and preserve a separate night test set to evaluate the repair.</w:t>
-      </w:r>
-    </w:p>
-    <w:p>
-      <w:pPr>
-        <w:pStyle w:val="Heading3"/>
-      </w:pPr>
-      <w:r>
-        <w:t>A claim to avoid</w:t>
-      </w:r>
-    </w:p>
-    <w:p>
-      <w:pPr>
-        <w:spacing w:line="336" w:lineRule="auto" w:after="180"/>
-        <w:shd w:fill="FFF5E6"/>
-      </w:pPr>
-      <w:r>
-        <w:rPr>
-          <w:b w:val="0"/>
-        </w:rPr>
-        <w:t>DO NOT OVERCLAIM Balance is about useful representation, not forcing every count to be identical without reason.</w:t>
-      </w:r>
-    </w:p>
-    <w:p>
-      <w:pPr>
-        <w:spacing w:line="336" w:lineRule="auto" w:after="180"/>
-        <w:shd w:fill="F5F1FB"/>
-      </w:pPr>
-      <w:r>
-        <w:rPr>
-          <w:b w:val="0"/>
-        </w:rPr>
-        <w:t xml:space="preserve">What new </w:t>
-      </w:r>
-      <w:r>
-        <w:rPr>
-          <w:b/>
-        </w:rPr>
-        <w:t>evidence</w:t>
-      </w:r>
-      <w:r>
-        <w:rPr>
-          <w:b w:val="0"/>
-        </w:rPr>
-        <w:t xml:space="preserve"> could change this answer?</w:t>
-      </w:r>
-    </w:p>
-    <w:p>
-      <w:pPr>
-        <w:pStyle w:val="Heading3"/>
-      </w:pPr>
-      <w:r>
-        <w:t>Concrete teaching case</w:t>
-      </w:r>
-    </w:p>
-    <w:p>
-      <w:pPr>
-        <w:pStyle w:val="Heading3"/>
-      </w:pPr>
-      <w:r>
-        <w:t>The teaching case</w:t>
-      </w:r>
-    </w:p>
-    <w:p>
-      <w:pPr>
-        <w:spacing w:line="336" w:lineRule="auto" w:after="180"/>
-        <w:shd w:fill="F1F6FC"/>
-      </w:pPr>
-      <w:r>
-        <w:rPr>
-          <w:b/>
-        </w:rPr>
-        <w:t>Training</w:t>
-      </w:r>
-      <w:r>
-        <w:rPr>
-          <w:b w:val="0"/>
-        </w:rPr>
-        <w:t xml:space="preserve"> includes nine daylight leaf photos and one low-light photo.</w:t>
-      </w:r>
-    </w:p>
-    <w:p>
-      <w:pPr>
-        <w:spacing w:line="336" w:lineRule="auto" w:after="180"/>
-        <w:shd w:fill="F5F1FB"/>
-      </w:pPr>
-      <w:r>
-        <w:rPr>
-          <w:b w:val="0"/>
-        </w:rPr>
-        <w:t>What intended-use gap is present?</w:t>
-      </w:r>
-    </w:p>
-    <w:p>
-      <w:pPr>
-        <w:pStyle w:val="Heading3"/>
-      </w:pPr>
-      <w:r>
-        <w:t>Exact explanation to model</w:t>
-      </w:r>
-    </w:p>
-    <w:p>
-      <w:pPr>
-        <w:pStyle w:val="Heading3"/>
-      </w:pPr>
-      <w:r>
-        <w:t>Why the result follows</w:t>
-      </w:r>
-    </w:p>
-    <w:p>
-      <w:pPr>
-        <w:spacing w:line="336" w:lineRule="auto" w:after="180"/>
-        <w:shd w:fill="F1F6FC"/>
-      </w:pPr>
-      <w:r>
-        <w:rPr>
-          <w:b w:val="0"/>
-        </w:rPr>
-        <w:t>Low light is poorly represented. Add varied, correctly labelled low-light examples if that use is intended. Copies of one photo do not add equivalent variety.</w:t>
-      </w:r>
-    </w:p>
-    <w:p>
-      <w:pPr>
-        <w:pStyle w:val="Heading3"/>
-      </w:pPr>
-      <w:r>
-        <w:t>Explain the added worked example</w:t>
-      </w:r>
-    </w:p>
-    <w:p>
-      <w:pPr>
-        <w:pStyle w:val="Heading3"/>
-      </w:pPr>
-      <w:r>
-        <w:t>Explain the added worked example · 1</w:t>
-      </w:r>
-    </w:p>
-    <w:p>
-      <w:pPr>
-        <w:spacing w:line="336" w:lineRule="auto" w:after="180"/>
-      </w:pPr>
-      <w:r>
-        <w:rPr>
-          <w:b w:val="0"/>
-        </w:rPr>
-        <w:t xml:space="preserve">Suppose a shape recogniser will be evaluated on a fixed collection of 24 invented picture cards. This </w:t>
-      </w:r>
-      <w:r>
-        <w:rPr>
-          <w:b/>
-        </w:rPr>
-        <w:t>target population</w:t>
-      </w:r>
-      <w:r>
-        <w:rPr>
-          <w:b w:val="0"/>
-        </w:rPr>
-        <w:t xml:space="preserve"> has 6 bright circles, 6 dim circles, 6 bright squares and 6 dim squares.</w:t>
-      </w:r>
-    </w:p>
-    <w:p>
-      <w:pPr>
-        <w:spacing w:line="336" w:lineRule="auto" w:after="180"/>
-      </w:pPr>
-      <w:r>
-        <w:rPr>
-          <w:b w:val="0"/>
-        </w:rPr>
-        <w:t>Each card has its own ID and an independently checked circle or square label. We want to know how often the recogniser gives the correct label across these 24 cards.</w:t>
-      </w:r>
-    </w:p>
-    <w:p>
-      <w:pPr>
-        <w:pStyle w:val="Heading3"/>
-      </w:pPr>
-      <w:r>
-        <w:t>Explain the added worked example · 2</w:t>
-      </w:r>
-    </w:p>
-    <w:p>
-      <w:pPr>
-        <w:spacing w:line="336" w:lineRule="auto" w:after="180"/>
-      </w:pPr>
-      <w:r>
-        <w:rPr>
-          <w:b w:val="0"/>
-        </w:rPr>
-        <w:t xml:space="preserve">A tester takes the 6 bright-circle cards nearest the front of the box. Those 6 cards form the </w:t>
-      </w:r>
-      <w:r>
-        <w:rPr>
-          <w:b/>
-        </w:rPr>
-        <w:t>sample</w:t>
-      </w:r>
-      <w:r>
-        <w:rPr>
-          <w:b w:val="0"/>
-        </w:rPr>
-        <w:t xml:space="preserve">; the other 18 have not been assessed. The recogniser is correct on 5 of the 6 </w:t>
-      </w:r>
-      <w:r>
-        <w:rPr>
-          <w:b/>
-        </w:rPr>
-        <w:t>sample</w:t>
-      </w:r>
-      <w:r>
-        <w:rPr>
-          <w:b w:val="0"/>
-        </w:rPr>
-        <w:t>d cards.</w:t>
-      </w:r>
-    </w:p>
-    <w:p>
-      <w:pPr>
-        <w:spacing w:line="336" w:lineRule="auto" w:after="180"/>
-      </w:pPr>
-      <w:r>
-        <w:rPr>
-          <w:b w:val="0"/>
-        </w:rPr>
-        <w:t>That is a result for these assessed bright circles. It does not establish correctness on the squares or dim cards.</w:t>
-      </w:r>
-    </w:p>
-    <w:p>
-      <w:pPr>
-        <w:pStyle w:val="Heading3"/>
-      </w:pPr>
-      <w:r>
-        <w:t>Explain the added worked example · 3</w:t>
-      </w:r>
-    </w:p>
-    <w:p>
-      <w:pPr>
-        <w:spacing w:line="336" w:lineRule="auto" w:after="180"/>
-      </w:pPr>
-      <w:r>
-        <w:rPr>
-          <w:b w:val="0"/>
-        </w:rPr>
-        <w:t xml:space="preserve">A </w:t>
-      </w:r>
-      <w:r>
-        <w:rPr>
-          <w:b/>
-        </w:rPr>
-        <w:t>sampling frame</w:t>
-      </w:r>
-      <w:r>
-        <w:rPr>
-          <w:b w:val="0"/>
-        </w:rPr>
-        <w:t xml:space="preserve"> is the list or source available for selection. A complete list of all 24 IDs could give every card a chance of selection.</w:t>
-      </w:r>
-    </w:p>
-    <w:p>
-      <w:pPr>
-        <w:spacing w:line="336" w:lineRule="auto" w:after="180"/>
-      </w:pPr>
-      <w:r>
-        <w:rPr>
-          <w:b w:val="0"/>
-        </w:rPr>
-        <w:t>A list containing only bright-circle IDs cannot select dim cards or squares, even if the choice from that list is random. These fictional picture cards do not contain personal information.</w:t>
-      </w:r>
-    </w:p>
-    <w:p>
-      <w:pPr>
-        <w:pStyle w:val="Heading3"/>
-      </w:pPr>
-      <w:r>
-        <w:t>Explain the added worked example · 4</w:t>
-      </w:r>
-    </w:p>
-    <w:p>
-      <w:pPr>
-        <w:spacing w:line="336" w:lineRule="auto" w:after="180"/>
-      </w:pPr>
-      <w:r>
-        <w:rPr>
-          <w:b w:val="0"/>
-        </w:rPr>
-        <w:t xml:space="preserve">The target has 24 distinct cards, but the </w:t>
-      </w:r>
-      <w:r>
-        <w:rPr>
-          <w:b/>
-        </w:rPr>
-        <w:t>sample</w:t>
-      </w:r>
-      <w:r>
-        <w:rPr>
-          <w:b w:val="0"/>
-        </w:rPr>
-        <w:t xml:space="preserve"> covers only the 6 bright circles. Photographing each </w:t>
-      </w:r>
-      <w:r>
-        <w:rPr>
-          <w:b/>
-        </w:rPr>
-        <w:t>sample</w:t>
-      </w:r>
-      <w:r>
-        <w:rPr>
-          <w:b w:val="0"/>
-        </w:rPr>
-        <w:t>d card twice would create 12 image records without adding a new card or covering a missing condition.</w:t>
-      </w:r>
-    </w:p>
-    <w:p>
-      <w:pPr>
-        <w:spacing w:line="336" w:lineRule="auto" w:after="180"/>
-      </w:pPr>
-      <w:r>
-        <w:rPr>
-          <w:b w:val="0"/>
-        </w:rPr>
-        <w:t>Record the identity of the underlying case as well as the number of files.</w:t>
-      </w:r>
-    </w:p>
-    <w:p>
-      <w:pPr>
-        <w:pStyle w:val="Heading3"/>
-      </w:pPr>
-      <w:r>
-        <w:t>Explain the added worked example · 5</w:t>
-      </w:r>
-    </w:p>
-    <w:p>
-      <w:pPr>
-        <w:spacing w:line="336" w:lineRule="auto" w:after="180"/>
-      </w:pPr>
-      <w:r>
-        <w:rPr>
-          <w:b w:val="0"/>
-        </w:rPr>
-        <w:t xml:space="preserve">Both shape and lighting matter to this question. A </w:t>
-      </w:r>
-      <w:r>
-        <w:rPr>
-          <w:b/>
-        </w:rPr>
-        <w:t>sample</w:t>
-      </w:r>
-      <w:r>
-        <w:rPr>
-          <w:b w:val="0"/>
-        </w:rPr>
-        <w:t xml:space="preserve"> with bright circles and dim squares includes each shape and each lighting label, yet still misses dim circles and bright squares.</w:t>
-      </w:r>
-    </w:p>
-    <w:p>
-      <w:pPr>
-        <w:spacing w:line="336" w:lineRule="auto" w:after="180"/>
-      </w:pPr>
-      <w:r>
-        <w:rPr>
-          <w:b w:val="0"/>
-        </w:rPr>
-        <w:t>Check combinations when the interaction could matter, not just whether each individual label appears somewhere.</w:t>
-      </w:r>
-    </w:p>
-    <w:p>
-      <w:pPr>
-        <w:pStyle w:val="Heading3"/>
-      </w:pPr>
-      <w:r>
-        <w:t>Key terms</w:t>
-      </w:r>
-    </w:p>
-    <w:tbl>
-      <w:tblPr>
-        <w:tblStyle w:val="LightShading-Accent1"/>
-        <w:tblW w:type="auto" w:w="0"/>
-        <w:tblLook w:firstColumn="1" w:firstRow="1" w:lastColumn="0" w:lastRow="0" w:noHBand="0" w:noVBand="1" w:val="04A0"/>
-      </w:tblPr>
-      <w:tblGrid>
-        <w:gridCol w:w="5112"/>
-        <w:gridCol w:w="5112"/>
-      </w:tblGrid>
-      <w:tr>
-        <w:trPr>
-          <w:tblHeader/>
-        </w:trPr>
-        <w:tc>
-          <w:tcPr>
-            <w:tcW w:type="dxa" w:w="5112"/>
-          </w:tcPr>
-          <w:p>
-            <w:r>
-              <w:t>Term</w:t>
-            </w:r>
-          </w:p>
-        </w:tc>
-        <w:tc>
-          <w:tcPr>
-            <w:tcW w:type="dxa" w:w="5112"/>
-          </w:tcPr>
-          <w:p>
-            <w:r>
-              <w:t>Meaning</w:t>
-            </w:r>
-          </w:p>
-        </w:tc>
-      </w:tr>
-      <w:tr>
-        <w:tc>
-          <w:tcPr>
-            <w:tcW w:type="dxa" w:w="5112"/>
-          </w:tcPr>
-          <w:p>
-            <w:r>
-              <w:t>Target population</w:t>
-            </w:r>
-          </w:p>
-        </w:tc>
-        <w:tc>
-          <w:tcPr>
-            <w:tcW w:type="dxa" w:w="5112"/>
-          </w:tcPr>
-          <w:p>
-            <w:r>
-              <w:t>The whole collection of cases a question is about</w:t>
-            </w:r>
-          </w:p>
-        </w:tc>
-      </w:tr>
-      <w:tr>
-        <w:tc>
-          <w:tcPr>
-            <w:tcW w:type="dxa" w:w="5112"/>
-          </w:tcPr>
-          <w:p>
-            <w:r>
-              <w:t>Sample</w:t>
-            </w:r>
-          </w:p>
-        </w:tc>
-        <w:tc>
-          <w:tcPr>
-            <w:tcW w:type="dxa" w:w="5112"/>
-          </w:tcPr>
-          <w:p>
-            <w:r>
-              <w:t>The selected cases used to investigate a larger collection</w:t>
-            </w:r>
-          </w:p>
-        </w:tc>
-      </w:tr>
-      <w:tr>
-        <w:tc>
-          <w:tcPr>
-            <w:tcW w:type="dxa" w:w="5112"/>
-          </w:tcPr>
-          <w:p>
-            <w:r>
-              <w:t>Sampling frame</w:t>
-            </w:r>
-          </w:p>
-        </w:tc>
-        <w:tc>
-          <w:tcPr>
-            <w:tcW w:type="dxa" w:w="5112"/>
-          </w:tcPr>
-          <w:p>
-            <w:r>
-              <w:t>The list or source from which cases can be selected</w:t>
-            </w:r>
-          </w:p>
-        </w:tc>
-      </w:tr>
-      <w:tr>
-        <w:tc>
-          <w:tcPr>
-            <w:tcW w:type="dxa" w:w="5112"/>
-          </w:tcPr>
-          <w:p>
-            <w:r>
-              <w:t>Coverage</w:t>
-            </w:r>
-          </w:p>
-        </w:tc>
-        <w:tc>
-          <w:tcPr>
-            <w:tcW w:type="dxa" w:w="5112"/>
-          </w:tcPr>
-          <w:p>
-            <w:r>
-              <w:t>Which relevant kinds of cases the list or sample includes</w:t>
-            </w:r>
-          </w:p>
-        </w:tc>
-      </w:tr>
-      <w:tr>
-        <w:tc>
-          <w:tcPr>
-            <w:tcW w:type="dxa" w:w="5112"/>
-          </w:tcPr>
-          <w:p>
-            <w:r>
-              <w:t>Selection bias</w:t>
-            </w:r>
-          </w:p>
-        </w:tc>
-        <w:tc>
-          <w:tcPr>
-            <w:tcW w:type="dxa" w:w="5112"/>
-          </w:tcPr>
-          <w:p>
-            <w:r>
-              <w:t>Systematic distortion caused by how cases enter an investigation</w:t>
-            </w:r>
-          </w:p>
-        </w:tc>
-      </w:tr>
-    </w:tbl>
-    <w:p>
-      <w:pPr>
-        <w:pStyle w:val="Heading3"/>
-      </w:pPr>
-      <w:r>
-        <w:t>Model the reasoning aloud</w:t>
-      </w:r>
-    </w:p>
-    <w:p>
-      <w:pPr>
-        <w:spacing w:line="336" w:lineRule="auto" w:after="180"/>
-      </w:pPr>
-      <w:r>
-        <w:rPr>
-          <w:b w:val="0"/>
-        </w:rPr>
-        <w:t xml:space="preserve">Use the complete worked example below before asking learners to complete W2. Reveal a small part, invite a </w:t>
-      </w:r>
-      <w:r>
-        <w:rPr>
-          <w:b/>
-        </w:rPr>
-        <w:t>prediction</w:t>
-      </w:r>
-      <w:r>
-        <w:rPr>
-          <w:b w:val="0"/>
-        </w:rPr>
-        <w:t>, then explain the deciding step.</w:t>
-      </w:r>
-    </w:p>
-    <w:p>
-      <w:pPr>
-        <w:spacing w:line="336" w:lineRule="auto" w:after="180"/>
-      </w:pPr>
-      <w:r>
-        <w:rPr>
-          <w:b w:val="0"/>
-        </w:rPr>
-        <w:t>These teacher notes contain solutions; do not reveal the independent case answer during modelling.</w:t>
+        <w:t xml:space="preserve"> does not guarantee accuracy, and targeted cases alone do not supply a population-wide success estimate.</w:t>
+      </w:r>
+    </w:p>
+    <w:p>
+      <w:pPr>
+        <w:pStyle w:val="Heading2"/>
+      </w:pPr>
+      <w:r>
+        <w:t>Compare chance-based and targeted plans by purpose</w:t>
       </w:r>
     </w:p>
     <w:tbl>
@@ -1858,32 +1450,229 @@
     </w:tbl>
     <w:p>
       <w:pPr>
+        <w:spacing w:line="336" w:lineRule="auto" w:after="180"/>
+      </w:pPr>
+      <w:r>
+        <w:rPr>
+          <w:b w:val="0"/>
+        </w:rPr>
+        <w:t>For a broad estimate, a chance-based plan should start from a suitable complete list and use a documented selection procedure.</w:t>
+      </w:r>
+    </w:p>
+    <w:p>
+      <w:pPr>
+        <w:spacing w:line="336" w:lineRule="auto" w:after="180"/>
+      </w:pPr>
+      <w:r>
+        <w:rPr>
+          <w:b w:val="0"/>
+        </w:rPr>
+        <w:t>For investigating missing conditions, deliberately selecting cases from each condition can be useful. State which purpose you chose. A set built to expose problems is not automatically a faithful miniature of everyday use.</w:t>
+      </w:r>
+    </w:p>
+    <w:p>
+      <w:pPr>
+        <w:spacing w:line="336" w:lineRule="auto" w:after="180"/>
+      </w:pPr>
+      <w:r>
+        <w:rPr>
+          <w:b/>
+        </w:rPr>
+        <w:t>Selection bias</w:t>
+      </w:r>
+      <w:r>
+        <w:rPr>
+          <w:b w:val="0"/>
+        </w:rPr>
+        <w:t xml:space="preserve"> is about a systematic feature of the selection </w:t>
+      </w:r>
+      <w:r>
+        <w:rPr>
+          <w:b/>
+        </w:rPr>
+        <w:t>process</w:t>
+      </w:r>
+      <w:r>
+        <w:rPr>
+          <w:b w:val="0"/>
+        </w:rPr>
+        <w:t>, not whether a person had bad intentions. Choosing only easy-to-reach, bright cards can leave harder conditions out.</w:t>
+      </w:r>
+    </w:p>
+    <w:p>
+      <w:pPr>
+        <w:spacing w:line="336" w:lineRule="auto" w:after="180"/>
+      </w:pPr>
+      <w:r>
+        <w:rPr>
+          <w:b w:val="0"/>
+        </w:rPr>
+        <w:t xml:space="preserve">More cases from the same narrow source may repeat that gap. A larger </w:t>
+      </w:r>
+      <w:r>
+        <w:rPr>
+          <w:b/>
+        </w:rPr>
+        <w:t>sample</w:t>
+      </w:r>
+      <w:r>
+        <w:rPr>
+          <w:b w:val="0"/>
+        </w:rPr>
+        <w:t xml:space="preserve"> cannot by itself repair a frame that excludes relevant cases.</w:t>
+      </w:r>
+    </w:p>
+    <w:p>
+      <w:pPr>
+        <w:pStyle w:val="Heading2"/>
+      </w:pPr>
+      <w:r>
+        <w:t>Use the picture deliberately</w:t>
+      </w:r>
+    </w:p>
+    <w:p>
+      <w:pPr>
+        <w:spacing w:line="336" w:lineRule="auto" w:after="180"/>
+      </w:pPr>
+      <w:r>
+        <w:rPr>
+          <w:b w:val="0"/>
+        </w:rPr>
+        <w:t>Use the diagram and verbal explanation together. Ask learners to match a sentence to a specific visual step; do not assign learners fixed visual or auditory learning styles.</w:t>
+      </w:r>
+    </w:p>
+    <w:p>
+      <w:pPr>
+        <w:spacing w:line="336" w:lineRule="auto" w:after="180"/>
+      </w:pPr>
+      <w:r>
+        <w:rPr>
+          <w:b w:val="0"/>
+        </w:rPr>
+        <w:t xml:space="preserve">Cover the result. Ask learners to name the </w:t>
+      </w:r>
+      <w:r>
+        <w:rPr>
+          <w:b/>
+        </w:rPr>
+        <w:t>input</w:t>
+      </w:r>
+      <w:r>
+        <w:rPr>
+          <w:b w:val="0"/>
+        </w:rPr>
+        <w:t xml:space="preserve">s and predict the next step. Uncover one step, connect the icon to the actual procedure, and explain its </w:t>
+      </w:r>
+      <w:r>
+        <w:rPr>
+          <w:b/>
+        </w:rPr>
+        <w:t>evidence</w:t>
+      </w:r>
+      <w:r>
+        <w:rPr>
+          <w:b w:val="0"/>
+        </w:rPr>
+        <w:t>. Then change the supplied condition and compare.</w:t>
+      </w:r>
+    </w:p>
+    <w:p>
+      <w:pPr>
+        <w:spacing w:line="336" w:lineRule="auto" w:after="180"/>
+      </w:pPr>
+      <w:r>
+        <w:rPr>
+          <w:b w:val="0"/>
+        </w:rPr>
+        <w:t>The picture is a representation; it does not document execution of a real AI model.</w:t>
+      </w:r>
+    </w:p>
+    <w:p>
+      <w:pPr>
+        <w:pStyle w:val="Heading2"/>
+      </w:pPr>
+      <w:r>
+        <w:t>Earlier wording, alternatives and picture transcripts · reference / check after trying</w:t>
+      </w:r>
+    </w:p>
+    <w:p>
+      <w:pPr>
+        <w:spacing w:line="336" w:lineRule="auto" w:after="180"/>
+      </w:pPr>
+      <w:r>
+        <w:rPr>
+          <w:b w:val="0"/>
+        </w:rPr>
+        <w:t>Explain the mechanism</w:t>
+      </w:r>
+    </w:p>
+    <w:p>
+      <w:pPr>
+        <w:spacing w:line="336" w:lineRule="auto" w:after="180"/>
+      </w:pPr>
+      <w:r>
+        <w:rPr>
+          <w:b w:val="0"/>
+        </w:rPr>
+        <w:t>Follow the information instead of imagining magic inside the machine.</w:t>
+      </w:r>
+    </w:p>
+    <w:p>
+      <w:pPr>
         <w:pStyle w:val="Heading3"/>
       </w:pPr>
       <w:r>
-        <w:t>Model the reasoning aloud · 6</w:t>
+        <w:t>1. Input — information entering</w:t>
       </w:r>
     </w:p>
     <w:p>
       <w:pPr>
         <w:spacing w:line="336" w:lineRule="auto" w:after="180"/>
-      </w:pPr>
+        <w:shd w:fill="F4F9FC"/>
+      </w:pPr>
+      <w:r>
+        <w:rPr>
+          <w:b/>
+        </w:rPr>
+        <w:t>INPUT</w:t>
+      </w:r>
       <w:r>
         <w:rPr>
           <w:b w:val="0"/>
         </w:rPr>
-        <w:t>For a broad estimate, a chance-based plan should start from a suitable complete list and use a documented selection procedure.</w:t>
+        <w:t xml:space="preserve"> example set with represented and absent conditions</w:t>
+      </w:r>
+    </w:p>
+    <w:p>
+      <w:pPr>
+        <w:pStyle w:val="Heading3"/>
+      </w:pPr>
+      <w:r>
+        <w:t>2. Process — the deciding step</w:t>
       </w:r>
     </w:p>
     <w:p>
       <w:pPr>
         <w:spacing w:line="336" w:lineRule="auto" w:after="180"/>
-      </w:pPr>
+        <w:shd w:fill="F4F9FC"/>
+      </w:pPr>
+      <w:r>
+        <w:rPr>
+          <w:b/>
+        </w:rPr>
+        <w:t>PROCESS</w:t>
+      </w:r>
       <w:r>
         <w:rPr>
           <w:b w:val="0"/>
         </w:rPr>
-        <w:t>For investigating missing conditions, deliberately selecting cases from each condition can be useful. State which purpose you chose. A set built to expose problems is not automatically a faithful miniature of everyday use.</w:t>
+        <w:t xml:space="preserve"> learn patterns from available </w:t>
+      </w:r>
+      <w:r>
+        <w:rPr>
+          <w:b/>
+        </w:rPr>
+        <w:t>coverage</w:t>
       </w:r>
     </w:p>
     <w:p>
@@ -1891,36 +1680,83 @@
         <w:pStyle w:val="Heading3"/>
       </w:pPr>
       <w:r>
-        <w:t>Model the reasoning aloud · 7</w:t>
+        <w:t>3. Output — the result</w:t>
       </w:r>
     </w:p>
     <w:p>
       <w:pPr>
         <w:spacing w:line="336" w:lineRule="auto" w:after="180"/>
+        <w:shd w:fill="F4F9FC"/>
       </w:pPr>
       <w:r>
         <w:rPr>
           <w:b/>
         </w:rPr>
-        <w:t>Selection bias</w:t>
+        <w:t>OUTPUT</w:t>
       </w:r>
       <w:r>
         <w:rPr>
           <w:b w:val="0"/>
         </w:rPr>
-        <w:t xml:space="preserve"> is about a systematic feature of the selection </w:t>
+        <w:t xml:space="preserve"> uneven performance across conditions</w:t>
+      </w:r>
+    </w:p>
+    <w:p>
+      <w:pPr>
+        <w:spacing w:line="336" w:lineRule="auto" w:after="180"/>
+      </w:pPr>
+      <w:r>
+        <w:rPr>
+          <w:b w:val="0"/>
+        </w:rPr>
+        <w:t>CORE IDEA What is absent can shape a system's failures.</w:t>
+      </w:r>
+    </w:p>
+    <w:p>
+      <w:pPr>
+        <w:spacing w:line="336" w:lineRule="auto" w:after="180"/>
+      </w:pPr>
+      <w:r>
+        <w:rPr>
+          <w:b w:val="0"/>
+        </w:rPr>
+        <w:t xml:space="preserve">UNDER THE HOOD Sampling </w:t>
       </w:r>
       <w:r>
         <w:rPr>
           <w:b/>
         </w:rPr>
-        <w:t>process</w:t>
+        <w:t>imbalance</w:t>
       </w:r>
       <w:r>
         <w:rPr>
           <w:b w:val="0"/>
         </w:rPr>
-        <w:t>, not whether a person had bad intentions. Choosing only easy-to-reach, bright cards can leave harder conditions out.</w:t>
+        <w:t xml:space="preserve"> changes the empirical distribution seen during </w:t>
+      </w:r>
+      <w:r>
+        <w:rPr>
+          <w:b/>
+        </w:rPr>
+        <w:t>training</w:t>
+      </w:r>
+      <w:r>
+        <w:rPr>
+          <w:b w:val="0"/>
+        </w:rPr>
+        <w:t xml:space="preserve">. Missing </w:t>
+      </w:r>
+      <w:r>
+        <w:rPr>
+          <w:b/>
+        </w:rPr>
+        <w:t>subgroup</w:t>
+      </w:r>
+      <w:r>
+        <w:rPr>
+          <w:b w:val="0"/>
+        </w:rPr>
+        <w:t>s or conditions cannot contribute error signals, so average success may hide systematic failure.</w:t>
       </w:r>
     </w:p>
     <w:p>
@@ -1931,19 +1767,395 @@
         <w:rPr>
           <w:b w:val="0"/>
         </w:rPr>
-        <w:t xml:space="preserve">More cases from the same narrow source may repeat that gap. A larger </w:t>
+        <w:t>Rebalancing requires relevant examples, not arbitrary duplication alone.</w:t>
+      </w:r>
+    </w:p>
+    <w:p>
+      <w:pPr>
+        <w:spacing w:line="336" w:lineRule="auto" w:after="180"/>
+      </w:pPr>
+      <w:r>
+        <w:rPr>
+          <w:b w:val="0"/>
+        </w:rPr>
+        <w:t>Draw a fresh example with all three stages:</w:t>
+      </w:r>
+    </w:p>
+    <w:p>
+      <w:pPr>
+        <w:spacing w:line="336" w:lineRule="auto" w:after="180"/>
+      </w:pPr>
+      <w:r>
+        <w:rPr>
+          <w:b w:val="0"/>
+        </w:rPr>
+        <w:t xml:space="preserve">Every step connects a claim to observable </w:t>
       </w:r>
       <w:r>
         <w:rPr>
           <w:b/>
         </w:rPr>
-        <w:t>sample</w:t>
+        <w:t>evidence</w:t>
       </w:r>
       <w:r>
         <w:rPr>
           <w:b w:val="0"/>
         </w:rPr>
-        <w:t xml:space="preserve"> cannot by itself repair a frame that excludes relevant cases.</w:t>
+        <w:t>.</w:t>
+      </w:r>
+    </w:p>
+    <w:p>
+      <w:pPr>
+        <w:spacing w:line="336" w:lineRule="auto" w:after="180"/>
+      </w:pPr>
+      <w:r>
+        <w:rPr>
+          <w:b w:val="0"/>
+        </w:rPr>
+        <w:t>CASE An animal recognizer trained only on bright daytime photos may fail on the same animals at night.</w:t>
+      </w:r>
+    </w:p>
+    <w:p>
+      <w:pPr>
+        <w:spacing w:line="336" w:lineRule="auto" w:after="180"/>
+      </w:pPr>
+      <w:r>
+        <w:rPr>
+          <w:b w:val="0"/>
+        </w:rPr>
+        <w:t>STEP 1 — OBSERVE example set with represented and absent conditions</w:t>
+      </w:r>
+    </w:p>
+    <w:p>
+      <w:pPr>
+        <w:spacing w:line="336" w:lineRule="auto" w:after="180"/>
+      </w:pPr>
+      <w:r>
+        <w:rPr>
+          <w:b w:val="0"/>
+        </w:rPr>
+        <w:t xml:space="preserve">STEP 2 — TRACE learn patterns from available </w:t>
+      </w:r>
+      <w:r>
+        <w:rPr>
+          <w:b/>
+        </w:rPr>
+        <w:t>coverage</w:t>
+      </w:r>
+    </w:p>
+    <w:p>
+      <w:pPr>
+        <w:spacing w:line="336" w:lineRule="auto" w:after="180"/>
+      </w:pPr>
+      <w:r>
+        <w:rPr>
+          <w:b w:val="0"/>
+        </w:rPr>
+        <w:t>STEP 3 — CONCLUDE uneven performance across conditions</w:t>
+      </w:r>
+    </w:p>
+    <w:p>
+      <w:pPr>
+        <w:spacing w:line="336" w:lineRule="auto" w:after="180"/>
+      </w:pPr>
+      <w:r>
+        <w:rPr>
+          <w:b w:val="0"/>
+        </w:rPr>
+        <w:t>MODEL REASONING The model may rely on bright backgrounds or fail to detect shapes in low light. Collect varied night examples for every relevant animal and preserve a separate night test set to evaluate the repair.</w:t>
+      </w:r>
+    </w:p>
+    <w:p>
+      <w:pPr>
+        <w:spacing w:line="336" w:lineRule="auto" w:after="180"/>
+      </w:pPr>
+      <w:r>
+        <w:rPr>
+          <w:b w:val="0"/>
+        </w:rPr>
+        <w:t>DO NOT OVERCLAIM Balance is about useful representation, not forcing every count to be identical without reason.</w:t>
+      </w:r>
+    </w:p>
+    <w:p>
+      <w:pPr>
+        <w:spacing w:line="336" w:lineRule="auto" w:after="180"/>
+      </w:pPr>
+      <w:r>
+        <w:rPr>
+          <w:b w:val="0"/>
+        </w:rPr>
+        <w:t xml:space="preserve">What new </w:t>
+      </w:r>
+      <w:r>
+        <w:rPr>
+          <w:b/>
+        </w:rPr>
+        <w:t>evidence</w:t>
+      </w:r>
+      <w:r>
+        <w:rPr>
+          <w:b w:val="0"/>
+        </w:rPr>
+        <w:t xml:space="preserve"> could change this answer?</w:t>
+      </w:r>
+    </w:p>
+    <w:p>
+      <w:pPr>
+        <w:pStyle w:val="Heading3"/>
+      </w:pPr>
+      <w:r>
+        <w:t>Concrete teaching case</w:t>
+      </w:r>
+    </w:p>
+    <w:p>
+      <w:pPr>
+        <w:spacing w:line="336" w:lineRule="auto" w:after="180"/>
+      </w:pPr>
+      <w:r>
+        <w:rPr>
+          <w:b/>
+        </w:rPr>
+        <w:t>Training</w:t>
+      </w:r>
+      <w:r>
+        <w:rPr>
+          <w:b w:val="0"/>
+        </w:rPr>
+        <w:t xml:space="preserve"> includes nine daylight leaf photos and one low-light photo.</w:t>
+      </w:r>
+    </w:p>
+    <w:p>
+      <w:pPr>
+        <w:spacing w:line="336" w:lineRule="auto" w:after="180"/>
+      </w:pPr>
+      <w:r>
+        <w:rPr>
+          <w:b w:val="0"/>
+        </w:rPr>
+        <w:t>What intended-use gap is present?</w:t>
+      </w:r>
+    </w:p>
+    <w:p>
+      <w:pPr>
+        <w:pStyle w:val="Heading3"/>
+      </w:pPr>
+      <w:r>
+        <w:t>Exact explanation to model</w:t>
+      </w:r>
+    </w:p>
+    <w:p>
+      <w:pPr>
+        <w:spacing w:line="336" w:lineRule="auto" w:after="180"/>
+      </w:pPr>
+      <w:r>
+        <w:rPr>
+          <w:b w:val="0"/>
+        </w:rPr>
+        <w:t>Low light is poorly represented. Add varied, correctly labelled low-light examples if that use is intended. Copies of one photo do not add equivalent variety.</w:t>
+      </w:r>
+    </w:p>
+    <w:p>
+      <w:pPr>
+        <w:pStyle w:val="Heading3"/>
+      </w:pPr>
+      <w:r>
+        <w:t>Explain the added worked example</w:t>
+      </w:r>
+    </w:p>
+    <w:p>
+      <w:pPr>
+        <w:pStyle w:val="Heading3"/>
+      </w:pPr>
+      <w:r>
+        <w:t>Key terms</w:t>
+      </w:r>
+    </w:p>
+    <w:tbl>
+      <w:tblPr>
+        <w:tblStyle w:val="LightShading-Accent1"/>
+        <w:tblW w:type="auto" w:w="0"/>
+        <w:tblLook w:firstColumn="1" w:firstRow="1" w:lastColumn="0" w:lastRow="0" w:noHBand="0" w:noVBand="1" w:val="04A0"/>
+      </w:tblPr>
+      <w:tblGrid>
+        <w:gridCol w:w="5112"/>
+        <w:gridCol w:w="5112"/>
+      </w:tblGrid>
+      <w:tr>
+        <w:trPr>
+          <w:tblHeader/>
+        </w:trPr>
+        <w:tc>
+          <w:tcPr>
+            <w:tcW w:type="dxa" w:w="5112"/>
+          </w:tcPr>
+          <w:p>
+            <w:r>
+              <w:t>Term</w:t>
+            </w:r>
+          </w:p>
+        </w:tc>
+        <w:tc>
+          <w:tcPr>
+            <w:tcW w:type="dxa" w:w="5112"/>
+          </w:tcPr>
+          <w:p>
+            <w:r>
+              <w:t>Meaning</w:t>
+            </w:r>
+          </w:p>
+        </w:tc>
+      </w:tr>
+      <w:tr>
+        <w:tc>
+          <w:tcPr>
+            <w:tcW w:type="dxa" w:w="5112"/>
+          </w:tcPr>
+          <w:p>
+            <w:r>
+              <w:t>Target population</w:t>
+            </w:r>
+          </w:p>
+        </w:tc>
+        <w:tc>
+          <w:tcPr>
+            <w:tcW w:type="dxa" w:w="5112"/>
+          </w:tcPr>
+          <w:p>
+            <w:r>
+              <w:t>The whole collection of cases a question is about</w:t>
+            </w:r>
+          </w:p>
+        </w:tc>
+      </w:tr>
+      <w:tr>
+        <w:tc>
+          <w:tcPr>
+            <w:tcW w:type="dxa" w:w="5112"/>
+          </w:tcPr>
+          <w:p>
+            <w:r>
+              <w:t>Sample</w:t>
+            </w:r>
+          </w:p>
+        </w:tc>
+        <w:tc>
+          <w:tcPr>
+            <w:tcW w:type="dxa" w:w="5112"/>
+          </w:tcPr>
+          <w:p>
+            <w:r>
+              <w:t>The selected cases used to investigate a larger collection</w:t>
+            </w:r>
+          </w:p>
+        </w:tc>
+      </w:tr>
+      <w:tr>
+        <w:tc>
+          <w:tcPr>
+            <w:tcW w:type="dxa" w:w="5112"/>
+          </w:tcPr>
+          <w:p>
+            <w:r>
+              <w:t>Sampling frame</w:t>
+            </w:r>
+          </w:p>
+        </w:tc>
+        <w:tc>
+          <w:tcPr>
+            <w:tcW w:type="dxa" w:w="5112"/>
+          </w:tcPr>
+          <w:p>
+            <w:r>
+              <w:t>The list or source from which cases can be selected</w:t>
+            </w:r>
+          </w:p>
+        </w:tc>
+      </w:tr>
+      <w:tr>
+        <w:tc>
+          <w:tcPr>
+            <w:tcW w:type="dxa" w:w="5112"/>
+          </w:tcPr>
+          <w:p>
+            <w:r>
+              <w:t>Coverage</w:t>
+            </w:r>
+          </w:p>
+        </w:tc>
+        <w:tc>
+          <w:tcPr>
+            <w:tcW w:type="dxa" w:w="5112"/>
+          </w:tcPr>
+          <w:p>
+            <w:r>
+              <w:t>Which relevant kinds of cases the list or sample includes</w:t>
+            </w:r>
+          </w:p>
+        </w:tc>
+      </w:tr>
+      <w:tr>
+        <w:tc>
+          <w:tcPr>
+            <w:tcW w:type="dxa" w:w="5112"/>
+          </w:tcPr>
+          <w:p>
+            <w:r>
+              <w:t>Selection bias</w:t>
+            </w:r>
+          </w:p>
+        </w:tc>
+        <w:tc>
+          <w:tcPr>
+            <w:tcW w:type="dxa" w:w="5112"/>
+          </w:tcPr>
+          <w:p>
+            <w:r>
+              <w:t>Systematic distortion caused by how cases enter an investigation</w:t>
+            </w:r>
+          </w:p>
+        </w:tc>
+      </w:tr>
+    </w:tbl>
+    <w:p>
+      <w:pPr>
+        <w:pStyle w:val="Heading3"/>
+      </w:pPr>
+      <w:r>
+        <w:t>Model the reasoning aloud</w:t>
+      </w:r>
+    </w:p>
+    <w:p>
+      <w:pPr>
+        <w:spacing w:line="336" w:lineRule="auto" w:after="180"/>
+      </w:pPr>
+      <w:r>
+        <w:rPr>
+          <w:b w:val="0"/>
+        </w:rPr>
+        <w:t xml:space="preserve">Use the complete worked example below before asking learners to complete W2. Reveal a small part, invite a </w:t>
+      </w:r>
+      <w:r>
+        <w:rPr>
+          <w:b/>
+        </w:rPr>
+        <w:t>prediction</w:t>
+      </w:r>
+      <w:r>
+        <w:rPr>
+          <w:b w:val="0"/>
+        </w:rPr>
+        <w:t>, then explain the deciding step.</w:t>
+      </w:r>
+    </w:p>
+    <w:p>
+      <w:pPr>
+        <w:spacing w:line="336" w:lineRule="auto" w:after="180"/>
+      </w:pPr>
+      <w:r>
+        <w:rPr>
+          <w:b w:val="0"/>
+        </w:rPr>
+        <w:t>These teacher notes contain solutions; do not reveal the independent case answer during modelling.</w:t>
       </w:r>
     </w:p>
     <w:tbl>
@@ -2050,17 +2262,6 @@
     </w:tbl>
     <w:p>
       <w:pPr>
-        <w:spacing w:line="336" w:lineRule="auto" w:after="180"/>
-      </w:pPr>
-      <w:r>
-        <w:rPr>
-          <w:b w:val="0"/>
-        </w:rPr>
-        <w:t>Use the diagram and verbal explanation together. Ask learners to match a sentence to a specific visual step; do not assign learners fixed visual or auditory learning styles.</w:t>
-      </w:r>
-    </w:p>
-    <w:p>
-      <w:pPr>
         <w:pStyle w:val="Heading3"/>
       </w:pPr>
       <w:r>
@@ -2069,73 +2270,10 @@
     </w:p>
     <w:p>
       <w:pPr>
-        <w:spacing w:line="336" w:lineRule="auto" w:after="180"/>
-      </w:pPr>
-      <w:r>
-        <w:rPr>
-          <w:b w:val="0"/>
-        </w:rPr>
-        <w:t>A fictional badge reader will be used in both bright and dim rooms.</w:t>
-      </w:r>
-    </w:p>
-    <w:p>
-      <w:pPr>
         <w:pStyle w:val="Heading3"/>
       </w:pPr>
       <w:r>
         <w:t>The facts we will use</w:t>
-      </w:r>
-    </w:p>
-    <w:p>
-      <w:pPr>
-        <w:pStyle w:val="Heading3"/>
-      </w:pPr>
-      <w:r>
-        <w:t>Supplied facts</w:t>
-      </w:r>
-    </w:p>
-    <w:p>
-      <w:pPr>
-        <w:spacing w:line="336" w:lineRule="auto" w:after="180"/>
-        <w:shd w:fill="F1F6FC"/>
-      </w:pPr>
-      <w:r>
-        <w:rPr>
-          <w:b w:val="0"/>
-        </w:rPr>
-        <w:t>Intended target has 8 bright plain,8 bright patterned,8 dim plain,8 dim patterned cards.</w:t>
-      </w:r>
-    </w:p>
-    <w:p>
-      <w:pPr>
-        <w:pStyle w:val="Heading3"/>
-      </w:pPr>
-      <w:r>
-        <w:t>Supplied facts</w:t>
-      </w:r>
-    </w:p>
-    <w:p>
-      <w:pPr>
-        <w:spacing w:line="336" w:lineRule="auto" w:after="180"/>
-        <w:shd w:fill="F1F6FC"/>
-      </w:pPr>
-      <w:r>
-        <w:rPr>
-          <w:b w:val="0"/>
-        </w:rPr>
-        <w:t xml:space="preserve">A development </w:t>
-      </w:r>
-      <w:r>
-        <w:rPr>
-          <w:b/>
-        </w:rPr>
-        <w:t>sample</w:t>
-      </w:r>
-      <w:r>
-        <w:rPr>
-          <w:b w:val="0"/>
-        </w:rPr>
-        <w:t xml:space="preserve"> contains 6 bright plain cards and 2 bright patterned cards; no dim cards.</w:t>
       </w:r>
     </w:p>
     <w:p>
@@ -2143,7 +2281,7 @@
         <w:drawing>
           <wp:inline xmlns:a="http://schemas.openxmlformats.org/drawingml/2006/main" xmlns:pic="http://schemas.openxmlformats.org/drawingml/2006/picture">
             <wp:extent cx="5486400" cy="4234543"/>
-            <wp:docPr id="1" name="Picture 1" descr="Target groups and development coverage"/>
+            <wp:docPr id="3" name="Picture 3" descr="Target groups and development coverage"/>
             <wp:cNvGraphicFramePr>
               <a:graphicFrameLocks noChangeAspect="1"/>
             </wp:cNvGraphicFramePr>
@@ -2155,7 +2293,7 @@
                     <pic:cNvPicPr/>
                   </pic:nvPicPr>
                   <pic:blipFill>
-                    <a:blip r:embed="rId9"/>
+                    <a:blip r:embed="rId11"/>
                     <a:stretch>
                       <a:fillRect/>
                     </a:stretch>
@@ -2179,7 +2317,7 @@
         <w:drawing>
           <wp:inline xmlns:a="http://schemas.openxmlformats.org/drawingml/2006/main" xmlns:pic="http://schemas.openxmlformats.org/drawingml/2006/picture">
             <wp:extent cx="5346057" cy="5943599"/>
-            <wp:docPr id="2" name="Picture 2" descr="Missing and Unbalanced Examples. Target conditions: Four lighting-by-pattern groups, eight target cards each.. Current sample: Eight bright cards only; dim groups have zero coverage.. Coverage gap: Current results cannot describe dim-room reading.. Targeted follow-up: Select and record new cases from both dim groups before claiming coverage."/>
+            <wp:docPr id="4" name="Picture 4" descr="Missing and Unbalanced Examples. Target conditions: Four lighting-by-pattern groups, eight target cards each.. Current sample: Eight bright cards only; dim groups have zero coverage.. Coverage gap: Current results cannot describe dim-room reading.. Targeted follow-up: Select and record new cases from both dim groups before claiming coverage."/>
             <wp:cNvGraphicFramePr>
               <a:graphicFrameLocks noChangeAspect="1"/>
             </wp:cNvGraphicFramePr>
@@ -2191,7 +2329,7 @@
                     <pic:cNvPicPr/>
                   </pic:nvPicPr>
                   <pic:blipFill>
-                    <a:blip r:embed="rId10"/>
+                    <a:blip r:embed="rId12"/>
                     <a:stretch>
                       <a:fillRect/>
                     </a:stretch>
@@ -2360,19 +2498,55 @@
         <w:pStyle w:val="Heading3"/>
       </w:pPr>
       <w:r>
-        <w:t>Why the result follows</w:t>
+        <w:t>What this example does not establish</w:t>
+      </w:r>
+    </w:p>
+    <w:p>
+      <w:pPr>
+        <w:pStyle w:val="Heading3"/>
+      </w:pPr>
+      <w:r>
+        <w:t>Change one thing in the pictured case</w:t>
+      </w:r>
+    </w:p>
+    <w:p>
+      <w:pPr>
+        <w:pStyle w:val="Heading3"/>
+      </w:pPr>
+      <w:r>
+        <w:t>Ask while showing the picture</w:t>
+      </w:r>
+    </w:p>
+    <w:p>
+      <w:pPr>
+        <w:pStyle w:val="Heading1"/>
+      </w:pPr>
+      <w:r>
+        <w:t>03. Guide the reasoning, then remove help</w:t>
+      </w:r>
+    </w:p>
+    <w:p>
+      <w:r>
+        <w:t>Collect a response from each learner before discussing the worked key.</w:t>
+      </w:r>
+    </w:p>
+    <w:p>
+      <w:pPr>
+        <w:pStyle w:val="Heading2"/>
+      </w:pPr>
+      <w:r>
+        <w:t>Prompt before revealing</w:t>
       </w:r>
     </w:p>
     <w:p>
       <w:pPr>
         <w:spacing w:line="336" w:lineRule="auto" w:after="180"/>
-        <w:shd w:fill="F1F6FC"/>
       </w:pPr>
       <w:r>
         <w:rPr>
           <w:b w:val="0"/>
         </w:rPr>
-        <w:t xml:space="preserve">Adding more bright cards can increase </w:t>
+        <w:t xml:space="preserve">Completion task: Each of the six original </w:t>
       </w:r>
       <w:r>
         <w:rPr>
@@ -2384,31 +2558,332 @@
         <w:rPr>
           <w:b w:val="0"/>
         </w:rPr>
-        <w:t xml:space="preserve"> size without addressing the missing condition. A </w:t>
+        <w:t>d cards is photographed twice. State the number of image files and distinct cards. Has this covered a new shape or lighting condition?</w:t>
+      </w:r>
+    </w:p>
+    <w:p>
+      <w:pPr>
+        <w:spacing w:line="336" w:lineRule="auto" w:after="180"/>
+      </w:pPr>
+      <w:r>
+        <w:rPr>
+          <w:b w:val="0"/>
+        </w:rPr>
+        <w:t>Explain why the counts need different labels.</w:t>
+      </w:r>
+    </w:p>
+    <w:p>
+      <w:pPr>
+        <w:pStyle w:val="Heading2"/>
+      </w:pPr>
+      <w:r>
+        <w:t>Expected reasoning and fading help</w:t>
+      </w:r>
+    </w:p>
+    <w:p>
+      <w:pPr>
+        <w:spacing w:line="336" w:lineRule="auto" w:after="180"/>
+      </w:pPr>
+      <w:r>
+        <w:rPr>
+          <w:b w:val="0"/>
+        </w:rPr>
+        <w:t>Teacher check: There are 12 image files but still 6 distinct cards, all bright circles. No new shape or lighting condition has been covered.</w:t>
+      </w:r>
+    </w:p>
+    <w:p>
+      <w:pPr>
+        <w:spacing w:line="336" w:lineRule="auto" w:after="180"/>
+      </w:pPr>
+      <w:r>
+        <w:rPr>
+          <w:b w:val="0"/>
+        </w:rPr>
+        <w:t xml:space="preserve">Multiple records of the same cases are not 12 distinct </w:t>
       </w:r>
       <w:r>
         <w:rPr>
           <w:b/>
         </w:rPr>
+        <w:t>sample</w:t>
+      </w:r>
+      <w:r>
+        <w:rPr>
+          <w:b w:val="0"/>
+        </w:rPr>
+        <w:t>d cards and do not resolve the missing conditions.</w:t>
+      </w:r>
+    </w:p>
+    <w:p>
+      <w:pPr>
+        <w:spacing w:line="336" w:lineRule="auto" w:after="180"/>
+      </w:pPr>
+      <w:r>
+        <w:rPr>
+          <w:b w:val="0"/>
+        </w:rPr>
+        <w:t xml:space="preserve">Start by identifying the given </w:t>
+      </w:r>
+      <w:r>
+        <w:rPr>
+          <w:b/>
+        </w:rPr>
+        <w:t>input</w:t>
+      </w:r>
+      <w:r>
+        <w:rPr>
+          <w:b w:val="0"/>
+        </w:rPr>
+        <w:t>s together. Leave the intermediate steps blank. If needed, model one step, then withdraw that help on the next step. Move to a full trace only when the partial trace is understood.</w:t>
+      </w:r>
+    </w:p>
+    <w:p>
+      <w:pPr>
+        <w:spacing w:line="336" w:lineRule="auto" w:after="180"/>
+      </w:pPr>
+      <w:r>
+        <w:rPr>
+          <w:b w:val="0"/>
+        </w:rPr>
+        <w:t>For partners, alternate explainer and checker; collect a response from every learner before discussion.</w:t>
+      </w:r>
+    </w:p>
+    <w:p>
+      <w:pPr>
+        <w:pStyle w:val="Heading2"/>
+      </w:pPr>
+      <w:r>
+        <w:t>Check the misconception before discussion</w:t>
+      </w:r>
+    </w:p>
+    <w:p>
+      <w:pPr>
+        <w:spacing w:line="336" w:lineRule="auto" w:after="180"/>
+      </w:pPr>
+      <w:r>
+        <w:rPr>
+          <w:b w:val="0"/>
+        </w:rPr>
+        <w:t xml:space="preserve">Use the worked case for Sampling and </w:t>
+      </w:r>
+      <w:r>
+        <w:rPr>
+          <w:b/>
+        </w:rPr>
         <w:t>coverage</w:t>
       </w:r>
       <w:r>
         <w:rPr>
           <w:b w:val="0"/>
         </w:rPr>
-        <w:t xml:space="preserve"> check asks which relevant situations are absent, not merely how many rows exist.</w:t>
+        <w:t>. Proposed explanation: “More records always remove bias”. Decide whether this explanation is supported.</w:t>
       </w:r>
     </w:p>
     <w:p>
       <w:pPr>
         <w:spacing w:line="336" w:lineRule="auto" w:after="180"/>
-        <w:shd w:fill="F1F6FC"/>
       </w:pPr>
       <w:r>
         <w:rPr>
           <w:b w:val="0"/>
         </w:rPr>
-        <w:t>Deliberately selecting dim cases helps investigate those conditions, but the resulting test should not be advertised as a random survey unless its selection really was random.</w:t>
+        <w:t>Point to the step or supplied fact that decides; explain your repair if needed.</w:t>
+      </w:r>
+    </w:p>
+    <w:p>
+      <w:pPr>
+        <w:spacing w:line="336" w:lineRule="auto" w:after="180"/>
+      </w:pPr>
+      <w:r>
+        <w:rPr>
+          <w:b w:val="0"/>
+        </w:rPr>
+        <w:t>Expected correction: A restricted source can keep excluding the same conditions as its record count grows.</w:t>
+      </w:r>
+    </w:p>
+    <w:p>
+      <w:pPr>
+        <w:spacing w:line="336" w:lineRule="auto" w:after="180"/>
+      </w:pPr>
+      <w:r>
+        <w:rPr>
+          <w:b w:val="0"/>
+        </w:rPr>
+        <w:t>Collect explanations, not only yes/no votes. If a misunderstanding is common, re-model the relevant step for the class.</w:t>
+      </w:r>
+    </w:p>
+    <w:p>
+      <w:pPr>
+        <w:spacing w:line="336" w:lineRule="auto" w:after="180"/>
+      </w:pPr>
+      <w:r>
+        <w:rPr>
+          <w:b w:val="0"/>
+        </w:rPr>
+        <w:t>If it affects a few learners, give a short targeted group explanation while others solve a more demanding variation.</w:t>
+      </w:r>
+    </w:p>
+    <w:p>
+      <w:pPr>
+        <w:pStyle w:val="Heading2"/>
+      </w:pPr>
+      <w:r>
+        <w:t>Use the pictorial check</w:t>
+      </w:r>
+    </w:p>
+    <w:p>
+      <w:pPr>
+        <w:spacing w:line="336" w:lineRule="auto" w:after="180"/>
+      </w:pPr>
+      <w:r>
+        <w:rPr>
+          <w:b w:val="0"/>
+        </w:rPr>
+        <w:t>Would testing only dim plain cards close every current gap? Point to the target groups.</w:t>
+      </w:r>
+    </w:p>
+    <w:p>
+      <w:pPr>
+        <w:spacing w:line="336" w:lineRule="auto" w:after="180"/>
+      </w:pPr>
+      <w:r>
+        <w:rPr>
+          <w:b w:val="0"/>
+        </w:rPr>
+        <w:t xml:space="preserve">No. Dim patterned cards would still be absent; both dim groups need planned </w:t>
+      </w:r>
+      <w:r>
+        <w:rPr>
+          <w:b/>
+        </w:rPr>
+        <w:t>coverage</w:t>
+      </w:r>
+      <w:r>
+        <w:rPr>
+          <w:b w:val="0"/>
+        </w:rPr>
+        <w:t>.</w:t>
+      </w:r>
+    </w:p>
+    <w:p>
+      <w:pPr>
+        <w:spacing w:line="336" w:lineRule="auto" w:after="180"/>
+      </w:pPr>
+      <w:r>
+        <w:rPr>
+          <w:b w:val="0"/>
+        </w:rPr>
+        <w:t xml:space="preserve">Changed-case reasoning: The </w:t>
+      </w:r>
+      <w:r>
+        <w:rPr>
+          <w:b/>
+        </w:rPr>
+        <w:t>sample</w:t>
+      </w:r>
+      <w:r>
+        <w:rPr>
+          <w:b w:val="0"/>
+        </w:rPr>
+        <w:t xml:space="preserve"> becomes larger but still has no dim </w:t>
+      </w:r>
+      <w:r>
+        <w:rPr>
+          <w:b/>
+        </w:rPr>
+        <w:t>coverage</w:t>
+      </w:r>
+      <w:r>
+        <w:rPr>
+          <w:b w:val="0"/>
+        </w:rPr>
+        <w:t>. The missing lighting condition remains untested.</w:t>
+      </w:r>
+    </w:p>
+    <w:p>
+      <w:pPr>
+        <w:spacing w:line="336" w:lineRule="auto" w:after="180"/>
+      </w:pPr>
+      <w:r>
+        <w:rPr>
+          <w:b w:val="0"/>
+        </w:rPr>
+        <w:t xml:space="preserve">Collect each learner’s explanation before discussion. Use the first missing connection between </w:t>
+      </w:r>
+      <w:r>
+        <w:rPr>
+          <w:b/>
+        </w:rPr>
+        <w:t>input</w:t>
+      </w:r>
+      <w:r>
+        <w:rPr>
+          <w:b w:val="0"/>
+        </w:rPr>
+        <w:t xml:space="preserve">, deciding step and result to choose support. This question is worked-case practice, not fresh mastery </w:t>
+      </w:r>
+      <w:r>
+        <w:rPr>
+          <w:b/>
+        </w:rPr>
+        <w:t>evidence</w:t>
+      </w:r>
+      <w:r>
+        <w:rPr>
+          <w:b w:val="0"/>
+        </w:rPr>
+        <w:t>.</w:t>
+      </w:r>
+    </w:p>
+    <w:p>
+      <w:pPr>
+        <w:pStyle w:val="Heading2"/>
+      </w:pPr>
+      <w:r>
+        <w:t>Keep each learner explaining</w:t>
+      </w:r>
+    </w:p>
+    <w:p>
+      <w:pPr>
+        <w:pStyle w:val="ListBullet"/>
+      </w:pPr>
+      <w:r>
+        <w:t>Ask: Which facts are given, and which would we have to assume? Learners mark relevant details before discussing answers.</w:t>
+      </w:r>
+    </w:p>
+    <w:p>
+      <w:pPr>
+        <w:pStyle w:val="ListBullet"/>
+      </w:pPr>
+      <w:r>
+        <w:t>Say: Predict first. Show the rule, information path or calculation that would produce the result. A correct guess is not yet an explanation.</w:t>
+      </w:r>
+    </w:p>
+    <w:p>
+      <w:pPr>
+        <w:pStyle w:val="ListBullet"/>
+      </w:pPr>
+      <w:r>
+        <w:t>In pairs, one learner solves while the other checks evidence; exchange roles. Remove the worked answer before independent assessment.</w:t>
+      </w:r>
+    </w:p>
+    <w:p>
+      <w:pPr>
+        <w:pStyle w:val="Heading2"/>
+      </w:pPr>
+      <w:r>
+        <w:t>Earlier wording, alternatives and picture transcripts · reference / check after trying</w:t>
+      </w:r>
+    </w:p>
+    <w:p>
+      <w:pPr>
+        <w:spacing w:line="336" w:lineRule="auto" w:after="180"/>
+      </w:pPr>
+      <w:r>
+        <w:rPr>
+          <w:b w:val="0"/>
+        </w:rPr>
+        <w:t>Demonstrate and guide practice</w:t>
       </w:r>
     </w:p>
     <w:p>
@@ -2416,7 +2891,75 @@
         <w:pStyle w:val="Heading3"/>
       </w:pPr>
       <w:r>
-        <w:t>What this example does not establish</w:t>
+        <w:t>Board sequence</w:t>
+      </w:r>
+    </w:p>
+    <w:p>
+      <w:pPr>
+        <w:spacing w:line="336" w:lineRule="auto" w:after="180"/>
+      </w:pPr>
+      <w:r>
+        <w:rPr>
+          <w:b w:val="0"/>
+        </w:rPr>
+        <w:t xml:space="preserve">Write the given facts: </w:t>
+      </w:r>
+      <w:r>
+        <w:rPr>
+          <w:b/>
+        </w:rPr>
+        <w:t>Training</w:t>
+      </w:r>
+      <w:r>
+        <w:rPr>
+          <w:b w:val="0"/>
+        </w:rPr>
+        <w:t xml:space="preserve"> includes nine daylight leaf photos and one low-light photo.</w:t>
+      </w:r>
+    </w:p>
+    <w:p>
+      <w:pPr>
+        <w:spacing w:line="336" w:lineRule="auto" w:after="180"/>
+      </w:pPr>
+      <w:r>
+        <w:rPr>
+          <w:b w:val="0"/>
+        </w:rPr>
+        <w:t>Write the question to explain: What intended-use gap is present?</w:t>
+      </w:r>
+    </w:p>
+    <w:p>
+      <w:pPr>
+        <w:spacing w:line="336" w:lineRule="auto" w:after="180"/>
+      </w:pPr>
+      <w:r>
+        <w:rPr>
+          <w:b w:val="0"/>
+        </w:rPr>
+        <w:t xml:space="preserve">Reveal after </w:t>
+      </w:r>
+      <w:r>
+        <w:rPr>
+          <w:b/>
+        </w:rPr>
+        <w:t>prediction</w:t>
+      </w:r>
+      <w:r>
+        <w:rPr>
+          <w:b w:val="0"/>
+        </w:rPr>
+        <w:t>s: Low light is poorly represented. Add varied, correctly labelled low-light examples if that use is intended. Copies of one photo do not add equivalent variety.</w:t>
+      </w:r>
+    </w:p>
+    <w:p>
+      <w:pPr>
+        <w:spacing w:line="336" w:lineRule="auto" w:after="180"/>
+      </w:pPr>
+      <w:r>
+        <w:rPr>
+          <w:b w:val="0"/>
+        </w:rPr>
+        <w:t>Use the earlier changed question as optional later practice. Reserve Audit a new sound-recognition claim for the first independent attempt before hints or feedback.</w:t>
       </w:r>
     </w:p>
     <w:p>
@@ -2424,392 +2967,18 @@
         <w:pStyle w:val="Heading3"/>
       </w:pPr>
       <w:r>
-        <w:t>Keep the stated limit</w:t>
+        <w:t>Classroom dialogue</w:t>
       </w:r>
     </w:p>
     <w:p>
       <w:pPr>
         <w:spacing w:line="336" w:lineRule="auto" w:after="180"/>
-        <w:shd w:fill="FFF5E6"/>
-      </w:pPr>
-      <w:r>
-        <w:rPr>
-          <w:b/>
-        </w:rPr>
-        <w:t>Coverage</w:t>
-      </w:r>
+      </w:pPr>
       <w:r>
         <w:rPr>
           <w:b w:val="0"/>
         </w:rPr>
-        <w:t xml:space="preserve"> does not guarantee accuracy, and targeted cases alone do not supply a population-wide success estimate.</w:t>
-      </w:r>
-    </w:p>
-    <w:p>
-      <w:pPr>
-        <w:pStyle w:val="Heading3"/>
-      </w:pPr>
-      <w:r>
-        <w:t>Change one thing in the pictured case</w:t>
-      </w:r>
-    </w:p>
-    <w:p>
-      <w:pPr>
-        <w:pStyle w:val="Heading3"/>
-      </w:pPr>
-      <w:r>
-        <w:t>Change one thing</w:t>
-      </w:r>
-    </w:p>
-    <w:p>
-      <w:pPr>
-        <w:spacing w:line="336" w:lineRule="auto" w:after="180"/>
-        <w:shd w:fill="F5F1FB"/>
-      </w:pPr>
-      <w:r>
-        <w:rPr>
-          <w:b w:val="0"/>
-        </w:rPr>
-        <w:t>Change: Add the two remaining bright plain cards and no dim cards.</w:t>
-      </w:r>
-    </w:p>
-    <w:p>
-      <w:pPr>
-        <w:pStyle w:val="Heading3"/>
-      </w:pPr>
-      <w:r>
-        <w:t>Predicted result</w:t>
-      </w:r>
-    </w:p>
-    <w:p>
-      <w:pPr>
-        <w:spacing w:line="336" w:lineRule="auto" w:after="180"/>
-        <w:shd w:fill="F1F6FC"/>
-      </w:pPr>
-      <w:r>
-        <w:rPr>
-          <w:b/>
-        </w:rPr>
-        <w:t>Prediction</w:t>
-      </w:r>
-      <w:r>
-        <w:rPr>
-          <w:b w:val="0"/>
-        </w:rPr>
-        <w:t xml:space="preserve">: The </w:t>
-      </w:r>
-      <w:r>
-        <w:rPr>
-          <w:b/>
-        </w:rPr>
-        <w:t>sample</w:t>
-      </w:r>
-      <w:r>
-        <w:rPr>
-          <w:b w:val="0"/>
-        </w:rPr>
-        <w:t xml:space="preserve"> becomes larger but still has no dim </w:t>
-      </w:r>
-      <w:r>
-        <w:rPr>
-          <w:b/>
-        </w:rPr>
-        <w:t>coverage</w:t>
-      </w:r>
-      <w:r>
-        <w:rPr>
-          <w:b w:val="0"/>
-        </w:rPr>
-        <w:t>.</w:t>
-      </w:r>
-    </w:p>
-    <w:p>
-      <w:pPr>
-        <w:pStyle w:val="Heading3"/>
-      </w:pPr>
-      <w:r>
-        <w:t>Why the result follows</w:t>
-      </w:r>
-    </w:p>
-    <w:p>
-      <w:pPr>
-        <w:spacing w:line="336" w:lineRule="auto" w:after="180"/>
-        <w:shd w:fill="F1F6FC"/>
-      </w:pPr>
-      <w:r>
-        <w:rPr>
-          <w:b w:val="0"/>
-        </w:rPr>
-        <w:t>Reason: The missing lighting condition remains untested.</w:t>
-      </w:r>
-    </w:p>
-    <w:p>
-      <w:pPr>
-        <w:pStyle w:val="Heading3"/>
-      </w:pPr>
-      <w:r>
-        <w:t>Ask while showing the picture</w:t>
-      </w:r>
-    </w:p>
-    <w:p>
-      <w:pPr>
-        <w:pStyle w:val="Heading3"/>
-      </w:pPr>
-      <w:r>
-        <w:t>Ask while showing the picture · 8</w:t>
-      </w:r>
-    </w:p>
-    <w:p>
-      <w:pPr>
-        <w:spacing w:line="336" w:lineRule="auto" w:after="180"/>
-      </w:pPr>
-      <w:r>
-        <w:rPr>
-          <w:b w:val="0"/>
-        </w:rPr>
-        <w:t xml:space="preserve">Cover the result. Ask learners to name the </w:t>
-      </w:r>
-      <w:r>
-        <w:rPr>
-          <w:b/>
-        </w:rPr>
-        <w:t>input</w:t>
-      </w:r>
-      <w:r>
-        <w:rPr>
-          <w:b w:val="0"/>
-        </w:rPr>
-        <w:t xml:space="preserve">s and predict the next step. Uncover one step, connect the icon to the actual procedure, and explain its </w:t>
-      </w:r>
-      <w:r>
-        <w:rPr>
-          <w:b/>
-        </w:rPr>
-        <w:t>evidence</w:t>
-      </w:r>
-      <w:r>
-        <w:rPr>
-          <w:b w:val="0"/>
-        </w:rPr>
-        <w:t>. Then change the supplied condition and compare.</w:t>
-      </w:r>
-    </w:p>
-    <w:p>
-      <w:pPr>
-        <w:spacing w:line="336" w:lineRule="auto" w:after="180"/>
-      </w:pPr>
-      <w:r>
-        <w:rPr>
-          <w:b w:val="0"/>
-        </w:rPr>
-        <w:t>The picture is a representation; it does not document execution of a real AI model.</w:t>
-      </w:r>
-    </w:p>
-    <w:p>
-      <w:pPr>
-        <w:pStyle w:val="Heading1"/>
-      </w:pPr>
-      <w:r>
-        <w:t>03. Demonstrate and guide practice</w:t>
-      </w:r>
-    </w:p>
-    <w:p>
-      <w:r>
-        <w:t>Demonstrate Missing and Unbalanced Examples, reduce support deliberately and check individual reasoning before discussing answers.</w:t>
-      </w:r>
-    </w:p>
-    <w:p>
-      <w:pPr>
-        <w:pStyle w:val="Heading3"/>
-      </w:pPr>
-      <w:r>
-        <w:t>Board sequence</w:t>
-      </w:r>
-    </w:p>
-    <w:p>
-      <w:pPr>
-        <w:pStyle w:val="Heading3"/>
-      </w:pPr>
-      <w:r>
-        <w:t>1. Put the facts on the board</w:t>
-      </w:r>
-    </w:p>
-    <w:p>
-      <w:pPr>
-        <w:spacing w:line="336" w:lineRule="auto" w:after="180"/>
-        <w:shd w:fill="F4F9FC"/>
-      </w:pPr>
-      <w:r>
-        <w:rPr>
-          <w:b w:val="0"/>
-        </w:rPr>
-        <w:t xml:space="preserve">Write the given facts: </w:t>
-      </w:r>
-      <w:r>
-        <w:rPr>
-          <w:b/>
-        </w:rPr>
-        <w:t>Training</w:t>
-      </w:r>
-      <w:r>
-        <w:rPr>
-          <w:b w:val="0"/>
-        </w:rPr>
-        <w:t xml:space="preserve"> includes nine daylight leaf photos and one low-light photo.</w:t>
-      </w:r>
-    </w:p>
-    <w:p>
-      <w:pPr>
-        <w:pStyle w:val="Heading3"/>
-      </w:pPr>
-      <w:r>
-        <w:t>2. State the decision to explain</w:t>
-      </w:r>
-    </w:p>
-    <w:p>
-      <w:pPr>
-        <w:spacing w:line="336" w:lineRule="auto" w:after="180"/>
-        <w:shd w:fill="F5F1FB"/>
-      </w:pPr>
-      <w:r>
-        <w:rPr>
-          <w:b w:val="0"/>
-        </w:rPr>
-        <w:t>Write the question to explain: What intended-use gap is present?</w:t>
-      </w:r>
-    </w:p>
-    <w:p>
-      <w:pPr>
-        <w:pStyle w:val="Heading3"/>
-      </w:pPr>
-      <w:r>
-        <w:t>3. Reveal the worked reasoning</w:t>
-      </w:r>
-    </w:p>
-    <w:p>
-      <w:pPr>
-        <w:spacing w:line="336" w:lineRule="auto" w:after="180"/>
-        <w:shd w:fill="F1F6FC"/>
-      </w:pPr>
-      <w:r>
-        <w:rPr>
-          <w:b w:val="0"/>
-        </w:rPr>
-        <w:t xml:space="preserve">Reveal after </w:t>
-      </w:r>
-      <w:r>
-        <w:rPr>
-          <w:b/>
-        </w:rPr>
-        <w:t>prediction</w:t>
-      </w:r>
-      <w:r>
-        <w:rPr>
-          <w:b w:val="0"/>
-        </w:rPr>
-        <w:t>s: Low light is poorly represented. Add varied, correctly labelled low-light examples if that use is intended. Copies of one photo do not add equivalent variety.</w:t>
-      </w:r>
-    </w:p>
-    <w:p>
-      <w:pPr>
-        <w:pStyle w:val="Heading3"/>
-      </w:pPr>
-      <w:r>
-        <w:t>Hold back the independent task</w:t>
-      </w:r>
-    </w:p>
-    <w:p>
-      <w:pPr>
-        <w:spacing w:line="336" w:lineRule="auto" w:after="180"/>
-        <w:shd w:fill="FFF5E6"/>
-      </w:pPr>
-      <w:r>
-        <w:rPr>
-          <w:b w:val="0"/>
-        </w:rPr>
-        <w:t>Keep for an independent attempt: A photo sorter trains on ten bright photos and no dim photos. What group of examples is missing? Design a test that reveals the gap.</w:t>
-      </w:r>
-    </w:p>
-    <w:p>
-      <w:pPr>
-        <w:pStyle w:val="Heading3"/>
-      </w:pPr>
-      <w:r>
-        <w:t>Classroom dialogue</w:t>
-      </w:r>
-    </w:p>
-    <w:p>
-      <w:pPr>
-        <w:pStyle w:val="Heading3"/>
-      </w:pPr>
-      <w:r>
-        <w:t>Ask the class</w:t>
-      </w:r>
-    </w:p>
-    <w:p>
-      <w:pPr>
-        <w:spacing w:line="336" w:lineRule="auto" w:after="180"/>
-        <w:shd w:fill="F5F1FB"/>
-      </w:pPr>
-      <w:r>
-        <w:rPr>
-          <w:b w:val="0"/>
-        </w:rPr>
-        <w:t>Ask: Which facts are given, and which would we have to assume? Learners mark relevant details before discussing answers.</w:t>
-      </w:r>
-    </w:p>
-    <w:p>
-      <w:pPr>
-        <w:pStyle w:val="Heading3"/>
-      </w:pPr>
-      <w:r>
-        <w:t>Language to model</w:t>
-      </w:r>
-    </w:p>
-    <w:p>
-      <w:pPr>
-        <w:spacing w:line="336" w:lineRule="auto" w:after="180"/>
-        <w:shd w:fill="F1F6F8"/>
-      </w:pPr>
-      <w:r>
-        <w:rPr>
-          <w:b w:val="0"/>
-        </w:rPr>
-        <w:t>Say: Predict first. Show the rule, information path or calculation that would produce the result. A correct guess is not yet an explanation.</w:t>
-      </w:r>
-    </w:p>
-    <w:p>
-      <w:pPr>
-        <w:spacing w:line="336" w:lineRule="auto" w:after="180"/>
-      </w:pPr>
-      <w:r>
-        <w:rPr>
-          <w:b w:val="0"/>
-        </w:rPr>
         <w:t>Reveal reasoning one step at a time. Explain why a tempting alternative fails. Write units and denominators for arithmetic, trace conditions for decisions, and identify supporting sources for claims.</w:t>
-      </w:r>
-    </w:p>
-    <w:p>
-      <w:pPr>
-        <w:spacing w:line="336" w:lineRule="auto" w:after="180"/>
-      </w:pPr>
-      <w:r>
-        <w:rPr>
-          <w:b w:val="0"/>
-        </w:rPr>
-        <w:t xml:space="preserve">In pairs, one learner solves while the other checks </w:t>
-      </w:r>
-      <w:r>
-        <w:rPr>
-          <w:b/>
-        </w:rPr>
-        <w:t>evidence</w:t>
-      </w:r>
-      <w:r>
-        <w:rPr>
-          <w:b w:val="0"/>
-        </w:rPr>
-        <w:t>; exchange roles. Remove the worked answer before independent assessment.</w:t>
       </w:r>
     </w:p>
     <w:p>
@@ -3098,535 +3267,103 @@
         <w:pStyle w:val="Heading3"/>
       </w:pPr>
       <w:r>
-        <w:t>Completion practice</w:t>
+        <w:t>Individual reasoning check</w:t>
+      </w:r>
+    </w:p>
+    <w:p>
+      <w:pPr>
+        <w:pStyle w:val="Heading3"/>
+      </w:pPr>
+      <w:r>
+        <w:t>Pictorial practice question</w:t>
+      </w:r>
+    </w:p>
+    <w:p>
+      <w:pPr>
+        <w:pStyle w:val="Heading3"/>
+      </w:pPr>
+      <w:r>
+        <w:t>Reasoned teacher answer</w:t>
+      </w:r>
+    </w:p>
+    <w:p>
+      <w:pPr>
+        <w:pStyle w:val="Heading1"/>
+      </w:pPr>
+      <w:r>
+        <w:t>04. Run the supplied investigation</w:t>
+      </w:r>
+    </w:p>
+    <w:p>
+      <w:r>
+        <w:t>Keep expected results, observed paper traces and remaining limits distinguishable.</w:t>
+      </w:r>
+    </w:p>
+    <w:p>
+      <w:pPr>
+        <w:pStyle w:val="Heading2"/>
+      </w:pPr>
+      <w:r>
+        <w:t>Supplied materials and answer guidance</w:t>
       </w:r>
     </w:p>
     <w:p>
       <w:pPr>
         <w:spacing w:line="336" w:lineRule="auto" w:after="180"/>
-        <w:shd w:fill="F5F1FB"/>
       </w:pPr>
       <w:r>
         <w:rPr>
           <w:b w:val="0"/>
         </w:rPr>
-        <w:t xml:space="preserve">Completion task: Each of the six original </w:t>
-      </w:r>
-      <w:r>
-        <w:rPr>
-          <w:b/>
-        </w:rPr>
-        <w:t>sample</w:t>
-      </w:r>
-      <w:r>
-        <w:rPr>
-          <w:b w:val="0"/>
-        </w:rPr>
-        <w:t>d cards is photographed twice. State the number of image files and distinct cards. Has this covered a new shape or lighting condition?</w:t>
-      </w:r>
-    </w:p>
-    <w:p>
-      <w:pPr>
-        <w:spacing w:line="336" w:lineRule="auto" w:after="180"/>
-        <w:shd w:fill="F5F1FB"/>
-      </w:pPr>
-      <w:r>
-        <w:rPr>
-          <w:b w:val="0"/>
-        </w:rPr>
-        <w:t>Explain why the counts need different labels.</w:t>
-      </w:r>
-    </w:p>
-    <w:p>
-      <w:pPr>
-        <w:pStyle w:val="Heading3"/>
-      </w:pPr>
-      <w:r>
-        <w:t>Reasoning to listen for</w:t>
-      </w:r>
-    </w:p>
-    <w:p>
-      <w:pPr>
-        <w:spacing w:line="336" w:lineRule="auto" w:after="180"/>
-        <w:shd w:fill="F1F6FC"/>
-      </w:pPr>
-      <w:r>
-        <w:rPr>
-          <w:b w:val="0"/>
-        </w:rPr>
-        <w:t>Teacher check: There are 12 image files but still 6 distinct cards, all bright circles. No new shape or lighting condition has been covered.</w:t>
-      </w:r>
-    </w:p>
-    <w:p>
-      <w:pPr>
-        <w:spacing w:line="336" w:lineRule="auto" w:after="180"/>
-        <w:shd w:fill="F1F6FC"/>
-      </w:pPr>
-      <w:r>
-        <w:rPr>
-          <w:b w:val="0"/>
-        </w:rPr>
-        <w:t xml:space="preserve">Multiple records of the same cases are not 12 distinct </w:t>
-      </w:r>
-      <w:r>
-        <w:rPr>
-          <w:b/>
-        </w:rPr>
-        <w:t>sample</w:t>
-      </w:r>
-      <w:r>
-        <w:rPr>
-          <w:b w:val="0"/>
-        </w:rPr>
-        <w:t>d cards and do not resolve the missing conditions.</w:t>
-      </w:r>
-    </w:p>
-    <w:p>
-      <w:pPr>
-        <w:spacing w:line="336" w:lineRule="auto" w:after="180"/>
-      </w:pPr>
-      <w:r>
-        <w:rPr>
-          <w:b w:val="0"/>
-        </w:rPr>
-        <w:t xml:space="preserve">Start by identifying the given </w:t>
-      </w:r>
-      <w:r>
-        <w:rPr>
-          <w:b/>
-        </w:rPr>
-        <w:t>input</w:t>
-      </w:r>
-      <w:r>
-        <w:rPr>
-          <w:b w:val="0"/>
-        </w:rPr>
-        <w:t>s together. Leave the intermediate steps blank. If needed, model one step, then withdraw that help on the next step. Move to a full trace only when the partial trace is understood.</w:t>
-      </w:r>
-    </w:p>
-    <w:p>
-      <w:pPr>
-        <w:spacing w:line="336" w:lineRule="auto" w:after="180"/>
-      </w:pPr>
-      <w:r>
-        <w:rPr>
-          <w:b w:val="0"/>
-        </w:rPr>
-        <w:t>For partners, alternate explainer and checker; collect a response from every learner before discussion.</w:t>
-      </w:r>
-    </w:p>
-    <w:p>
-      <w:pPr>
-        <w:pStyle w:val="Heading3"/>
-      </w:pPr>
-      <w:r>
-        <w:t>Individual reasoning check</w:t>
-      </w:r>
-    </w:p>
-    <w:p>
-      <w:pPr>
-        <w:spacing w:line="336" w:lineRule="auto" w:after="180"/>
-      </w:pPr>
-      <w:r>
-        <w:rPr>
-          <w:b w:val="0"/>
-        </w:rPr>
-        <w:t xml:space="preserve">Use the worked case for Sampling and </w:t>
-      </w:r>
-      <w:r>
-        <w:rPr>
-          <w:b/>
-        </w:rPr>
-        <w:t>coverage</w:t>
-      </w:r>
-      <w:r>
-        <w:rPr>
-          <w:b w:val="0"/>
-        </w:rPr>
-        <w:t>. Proposed explanation: “More records always remove bias”. Decide whether this explanation is supported.</w:t>
-      </w:r>
-    </w:p>
-    <w:p>
-      <w:pPr>
-        <w:spacing w:line="336" w:lineRule="auto" w:after="180"/>
-      </w:pPr>
-      <w:r>
-        <w:rPr>
-          <w:b w:val="0"/>
-        </w:rPr>
-        <w:t>Point to the step or supplied fact that decides; explain your repair if needed.</w:t>
-      </w:r>
-    </w:p>
-    <w:p>
-      <w:pPr>
-        <w:pStyle w:val="Heading3"/>
-      </w:pPr>
-      <w:r>
-        <w:t>Expected repair</w:t>
-      </w:r>
-    </w:p>
-    <w:p>
-      <w:pPr>
-        <w:spacing w:line="336" w:lineRule="auto" w:after="180"/>
-        <w:shd w:fill="F1F6FC"/>
-      </w:pPr>
-      <w:r>
-        <w:rPr>
-          <w:b w:val="0"/>
-        </w:rPr>
-        <w:t>Expected correction: A restricted source can keep excluding the same conditions as its record count grows.</w:t>
-      </w:r>
-    </w:p>
-    <w:p>
-      <w:pPr>
-        <w:spacing w:line="336" w:lineRule="auto" w:after="180"/>
-      </w:pPr>
-      <w:r>
-        <w:rPr>
-          <w:b w:val="0"/>
-        </w:rPr>
-        <w:t>Collect explanations, not only yes/no votes. If a misunderstanding is common, re-model the relevant step for the class.</w:t>
-      </w:r>
-    </w:p>
-    <w:p>
-      <w:pPr>
-        <w:spacing w:line="336" w:lineRule="auto" w:after="180"/>
-      </w:pPr>
-      <w:r>
-        <w:rPr>
-          <w:b w:val="0"/>
-        </w:rPr>
-        <w:t>If it affects a few learners, give a short targeted group explanation while others solve a more demanding variation.</w:t>
-      </w:r>
-    </w:p>
-    <w:p>
-      <w:pPr>
-        <w:pStyle w:val="Heading3"/>
-      </w:pPr>
-      <w:r>
-        <w:t>Pictorial practice question</w:t>
-      </w:r>
-    </w:p>
-    <w:p>
-      <w:pPr>
-        <w:spacing w:line="336" w:lineRule="auto" w:after="180"/>
-      </w:pPr>
-      <w:r>
-        <w:rPr>
-          <w:b w:val="0"/>
-        </w:rPr>
-        <w:t>Would testing only dim plain cards close every current gap? Point to the target groups.</w:t>
-      </w:r>
-    </w:p>
-    <w:p>
-      <w:pPr>
-        <w:pStyle w:val="Heading3"/>
-      </w:pPr>
-      <w:r>
-        <w:t>Reasoned teacher answer</w:t>
-      </w:r>
-    </w:p>
-    <w:p>
-      <w:pPr>
-        <w:spacing w:line="336" w:lineRule="auto" w:after="180"/>
-      </w:pPr>
-      <w:r>
-        <w:rPr>
-          <w:b w:val="0"/>
-        </w:rPr>
-        <w:t xml:space="preserve">No. Dim patterned cards would still be absent; both dim groups need planned </w:t>
-      </w:r>
-      <w:r>
-        <w:rPr>
-          <w:b/>
-        </w:rPr>
-        <w:t>coverage</w:t>
-      </w:r>
-      <w:r>
-        <w:rPr>
-          <w:b w:val="0"/>
-        </w:rPr>
-        <w:t>.</w:t>
-      </w:r>
-    </w:p>
-    <w:p>
-      <w:pPr>
-        <w:spacing w:line="336" w:lineRule="auto" w:after="180"/>
-      </w:pPr>
-      <w:r>
-        <w:rPr>
-          <w:b w:val="0"/>
-        </w:rPr>
-        <w:t xml:space="preserve">Changed-case reasoning: The </w:t>
-      </w:r>
-      <w:r>
-        <w:rPr>
-          <w:b/>
-        </w:rPr>
-        <w:t>sample</w:t>
-      </w:r>
-      <w:r>
-        <w:rPr>
-          <w:b w:val="0"/>
-        </w:rPr>
-        <w:t xml:space="preserve"> becomes larger but still has no dim </w:t>
-      </w:r>
-      <w:r>
-        <w:rPr>
-          <w:b/>
-        </w:rPr>
-        <w:t>coverage</w:t>
-      </w:r>
-      <w:r>
-        <w:rPr>
-          <w:b w:val="0"/>
-        </w:rPr>
-        <w:t>. The missing lighting condition remains untested.</w:t>
-      </w:r>
-    </w:p>
-    <w:p>
-      <w:pPr>
-        <w:spacing w:line="336" w:lineRule="auto" w:after="180"/>
-      </w:pPr>
-      <w:r>
-        <w:rPr>
-          <w:b w:val="0"/>
-        </w:rPr>
-        <w:t xml:space="preserve">Collect each learner’s explanation before discussion. Use the first missing connection between </w:t>
-      </w:r>
-      <w:r>
-        <w:rPr>
-          <w:b/>
-        </w:rPr>
-        <w:t>input</w:t>
-      </w:r>
-      <w:r>
-        <w:rPr>
-          <w:b w:val="0"/>
-        </w:rPr>
-        <w:t xml:space="preserve">, deciding step and result to choose support. This question is worked-case practice, not fresh mastery </w:t>
-      </w:r>
-      <w:r>
-        <w:rPr>
-          <w:b/>
-        </w:rPr>
-        <w:t>evidence</w:t>
-      </w:r>
-      <w:r>
-        <w:rPr>
-          <w:b w:val="0"/>
-        </w:rPr>
-        <w:t>.</w:t>
-      </w:r>
-    </w:p>
-    <w:p>
-      <w:pPr>
-        <w:pStyle w:val="Heading1"/>
-      </w:pPr>
-      <w:r>
-        <w:t>04. Run the weekly evidence lab</w:t>
-      </w:r>
-    </w:p>
-    <w:p>
-      <w:r>
-        <w:t>Run the Missing and Unbalanced Examples investigation and use the first unsupported step to choose a teaching response.</w:t>
-      </w:r>
-    </w:p>
-    <w:p>
-      <w:pPr>
-        <w:spacing w:line="336" w:lineRule="auto" w:after="180"/>
-      </w:pPr>
-      <w:r>
-        <w:rPr>
-          <w:b w:val="0"/>
-        </w:rPr>
-        <w:t xml:space="preserve">Predict first, test honestly, and explain what the </w:t>
-      </w:r>
-      <w:r>
-        <w:rPr>
-          <w:b/>
-        </w:rPr>
-        <w:t>evidence</w:t>
-      </w:r>
-      <w:r>
-        <w:rPr>
-          <w:b w:val="0"/>
-        </w:rPr>
-        <w:t xml:space="preserve"> means.</w:t>
-      </w:r>
-    </w:p>
-    <w:p>
-      <w:pPr>
-        <w:pStyle w:val="Heading3"/>
-      </w:pPr>
-      <w:r>
-        <w:t>1. Predict</w:t>
-      </w:r>
-    </w:p>
-    <w:p>
-      <w:pPr>
-        <w:spacing w:line="336" w:lineRule="auto" w:after="180"/>
-        <w:shd w:fill="F4F9FC"/>
-      </w:pPr>
-      <w:r>
-        <w:rPr>
-          <w:b w:val="0"/>
-        </w:rPr>
-        <w:t xml:space="preserve">State your </w:t>
-      </w:r>
-      <w:r>
-        <w:rPr>
-          <w:b/>
-        </w:rPr>
-        <w:t>prediction</w:t>
-      </w:r>
-      <w:r>
-        <w:rPr>
-          <w:b w:val="0"/>
-        </w:rPr>
-        <w:t xml:space="preserve"> before the result is known.</w:t>
-      </w:r>
-    </w:p>
-    <w:p>
-      <w:pPr>
-        <w:pStyle w:val="Heading3"/>
-      </w:pPr>
-      <w:r>
-        <w:t>2. Investigate</w:t>
-      </w:r>
-    </w:p>
-    <w:p>
-      <w:pPr>
-        <w:spacing w:line="336" w:lineRule="auto" w:after="180"/>
-        <w:shd w:fill="F4F9FC"/>
-      </w:pPr>
-      <w:r>
-        <w:rPr>
-          <w:b w:val="0"/>
-        </w:rPr>
+        <w:t>The animal target has twelve distinct IDs across four conditions; development covers six day cards and zero night cards. Six copied day files add no distinct animals or night coverage. A targeted choice such as FN1,FN2,ON1,ON2 includes both missing night conditions, leaving FN3 and ON3 unused. Recognition outcomes are still unknown until an actual evaluation of the frozen recognizer. Do not state that all night cards fail merely because night development examples are absent. Reserve Audit a new sound-recognition claim for the individual first attempt.</w:t>
+      </w:r>
+    </w:p>
+    <w:p>
+      <w:pPr>
+        <w:pStyle w:val="Heading2"/>
+      </w:pPr>
+      <w:r>
+        <w:t>Run and record</w:t>
+      </w:r>
+    </w:p>
+    <w:p>
+      <w:pPr>
+        <w:pStyle w:val="ListNumber"/>
+      </w:pPr>
+      <w:r>
         <w:t>Complete the task: Predict failures in an animal set missing night photos.</w:t>
       </w:r>
     </w:p>
     <w:p>
       <w:pPr>
-        <w:pStyle w:val="Heading3"/>
-      </w:pPr>
-      <w:r>
-        <w:t>3. Compare cases</w:t>
-      </w:r>
-    </w:p>
-    <w:p>
-      <w:pPr>
-        <w:spacing w:line="336" w:lineRule="auto" w:after="180"/>
-        <w:shd w:fill="F4F9FC"/>
-      </w:pPr>
-      <w:r>
-        <w:rPr>
-          <w:b w:val="0"/>
-        </w:rPr>
+        <w:pStyle w:val="ListNumber"/>
+      </w:pPr>
+      <w:r>
         <w:t>Keep a normal case and an edge case clearly separated.</w:t>
       </w:r>
     </w:p>
     <w:p>
       <w:pPr>
-        <w:pStyle w:val="Heading3"/>
-      </w:pPr>
-      <w:r>
-        <w:t>4. Record honestly</w:t>
-      </w:r>
-    </w:p>
-    <w:p>
-      <w:pPr>
-        <w:spacing w:line="336" w:lineRule="auto" w:after="180"/>
-        <w:shd w:fill="F4F9FC"/>
-      </w:pPr>
-      <w:r>
-        <w:rPr>
-          <w:b w:val="0"/>
-        </w:rPr>
-        <w:t xml:space="preserve">Record what happened—even when it does not match your </w:t>
-      </w:r>
-      <w:r>
-        <w:rPr>
-          <w:b/>
-        </w:rPr>
-        <w:t>prediction</w:t>
-      </w:r>
-      <w:r>
-        <w:rPr>
-          <w:b w:val="0"/>
-        </w:rPr>
-        <w:t>.</w:t>
-      </w:r>
-    </w:p>
-    <w:p>
-      <w:pPr>
-        <w:pStyle w:val="Heading3"/>
-      </w:pPr>
-      <w:r>
-        <w:t>5. Explain and plan the next test</w:t>
-      </w:r>
-    </w:p>
-    <w:p>
-      <w:pPr>
-        <w:spacing w:line="336" w:lineRule="auto" w:after="180"/>
-        <w:shd w:fill="F4F9FC"/>
-      </w:pPr>
-      <w:r>
-        <w:rPr>
-          <w:b w:val="0"/>
-        </w:rPr>
+        <w:pStyle w:val="ListNumber"/>
+      </w:pPr>
+      <w:r>
+        <w:t>Record what happened—even when it does not match your prediction.</w:t>
+      </w:r>
+    </w:p>
+    <w:p>
+      <w:pPr>
+        <w:pStyle w:val="ListNumber"/>
+      </w:pPr>
+      <w:r>
         <w:t>Explain the result, one limitation, and the next useful test.</w:t>
       </w:r>
     </w:p>
     <w:p>
       <w:pPr>
-        <w:pStyle w:val="Heading3"/>
-      </w:pPr>
-      <w:r>
-        <w:t>Use a fresh case after support</w:t>
-      </w:r>
-    </w:p>
-    <w:p>
-      <w:pPr>
-        <w:spacing w:line="336" w:lineRule="auto" w:after="180"/>
-        <w:shd w:fill="FFF5E6"/>
-      </w:pPr>
-      <w:r>
-        <w:rPr>
-          <w:b w:val="0"/>
-        </w:rPr>
-        <w:t>INDEPENDENCE After support is removed, repeat the proof with a fresh case.</w:t>
-      </w:r>
-    </w:p>
-    <w:p>
-      <w:pPr>
-        <w:pStyle w:val="Heading3"/>
-      </w:pPr>
-      <w:r>
-        <w:t>Make the lab runnable</w:t>
-      </w:r>
-    </w:p>
-    <w:p>
-      <w:pPr>
-        <w:spacing w:line="336" w:lineRule="auto" w:after="180"/>
-      </w:pPr>
-      <w:r>
-        <w:rPr>
-          <w:b w:val="0"/>
-        </w:rPr>
-        <w:t>Use the concrete case as the shared normal case and the independent question as a second case. Each pair creates a boundary or missing-information case and predicts its result before testing.</w:t>
-      </w:r>
-    </w:p>
-    <w:p>
-      <w:pPr>
-        <w:spacing w:line="336" w:lineRule="auto" w:after="180"/>
-      </w:pPr>
-      <w:r>
-        <w:rPr>
-          <w:b w:val="0"/>
-        </w:rPr>
-        <w:t>Keep the expected result separate from an observed mistake.</w:t>
+        <w:pStyle w:val="Heading2"/>
+      </w:pPr>
+      <w:r>
+        <w:t>Keep an inspectable record</w:t>
       </w:r>
     </w:p>
     <w:tbl>
@@ -3777,30 +3514,21 @@
     </w:tbl>
     <w:p>
       <w:pPr>
-        <w:pStyle w:val="Heading3"/>
-      </w:pPr>
-      <w:r>
-        <w:t>Diagnose and reteach</w:t>
-      </w:r>
-    </w:p>
-    <w:p>
-      <w:pPr>
-        <w:pStyle w:val="Heading3"/>
-      </w:pPr>
-      <w:r>
-        <w:t>Find the unsupported claim</w:t>
+        <w:pStyle w:val="Heading2"/>
+      </w:pPr>
+      <w:r>
+        <w:t>Diagnose the first misunderstanding</w:t>
       </w:r>
     </w:p>
     <w:p>
       <w:pPr>
         <w:spacing w:line="336" w:lineRule="auto" w:after="180"/>
-        <w:shd w:fill="F5F1FB"/>
       </w:pPr>
       <w:r>
         <w:rPr>
           <w:b w:val="0"/>
         </w:rPr>
-        <w:t>CLAIM TO REPAIR Ten examples cover every condition.</w:t>
+        <w:t>More records always remove bias: A restricted source can keep excluding the same conditions as its record count grows.</w:t>
       </w:r>
     </w:p>
     <w:p>
@@ -3811,7 +3539,7 @@
         <w:rPr>
           <w:b w:val="0"/>
         </w:rPr>
-        <w:t>For guessing, return to given facts and request a trace. For vocabulary without application, use one example and one non-example. For arithmetic errors, check the setup before the calculation.</w:t>
+        <w:t>Random selection repairs an incomplete list: Excluded cases cannot be selected from a list that does not contain them.</w:t>
       </w:r>
     </w:p>
     <w:p>
@@ -3822,59 +3550,15 @@
         <w:rPr>
           <w:b w:val="0"/>
         </w:rPr>
-        <w:t>Finish with a different uncoached case before recording mastery.</w:t>
-      </w:r>
-    </w:p>
-    <w:p>
-      <w:pPr>
-        <w:pStyle w:val="Heading3"/>
-      </w:pPr>
-      <w:r>
-        <w:t>Address these additional misconceptions</w:t>
-      </w:r>
-    </w:p>
-    <w:p>
-      <w:pPr>
-        <w:spacing w:line="336" w:lineRule="auto" w:after="180"/>
-      </w:pPr>
-      <w:r>
-        <w:rPr>
-          <w:b w:val="0"/>
-        </w:rPr>
-        <w:t>More records always remove bias: A restricted source can keep excluding the same conditions as its record count grows.</w:t>
-      </w:r>
-    </w:p>
-    <w:p>
-      <w:pPr>
-        <w:spacing w:line="336" w:lineRule="auto" w:after="180"/>
-      </w:pPr>
-      <w:r>
-        <w:rPr>
-          <w:b w:val="0"/>
-        </w:rPr>
-        <w:t>Random selection repairs an incomplete list: Excluded cases cannot be selected from a list that does not contain them.</w:t>
-      </w:r>
-    </w:p>
-    <w:p>
-      <w:pPr>
-        <w:spacing w:line="336" w:lineRule="auto" w:after="180"/>
-      </w:pPr>
-      <w:r>
-        <w:rPr>
-          <w:b w:val="0"/>
-        </w:rPr>
         <w:t>Every feature value appears, so every combination appears: Bright circles and dim squares still omit dim circles and bright squares.</w:t>
       </w:r>
     </w:p>
     <w:p>
       <w:pPr>
-        <w:spacing w:line="336" w:lineRule="auto" w:after="180"/>
-      </w:pPr>
-      <w:r>
-        <w:rPr>
-          <w:b w:val="0"/>
-        </w:rPr>
-        <w:t>Zero assessed means every case failed: Zero assessed means no observed recognition outcomes for that group.</w:t>
+        <w:pStyle w:val="Heading2"/>
+      </w:pPr>
+      <w:r>
+        <w:t>Choose support from the response</w:t>
       </w:r>
     </w:p>
     <w:p>
@@ -4033,12 +3717,167 @@
     </w:tbl>
     <w:p>
       <w:pPr>
+        <w:pStyle w:val="Heading2"/>
+      </w:pPr>
+      <w:r>
+        <w:t>Earlier wording, alternatives and picture transcripts · reference / check after trying</w:t>
+      </w:r>
+    </w:p>
+    <w:p>
+      <w:pPr>
         <w:spacing w:line="336" w:lineRule="auto" w:after="180"/>
       </w:pPr>
       <w:r>
         <w:rPr>
           <w:b w:val="0"/>
         </w:rPr>
+        <w:t>Run the weekly evidence lab</w:t>
+      </w:r>
+    </w:p>
+    <w:p>
+      <w:pPr>
+        <w:spacing w:line="336" w:lineRule="auto" w:after="180"/>
+      </w:pPr>
+      <w:r>
+        <w:rPr>
+          <w:b w:val="0"/>
+        </w:rPr>
+        <w:t xml:space="preserve">Predict first, test honestly, and explain what the </w:t>
+      </w:r>
+      <w:r>
+        <w:rPr>
+          <w:b/>
+        </w:rPr>
+        <w:t>evidence</w:t>
+      </w:r>
+      <w:r>
+        <w:rPr>
+          <w:b w:val="0"/>
+        </w:rPr>
+        <w:t xml:space="preserve"> means.</w:t>
+      </w:r>
+    </w:p>
+    <w:p>
+      <w:pPr>
+        <w:spacing w:line="336" w:lineRule="auto" w:after="180"/>
+      </w:pPr>
+      <w:r>
+        <w:rPr>
+          <w:b w:val="0"/>
+        </w:rPr>
+        <w:t xml:space="preserve">State your </w:t>
+      </w:r>
+      <w:r>
+        <w:rPr>
+          <w:b/>
+        </w:rPr>
+        <w:t>prediction</w:t>
+      </w:r>
+      <w:r>
+        <w:rPr>
+          <w:b w:val="0"/>
+        </w:rPr>
+        <w:t xml:space="preserve"> before the result is known.</w:t>
+      </w:r>
+    </w:p>
+    <w:p>
+      <w:pPr>
+        <w:spacing w:line="336" w:lineRule="auto" w:after="180"/>
+      </w:pPr>
+      <w:r>
+        <w:rPr>
+          <w:b w:val="0"/>
+        </w:rPr>
+        <w:t>INDEPENDENCE After support is removed, repeat the proof with a fresh case.</w:t>
+      </w:r>
+    </w:p>
+    <w:p>
+      <w:pPr>
+        <w:pStyle w:val="Heading3"/>
+      </w:pPr>
+      <w:r>
+        <w:t>Make the lab runnable</w:t>
+      </w:r>
+    </w:p>
+    <w:p>
+      <w:pPr>
+        <w:spacing w:line="336" w:lineRule="auto" w:after="180"/>
+      </w:pPr>
+      <w:r>
+        <w:rPr>
+          <w:b w:val="0"/>
+        </w:rPr>
+        <w:t>Use the supplied investigation for shared practice. Keep predictions and observed paper-trace results separate. Reserve Audit a new sound-recognition claim for the individual first attempt before feedback; do not use the reserved case as a paired lab task.</w:t>
+      </w:r>
+    </w:p>
+    <w:p>
+      <w:pPr>
+        <w:pStyle w:val="Heading3"/>
+      </w:pPr>
+      <w:r>
+        <w:t>Diagnose and reteach</w:t>
+      </w:r>
+    </w:p>
+    <w:p>
+      <w:pPr>
+        <w:spacing w:line="336" w:lineRule="auto" w:after="180"/>
+      </w:pPr>
+      <w:r>
+        <w:rPr>
+          <w:b w:val="0"/>
+        </w:rPr>
+        <w:t>CLAIM TO REPAIR Ten examples cover every condition.</w:t>
+      </w:r>
+    </w:p>
+    <w:p>
+      <w:pPr>
+        <w:spacing w:line="336" w:lineRule="auto" w:after="180"/>
+      </w:pPr>
+      <w:r>
+        <w:rPr>
+          <w:b w:val="0"/>
+        </w:rPr>
+        <w:t>For guessing, return to given facts and request a trace. For vocabulary without application, use one example and one non-example. For arithmetic errors, check the setup before the calculation.</w:t>
+      </w:r>
+    </w:p>
+    <w:p>
+      <w:pPr>
+        <w:spacing w:line="336" w:lineRule="auto" w:after="180"/>
+      </w:pPr>
+      <w:r>
+        <w:rPr>
+          <w:b w:val="0"/>
+        </w:rPr>
+        <w:t>Finish with a different uncoached case before recording mastery.</w:t>
+      </w:r>
+    </w:p>
+    <w:p>
+      <w:pPr>
+        <w:pStyle w:val="Heading3"/>
+      </w:pPr>
+      <w:r>
+        <w:t>Address these additional misconceptions</w:t>
+      </w:r>
+    </w:p>
+    <w:p>
+      <w:pPr>
+        <w:spacing w:line="336" w:lineRule="auto" w:after="180"/>
+      </w:pPr>
+      <w:r>
+        <w:rPr>
+          <w:b w:val="0"/>
+        </w:rPr>
+        <w:t>Zero assessed means every case failed: Zero assessed means no observed recognition outcomes for that group.</w:t>
+      </w:r>
+    </w:p>
+    <w:p>
+      <w:pPr>
+        <w:spacing w:line="336" w:lineRule="auto" w:after="180"/>
+      </w:pPr>
+      <w:r>
+        <w:rPr>
+          <w:b w:val="0"/>
+        </w:rPr>
         <w:t>Offer an oral explanation, drawing, enlarged visual or fewer examples when that removes a reading/writing barrier. Keep the same reasoning goal.</w:t>
       </w:r>
     </w:p>
@@ -4058,12 +3897,537 @@
         <w:pStyle w:val="Heading1"/>
       </w:pPr>
       <w:r>
-        <w:t>05. Assess and explain the answers</w:t>
-      </w:r>
-    </w:p>
-    <w:p>
-      <w:r>
-        <w:t>Use the Missing and Unbalanced Examples questions, teacher keys and criteria after the relevant attempts. Previously discussed cases are practice; protect the separately selected independent task.</w:t>
+        <w:t>05. Assess the selected new case</w:t>
+      </w:r>
+    </w:p>
+    <w:p>
+      <w:r>
+        <w:t>Keep this key until after the first attempt; accept valid alternatives with defensible reasoning.</w:t>
+      </w:r>
+    </w:p>
+    <w:p>
+      <w:pPr>
+        <w:pStyle w:val="Heading2"/>
+      </w:pPr>
+      <w:r>
+        <w:t>Selected independent question and key</w:t>
+      </w:r>
+    </w:p>
+    <w:p>
+      <w:pPr>
+        <w:spacing w:line="336" w:lineRule="auto" w:after="180"/>
+      </w:pPr>
+      <w:r>
+        <w:rPr>
+          <w:b w:val="0"/>
+        </w:rPr>
+        <w:t>Selected case: A fixed target has 20 invented clips: 5 quiet bells, 5 noisy bells, 5 quiet claps and 5 noisy claps. A tester selects 4 distinct quiet bells from a quiet-bell-only list; 3 are correctly labelled and 1 is wrong.</w:t>
+      </w:r>
+    </w:p>
+    <w:p>
+      <w:pPr>
+        <w:spacing w:line="336" w:lineRule="auto" w:after="180"/>
+      </w:pPr>
+      <w:r>
+        <w:rPr>
+          <w:b w:val="0"/>
+        </w:rPr>
+        <w:t>Write a supported result, name missing conditions and explain why the result is not established for all 20 clips. Propose an 8-clip plan that includes every condition, with no clip selected twice.</w:t>
+      </w:r>
+    </w:p>
+    <w:p>
+      <w:pPr>
+        <w:spacing w:line="336" w:lineRule="auto" w:after="180"/>
+      </w:pPr>
+      <w:r>
+        <w:rPr>
+          <w:b w:val="0"/>
+        </w:rPr>
+        <w:t>The recogniser is correct on 3 of 4 assessed quiet-bell clips. No noisy bells, quiet claps or noisy claps were assessed; even one quiet-bell clip remains unassessed.</w:t>
+      </w:r>
+    </w:p>
+    <w:p>
+      <w:pPr>
+        <w:spacing w:line="336" w:lineRule="auto" w:after="180"/>
+      </w:pPr>
+      <w:r>
+        <w:rPr>
+          <w:b w:val="0"/>
+        </w:rPr>
+        <w:t xml:space="preserve">The restricted frame and </w:t>
+      </w:r>
+      <w:r>
+        <w:rPr>
+          <w:b/>
+        </w:rPr>
+        <w:t>sample</w:t>
+      </w:r>
+      <w:r>
+        <w:rPr>
+          <w:b w:val="0"/>
+        </w:rPr>
+        <w:t xml:space="preserve"> cannot establish the all-20 result. Select 2 distinct clips from each of the four conditions using the complete target list, document selection before outcomes and report remaining limits.</w:t>
+      </w:r>
+    </w:p>
+    <w:p>
+      <w:pPr>
+        <w:spacing w:line="336" w:lineRule="auto" w:after="180"/>
+      </w:pPr>
+      <w:r>
+        <w:rPr>
+          <w:b w:val="0"/>
+        </w:rPr>
+        <w:t xml:space="preserve">Eight clips improve condition </w:t>
+      </w:r>
+      <w:r>
+        <w:rPr>
+          <w:b/>
+        </w:rPr>
+        <w:t>coverage</w:t>
+      </w:r>
+      <w:r>
+        <w:rPr>
+          <w:b w:val="0"/>
+        </w:rPr>
+        <w:t xml:space="preserve"> but are not all 20.</w:t>
+      </w:r>
+    </w:p>
+    <w:p>
+      <w:pPr>
+        <w:pStyle w:val="Heading2"/>
+      </w:pPr>
+      <w:r>
+        <w:t>Judge explanation, trace and limits</w:t>
+      </w:r>
+    </w:p>
+    <w:tbl>
+      <w:tblPr>
+        <w:tblStyle w:val="LightShading-Accent1"/>
+        <w:tblW w:type="auto" w:w="0"/>
+        <w:tblLook w:firstColumn="1" w:firstRow="1" w:lastColumn="0" w:lastRow="0" w:noHBand="0" w:noVBand="1" w:val="04A0"/>
+      </w:tblPr>
+      <w:tblGrid>
+        <w:gridCol w:w="5112"/>
+        <w:gridCol w:w="5112"/>
+      </w:tblGrid>
+      <w:tr>
+        <w:trPr>
+          <w:tblHeader/>
+        </w:trPr>
+        <w:tc>
+          <w:tcPr>
+            <w:tcW w:type="dxa" w:w="5112"/>
+          </w:tcPr>
+          <w:p>
+            <w:r>
+              <w:t>Dimension</w:t>
+            </w:r>
+          </w:p>
+        </w:tc>
+        <w:tc>
+          <w:tcPr>
+            <w:tcW w:type="dxa" w:w="5112"/>
+          </w:tcPr>
+          <w:p>
+            <w:r>
+              <w:t>Evidence required</w:t>
+            </w:r>
+          </w:p>
+        </w:tc>
+      </w:tr>
+      <w:tr>
+        <w:tc>
+          <w:tcPr>
+            <w:tcW w:type="dxa" w:w="5112"/>
+          </w:tcPr>
+          <w:p>
+            <w:r>
+              <w:t>Explanation</w:t>
+            </w:r>
+          </w:p>
+        </w:tc>
+        <w:tc>
+          <w:tcPr>
+            <w:tcW w:type="dxa" w:w="5112"/>
+          </w:tcPr>
+          <w:p>
+            <w:r>
+              <w:t>Names the applicable idea or procedure and ties it to the supplied facts.</w:t>
+            </w:r>
+          </w:p>
+        </w:tc>
+      </w:tr>
+      <w:tr>
+        <w:tc>
+          <w:tcPr>
+            <w:tcW w:type="dxa" w:w="5112"/>
+          </w:tcPr>
+          <w:p>
+            <w:r>
+              <w:t>Trace and result</w:t>
+            </w:r>
+          </w:p>
+        </w:tc>
+        <w:tc>
+          <w:tcPr>
+            <w:tcW w:type="dxa" w:w="5112"/>
+          </w:tcPr>
+          <w:p>
+            <w:r>
+              <w:t>Preserves the given inputs and shows the relevant intermediate steps; distinguishes a prediction from an observed execution.</w:t>
+            </w:r>
+          </w:p>
+        </w:tc>
+      </w:tr>
+      <w:tr>
+        <w:tc>
+          <w:tcPr>
+            <w:tcW w:type="dxa" w:w="5112"/>
+          </w:tcPr>
+          <w:p>
+            <w:r>
+              <w:t>Limits</w:t>
+            </w:r>
+          </w:p>
+        </w:tc>
+        <w:tc>
+          <w:tcPr>
+            <w:tcW w:type="dxa" w:w="5112"/>
+          </w:tcPr>
+          <w:p>
+            <w:r>
+              <w:t>States the assumptions, missing evidence or conditions under which the result would change.</w:t>
+            </w:r>
+          </w:p>
+        </w:tc>
+      </w:tr>
+    </w:tbl>
+    <w:p>
+      <w:pPr>
+        <w:spacing w:line="336" w:lineRule="auto" w:after="180"/>
+      </w:pPr>
+      <w:r>
+        <w:rPr>
+          <w:b w:val="0"/>
+        </w:rPr>
+        <w:t>Record each dimension as not yet, with support, or independent. Accept a valid alternative procedure with a defensible trace.</w:t>
+      </w:r>
+    </w:p>
+    <w:p>
+      <w:pPr>
+        <w:spacing w:line="336" w:lineRule="auto" w:after="180"/>
+      </w:pPr>
+      <w:r>
+        <w:rPr>
+          <w:b w:val="0"/>
+        </w:rPr>
+        <w:t xml:space="preserve">Do not penalise an honestly recorded model failure if the learner correctly explains its </w:t>
+      </w:r>
+      <w:r>
+        <w:rPr>
+          <w:b/>
+        </w:rPr>
+        <w:t>evidence</w:t>
+      </w:r>
+      <w:r>
+        <w:rPr>
+          <w:b w:val="0"/>
+        </w:rPr>
+        <w:t xml:space="preserve"> and limits.</w:t>
+      </w:r>
+    </w:p>
+    <w:p>
+      <w:pPr>
+        <w:pStyle w:val="Heading2"/>
+      </w:pPr>
+      <w:r>
+        <w:t>Give one usable repair action</w:t>
+      </w:r>
+    </w:p>
+    <w:p>
+      <w:pPr>
+        <w:spacing w:line="336" w:lineRule="auto" w:after="180"/>
+      </w:pPr>
+      <w:r>
+        <w:rPr>
+          <w:b w:val="0"/>
+        </w:rPr>
+        <w:t>Name the earliest unsupported step and give one action to repair it. Have the learner make that repair now and explain why. Then assess the relevant skill on a fresh, fully specified case.</w:t>
+      </w:r>
+    </w:p>
+    <w:p>
+      <w:pPr>
+        <w:spacing w:line="336" w:lineRule="auto" w:after="180"/>
+      </w:pPr>
+      <w:r>
+        <w:rPr>
+          <w:b w:val="0"/>
+        </w:rPr>
+        <w:t>Confirm it was not previously practised with feedback; solve and check the new case before assigning it. A follow-up design prompt is a starting brief, not automatically an equivalent test.</w:t>
+      </w:r>
+    </w:p>
+    <w:p>
+      <w:pPr>
+        <w:pStyle w:val="Heading2"/>
+      </w:pPr>
+      <w:r>
+        <w:t>W1 Name target, frame and sample</w:t>
+      </w:r>
+    </w:p>
+    <w:p>
+      <w:pPr>
+        <w:spacing w:line="336" w:lineRule="auto" w:after="180"/>
+      </w:pPr>
+      <w:r>
+        <w:rPr>
+          <w:b w:val="0"/>
+        </w:rPr>
+        <w:t xml:space="preserve">Use the 24-card investigation. State the target collection, the original six-card </w:t>
+      </w:r>
+      <w:r>
+        <w:rPr>
+          <w:b/>
+        </w:rPr>
+        <w:t>sample</w:t>
+      </w:r>
+      <w:r>
+        <w:rPr>
+          <w:b w:val="0"/>
+        </w:rPr>
+        <w:t xml:space="preserve"> and the three absent conditions.</w:t>
+      </w:r>
+    </w:p>
+    <w:p>
+      <w:pPr>
+        <w:spacing w:line="336" w:lineRule="auto" w:after="180"/>
+      </w:pPr>
+      <w:r>
+        <w:rPr>
+          <w:b w:val="0"/>
+        </w:rPr>
+        <w:t>If the selection list contains only bright-circle IDs, explain why random selection from that list cannot reach every target condition.</w:t>
+      </w:r>
+    </w:p>
+    <w:p>
+      <w:pPr>
+        <w:spacing w:line="336" w:lineRule="auto" w:after="180"/>
+      </w:pPr>
+      <w:r>
+        <w:rPr>
+          <w:b w:val="0"/>
+        </w:rPr>
+        <w:t xml:space="preserve">The target is all 24 specified cards across four conditions. The </w:t>
+      </w:r>
+      <w:r>
+        <w:rPr>
+          <w:b/>
+        </w:rPr>
+        <w:t>sample</w:t>
+      </w:r>
+      <w:r>
+        <w:rPr>
+          <w:b w:val="0"/>
+        </w:rPr>
+        <w:t xml:space="preserve"> is the 6 bright-circle cards. Dim circles, bright squares and dim squares are absent.</w:t>
+      </w:r>
+    </w:p>
+    <w:p>
+      <w:pPr>
+        <w:spacing w:line="336" w:lineRule="auto" w:after="180"/>
+      </w:pPr>
+      <w:r>
+        <w:rPr>
+          <w:b w:val="0"/>
+        </w:rPr>
+        <w:t>A frame containing only bright-circle IDs excludes every other condition, regardless of how randomly IDs are drawn from it.</w:t>
+      </w:r>
+    </w:p>
+    <w:p>
+      <w:pPr>
+        <w:pStyle w:val="Heading2"/>
+      </w:pPr>
+      <w:r>
+        <w:t>W2 Separate files from distinct cases</w:t>
+      </w:r>
+    </w:p>
+    <w:p>
+      <w:pPr>
+        <w:spacing w:line="336" w:lineRule="auto" w:after="180"/>
+      </w:pPr>
+      <w:r>
+        <w:rPr>
+          <w:b w:val="0"/>
+        </w:rPr>
+        <w:t xml:space="preserve">Each of the six original </w:t>
+      </w:r>
+      <w:r>
+        <w:rPr>
+          <w:b/>
+        </w:rPr>
+        <w:t>sample</w:t>
+      </w:r>
+      <w:r>
+        <w:rPr>
+          <w:b w:val="0"/>
+        </w:rPr>
+        <w:t>d cards is photographed twice. State the number of image files and distinct cards. Has this covered a new shape or lighting condition? Explain why the counts need different labels.</w:t>
+      </w:r>
+    </w:p>
+    <w:p>
+      <w:pPr>
+        <w:spacing w:line="336" w:lineRule="auto" w:after="180"/>
+      </w:pPr>
+      <w:r>
+        <w:rPr>
+          <w:b w:val="0"/>
+        </w:rPr>
+        <w:t>There are 12 image files but still 6 distinct cards, all bright circles. No new shape or lighting condition has been covered.</w:t>
+      </w:r>
+    </w:p>
+    <w:p>
+      <w:pPr>
+        <w:spacing w:line="336" w:lineRule="auto" w:after="180"/>
+      </w:pPr>
+      <w:r>
+        <w:rPr>
+          <w:b w:val="0"/>
+        </w:rPr>
+        <w:t xml:space="preserve">Multiple records of the same cases are not 12 distinct </w:t>
+      </w:r>
+      <w:r>
+        <w:rPr>
+          <w:b/>
+        </w:rPr>
+        <w:t>sample</w:t>
+      </w:r>
+      <w:r>
+        <w:rPr>
+          <w:b w:val="0"/>
+        </w:rPr>
+        <w:t>d cards and do not resolve the missing conditions.</w:t>
+      </w:r>
+    </w:p>
+    <w:p>
+      <w:pPr>
+        <w:pStyle w:val="Heading2"/>
+      </w:pPr>
+      <w:r>
+        <w:t>W3 Read a coverage table in combinations</w:t>
+      </w:r>
+    </w:p>
+    <w:p>
+      <w:pPr>
+        <w:spacing w:line="336" w:lineRule="auto" w:after="180"/>
+      </w:pPr>
+      <w:r>
+        <w:rPr>
+          <w:b w:val="0"/>
+        </w:rPr>
+        <w:t>A different test includes 3 bright circles and 3 dim squares. A designer says it covers both shapes and both lighting conditions, so no combinations are missing.</w:t>
+      </w:r>
+    </w:p>
+    <w:p>
+      <w:pPr>
+        <w:spacing w:line="336" w:lineRule="auto" w:after="180"/>
+      </w:pPr>
+      <w:r>
+        <w:rPr>
+          <w:b w:val="0"/>
+        </w:rPr>
+        <w:t>Identify the missing combinations and propose six additional distinct cards to investigate them.</w:t>
+      </w:r>
+    </w:p>
+    <w:p>
+      <w:pPr>
+        <w:spacing w:line="336" w:lineRule="auto" w:after="180"/>
+      </w:pPr>
+      <w:r>
+        <w:rPr>
+          <w:b w:val="0"/>
+        </w:rPr>
+        <w:t>Dim circles and bright squares are missing, even though circle, square, bright and dim each occur somewhere. Add 3 distinct dim circles and 3 distinct bright squares from the target collection.</w:t>
+      </w:r>
+    </w:p>
+    <w:p>
+      <w:pPr>
+        <w:spacing w:line="336" w:lineRule="auto" w:after="180"/>
+      </w:pPr>
+      <w:r>
+        <w:rPr>
+          <w:b w:val="0"/>
+        </w:rPr>
+        <w:t>This addresses those combination gaps but does not establish every unassessed card outcome.</w:t>
+      </w:r>
+    </w:p>
+    <w:p>
+      <w:pPr>
+        <w:pStyle w:val="Heading2"/>
+      </w:pPr>
+      <w:r>
+        <w:t>W5 Report a selected case without an outcome</w:t>
+      </w:r>
+    </w:p>
+    <w:p>
+      <w:pPr>
+        <w:spacing w:line="336" w:lineRule="auto" w:after="180"/>
+      </w:pPr>
+      <w:r>
+        <w:rPr>
+          <w:b w:val="0"/>
+        </w:rPr>
+        <w:t>An 8-clip plan selects 2 from each sound condition. One selected noisy-clap file cannot be opened. The task measures recognition correctness only. State selected and assessed counts and the assessed count for each condition.</w:t>
+      </w:r>
+    </w:p>
+    <w:p>
+      <w:pPr>
+        <w:spacing w:line="336" w:lineRule="auto" w:after="180"/>
+      </w:pPr>
+      <w:r>
+        <w:rPr>
+          <w:b w:val="0"/>
+        </w:rPr>
+        <w:t>Explain why a report of all 8 checked is wrong, and how to handle the missing file transparently.</w:t>
+      </w:r>
+    </w:p>
+    <w:p>
+      <w:pPr>
+        <w:spacing w:line="336" w:lineRule="auto" w:after="180"/>
+      </w:pPr>
+      <w:r>
+        <w:rPr>
+          <w:b w:val="0"/>
+        </w:rPr>
+        <w:t>Eight clips were selected; seven were assessed. Quiet bells, noisy bells and quiet claps each have 2 assessed; noisy claps have 1 assessed and 1 unassessed file. No recognition outcome is available for the unopened file.</w:t>
+      </w:r>
+    </w:p>
+    <w:p>
+      <w:pPr>
+        <w:spacing w:line="336" w:lineRule="auto" w:after="180"/>
+      </w:pPr>
+      <w:r>
+        <w:rPr>
+          <w:b w:val="0"/>
+        </w:rPr>
+        <w:t>Log its ID and reason, recover it if possible, and document any replacement rule without choosing on outcomes. Do not label its recognition result correct or wrong or hide its absence.</w:t>
+      </w:r>
+    </w:p>
+    <w:p>
+      <w:pPr>
+        <w:pStyle w:val="Heading2"/>
+      </w:pPr>
+      <w:r>
+        <w:t>Earlier wording, alternatives and picture transcripts · reference / check after trying</w:t>
+      </w:r>
+    </w:p>
+    <w:p>
+      <w:pPr>
+        <w:spacing w:line="336" w:lineRule="auto" w:after="180"/>
+      </w:pPr>
+      <w:r>
+        <w:rPr>
+          <w:b w:val="0"/>
+        </w:rPr>
+        <w:t>Assess and explain the answers</w:t>
       </w:r>
     </w:p>
     <w:p>
@@ -4076,22 +4440,32 @@
     </w:p>
     <w:p>
       <w:pPr>
+        <w:spacing w:line="336" w:lineRule="auto" w:after="180"/>
+      </w:pPr>
+      <w:r>
+        <w:rPr>
+          <w:b w:val="0"/>
+        </w:rPr>
+        <w:t>Low light is poorly represented. Add varied, correctly labelled low-light examples if that use is intended. Copies of one photo do not add equivalent variety.</w:t>
+      </w:r>
+    </w:p>
+    <w:p>
+      <w:pPr>
         <w:pStyle w:val="Heading3"/>
       </w:pPr>
       <w:r>
-        <w:t>Teacher key · Worked case answer</w:t>
+        <w:t>Additional transfer practice question</w:t>
       </w:r>
     </w:p>
     <w:p>
       <w:pPr>
         <w:spacing w:line="336" w:lineRule="auto" w:after="180"/>
-        <w:shd w:fill="F1F6FC"/>
       </w:pPr>
       <w:r>
         <w:rPr>
           <w:b w:val="0"/>
         </w:rPr>
-        <w:t>Low light is poorly represented. Add varied, correctly labelled low-light examples if that use is intended. Copies of one photo do not add equivalent variety.</w:t>
+        <w:t>A photo sorter trains on ten bright photos and no dim photos. What group of examples is missing? Design a test that reveals the gap.</w:t>
       </w:r>
     </w:p>
     <w:p>
@@ -4099,49 +4473,12 @@
         <w:pStyle w:val="Heading3"/>
       </w:pPr>
       <w:r>
-        <w:t>Independent question</w:t>
-      </w:r>
-    </w:p>
-    <w:p>
-      <w:pPr>
-        <w:pStyle w:val="Heading3"/>
-      </w:pPr>
-      <w:r>
-        <w:t>Independent question · withhold the key</w:t>
+        <w:t>Reasoned practice answer</w:t>
       </w:r>
     </w:p>
     <w:p>
       <w:pPr>
         <w:spacing w:line="336" w:lineRule="auto" w:after="180"/>
-        <w:shd w:fill="F5F1FB"/>
-      </w:pPr>
-      <w:r>
-        <w:rPr>
-          <w:b w:val="0"/>
-        </w:rPr>
-        <w:t>A photo sorter trains on ten bright photos and no dim photos. What group of examples is missing? Design a test that reveals the gap.</w:t>
-      </w:r>
-    </w:p>
-    <w:p>
-      <w:pPr>
-        <w:pStyle w:val="Heading3"/>
-      </w:pPr>
-      <w:r>
-        <w:t>Expected independent answer</w:t>
-      </w:r>
-    </w:p>
-    <w:p>
-      <w:pPr>
-        <w:pStyle w:val="Heading3"/>
-      </w:pPr>
-      <w:r>
-        <w:t>Teacher key · Expected independent answer</w:t>
-      </w:r>
-    </w:p>
-    <w:p>
-      <w:pPr>
-        <w:spacing w:line="336" w:lineRule="auto" w:after="180"/>
-        <w:shd w:fill="F1F6FC"/>
       </w:pPr>
       <w:r>
         <w:rPr>
@@ -4447,34 +4784,143 @@
     </w:p>
     <w:p>
       <w:pPr>
+        <w:spacing w:line="336" w:lineRule="auto" w:after="180"/>
+      </w:pPr>
+      <w:r>
+        <w:rPr>
+          <w:b w:val="0"/>
+        </w:rPr>
+        <w:t>No. Copies add no new dark situations. Collect permitted photos of several distinct objects under relevant low-light conditions, with reliable labels.</w:t>
+      </w:r>
+    </w:p>
+    <w:p>
+      <w:pPr>
+        <w:spacing w:line="336" w:lineRule="auto" w:after="180"/>
+      </w:pPr>
+      <w:r>
+        <w:rPr>
+          <w:b w:val="0"/>
+        </w:rPr>
+        <w:t>Keep related views together when separating evaluation examples so familiar objects do not inflate results.</w:t>
+      </w:r>
+    </w:p>
+    <w:p>
+      <w:pPr>
         <w:pStyle w:val="Heading3"/>
       </w:pPr>
       <w:r>
-        <w:t>Teacher key · Original transfer answer</w:t>
+        <w:t>Explanations for the additional workbook examples</w:t>
+      </w:r>
+    </w:p>
+    <w:p>
+      <w:pPr>
+        <w:pStyle w:val="Heading3"/>
+      </w:pPr>
+      <w:r>
+        <w:t>W1 Name target, frame and sample</w:t>
+      </w:r>
+    </w:p>
+    <w:p>
+      <w:pPr>
+        <w:pStyle w:val="Heading3"/>
+      </w:pPr>
+      <w:r>
+        <w:t>W2 Separate files from distinct cases</w:t>
+      </w:r>
+    </w:p>
+    <w:p>
+      <w:pPr>
+        <w:pStyle w:val="Heading3"/>
+      </w:pPr>
+      <w:r>
+        <w:t>W3 Read a coverage table in combinations</w:t>
+      </w:r>
+    </w:p>
+    <w:p>
+      <w:pPr>
+        <w:pStyle w:val="Heading3"/>
+      </w:pPr>
+      <w:r>
+        <w:t>W4 Audit a new sound-recognition claim</w:t>
       </w:r>
     </w:p>
     <w:p>
       <w:pPr>
         <w:spacing w:line="336" w:lineRule="auto" w:after="180"/>
-        <w:shd w:fill="F1F6FC"/>
       </w:pPr>
       <w:r>
         <w:rPr>
           <w:b w:val="0"/>
         </w:rPr>
-        <w:t>No. Copies add no new dark situations. Collect permitted photos of several distinct objects under relevant low-light conditions, with reliable labels.</w:t>
+        <w:t>A fixed target has 20 invented clips: 5 quiet bells, 5 noisy bells, 5 quiet claps and 5 noisy claps. A tester selects 4 distinct quiet bells from a quiet-bell-only list; 3 are correctly labelled and 1 is wrong.</w:t>
       </w:r>
     </w:p>
     <w:p>
       <w:pPr>
         <w:spacing w:line="336" w:lineRule="auto" w:after="180"/>
-        <w:shd w:fill="F1F6FC"/>
       </w:pPr>
       <w:r>
         <w:rPr>
           <w:b w:val="0"/>
         </w:rPr>
-        <w:t>Keep related views together when separating evaluation examples so familiar objects do not inflate results.</w:t>
+        <w:t>Write a supported result, name missing conditions and explain why the result is not established for all 20 clips. Propose an 8-clip plan that includes every condition, with no clip selected twice.</w:t>
+      </w:r>
+    </w:p>
+    <w:p>
+      <w:pPr>
+        <w:spacing w:line="336" w:lineRule="auto" w:after="180"/>
+      </w:pPr>
+      <w:r>
+        <w:rPr>
+          <w:b w:val="0"/>
+        </w:rPr>
+        <w:t>The recogniser is correct on 3 of 4 assessed quiet-bell clips. No noisy bells, quiet claps or noisy claps were assessed; even one quiet-bell clip remains unassessed.</w:t>
+      </w:r>
+    </w:p>
+    <w:p>
+      <w:pPr>
+        <w:spacing w:line="336" w:lineRule="auto" w:after="180"/>
+      </w:pPr>
+      <w:r>
+        <w:rPr>
+          <w:b w:val="0"/>
+        </w:rPr>
+        <w:t xml:space="preserve">The restricted frame and </w:t>
+      </w:r>
+      <w:r>
+        <w:rPr>
+          <w:b/>
+        </w:rPr>
+        <w:t>sample</w:t>
+      </w:r>
+      <w:r>
+        <w:rPr>
+          <w:b w:val="0"/>
+        </w:rPr>
+        <w:t xml:space="preserve"> cannot establish the all-20 result. Select 2 distinct clips from each of the four conditions using the complete target list, document selection before outcomes and report remaining limits.</w:t>
+      </w:r>
+    </w:p>
+    <w:p>
+      <w:pPr>
+        <w:spacing w:line="336" w:lineRule="auto" w:after="180"/>
+      </w:pPr>
+      <w:r>
+        <w:rPr>
+          <w:b w:val="0"/>
+        </w:rPr>
+        <w:t xml:space="preserve">Eight clips improve condition </w:t>
+      </w:r>
+      <w:r>
+        <w:rPr>
+          <w:b/>
+        </w:rPr>
+        <w:t>coverage</w:t>
+      </w:r>
+      <w:r>
+        <w:rPr>
+          <w:b w:val="0"/>
+        </w:rPr>
+        <w:t xml:space="preserve"> but are not all 20.</w:t>
       </w:r>
     </w:p>
     <w:p>
@@ -4482,7 +4928,7 @@
         <w:pStyle w:val="Heading3"/>
       </w:pPr>
       <w:r>
-        <w:t>Explanations for the additional workbook examples</w:t>
+        <w:t>W5 Report a selected case without an outcome</w:t>
       </w:r>
     </w:p>
     <w:p>
@@ -4490,7 +4936,7 @@
         <w:pStyle w:val="Heading3"/>
       </w:pPr>
       <w:r>
-        <w:t>W1 Name target, frame and sample</w:t>
+        <w:t>Assess independent transfer</w:t>
       </w:r>
     </w:p>
     <w:p>
@@ -4498,982 +4944,224 @@
         <w:pStyle w:val="Heading3"/>
       </w:pPr>
       <w:r>
-        <w:t>Workbook question · W1</w:t>
+        <w:t>Selected case answer</w:t>
+      </w:r>
+    </w:p>
+    <w:p>
+      <w:pPr>
+        <w:pStyle w:val="Heading3"/>
+      </w:pPr>
+      <w:r>
+        <w:t>Feedback that the learner uses</w:t>
+      </w:r>
+    </w:p>
+    <w:p>
+      <w:pPr>
+        <w:pStyle w:val="Heading1"/>
+      </w:pPr>
+      <w:r>
+        <w:t>06. Connect, adapt and return</w:t>
+      </w:r>
+    </w:p>
+    <w:p>
+      <w:r>
+        <w:t>Retain the project evidence and revisit the reasoning on a changed case.</w:t>
+      </w:r>
+    </w:p>
+    <w:p>
+      <w:pPr>
+        <w:pStyle w:val="Heading2"/>
+      </w:pPr>
+      <w:r>
+        <w:t>Project evidence to keep</w:t>
       </w:r>
     </w:p>
     <w:p>
       <w:pPr>
         <w:spacing w:line="336" w:lineRule="auto" w:after="180"/>
-        <w:shd w:fill="F5F1FB"/>
       </w:pPr>
       <w:r>
         <w:rPr>
           <w:b w:val="0"/>
         </w:rPr>
-        <w:t xml:space="preserve">Use the 24-card investigation. State the target collection, the original six-card </w:t>
+        <w:t>List normal, low-light, partly hidden, worn, and unusual items; mark which conditions are missing from the sorter data.</w:t>
+      </w:r>
+    </w:p>
+    <w:p>
+      <w:pPr>
+        <w:spacing w:line="336" w:lineRule="auto" w:after="180"/>
+      </w:pPr>
+      <w:r>
+        <w:rPr>
+          <w:b w:val="0"/>
+        </w:rPr>
+        <w:t xml:space="preserve">Keep the decision, </w:t>
       </w:r>
       <w:r>
         <w:rPr>
           <w:b/>
         </w:rPr>
+        <w:t>input</w:t>
+      </w:r>
+      <w:r>
+        <w:rPr>
+          <w:b w:val="0"/>
+        </w:rPr>
+        <w:t xml:space="preserve">, result, explanation and remaining limitation in the project </w:t>
+      </w:r>
+      <w:r>
+        <w:rPr>
+          <w:b/>
+        </w:rPr>
+        <w:t>evidence</w:t>
+      </w:r>
+      <w:r>
+        <w:rPr>
+          <w:b w:val="0"/>
+        </w:rPr>
+        <w:t xml:space="preserve"> record. Retrieve this record next week rather than restarting the project.</w:t>
+      </w:r>
+    </w:p>
+    <w:p>
+      <w:pPr>
+        <w:spacing w:line="336" w:lineRule="auto" w:after="180"/>
+      </w:pPr>
+      <w:r>
+        <w:rPr>
+          <w:b w:val="0"/>
+        </w:rPr>
+        <w:t xml:space="preserve">Create a sorter </w:t>
+      </w:r>
+      <w:r>
+        <w:rPr>
+          <w:b/>
+        </w:rPr>
+        <w:t>coverage</w:t>
+      </w:r>
+      <w:r>
+        <w:rPr>
+          <w:b w:val="0"/>
+        </w:rPr>
+        <w:t xml:space="preserve"> table crossing important classroom conditions, then state which groups each test actually represents.</w:t>
+      </w:r>
+    </w:p>
+    <w:p>
+      <w:pPr>
+        <w:pStyle w:val="Heading2"/>
+      </w:pPr>
+      <w:r>
+        <w:t>Support while preserving the reasoning goal</w:t>
+      </w:r>
+    </w:p>
+    <w:p>
+      <w:pPr>
+        <w:spacing w:line="336" w:lineRule="auto" w:after="180"/>
+      </w:pPr>
+      <w:r>
+        <w:rPr>
+          <w:b w:val="0"/>
+        </w:rPr>
+        <w:t xml:space="preserve">Use physical cards, spoken explanations and a three-stage drawing. Read aloud without giving the answer. Stretch: compare two </w:t>
+      </w:r>
+      <w:r>
+        <w:rPr>
+          <w:b/>
+        </w:rPr>
+        <w:t>mechanism</w:t>
+      </w:r>
+      <w:r>
+        <w:rPr>
+          <w:b w:val="0"/>
+        </w:rPr>
+        <w:t xml:space="preserve">s with the same visible </w:t>
+      </w:r>
+      <w:r>
+        <w:rPr>
+          <w:b/>
+        </w:rPr>
+        <w:t>output</w:t>
+      </w:r>
+      <w:r>
+        <w:rPr>
+          <w:b w:val="0"/>
+        </w:rPr>
+        <w:t xml:space="preserve"> and explain what </w:t>
+      </w:r>
+      <w:r>
+        <w:rPr>
+          <w:b/>
+        </w:rPr>
+        <w:t>evidence</w:t>
+      </w:r>
+      <w:r>
+        <w:rPr>
+          <w:b w:val="0"/>
+        </w:rPr>
+        <w:t xml:space="preserve"> distinguishes them.</w:t>
+      </w:r>
+    </w:p>
+    <w:p>
+      <w:pPr>
+        <w:spacing w:line="336" w:lineRule="auto" w:after="180"/>
+      </w:pPr>
+      <w:r>
+        <w:rPr>
+          <w:b w:val="0"/>
+        </w:rPr>
+        <w:t>Place paper IDs in four labelled boxes and physically mark selected and assessed cards. Provide the column headings while students fill the counts.</w:t>
+      </w:r>
+    </w:p>
+    <w:p>
+      <w:pPr>
+        <w:spacing w:line="336" w:lineRule="auto" w:after="180"/>
+      </w:pPr>
+      <w:r>
+        <w:rPr>
+          <w:b w:val="0"/>
+        </w:rPr>
+        <w:t>Extension: explain why a full assessment of this fixed 24-card population still would not prove correctness on every future photograph.</w:t>
+      </w:r>
+    </w:p>
+    <w:p>
+      <w:pPr>
+        <w:spacing w:line="336" w:lineRule="auto" w:after="180"/>
+      </w:pPr>
+      <w:r>
+        <w:rPr>
+          <w:b w:val="0"/>
+        </w:rPr>
+        <w:t>W4 requires 3 of 4 quiet bells, all three missing conditions, recognition that the all-20 result is unestablished, and an 8-clip plan with distinct cases from all four conditions; 2 per condition is one valid plan.</w:t>
+      </w:r>
+    </w:p>
+    <w:p>
+      <w:pPr>
+        <w:spacing w:line="336" w:lineRule="auto" w:after="180"/>
+      </w:pPr>
+      <w:r>
+        <w:rPr>
+          <w:b w:val="0"/>
+        </w:rPr>
+        <w:t xml:space="preserve">After support use a </w:t>
+      </w:r>
+      <w:r>
+        <w:rPr>
+          <w:b/>
+        </w:rPr>
         <w:t>sample</w:t>
       </w:r>
       <w:r>
         <w:rPr>
           <w:b w:val="0"/>
         </w:rPr>
-        <w:t xml:space="preserve"> and the three absent conditions.</w:t>
-      </w:r>
-    </w:p>
-    <w:p>
-      <w:pPr>
-        <w:spacing w:line="336" w:lineRule="auto" w:after="180"/>
-        <w:shd w:fill="F5F1FB"/>
-      </w:pPr>
-      <w:r>
-        <w:rPr>
-          <w:b w:val="0"/>
-        </w:rPr>
-        <w:t>If the selection list contains only bright-circle IDs, explain why random selection from that list cannot reach every target condition.</w:t>
-      </w:r>
-    </w:p>
-    <w:p>
-      <w:pPr>
-        <w:pStyle w:val="Heading3"/>
-      </w:pPr>
-      <w:r>
-        <w:t>Teacher reasoning · W1</w:t>
-      </w:r>
-    </w:p>
-    <w:p>
-      <w:pPr>
-        <w:spacing w:line="336" w:lineRule="auto" w:after="180"/>
-        <w:shd w:fill="F1F6FC"/>
-      </w:pPr>
-      <w:r>
-        <w:rPr>
-          <w:b w:val="0"/>
-        </w:rPr>
-        <w:t xml:space="preserve">The target is all 24 specified cards across four conditions. The </w:t>
-      </w:r>
-      <w:r>
-        <w:rPr>
-          <w:b/>
-        </w:rPr>
-        <w:t>sample</w:t>
-      </w:r>
-      <w:r>
-        <w:rPr>
-          <w:b w:val="0"/>
-        </w:rPr>
-        <w:t xml:space="preserve"> is the 6 bright-circle cards. Dim circles, bright squares and dim squares are absent.</w:t>
-      </w:r>
-    </w:p>
-    <w:p>
-      <w:pPr>
-        <w:spacing w:line="336" w:lineRule="auto" w:after="180"/>
-        <w:shd w:fill="F1F6FC"/>
-      </w:pPr>
-      <w:r>
-        <w:rPr>
-          <w:b w:val="0"/>
-        </w:rPr>
-        <w:t>A frame containing only bright-circle IDs excludes every other condition, regardless of how randomly IDs are drawn from it.</w:t>
-      </w:r>
-    </w:p>
-    <w:p>
-      <w:pPr>
-        <w:pStyle w:val="Heading3"/>
-      </w:pPr>
-      <w:r>
-        <w:t>W2 Separate files from distinct cases</w:t>
-      </w:r>
-    </w:p>
-    <w:p>
-      <w:pPr>
-        <w:pStyle w:val="Heading3"/>
-      </w:pPr>
-      <w:r>
-        <w:t>Workbook question · W2</w:t>
-      </w:r>
-    </w:p>
-    <w:p>
-      <w:pPr>
-        <w:spacing w:line="336" w:lineRule="auto" w:after="180"/>
-        <w:shd w:fill="F5F1FB"/>
-      </w:pPr>
-      <w:r>
-        <w:rPr>
-          <w:b w:val="0"/>
-        </w:rPr>
-        <w:t xml:space="preserve">Each of the six original </w:t>
-      </w:r>
-      <w:r>
-        <w:rPr>
-          <w:b/>
-        </w:rPr>
-        <w:t>sample</w:t>
-      </w:r>
-      <w:r>
-        <w:rPr>
-          <w:b w:val="0"/>
-        </w:rPr>
-        <w:t>d cards is photographed twice. State the number of image files and distinct cards. Has this covered a new shape or lighting condition? Explain why the counts need different labels.</w:t>
-      </w:r>
-    </w:p>
-    <w:p>
-      <w:pPr>
-        <w:pStyle w:val="Heading3"/>
-      </w:pPr>
-      <w:r>
-        <w:t>Teacher reasoning · W2</w:t>
-      </w:r>
-    </w:p>
-    <w:p>
-      <w:pPr>
-        <w:spacing w:line="336" w:lineRule="auto" w:after="180"/>
-        <w:shd w:fill="F1F6FC"/>
-      </w:pPr>
-      <w:r>
-        <w:rPr>
-          <w:b w:val="0"/>
-        </w:rPr>
-        <w:t>There are 12 image files but still 6 distinct cards, all bright circles. No new shape or lighting condition has been covered.</w:t>
-      </w:r>
-    </w:p>
-    <w:p>
-      <w:pPr>
-        <w:spacing w:line="336" w:lineRule="auto" w:after="180"/>
-        <w:shd w:fill="F1F6FC"/>
-      </w:pPr>
-      <w:r>
-        <w:rPr>
-          <w:b w:val="0"/>
-        </w:rPr>
-        <w:t xml:space="preserve">Multiple records of the same cases are not 12 distinct </w:t>
-      </w:r>
-      <w:r>
-        <w:rPr>
-          <w:b/>
-        </w:rPr>
-        <w:t>sample</w:t>
-      </w:r>
-      <w:r>
-        <w:rPr>
-          <w:b w:val="0"/>
-        </w:rPr>
-        <w:t>d cards and do not resolve the missing conditions.</w:t>
-      </w:r>
-    </w:p>
-    <w:p>
-      <w:pPr>
-        <w:pStyle w:val="Heading3"/>
-      </w:pPr>
-      <w:r>
-        <w:t>W3 Read a coverage table in combinations</w:t>
-      </w:r>
-    </w:p>
-    <w:p>
-      <w:pPr>
-        <w:pStyle w:val="Heading3"/>
-      </w:pPr>
-      <w:r>
-        <w:t>Workbook question · W3</w:t>
-      </w:r>
-    </w:p>
-    <w:p>
-      <w:pPr>
-        <w:spacing w:line="336" w:lineRule="auto" w:after="180"/>
-        <w:shd w:fill="F5F1FB"/>
-      </w:pPr>
-      <w:r>
-        <w:rPr>
-          <w:b w:val="0"/>
-        </w:rPr>
-        <w:t>A different test includes 3 bright circles and 3 dim squares. A designer says it covers both shapes and both lighting conditions, so no combinations are missing.</w:t>
-      </w:r>
-    </w:p>
-    <w:p>
-      <w:pPr>
-        <w:spacing w:line="336" w:lineRule="auto" w:after="180"/>
-        <w:shd w:fill="F5F1FB"/>
-      </w:pPr>
-      <w:r>
-        <w:rPr>
-          <w:b w:val="0"/>
-        </w:rPr>
-        <w:t>Identify the missing combinations and propose six additional distinct cards to investigate them.</w:t>
-      </w:r>
-    </w:p>
-    <w:p>
-      <w:pPr>
-        <w:pStyle w:val="Heading3"/>
-      </w:pPr>
-      <w:r>
-        <w:t>Teacher reasoning · W3</w:t>
-      </w:r>
-    </w:p>
-    <w:p>
-      <w:pPr>
-        <w:spacing w:line="336" w:lineRule="auto" w:after="180"/>
-        <w:shd w:fill="F1F6FC"/>
-      </w:pPr>
-      <w:r>
-        <w:rPr>
-          <w:b w:val="0"/>
-        </w:rPr>
-        <w:t>Dim circles and bright squares are missing, even though circle, square, bright and dim each occur somewhere. Add 3 distinct dim circles and 3 distinct bright squares from the target collection.</w:t>
-      </w:r>
-    </w:p>
-    <w:p>
-      <w:pPr>
-        <w:spacing w:line="336" w:lineRule="auto" w:after="180"/>
-        <w:shd w:fill="F1F6FC"/>
-      </w:pPr>
-      <w:r>
-        <w:rPr>
-          <w:b w:val="0"/>
-        </w:rPr>
-        <w:t>This addresses those combination gaps but does not establish every unassessed card outcome.</w:t>
-      </w:r>
-    </w:p>
-    <w:p>
-      <w:pPr>
-        <w:pStyle w:val="Heading3"/>
-      </w:pPr>
-      <w:r>
-        <w:t>W4 Audit a new sound-recognition claim</w:t>
-      </w:r>
-    </w:p>
-    <w:p>
-      <w:pPr>
-        <w:pStyle w:val="Heading3"/>
-      </w:pPr>
-      <w:r>
-        <w:t>Workbook question · W4</w:t>
-      </w:r>
-    </w:p>
-    <w:p>
-      <w:pPr>
-        <w:spacing w:line="336" w:lineRule="auto" w:after="180"/>
-        <w:shd w:fill="F5F1FB"/>
-      </w:pPr>
-      <w:r>
-        <w:rPr>
-          <w:b w:val="0"/>
-        </w:rPr>
-        <w:t>A fixed target has 20 invented clips: 5 quiet bells, 5 noisy bells, 5 quiet claps and 5 noisy claps. A tester selects 4 distinct quiet bells from a quiet-bell-only list; 3 are correctly labelled and 1 is wrong.</w:t>
-      </w:r>
-    </w:p>
-    <w:p>
-      <w:pPr>
-        <w:spacing w:line="336" w:lineRule="auto" w:after="180"/>
-        <w:shd w:fill="F5F1FB"/>
-      </w:pPr>
-      <w:r>
-        <w:rPr>
-          <w:b w:val="0"/>
-        </w:rPr>
-        <w:t>Write a supported result, name missing conditions and explain why the result is not established for all 20 clips. Propose an 8-clip plan that includes every condition, with no clip selected twice.</w:t>
-      </w:r>
-    </w:p>
-    <w:p>
-      <w:pPr>
-        <w:pStyle w:val="Heading3"/>
-      </w:pPr>
-      <w:r>
-        <w:t>Teacher reasoning · W4</w:t>
-      </w:r>
-    </w:p>
-    <w:p>
-      <w:pPr>
-        <w:spacing w:line="336" w:lineRule="auto" w:after="180"/>
-        <w:shd w:fill="F1F6FC"/>
-      </w:pPr>
-      <w:r>
-        <w:rPr>
-          <w:b w:val="0"/>
-        </w:rPr>
-        <w:t>The recogniser is correct on 3 of 4 assessed quiet-bell clips. No noisy bells, quiet claps or noisy claps were assessed; even one quiet-bell clip remains unassessed.</w:t>
-      </w:r>
-    </w:p>
-    <w:p>
-      <w:pPr>
-        <w:spacing w:line="336" w:lineRule="auto" w:after="180"/>
-        <w:shd w:fill="F1F6FC"/>
-      </w:pPr>
-      <w:r>
-        <w:rPr>
-          <w:b w:val="0"/>
-        </w:rPr>
-        <w:t xml:space="preserve">The restricted frame and </w:t>
-      </w:r>
-      <w:r>
-        <w:rPr>
-          <w:b/>
-        </w:rPr>
-        <w:t>sample</w:t>
-      </w:r>
-      <w:r>
-        <w:rPr>
-          <w:b w:val="0"/>
-        </w:rPr>
-        <w:t xml:space="preserve"> cannot establish the all-20 result. Select 2 distinct clips from each of the four conditions using the complete target list, document selection before outcomes and report remaining limits.</w:t>
-      </w:r>
-    </w:p>
-    <w:p>
-      <w:pPr>
-        <w:spacing w:line="336" w:lineRule="auto" w:after="180"/>
-        <w:shd w:fill="F1F6FC"/>
-      </w:pPr>
-      <w:r>
-        <w:rPr>
-          <w:b w:val="0"/>
-        </w:rPr>
-        <w:t xml:space="preserve">Eight clips improve condition </w:t>
-      </w:r>
-      <w:r>
-        <w:rPr>
-          <w:b/>
-        </w:rPr>
-        <w:t>coverage</w:t>
-      </w:r>
-      <w:r>
-        <w:rPr>
-          <w:b w:val="0"/>
-        </w:rPr>
-        <w:t xml:space="preserve"> but are not all 20.</w:t>
-      </w:r>
-    </w:p>
-    <w:p>
-      <w:pPr>
-        <w:pStyle w:val="Heading3"/>
-      </w:pPr>
-      <w:r>
-        <w:t>W5 Report a selected case without an outcome</w:t>
-      </w:r>
-    </w:p>
-    <w:p>
-      <w:pPr>
-        <w:pStyle w:val="Heading3"/>
-      </w:pPr>
-      <w:r>
-        <w:t>Workbook question · W5</w:t>
-      </w:r>
-    </w:p>
-    <w:p>
-      <w:pPr>
-        <w:spacing w:line="336" w:lineRule="auto" w:after="180"/>
-        <w:shd w:fill="F5F1FB"/>
-      </w:pPr>
-      <w:r>
-        <w:rPr>
-          <w:b w:val="0"/>
-        </w:rPr>
-        <w:t>An 8-clip plan selects 2 from each sound condition. One selected noisy-clap file cannot be opened. The task measures recognition correctness only. State selected and assessed counts and the assessed count for each condition.</w:t>
-      </w:r>
-    </w:p>
-    <w:p>
-      <w:pPr>
-        <w:spacing w:line="336" w:lineRule="auto" w:after="180"/>
-        <w:shd w:fill="F5F1FB"/>
-      </w:pPr>
-      <w:r>
-        <w:rPr>
-          <w:b w:val="0"/>
-        </w:rPr>
-        <w:t>Explain why a report of all 8 checked is wrong, and how to handle the missing file transparently.</w:t>
-      </w:r>
-    </w:p>
-    <w:p>
-      <w:pPr>
-        <w:pStyle w:val="Heading3"/>
-      </w:pPr>
-      <w:r>
-        <w:t>Teacher reasoning · W5</w:t>
-      </w:r>
-    </w:p>
-    <w:p>
-      <w:pPr>
-        <w:spacing w:line="336" w:lineRule="auto" w:after="180"/>
-        <w:shd w:fill="F1F6FC"/>
-      </w:pPr>
-      <w:r>
-        <w:rPr>
-          <w:b w:val="0"/>
-        </w:rPr>
-        <w:t>Eight clips were selected; seven were assessed. Quiet bells, noisy bells and quiet claps each have 2 assessed; noisy claps have 1 assessed and 1 unassessed file. No recognition outcome is available for the unopened file.</w:t>
-      </w:r>
-    </w:p>
-    <w:p>
-      <w:pPr>
-        <w:spacing w:line="336" w:lineRule="auto" w:after="180"/>
-        <w:shd w:fill="F1F6FC"/>
-      </w:pPr>
-      <w:r>
-        <w:rPr>
-          <w:b w:val="0"/>
-        </w:rPr>
-        <w:t>Log its ID and reason, recover it if possible, and document any replacement rule without choosing on outcomes. Do not label its recognition result correct or wrong or hide its absence.</w:t>
-      </w:r>
-    </w:p>
-    <w:p>
-      <w:pPr>
-        <w:pStyle w:val="Heading3"/>
-      </w:pPr>
-      <w:r>
-        <w:t>Assess independent transfer</w:t>
-      </w:r>
-    </w:p>
-    <w:p>
-      <w:pPr>
-        <w:pStyle w:val="Heading3"/>
-      </w:pPr>
-      <w:r>
-        <w:t>Independent question · withhold the key</w:t>
-      </w:r>
-    </w:p>
-    <w:p>
-      <w:pPr>
-        <w:spacing w:line="336" w:lineRule="auto" w:after="180"/>
-        <w:shd w:fill="F5F1FB"/>
-      </w:pPr>
-      <w:r>
-        <w:rPr>
-          <w:b w:val="0"/>
-        </w:rPr>
-        <w:t>Selected case: A fixed target has 20 invented clips: 5 quiet bells, 5 noisy bells, 5 quiet claps and 5 noisy claps. A tester selects 4 distinct quiet bells from a quiet-bell-only list; 3 are correctly labelled and 1 is wrong.</w:t>
-      </w:r>
-    </w:p>
-    <w:p>
-      <w:pPr>
-        <w:spacing w:line="336" w:lineRule="auto" w:after="180"/>
-        <w:shd w:fill="F5F1FB"/>
-      </w:pPr>
-      <w:r>
-        <w:rPr>
-          <w:b w:val="0"/>
-        </w:rPr>
-        <w:t>Write a supported result, name missing conditions and explain why the result is not established for all 20 clips. Propose an 8-clip plan that includes every condition, with no clip selected twice.</w:t>
-      </w:r>
-    </w:p>
-    <w:p>
-      <w:pPr>
-        <w:pStyle w:val="Heading3"/>
-      </w:pPr>
-      <w:r>
-        <w:t>Selected case answer</w:t>
-      </w:r>
-    </w:p>
-    <w:p>
-      <w:pPr>
-        <w:pStyle w:val="Heading3"/>
-      </w:pPr>
-      <w:r>
-        <w:t>Teacher key · Selected case answer</w:t>
-      </w:r>
-    </w:p>
-    <w:p>
-      <w:pPr>
-        <w:spacing w:line="336" w:lineRule="auto" w:after="180"/>
-        <w:shd w:fill="F1F6FC"/>
-      </w:pPr>
-      <w:r>
-        <w:rPr>
-          <w:b w:val="0"/>
-        </w:rPr>
-        <w:t>The recogniser is correct on 3 of 4 assessed quiet-bell clips. No noisy bells, quiet claps or noisy claps were assessed; even one quiet-bell clip remains unassessed.</w:t>
-      </w:r>
-    </w:p>
-    <w:p>
-      <w:pPr>
-        <w:spacing w:line="336" w:lineRule="auto" w:after="180"/>
-        <w:shd w:fill="F1F6FC"/>
-      </w:pPr>
-      <w:r>
-        <w:rPr>
-          <w:b w:val="0"/>
-        </w:rPr>
-        <w:t xml:space="preserve">The restricted frame and </w:t>
-      </w:r>
-      <w:r>
-        <w:rPr>
-          <w:b/>
-        </w:rPr>
-        <w:t>sample</w:t>
-      </w:r>
-      <w:r>
-        <w:rPr>
-          <w:b w:val="0"/>
-        </w:rPr>
-        <w:t xml:space="preserve"> cannot establish the all-20 result. Select 2 distinct clips from each of the four conditions using the complete target list, document selection before outcomes and report remaining limits.</w:t>
-      </w:r>
-    </w:p>
-    <w:p>
-      <w:pPr>
-        <w:spacing w:line="336" w:lineRule="auto" w:after="180"/>
-        <w:shd w:fill="F1F6FC"/>
-      </w:pPr>
-      <w:r>
-        <w:rPr>
-          <w:b w:val="0"/>
-        </w:rPr>
-        <w:t xml:space="preserve">Eight clips improve condition </w:t>
-      </w:r>
-      <w:r>
-        <w:rPr>
-          <w:b/>
-        </w:rPr>
-        <w:t>coverage</w:t>
-      </w:r>
-      <w:r>
-        <w:rPr>
-          <w:b w:val="0"/>
-        </w:rPr>
-        <w:t xml:space="preserve"> but are not all 20.</w:t>
-      </w:r>
-    </w:p>
-    <w:tbl>
-      <w:tblPr>
-        <w:tblStyle w:val="LightShading-Accent1"/>
-        <w:tblW w:type="auto" w:w="0"/>
-        <w:tblLook w:firstColumn="1" w:firstRow="1" w:lastColumn="0" w:lastRow="0" w:noHBand="0" w:noVBand="1" w:val="04A0"/>
-      </w:tblPr>
-      <w:tblGrid>
-        <w:gridCol w:w="5112"/>
-        <w:gridCol w:w="5112"/>
-      </w:tblGrid>
-      <w:tr>
-        <w:trPr>
-          <w:tblHeader/>
-        </w:trPr>
-        <w:tc>
-          <w:tcPr>
-            <w:tcW w:type="dxa" w:w="5112"/>
-          </w:tcPr>
-          <w:p>
-            <w:r>
-              <w:t>Dimension</w:t>
-            </w:r>
-          </w:p>
-        </w:tc>
-        <w:tc>
-          <w:tcPr>
-            <w:tcW w:type="dxa" w:w="5112"/>
-          </w:tcPr>
-          <w:p>
-            <w:r>
-              <w:t>Evidence required</w:t>
-            </w:r>
-          </w:p>
-        </w:tc>
-      </w:tr>
-      <w:tr>
-        <w:tc>
-          <w:tcPr>
-            <w:tcW w:type="dxa" w:w="5112"/>
-          </w:tcPr>
-          <w:p>
-            <w:r>
-              <w:t>Explanation</w:t>
-            </w:r>
-          </w:p>
-        </w:tc>
-        <w:tc>
-          <w:tcPr>
-            <w:tcW w:type="dxa" w:w="5112"/>
-          </w:tcPr>
-          <w:p>
-            <w:r>
-              <w:t>Names the applicable idea or procedure and ties it to the supplied facts.</w:t>
-            </w:r>
-          </w:p>
-        </w:tc>
-      </w:tr>
-      <w:tr>
-        <w:tc>
-          <w:tcPr>
-            <w:tcW w:type="dxa" w:w="5112"/>
-          </w:tcPr>
-          <w:p>
-            <w:r>
-              <w:t>Trace and result</w:t>
-            </w:r>
-          </w:p>
-        </w:tc>
-        <w:tc>
-          <w:tcPr>
-            <w:tcW w:type="dxa" w:w="5112"/>
-          </w:tcPr>
-          <w:p>
-            <w:r>
-              <w:t>Preserves the given inputs and shows the relevant intermediate steps; distinguishes a prediction from an observed execution.</w:t>
-            </w:r>
-          </w:p>
-        </w:tc>
-      </w:tr>
-      <w:tr>
-        <w:tc>
-          <w:tcPr>
-            <w:tcW w:type="dxa" w:w="5112"/>
-          </w:tcPr>
-          <w:p>
-            <w:r>
-              <w:t>Limits</w:t>
-            </w:r>
-          </w:p>
-        </w:tc>
-        <w:tc>
-          <w:tcPr>
-            <w:tcW w:type="dxa" w:w="5112"/>
-          </w:tcPr>
-          <w:p>
-            <w:r>
-              <w:t>States the assumptions, missing evidence or conditions under which the result would change.</w:t>
-            </w:r>
-          </w:p>
-        </w:tc>
-      </w:tr>
-    </w:tbl>
-    <w:p>
-      <w:pPr>
-        <w:pStyle w:val="Heading3"/>
-      </w:pPr>
-      <w:r>
-        <w:t>Teacher key · Selected case answer</w:t>
-      </w:r>
-    </w:p>
-    <w:p>
-      <w:pPr>
-        <w:spacing w:line="336" w:lineRule="auto" w:after="180"/>
-        <w:shd w:fill="F1F6FC"/>
-      </w:pPr>
-      <w:r>
-        <w:rPr>
-          <w:b w:val="0"/>
-        </w:rPr>
-        <w:t>Record each dimension as not yet, with support, or independent. Accept a valid alternative procedure with a defensible trace.</w:t>
-      </w:r>
-    </w:p>
-    <w:p>
-      <w:pPr>
-        <w:spacing w:line="336" w:lineRule="auto" w:after="180"/>
-        <w:shd w:fill="F1F6FC"/>
-      </w:pPr>
-      <w:r>
-        <w:rPr>
-          <w:b w:val="0"/>
-        </w:rPr>
-        <w:t xml:space="preserve">Do not penalise an honestly recorded model failure if the learner correctly explains its </w:t>
-      </w:r>
-      <w:r>
-        <w:rPr>
-          <w:b/>
-        </w:rPr>
-        <w:t>evidence</w:t>
-      </w:r>
-      <w:r>
-        <w:rPr>
-          <w:b w:val="0"/>
-        </w:rPr>
-        <w:t xml:space="preserve"> and limits.</w:t>
-      </w:r>
-    </w:p>
-    <w:p>
-      <w:pPr>
-        <w:pStyle w:val="Heading3"/>
-      </w:pPr>
-      <w:r>
-        <w:t>Feedback that the learner uses</w:t>
-      </w:r>
-    </w:p>
-    <w:p>
-      <w:pPr>
-        <w:spacing w:line="336" w:lineRule="auto" w:after="180"/>
-      </w:pPr>
-      <w:r>
-        <w:rPr>
-          <w:b w:val="0"/>
-        </w:rPr>
-        <w:t>Name the earliest unsupported step and give one action to repair it. Have the learner make that repair now and explain why. Then assess the relevant skill on a fresh, fully specified case.</w:t>
-      </w:r>
-    </w:p>
-    <w:p>
-      <w:pPr>
-        <w:spacing w:line="336" w:lineRule="auto" w:after="180"/>
-      </w:pPr>
-      <w:r>
-        <w:rPr>
-          <w:b w:val="0"/>
-        </w:rPr>
-        <w:t>Confirm it was not previously practised with feedback; solve and check the new case before assigning it. A follow-up design prompt is a starting brief, not automatically an equivalent test.</w:t>
-      </w:r>
-    </w:p>
-    <w:p>
-      <w:pPr>
-        <w:pStyle w:val="Heading1"/>
-      </w:pPr>
-      <w:r>
-        <w:t>06. Connect and extend learning</w:t>
-      </w:r>
-    </w:p>
-    <w:p>
-      <w:r>
-        <w:t>Connect Missing and Unbalanced Examples to Helpful Classroom Sorter, adapt support and plan a later changed-case check.</w:t>
-      </w:r>
-    </w:p>
-    <w:p>
-      <w:pPr>
-        <w:pStyle w:val="Heading3"/>
-      </w:pPr>
-      <w:r>
-        <w:t>Helpful Classroom Sorter</w:t>
-      </w:r>
-    </w:p>
-    <w:p>
-      <w:pPr>
-        <w:spacing w:line="336" w:lineRule="auto" w:after="180"/>
-      </w:pPr>
-      <w:r>
-        <w:rPr>
-          <w:b w:val="0"/>
-        </w:rPr>
-        <w:t>List normal, low-light, partly hidden, worn, and unusual items; mark which conditions are missing from the sorter data.</w:t>
-      </w:r>
-    </w:p>
-    <w:p>
-      <w:pPr>
-        <w:spacing w:line="336" w:lineRule="auto" w:after="180"/>
-      </w:pPr>
-      <w:r>
-        <w:rPr>
-          <w:b w:val="0"/>
-        </w:rPr>
-        <w:t xml:space="preserve">Keep the decision, </w:t>
-      </w:r>
-      <w:r>
-        <w:rPr>
-          <w:b/>
-        </w:rPr>
-        <w:t>input</w:t>
-      </w:r>
-      <w:r>
-        <w:rPr>
-          <w:b w:val="0"/>
-        </w:rPr>
-        <w:t xml:space="preserve">, result, explanation and remaining limitation in the project </w:t>
-      </w:r>
-      <w:r>
-        <w:rPr>
-          <w:b/>
-        </w:rPr>
-        <w:t>evidence</w:t>
-      </w:r>
-      <w:r>
-        <w:rPr>
-          <w:b w:val="0"/>
-        </w:rPr>
-        <w:t xml:space="preserve"> record. Retrieve this record next week rather than restarting the project.</w:t>
-      </w:r>
-    </w:p>
-    <w:p>
-      <w:pPr>
-        <w:pStyle w:val="Heading3"/>
-      </w:pPr>
-      <w:r>
-        <w:t>Support and stretch</w:t>
-      </w:r>
-    </w:p>
-    <w:p>
-      <w:pPr>
-        <w:spacing w:line="336" w:lineRule="auto" w:after="180"/>
-      </w:pPr>
-      <w:r>
-        <w:rPr>
-          <w:b w:val="0"/>
-        </w:rPr>
-        <w:t xml:space="preserve">Use physical cards, spoken explanations and a three-stage drawing. Read aloud without giving the answer. Stretch: compare two </w:t>
-      </w:r>
-      <w:r>
-        <w:rPr>
-          <w:b/>
-        </w:rPr>
-        <w:t>mechanism</w:t>
-      </w:r>
-      <w:r>
-        <w:rPr>
-          <w:b w:val="0"/>
-        </w:rPr>
-        <w:t xml:space="preserve">s with the same visible </w:t>
-      </w:r>
-      <w:r>
-        <w:rPr>
-          <w:b/>
-        </w:rPr>
-        <w:t>output</w:t>
-      </w:r>
-      <w:r>
-        <w:rPr>
-          <w:b w:val="0"/>
-        </w:rPr>
-        <w:t xml:space="preserve"> and explain what </w:t>
-      </w:r>
-      <w:r>
-        <w:rPr>
-          <w:b/>
-        </w:rPr>
-        <w:t>evidence</w:t>
-      </w:r>
-      <w:r>
-        <w:rPr>
-          <w:b w:val="0"/>
-        </w:rPr>
-        <w:t xml:space="preserve"> distinguishes them.</w:t>
-      </w:r>
-    </w:p>
-    <w:p>
-      <w:pPr>
-        <w:pStyle w:val="Heading3"/>
-      </w:pPr>
-      <w:r>
-        <w:t>Exit reflection</w:t>
-      </w:r>
-    </w:p>
-    <w:p>
-      <w:pPr>
-        <w:spacing w:line="336" w:lineRule="auto" w:after="180"/>
-      </w:pPr>
-      <w:r>
-        <w:rPr>
-          <w:b w:val="0"/>
-        </w:rPr>
-        <w:t xml:space="preserve">Ask for one decision the learner can now justify and one situation requiring more </w:t>
-      </w:r>
-      <w:r>
-        <w:rPr>
-          <w:b/>
-        </w:rPr>
-        <w:t>evidence</w:t>
-      </w:r>
-      <w:r>
-        <w:rPr>
-          <w:b w:val="0"/>
-        </w:rPr>
-        <w:t xml:space="preserve"> or human review. Confidence ratings are separate from correct independent performance.</w:t>
-      </w:r>
-    </w:p>
-    <w:p>
-      <w:pPr>
-        <w:pStyle w:val="Heading3"/>
-      </w:pPr>
-      <w:r>
-        <w:t>Bridge to the next week</w:t>
-      </w:r>
-    </w:p>
-    <w:p>
-      <w:pPr>
-        <w:spacing w:line="336" w:lineRule="auto" w:after="180"/>
-      </w:pPr>
-      <w:r>
-        <w:rPr>
-          <w:b w:val="0"/>
-        </w:rPr>
-        <w:t xml:space="preserve">Next: Week 23: Fair for Whom?. Retrieve today’s </w:t>
-      </w:r>
-      <w:r>
-        <w:rPr>
-          <w:b/>
-        </w:rPr>
-        <w:t>evidence</w:t>
-      </w:r>
-      <w:r>
-        <w:rPr>
-          <w:b w:val="0"/>
-        </w:rPr>
-        <w:t xml:space="preserve"> and identify what carries forward and what is new.</w:t>
-      </w:r>
-    </w:p>
-    <w:p>
-      <w:pPr>
-        <w:pStyle w:val="Heading3"/>
-      </w:pPr>
-      <w:r>
-        <w:t>Support and fresh reassessment</w:t>
-      </w:r>
-    </w:p>
-    <w:p>
-      <w:pPr>
-        <w:spacing w:line="336" w:lineRule="auto" w:after="180"/>
-      </w:pPr>
-      <w:r>
-        <w:rPr>
-          <w:b w:val="0"/>
-        </w:rPr>
-        <w:t>Place paper IDs in four labelled boxes and physically mark selected and assessed cards. Provide the column headings while students fill the counts.</w:t>
-      </w:r>
-    </w:p>
-    <w:p>
-      <w:pPr>
-        <w:spacing w:line="336" w:lineRule="auto" w:after="180"/>
-      </w:pPr>
-      <w:r>
-        <w:rPr>
-          <w:b w:val="0"/>
-        </w:rPr>
-        <w:t>Extension: explain why a full assessment of this fixed 24-card population still would not prove correctness on every future photograph.</w:t>
-      </w:r>
-    </w:p>
-    <w:p>
-      <w:pPr>
-        <w:spacing w:line="336" w:lineRule="auto" w:after="180"/>
-      </w:pPr>
-      <w:r>
-        <w:rPr>
-          <w:b w:val="0"/>
-        </w:rPr>
-        <w:t>W4 requires 3 of 4 quiet bells, all three missing conditions, recognition that the all-20 result is unestablished, and an 8-clip plan with distinct cases from all four conditions; 2 per condition is one valid plan.</w:t>
-      </w:r>
-    </w:p>
-    <w:p>
-      <w:pPr>
-        <w:spacing w:line="336" w:lineRule="auto" w:after="180"/>
-      </w:pPr>
-      <w:r>
-        <w:rPr>
-          <w:b w:val="0"/>
-        </w:rPr>
-        <w:t xml:space="preserve">After support use a </w:t>
-      </w:r>
-      <w:r>
-        <w:rPr>
-          <w:b/>
-        </w:rPr>
-        <w:t>sample</w:t>
-      </w:r>
-      <w:r>
-        <w:rPr>
-          <w:b w:val="0"/>
-        </w:rPr>
         <w:t xml:space="preserve"> of 4 noisy claps with 2 correct: the supported result is 2 of 4 noisy claps, and quiet bells, noisy bells and quiet claps are absent. Require a fresh explanation, not a copied list.</w:t>
       </w:r>
     </w:p>
     <w:p>
       <w:pPr>
-        <w:spacing w:line="336" w:lineRule="auto" w:after="180"/>
-      </w:pPr>
-      <w:r>
-        <w:rPr>
-          <w:b w:val="0"/>
-        </w:rPr>
-        <w:t>Week 23 compares performance fractions while keeping denominators, missing outcomes and evaluation conditions explicit.</w:t>
-      </w:r>
-    </w:p>
-    <w:p>
-      <w:pPr>
-        <w:pStyle w:val="Heading3"/>
-      </w:pPr>
-      <w:r>
-        <w:t>Plan the delayed return</w:t>
+        <w:pStyle w:val="Heading2"/>
+      </w:pPr>
+      <w:r>
+        <w:t>Plan the delayed check</w:t>
       </w:r>
     </w:p>
     <w:p>
@@ -5690,60 +5378,176 @@
     </w:p>
     <w:p>
       <w:pPr>
+        <w:pStyle w:val="Heading2"/>
+      </w:pPr>
+      <w:r>
+        <w:t>Bridge to next week</w:t>
+      </w:r>
+    </w:p>
+    <w:p>
+      <w:pPr>
+        <w:spacing w:line="336" w:lineRule="auto" w:after="180"/>
+      </w:pPr>
+      <w:r>
+        <w:rPr>
+          <w:b w:val="0"/>
+        </w:rPr>
+        <w:t xml:space="preserve">Ask for one decision the learner can now justify and one situation requiring more </w:t>
+      </w:r>
+      <w:r>
+        <w:rPr>
+          <w:b/>
+        </w:rPr>
+        <w:t>evidence</w:t>
+      </w:r>
+      <w:r>
+        <w:rPr>
+          <w:b w:val="0"/>
+        </w:rPr>
+        <w:t xml:space="preserve"> or human review. Confidence ratings are separate from correct independent performance.</w:t>
+      </w:r>
+    </w:p>
+    <w:p>
+      <w:pPr>
+        <w:spacing w:line="336" w:lineRule="auto" w:after="180"/>
+      </w:pPr>
+      <w:r>
+        <w:rPr>
+          <w:b w:val="0"/>
+        </w:rPr>
+        <w:t xml:space="preserve">Next: Week 23: Fair for Whom?. Retrieve today’s </w:t>
+      </w:r>
+      <w:r>
+        <w:rPr>
+          <w:b/>
+        </w:rPr>
+        <w:t>evidence</w:t>
+      </w:r>
+      <w:r>
+        <w:rPr>
+          <w:b w:val="0"/>
+        </w:rPr>
+        <w:t xml:space="preserve"> and identify what carries forward and what is new.</w:t>
+      </w:r>
+    </w:p>
+    <w:p>
+      <w:pPr>
+        <w:spacing w:line="336" w:lineRule="auto" w:after="180"/>
+      </w:pPr>
+      <w:r>
+        <w:rPr>
+          <w:b w:val="0"/>
+        </w:rPr>
+        <w:t>Week 23 compares performance fractions while keeping denominators, missing outcomes and evaluation conditions explicit.</w:t>
+      </w:r>
+    </w:p>
+    <w:p>
+      <w:pPr>
+        <w:pStyle w:val="Heading2"/>
+      </w:pPr>
+      <w:r>
+        <w:t>Earlier wording, alternatives and picture transcripts · reference / check after trying</w:t>
+      </w:r>
+    </w:p>
+    <w:p>
+      <w:pPr>
+        <w:spacing w:line="336" w:lineRule="auto" w:after="180"/>
+      </w:pPr>
+      <w:r>
+        <w:rPr>
+          <w:b w:val="0"/>
+        </w:rPr>
+        <w:t>Connect and extend learning</w:t>
+      </w:r>
+    </w:p>
+    <w:p>
+      <w:pPr>
         <w:pStyle w:val="Heading3"/>
       </w:pPr>
       <w:r>
+        <w:t>Helpful Classroom Sorter</w:t>
+      </w:r>
+    </w:p>
+    <w:p>
+      <w:pPr>
+        <w:pStyle w:val="Heading3"/>
+      </w:pPr>
+      <w:r>
+        <w:t>Support and stretch</w:t>
+      </w:r>
+    </w:p>
+    <w:p>
+      <w:pPr>
+        <w:pStyle w:val="Heading3"/>
+      </w:pPr>
+      <w:r>
+        <w:t>Exit reflection</w:t>
+      </w:r>
+    </w:p>
+    <w:p>
+      <w:pPr>
+        <w:pStyle w:val="Heading3"/>
+      </w:pPr>
+      <w:r>
+        <w:t>Bridge to the next week</w:t>
+      </w:r>
+    </w:p>
+    <w:p>
+      <w:pPr>
+        <w:pStyle w:val="Heading3"/>
+      </w:pPr>
+      <w:r>
+        <w:t>Support and fresh reassessment</w:t>
+      </w:r>
+    </w:p>
+    <w:p>
+      <w:pPr>
+        <w:pStyle w:val="Heading3"/>
+      </w:pPr>
+      <w:r>
+        <w:t>Plan the delayed return</w:t>
+      </w:r>
+    </w:p>
+    <w:p>
+      <w:pPr>
+        <w:pStyle w:val="Heading3"/>
+      </w:pPr>
+      <w:r>
         <w:t>Project evidence from this case</w:t>
       </w:r>
     </w:p>
     <w:p>
       <w:pPr>
+        <w:pStyle w:val="Heading1"/>
+      </w:pPr>
+      <w:r>
+        <w:t>Reference bank and extra practice</w:t>
+      </w:r>
+    </w:p>
+    <w:p>
+      <w:pPr>
+        <w:pStyle w:val="Heading1"/>
+      </w:pPr>
+      <w:r>
+        <w:t>07. Reference: alternative planning checklist</w:t>
+      </w:r>
+    </w:p>
+    <w:p>
+      <w:r>
+        <w:t>Use as a reminder alongside the main route rather than teaching the cycle twice.</w:t>
+      </w:r>
+    </w:p>
+    <w:p>
+      <w:pPr>
+        <w:pStyle w:val="Heading2"/>
+      </w:pPr>
+      <w:r>
+        <w:t>Preparation and schedule</w:t>
+      </w:r>
+    </w:p>
+    <w:p>
+      <w:pPr>
         <w:spacing w:line="336" w:lineRule="auto" w:after="180"/>
-      </w:pPr>
-      <w:r>
-        <w:rPr>
-          <w:b w:val="0"/>
-        </w:rPr>
-        <w:t xml:space="preserve">Create a sorter </w:t>
-      </w:r>
-      <w:r>
-        <w:rPr>
-          <w:b/>
-        </w:rPr>
-        <w:t>coverage</w:t>
-      </w:r>
-      <w:r>
-        <w:rPr>
-          <w:b w:val="0"/>
-        </w:rPr>
-        <w:t xml:space="preserve"> table crossing important classroom conditions, then state which groups each test actually represents.</w:t>
-      </w:r>
-    </w:p>
-    <w:p>
-      <w:pPr>
-        <w:pStyle w:val="Heading1"/>
-      </w:pPr>
-      <w:r>
-        <w:t>07. Prepare, teach and assess</w:t>
-      </w:r>
-    </w:p>
-    <w:p>
-      <w:r>
-        <w:t>Use this preparation summary alongside the detailed Missing and Unbalanced Examples lesson; it is a checklist rather than a replacement for the full sequence.</w:t>
-      </w:r>
-    </w:p>
-    <w:p>
-      <w:pPr>
-        <w:pStyle w:val="Heading3"/>
-      </w:pPr>
-      <w:r>
-        <w:t>Teaching target</w:t>
-      </w:r>
-    </w:p>
-    <w:p>
-      <w:pPr>
-        <w:spacing w:line="336" w:lineRule="auto" w:after="180"/>
-        <w:shd w:fill="EDF7F3"/>
       </w:pPr>
       <w:r>
         <w:rPr>
@@ -5920,6 +5724,14 @@
     </w:tbl>
     <w:p>
       <w:pPr>
+        <w:pStyle w:val="Heading2"/>
+      </w:pPr>
+      <w:r>
+        <w:t>Practice and assessment reminders</w:t>
+      </w:r>
+    </w:p>
+    <w:p>
+      <w:pPr>
         <w:spacing w:line="336" w:lineRule="auto" w:after="180"/>
       </w:pPr>
       <w:r>
@@ -5954,16 +5766,7 @@
     </w:p>
     <w:p>
       <w:pPr>
-        <w:pStyle w:val="Heading3"/>
-      </w:pPr>
-      <w:r>
-        <w:t>Supported practice answer</w:t>
-      </w:r>
-    </w:p>
-    <w:p>
-      <w:pPr>
         <w:spacing w:line="336" w:lineRule="auto" w:after="180"/>
-        <w:shd w:fill="F1F6FC"/>
       </w:pPr>
       <w:r>
         <w:rPr>
@@ -5975,7 +5778,6 @@
     <w:p>
       <w:pPr>
         <w:spacing w:line="336" w:lineRule="auto" w:after="180"/>
-        <w:shd w:fill="F1F6FC"/>
       </w:pPr>
       <w:r>
         <w:rPr>
@@ -6032,16 +5834,7 @@
     </w:p>
     <w:p>
       <w:pPr>
-        <w:pStyle w:val="Heading3"/>
-      </w:pPr>
-      <w:r>
-        <w:t>Repair the misconception</w:t>
-      </w:r>
-    </w:p>
-    <w:p>
-      <w:pPr>
         <w:spacing w:line="336" w:lineRule="auto" w:after="180"/>
-        <w:shd w:fill="FFF5E6"/>
       </w:pPr>
       <w:r>
         <w:rPr>
@@ -6052,16 +5845,7 @@
     </w:p>
     <w:p>
       <w:pPr>
-        <w:pStyle w:val="Heading3"/>
-      </w:pPr>
-      <w:r>
-        <w:t>Support without giving away the answer</w:t>
-      </w:r>
-    </w:p>
-    <w:p>
-      <w:pPr>
         <w:spacing w:line="336" w:lineRule="auto" w:after="180"/>
-        <w:shd w:fill="F1F6F8"/>
       </w:pPr>
       <w:r>
         <w:rPr>
@@ -6084,16 +5868,7 @@
     </w:p>
     <w:p>
       <w:pPr>
-        <w:pStyle w:val="Heading3"/>
-      </w:pPr>
-      <w:r>
-        <w:t>Extend the reasoning</w:t>
-      </w:r>
-    </w:p>
-    <w:p>
-      <w:pPr>
         <w:spacing w:line="336" w:lineRule="auto" w:after="180"/>
-        <w:shd w:fill="F5F1FB"/>
       </w:pPr>
       <w:r>
         <w:rPr>
@@ -6141,7 +5916,6 @@
     <w:p>
       <w:pPr>
         <w:spacing w:line="336" w:lineRule="auto" w:after="180"/>
-        <w:shd w:fill="F5F1FB"/>
       </w:pPr>
       <w:r>
         <w:rPr>
@@ -6152,16 +5926,7 @@
     </w:p>
     <w:p>
       <w:pPr>
-        <w:pStyle w:val="Heading3"/>
-      </w:pPr>
-      <w:r>
-        <w:t>Protect the independent attempt</w:t>
-      </w:r>
-    </w:p>
-    <w:p>
-      <w:pPr>
         <w:spacing w:line="336" w:lineRule="auto" w:after="180"/>
-        <w:shd w:fill="FFF5E6"/>
       </w:pPr>
       <w:r>
         <w:rPr>
@@ -6356,16 +6121,7 @@
     </w:tbl>
     <w:p>
       <w:pPr>
-        <w:pStyle w:val="Heading3"/>
-      </w:pPr>
-      <w:r>
-        <w:t>Project checkpoint</w:t>
-      </w:r>
-    </w:p>
-    <w:p>
-      <w:pPr>
         <w:spacing w:line="336" w:lineRule="auto" w:after="180"/>
-        <w:shd w:fill="EDF7F3"/>
       </w:pPr>
       <w:r>
         <w:rPr>
@@ -6402,12 +6158,20 @@
         <w:pStyle w:val="Heading1"/>
       </w:pPr>
       <w:r>
-        <w:t>08. Use feedback, labs and repair paths</w:t>
-      </w:r>
-    </w:p>
-    <w:p>
-      <w:r>
-        <w:t>Use feedback, earlier review and portfolios purposefully. Apply the coding routine only when this lesson has an executable lab.</w:t>
+        <w:t>08. Reference: feedback and records</w:t>
+      </w:r>
+    </w:p>
+    <w:p>
+      <w:r>
+        <w:t>Use digital tools where they help retain an explanation and its evidence.</w:t>
+      </w:r>
+    </w:p>
+    <w:p>
+      <w:pPr>
+        <w:pStyle w:val="Heading2"/>
+      </w:pPr>
+      <w:r>
+        <w:t>Keep practice and independent evidence separate</w:t>
       </w:r>
     </w:p>
     <w:p>
@@ -6446,10 +6210,52 @@
     </w:p>
     <w:p>
       <w:pPr>
-        <w:pStyle w:val="Heading3"/>
-      </w:pPr>
-      <w:r>
-        <w:t>For later coding lessons</w:t>
+        <w:pStyle w:val="Heading2"/>
+      </w:pPr>
+      <w:r>
+        <w:t>Repair and portfolio records</w:t>
+      </w:r>
+    </w:p>
+    <w:p>
+      <w:pPr>
+        <w:spacing w:line="336" w:lineRule="auto" w:after="180"/>
+      </w:pPr>
+      <w:r>
+        <w:rPr>
+          <w:b w:val="0"/>
+        </w:rPr>
+        <w:t>Use the earlier worked-explanation links to address a specific missing building block, then return to the current question. Adapt this suggestion after observing the learner; it is not an automatic diagnosis.</w:t>
+      </w:r>
+    </w:p>
+    <w:p>
+      <w:pPr>
+        <w:spacing w:line="336" w:lineRule="auto" w:after="180"/>
+      </w:pPr>
+      <w:r>
+        <w:rPr>
+          <w:b w:val="0"/>
+        </w:rPr>
+        <w:t xml:space="preserve">Collect the completed-work portfolio as </w:t>
+      </w:r>
+      <w:r>
+        <w:rPr>
+          <w:b/>
+        </w:rPr>
+        <w:t>evidence</w:t>
+      </w:r>
+      <w:r>
+        <w:rPr>
+          <w:b w:val="0"/>
+        </w:rPr>
+        <w:t>. Record support separately from correctness, and assess explanation, trace/test and limitations. Progress ticks and quiz selections alone do not establish mastery.</w:t>
+      </w:r>
+    </w:p>
+    <w:p>
+      <w:pPr>
+        <w:pStyle w:val="Heading2"/>
+      </w:pPr>
+      <w:r>
+        <w:t>Earlier wording, alternatives and picture transcripts · reference / check after trying</w:t>
       </w:r>
     </w:p>
     <w:p>
@@ -6460,7 +6266,6 @@
     <w:p>
       <w:pPr>
         <w:spacing w:line="336" w:lineRule="auto" w:after="180"/>
-        <w:shd w:fill="F1F6F8"/>
       </w:pPr>
       <w:r>
         <w:rPr>
@@ -6483,77 +6288,20 @@
     </w:p>
     <w:p>
       <w:pPr>
-        <w:spacing w:line="336" w:lineRule="auto" w:after="180"/>
-      </w:pPr>
-      <w:r>
-        <w:rPr>
-          <w:b w:val="0"/>
-        </w:rPr>
-        <w:t>Use the earlier worked-explanation links to address a specific missing building block, then return to the current question. Adapt this suggestion after observing the learner; it is not an automatic diagnosis.</w:t>
-      </w:r>
-    </w:p>
-    <w:p>
-      <w:pPr>
-        <w:spacing w:line="336" w:lineRule="auto" w:after="180"/>
-      </w:pPr>
-      <w:r>
-        <w:rPr>
-          <w:b w:val="0"/>
-        </w:rPr>
-        <w:t xml:space="preserve">Collect the completed-work portfolio as </w:t>
-      </w:r>
-      <w:r>
-        <w:rPr>
-          <w:b/>
-        </w:rPr>
-        <w:t>evidence</w:t>
-      </w:r>
-      <w:r>
-        <w:rPr>
-          <w:b w:val="0"/>
-        </w:rPr>
-        <w:t>. Record support separately from correctness, and assess explanation, trace/test and limitations. Progress ticks and quiz selections alone do not establish mastery.</w:t>
-      </w:r>
-    </w:p>
-    <w:p>
-      <w:pPr>
         <w:pStyle w:val="Heading1"/>
       </w:pPr>
       <w:r>
-        <w:t>09. Visual concept journey</w:t>
-      </w:r>
-    </w:p>
-    <w:p>
-      <w:r>
-        <w:t>Show one Missing and Unbalanced Examples graphic at a time, request a prediction and discuss its trace before the independent assessment.</w:t>
-      </w:r>
-    </w:p>
-    <w:p>
-      <w:pPr>
-        <w:spacing w:line="336" w:lineRule="auto" w:after="180"/>
-      </w:pPr>
-      <w:r>
-        <w:rPr>
-          <w:b w:val="0"/>
-        </w:rPr>
-        <w:t xml:space="preserve">Use one picture at a time. Hide a worked result before asking for a </w:t>
-      </w:r>
-      <w:r>
-        <w:rPr>
-          <w:b/>
-        </w:rPr>
-        <w:t>prediction</w:t>
-      </w:r>
-      <w:r>
-        <w:rPr>
-          <w:b w:val="0"/>
-        </w:rPr>
-        <w:t>, then reveal it for feedback. These are supported teaching cases; retain the separate independent assessment for a fresh first attempt.</w:t>
-      </w:r>
-    </w:p>
-    <w:p>
-      <w:pPr>
-        <w:pStyle w:val="Heading3"/>
+        <w:t>09. Reference: teach with the six pictures</w:t>
+      </w:r>
+    </w:p>
+    <w:p>
+      <w:r>
+        <w:t>Choose the picture for the teaching move and connect it to the explanation.</w:t>
+      </w:r>
+    </w:p>
+    <w:p>
+      <w:pPr>
+        <w:pStyle w:val="Heading2"/>
       </w:pPr>
       <w:r>
         <w:t>01. Missing and Unbalanced Examples: the case</w:t>
@@ -6564,7 +6312,7 @@
         <w:drawing>
           <wp:inline xmlns:a="http://schemas.openxmlformats.org/drawingml/2006/main" xmlns:pic="http://schemas.openxmlformats.org/drawingml/2006/picture">
             <wp:extent cx="5486400" cy="2840736"/>
-            <wp:docPr id="3" name="Picture 3" descr="A fictional badge reader will be used in both bright and dim rooms. Supplied facts: Intended target has 8 bright plain,8 bright patterned,8 dim plain,8 dim patterned cards. A development sample contains 6 bright plain cards and 2 bright patterned cards; no dim cards."/>
+            <wp:docPr id="5" name="Picture 5" descr="A fictional badge reader will be used in both bright and dim rooms. Supplied facts: Intended target has 8 bright plain,8 bright patterned,8 dim plain,8 dim patterned cards. A development sample contains 6 bright plain cards and 2 bright patterned cards; no dim cards."/>
             <wp:cNvGraphicFramePr>
               <a:graphicFrameLocks noChangeAspect="1"/>
             </wp:cNvGraphicFramePr>
@@ -6576,7 +6324,7 @@
                     <pic:cNvPicPr/>
                   </pic:nvPicPr>
                   <pic:blipFill>
-                    <a:blip r:embed="rId11"/>
+                    <a:blip r:embed="rId13"/>
                     <a:stretch>
                       <a:fillRect/>
                     </a:stretch>
@@ -6632,7 +6380,6 @@
     <w:p>
       <w:pPr>
         <w:spacing w:line="336" w:lineRule="auto" w:after="180"/>
-        <w:shd w:fill="F5F1FB"/>
       </w:pPr>
       <w:r>
         <w:rPr>
@@ -6643,16 +6390,7 @@
     </w:p>
     <w:p>
       <w:pPr>
-        <w:pStyle w:val="Heading3"/>
-      </w:pPr>
-      <w:r>
-        <w:t>Discuss while showing the picture</w:t>
-      </w:r>
-    </w:p>
-    <w:p>
-      <w:pPr>
         <w:spacing w:line="336" w:lineRule="auto" w:after="180"/>
-        <w:shd w:fill="F1F6F8"/>
       </w:pPr>
       <w:r>
         <w:rPr>
@@ -6663,7 +6401,7 @@
     </w:p>
     <w:p>
       <w:pPr>
-        <w:pStyle w:val="Heading3"/>
+        <w:pStyle w:val="Heading2"/>
       </w:pPr>
       <w:r>
         <w:t>02. Follow the deciding steps</w:t>
@@ -6674,7 +6412,7 @@
         <w:drawing>
           <wp:inline xmlns:a="http://schemas.openxmlformats.org/drawingml/2006/main" xmlns:pic="http://schemas.openxmlformats.org/drawingml/2006/picture">
             <wp:extent cx="5486400" cy="4005072"/>
-            <wp:docPr id="4" name="Picture 4" descr="Target conditions: Four lighting-by-pattern groups, eight target cards each. → Current sample: Eight bright cards only; dim groups have zero coverage. → Coverage gap: Current results cannot describe dim-room reading. → Targeted follow-up: Select and record new cases from both dim groups before claiming coverage."/>
+            <wp:docPr id="6" name="Picture 6" descr="Target conditions: Four lighting-by-pattern groups, eight target cards each. → Current sample: Eight bright cards only; dim groups have zero coverage. → Coverage gap: Current results cannot describe dim-room reading. → Targeted follow-up: Select and record new cases from both dim groups before claiming coverage."/>
             <wp:cNvGraphicFramePr>
               <a:graphicFrameLocks noChangeAspect="1"/>
             </wp:cNvGraphicFramePr>
@@ -6686,7 +6424,7 @@
                     <pic:cNvPicPr/>
                   </pic:nvPicPr>
                   <pic:blipFill>
-                    <a:blip r:embed="rId12"/>
+                    <a:blip r:embed="rId10"/>
                     <a:stretch>
                       <a:fillRect/>
                     </a:stretch>
@@ -6767,7 +6505,6 @@
     <w:p>
       <w:pPr>
         <w:spacing w:line="336" w:lineRule="auto" w:after="180"/>
-        <w:shd w:fill="F5F1FB"/>
       </w:pPr>
       <w:r>
         <w:rPr>
@@ -6790,16 +6527,7 @@
     </w:p>
     <w:p>
       <w:pPr>
-        <w:pStyle w:val="Heading3"/>
-      </w:pPr>
-      <w:r>
-        <w:t>Discuss while showing the picture</w:t>
-      </w:r>
-    </w:p>
-    <w:p>
-      <w:pPr>
         <w:spacing w:line="336" w:lineRule="auto" w:after="180"/>
-        <w:shd w:fill="F1F6F8"/>
       </w:pPr>
       <w:r>
         <w:rPr>
@@ -6822,7 +6550,7 @@
     </w:p>
     <w:p>
       <w:pPr>
-        <w:pStyle w:val="Heading3"/>
+        <w:pStyle w:val="Heading2"/>
       </w:pPr>
       <w:r>
         <w:t>03. Target groups and development coverage</w:t>
@@ -6833,7 +6561,7 @@
         <w:drawing>
           <wp:inline xmlns:a="http://schemas.openxmlformats.org/drawingml/2006/main" xmlns:pic="http://schemas.openxmlformats.org/drawingml/2006/picture">
             <wp:extent cx="5486400" cy="3938016"/>
-            <wp:docPr id="5" name="Picture 5" descr="Target groups and development coverage. Bright plain: Target cards = 8, Sample cards = 6. Bright patterned: Target cards = 8, Sample cards = 2. Dim plain: Target cards = 8, Sample cards = 0. Dim patterned: Target cards = 8, Sample cards = 0."/>
+            <wp:docPr id="7" name="Picture 7" descr="Target groups and development coverage. Bright plain: Target cards = 8, Sample cards = 6. Bright patterned: Target cards = 8, Sample cards = 2. Dim plain: Target cards = 8, Sample cards = 0. Dim patterned: Target cards = 8, Sample cards = 0."/>
             <wp:cNvGraphicFramePr>
               <a:graphicFrameLocks noChangeAspect="1"/>
             </wp:cNvGraphicFramePr>
@@ -6845,7 +6573,7 @@
                     <pic:cNvPicPr/>
                   </pic:nvPicPr>
                   <pic:blipFill>
-                    <a:blip r:embed="rId13"/>
+                    <a:blip r:embed="rId9"/>
                     <a:stretch>
                       <a:fillRect/>
                     </a:stretch>
@@ -6949,7 +6677,6 @@
     <w:p>
       <w:pPr>
         <w:spacing w:line="336" w:lineRule="auto" w:after="180"/>
-        <w:shd w:fill="F5F1FB"/>
       </w:pPr>
       <w:r>
         <w:rPr>
@@ -6960,16 +6687,7 @@
     </w:p>
     <w:p>
       <w:pPr>
-        <w:pStyle w:val="Heading3"/>
-      </w:pPr>
-      <w:r>
-        <w:t>Discuss while showing the picture</w:t>
-      </w:r>
-    </w:p>
-    <w:p>
-      <w:pPr>
         <w:spacing w:line="336" w:lineRule="auto" w:after="180"/>
-        <w:shd w:fill="F1F6F8"/>
       </w:pPr>
       <w:r>
         <w:rPr>
@@ -6981,7 +6699,6 @@
     <w:p>
       <w:pPr>
         <w:spacing w:line="336" w:lineRule="auto" w:after="180"/>
-        <w:shd w:fill="F1F6F8"/>
       </w:pPr>
       <w:r>
         <w:rPr>
@@ -6992,7 +6709,7 @@
     </w:p>
     <w:p>
       <w:pPr>
-        <w:pStyle w:val="Heading3"/>
+        <w:pStyle w:val="Heading2"/>
       </w:pPr>
       <w:r>
         <w:t>04. Change one thing. Trace what follows.</w:t>
@@ -7003,7 +6720,7 @@
         <w:drawing>
           <wp:inline xmlns:a="http://schemas.openxmlformats.org/drawingml/2006/main" xmlns:pic="http://schemas.openxmlformats.org/drawingml/2006/picture">
             <wp:extent cx="5486400" cy="3026664"/>
-            <wp:docPr id="6" name="Picture 6" descr="Original case: Select and record new cases from both dim groups before claiming coverage. Changed condition: Add the two remaining bright plain cards and no dim cards. Expected result: The sample becomes larger but still has no dim coverage. Reason: The missing lighting condition remains untested."/>
+            <wp:docPr id="8" name="Picture 8" descr="Original case: Select and record new cases from both dim groups before claiming coverage. Changed condition: Add the two remaining bright plain cards and no dim cards. Expected result: The sample becomes larger but still has no dim coverage. Reason: The missing lighting condition remains untested."/>
             <wp:cNvGraphicFramePr>
               <a:graphicFrameLocks noChangeAspect="1"/>
             </wp:cNvGraphicFramePr>
@@ -7095,7 +6812,6 @@
     <w:p>
       <w:pPr>
         <w:spacing w:line="336" w:lineRule="auto" w:after="180"/>
-        <w:shd w:fill="F5F1FB"/>
       </w:pPr>
       <w:r>
         <w:rPr>
@@ -7106,16 +6822,7 @@
     </w:p>
     <w:p>
       <w:pPr>
-        <w:pStyle w:val="Heading3"/>
-      </w:pPr>
-      <w:r>
-        <w:t>Discuss while showing the picture</w:t>
-      </w:r>
-    </w:p>
-    <w:p>
-      <w:pPr>
         <w:spacing w:line="336" w:lineRule="auto" w:after="180"/>
-        <w:shd w:fill="F1F6F8"/>
       </w:pPr>
       <w:r>
         <w:rPr>
@@ -7127,7 +6834,6 @@
     <w:p>
       <w:pPr>
         <w:spacing w:line="336" w:lineRule="auto" w:after="180"/>
-        <w:shd w:fill="F1F6F8"/>
       </w:pPr>
       <w:r>
         <w:rPr>
@@ -7138,7 +6844,7 @@
     </w:p>
     <w:p>
       <w:pPr>
-        <w:pStyle w:val="Heading3"/>
+        <w:pStyle w:val="Heading2"/>
       </w:pPr>
       <w:r>
         <w:t>05. Connect the explanation to its limit</w:t>
@@ -7149,7 +6855,7 @@
         <w:drawing>
           <wp:inline xmlns:a="http://schemas.openxmlformats.org/drawingml/2006/main" xmlns:pic="http://schemas.openxmlformats.org/drawingml/2006/picture">
             <wp:extent cx="5486400" cy="2834640"/>
-            <wp:docPr id="7" name="Picture 7" descr="Adding more bright cards can increase sample size without addressing the missing condition. A coverage check asks which relevant situations are absent, not merely how many rows exist. Deliberately selecting dim cases helps investigate those conditions, but the resulting test should not be advertised as a random survey unless its selection really was random. Limit: Coverage does not guarantee accuracy, and targeted cases alone do not supply a population-wide success estimate."/>
+            <wp:docPr id="9" name="Picture 9" descr="Adding more bright cards can increase sample size without addressing the missing condition. A coverage check asks which relevant situations are absent, not merely how many rows exist. Deliberately selecting dim cases helps investigate those conditions, but the resulting test should not be advertised as a random survey unless its selection really was random. Limit: Coverage does not guarantee accuracy, and targeted cases alone do not supply a population-wide success estimate."/>
             <wp:cNvGraphicFramePr>
               <a:graphicFrameLocks noChangeAspect="1"/>
             </wp:cNvGraphicFramePr>
@@ -7252,7 +6958,6 @@
     <w:p>
       <w:pPr>
         <w:spacing w:line="336" w:lineRule="auto" w:after="180"/>
-        <w:shd w:fill="F5F1FB"/>
       </w:pPr>
       <w:r>
         <w:rPr>
@@ -7263,16 +6968,7 @@
     </w:p>
     <w:p>
       <w:pPr>
-        <w:pStyle w:val="Heading3"/>
-      </w:pPr>
-      <w:r>
-        <w:t>Discuss while showing the picture</w:t>
-      </w:r>
-    </w:p>
-    <w:p>
-      <w:pPr>
         <w:spacing w:line="336" w:lineRule="auto" w:after="180"/>
-        <w:shd w:fill="F1F6F8"/>
       </w:pPr>
       <w:r>
         <w:rPr>
@@ -7284,7 +6980,6 @@
     <w:p>
       <w:pPr>
         <w:spacing w:line="336" w:lineRule="auto" w:after="180"/>
-        <w:shd w:fill="F1F6F8"/>
       </w:pPr>
       <w:r>
         <w:rPr>
@@ -7307,7 +7002,7 @@
     </w:p>
     <w:p>
       <w:pPr>
-        <w:pStyle w:val="Heading3"/>
+        <w:pStyle w:val="Heading2"/>
       </w:pPr>
       <w:r>
         <w:t>06. Make the idea visible in your project</w:t>
@@ -7318,7 +7013,7 @@
         <w:drawing>
           <wp:inline xmlns:a="http://schemas.openxmlformats.org/drawingml/2006/main" xmlns:pic="http://schemas.openxmlformats.org/drawingml/2006/picture">
             <wp:extent cx="5486400" cy="3380232"/>
-            <wp:docPr id="8" name="Picture 8" descr="Create a sorter coverage table crossing important classroom conditions, then state which groups each test actually represents. Draw your input, deciding step, result and limit. Supported question: Would testing only dim plain cards close every current gap? Point to the target groups."/>
+            <wp:docPr id="10" name="Picture 10" descr="Create a sorter coverage table crossing important classroom conditions, then state which groups each test actually represents. Draw your input, deciding step, result and limit. Supported question: Would testing only dim plain cards close every current gap? Point to the target groups."/>
             <wp:cNvGraphicFramePr>
               <a:graphicFrameLocks noChangeAspect="1"/>
             </wp:cNvGraphicFramePr>
@@ -7398,7 +7093,6 @@
     <w:p>
       <w:pPr>
         <w:spacing w:line="336" w:lineRule="auto" w:after="180"/>
-        <w:shd w:fill="F5F1FB"/>
       </w:pPr>
       <w:r>
         <w:rPr>
@@ -7421,58 +7115,127 @@
     </w:p>
     <w:p>
       <w:pPr>
+        <w:spacing w:line="336" w:lineRule="auto" w:after="180"/>
+      </w:pPr>
+      <w:r>
+        <w:rPr>
+          <w:b w:val="0"/>
+        </w:rPr>
+        <w:t xml:space="preserve">Teacher prompt: Draw your project trace and justify the deciding step using </w:t>
+      </w:r>
+      <w:r>
+        <w:rPr>
+          <w:b/>
+        </w:rPr>
+        <w:t>evidence</w:t>
+      </w:r>
+      <w:r>
+        <w:rPr>
+          <w:b w:val="0"/>
+        </w:rPr>
+        <w:t>. Ask learners to describe one label or arrow in ordinary words. Use the adjacent transcript if the image is difficult to see.</w:t>
+      </w:r>
+    </w:p>
+    <w:p>
+      <w:pPr>
+        <w:spacing w:line="336" w:lineRule="auto" w:after="180"/>
+      </w:pPr>
+      <w:r>
+        <w:rPr>
+          <w:b w:val="0"/>
+        </w:rPr>
+        <w:t xml:space="preserve">Supported practice key: No. Dim patterned cards would still be absent; both dim groups need planned </w:t>
+      </w:r>
+      <w:r>
+        <w:rPr>
+          <w:b/>
+        </w:rPr>
+        <w:t>coverage</w:t>
+      </w:r>
+      <w:r>
+        <w:rPr>
+          <w:b w:val="0"/>
+        </w:rPr>
+        <w:t>.</w:t>
+      </w:r>
+    </w:p>
+    <w:p>
+      <w:pPr>
+        <w:pStyle w:val="Heading2"/>
+      </w:pPr>
+      <w:r>
+        <w:t>Earlier wording, alternatives and picture transcripts · reference / check after trying</w:t>
+      </w:r>
+    </w:p>
+    <w:p>
+      <w:pPr>
+        <w:spacing w:line="336" w:lineRule="auto" w:after="180"/>
+      </w:pPr>
+      <w:r>
+        <w:rPr>
+          <w:b w:val="0"/>
+        </w:rPr>
+        <w:t xml:space="preserve">Use one picture at a time. Hide a worked result before asking for a </w:t>
+      </w:r>
+      <w:r>
+        <w:rPr>
+          <w:b/>
+        </w:rPr>
+        <w:t>prediction</w:t>
+      </w:r>
+      <w:r>
+        <w:rPr>
+          <w:b w:val="0"/>
+        </w:rPr>
+        <w:t>, then reveal it for feedback. These are supported teaching cases; retain the separate independent assessment for a fresh first attempt.</w:t>
+      </w:r>
+    </w:p>
+    <w:p>
+      <w:pPr>
         <w:pStyle w:val="Heading3"/>
       </w:pPr>
       <w:r>
-        <w:t>Discuss while showing the picture</w:t>
-      </w:r>
-    </w:p>
-    <w:p>
-      <w:pPr>
-        <w:spacing w:line="336" w:lineRule="auto" w:after="180"/>
-        <w:shd w:fill="F1F6F8"/>
-      </w:pPr>
-      <w:r>
-        <w:rPr>
-          <w:b w:val="0"/>
-        </w:rPr>
-        <w:t xml:space="preserve">Teacher prompt: Draw your project trace and justify the deciding step using </w:t>
-      </w:r>
-      <w:r>
-        <w:rPr>
-          <w:b/>
-        </w:rPr>
-        <w:t>evidence</w:t>
-      </w:r>
-      <w:r>
-        <w:rPr>
-          <w:b w:val="0"/>
-        </w:rPr>
-        <w:t>. Ask learners to describe one label or arrow in ordinary words. Use the adjacent transcript if the image is difficult to see.</w:t>
-      </w:r>
-    </w:p>
-    <w:p>
-      <w:pPr>
-        <w:spacing w:line="336" w:lineRule="auto" w:after="180"/>
-        <w:shd w:fill="F1F6F8"/>
-      </w:pPr>
-      <w:r>
-        <w:rPr>
-          <w:b w:val="0"/>
-        </w:rPr>
-        <w:t xml:space="preserve">Supported practice key: No. Dim patterned cards would still be absent; both dim groups need planned </w:t>
-      </w:r>
-      <w:r>
-        <w:rPr>
-          <w:b/>
-        </w:rPr>
-        <w:t>coverage</w:t>
-      </w:r>
-      <w:r>
-        <w:rPr>
-          <w:b w:val="0"/>
-        </w:rPr>
-        <w:t>.</w:t>
+        <w:t>01. Missing and Unbalanced Examples: the case</w:t>
+      </w:r>
+    </w:p>
+    <w:p>
+      <w:pPr>
+        <w:pStyle w:val="Heading3"/>
+      </w:pPr>
+      <w:r>
+        <w:t>02. Follow the deciding steps</w:t>
+      </w:r>
+    </w:p>
+    <w:p>
+      <w:pPr>
+        <w:pStyle w:val="Heading3"/>
+      </w:pPr>
+      <w:r>
+        <w:t>03. Target groups and development coverage</w:t>
+      </w:r>
+    </w:p>
+    <w:p>
+      <w:pPr>
+        <w:pStyle w:val="Heading3"/>
+      </w:pPr>
+      <w:r>
+        <w:t>04. Change one thing. Trace what follows.</w:t>
+      </w:r>
+    </w:p>
+    <w:p>
+      <w:pPr>
+        <w:pStyle w:val="Heading3"/>
+      </w:pPr>
+      <w:r>
+        <w:t>05. Connect the explanation to its limit</w:t>
+      </w:r>
+    </w:p>
+    <w:p>
+      <w:pPr>
+        <w:pStyle w:val="Heading3"/>
+      </w:pPr>
+      <w:r>
+        <w:t>06. Make the idea visible in your project</w:t>
       </w:r>
     </w:p>
     <w:sectPr>
